--- a/questions.docx
+++ b/questions.docx
@@ -6523,17 +6523,29 @@
       <w:pPr>
         <w:rPr>
           <w:rFonts w:cstheme="minorHAnsi"/>
-        </w:rPr>
-      </w:pPr>
-      <w:r>
-        <w:rPr>
-          <w:rFonts w:cstheme="minorHAnsi"/>
+          <w:b/>
+          <w:bCs/>
+          <w:sz w:val="36"/>
+          <w:szCs w:val="36"/>
+        </w:rPr>
+      </w:pPr>
+      <w:r>
+        <w:rPr>
+          <w:rFonts w:cstheme="minorHAnsi"/>
+          <w:b/>
+          <w:bCs/>
+          <w:sz w:val="36"/>
+          <w:szCs w:val="36"/>
         </w:rPr>
         <w:t>Unique Key</w:t>
       </w:r>
       <w:r>
         <w:rPr>
           <w:rFonts w:cstheme="minorHAnsi"/>
+          <w:b/>
+          <w:bCs/>
+          <w:sz w:val="36"/>
+          <w:szCs w:val="36"/>
         </w:rPr>
         <w:t>.</w:t>
       </w:r>
@@ -6544,13 +6556,480 @@
           <w:rFonts w:cstheme="minorHAnsi"/>
         </w:rPr>
       </w:pPr>
-    </w:p>
-    <w:p>
-      <w:pPr>
-        <w:rPr>
-          <w:rFonts w:cstheme="minorHAnsi"/>
-        </w:rPr>
-      </w:pPr>
+      <w:r>
+        <w:rPr>
+          <w:rFonts w:cstheme="minorHAnsi"/>
+        </w:rPr>
+        <w:t>In </w:t>
+      </w:r>
+      <w:r>
+        <w:rPr>
+          <w:rFonts w:cstheme="minorHAnsi"/>
+          <w:b/>
+          <w:bCs/>
+        </w:rPr>
+        <w:t>PostgreSQL</w:t>
+      </w:r>
+      <w:r>
+        <w:rPr>
+          <w:rFonts w:cstheme="minorHAnsi"/>
+        </w:rPr>
+        <w:t>, the </w:t>
+      </w:r>
+      <w:r>
+        <w:rPr>
+          <w:rFonts w:cstheme="minorHAnsi"/>
+          <w:b/>
+          <w:bCs/>
+        </w:rPr>
+        <w:t>UNIQUE </w:t>
+      </w:r>
+      <w:r>
+        <w:rPr>
+          <w:rFonts w:cstheme="minorHAnsi"/>
+        </w:rPr>
+        <w:t>constraint is a powerful tool used to ensure that values stored in a column or a group of columns are unique across rows in a table. This constraint is essential for maintaining data integrity, especially when certain data should not be duplicated. For instance, if you're storing email addresses, you wouldn't want the same email to be associated with multiple users. The </w:t>
+      </w:r>
+      <w:r>
+        <w:rPr>
+          <w:rFonts w:cstheme="minorHAnsi"/>
+          <w:b/>
+          <w:bCs/>
+        </w:rPr>
+        <w:t>UNIQUE </w:t>
+      </w:r>
+      <w:r>
+        <w:rPr>
+          <w:rFonts w:cstheme="minorHAnsi"/>
+        </w:rPr>
+        <w:t>constraint helps you enforce this rule at the database level.</w:t>
+      </w:r>
+    </w:p>
+    <w:p>
+      <w:pPr>
+        <w:rPr>
+          <w:rFonts w:cstheme="minorHAnsi"/>
+        </w:rPr>
+      </w:pPr>
+    </w:p>
+    <w:p>
+      <w:pPr>
+        <w:rPr>
+          <w:rFonts w:cstheme="minorHAnsi"/>
+        </w:rPr>
+      </w:pPr>
+      <w:r>
+        <w:rPr>
+          <w:rFonts w:cstheme="minorHAnsi"/>
+          <w:noProof/>
+        </w:rPr>
+        <w:lastRenderedPageBreak/>
+        <w:drawing>
+          <wp:inline distT="0" distB="0" distL="0" distR="0" wp14:anchorId="0F811B84" wp14:editId="5F334551">
+            <wp:extent cx="5943600" cy="1610995"/>
+            <wp:effectExtent l="0" t="0" r="0" b="8255"/>
+            <wp:docPr id="1258993374" name="Picture 1"/>
+            <wp:cNvGraphicFramePr>
+              <a:graphicFrameLocks xmlns:a="http://schemas.openxmlformats.org/drawingml/2006/main" noChangeAspect="1"/>
+            </wp:cNvGraphicFramePr>
+            <a:graphic xmlns:a="http://schemas.openxmlformats.org/drawingml/2006/main">
+              <a:graphicData uri="http://schemas.openxmlformats.org/drawingml/2006/picture">
+                <pic:pic xmlns:pic="http://schemas.openxmlformats.org/drawingml/2006/picture">
+                  <pic:nvPicPr>
+                    <pic:cNvPr id="1258993374" name=""/>
+                    <pic:cNvPicPr/>
+                  </pic:nvPicPr>
+                  <pic:blipFill>
+                    <a:blip r:embed="rId17"/>
+                    <a:stretch>
+                      <a:fillRect/>
+                    </a:stretch>
+                  </pic:blipFill>
+                  <pic:spPr>
+                    <a:xfrm>
+                      <a:off x="0" y="0"/>
+                      <a:ext cx="5943600" cy="1610995"/>
+                    </a:xfrm>
+                    <a:prstGeom prst="rect">
+                      <a:avLst/>
+                    </a:prstGeom>
+                  </pic:spPr>
+                </pic:pic>
+              </a:graphicData>
+            </a:graphic>
+          </wp:inline>
+        </w:drawing>
+      </w:r>
+    </w:p>
+    <w:p>
+      <w:pPr>
+        <w:rPr>
+          <w:rFonts w:cstheme="minorHAnsi"/>
+          <w:b/>
+          <w:bCs/>
+        </w:rPr>
+      </w:pPr>
+      <w:r>
+        <w:rPr>
+          <w:rFonts w:cstheme="minorHAnsi"/>
+          <w:b/>
+          <w:bCs/>
+        </w:rPr>
+        <w:t>How NULL Works With Unique Key</w:t>
+      </w:r>
+    </w:p>
+    <w:p>
+      <w:pPr>
+        <w:rPr>
+          <w:rFonts w:cstheme="minorHAnsi"/>
+        </w:rPr>
+      </w:pPr>
+      <w:r>
+        <w:rPr>
+          <w:rFonts w:cstheme="minorHAnsi"/>
+        </w:rPr>
+        <w:t>This is critical. In PostgreSQL, NULL means "unknown". Two unknowns are not considered equal. So multiple NULLs are allowed in a unique column.</w:t>
+      </w:r>
+    </w:p>
+    <w:p>
+      <w:pPr>
+        <w:rPr>
+          <w:rFonts w:cstheme="minorHAnsi"/>
+        </w:rPr>
+      </w:pPr>
+    </w:p>
+    <w:p>
+      <w:pPr>
+        <w:rPr>
+          <w:rFonts w:cstheme="minorHAnsi"/>
+          <w:b/>
+          <w:bCs/>
+        </w:rPr>
+      </w:pPr>
+      <w:r>
+        <w:rPr>
+          <w:rFonts w:cstheme="minorHAnsi"/>
+          <w:b/>
+          <w:bCs/>
+        </w:rPr>
+        <w:t>Single Column Unique Constraint</w:t>
+      </w:r>
+    </w:p>
+    <w:p>
+      <w:pPr>
+        <w:rPr>
+          <w:rFonts w:cstheme="minorHAnsi"/>
+        </w:rPr>
+      </w:pPr>
+      <w:r>
+        <w:rPr>
+          <w:rFonts w:cstheme="minorHAnsi"/>
+        </w:rPr>
+        <w:t>The most basic form. One column must have all unique values.</w:t>
+      </w:r>
+    </w:p>
+    <w:p>
+      <w:pPr>
+        <w:rPr>
+          <w:rFonts w:cstheme="minorHAnsi"/>
+        </w:rPr>
+      </w:pPr>
+      <w:r>
+        <w:rPr>
+          <w:rFonts w:cstheme="minorHAnsi"/>
+        </w:rPr>
+        <w:drawing>
+          <wp:inline distT="0" distB="0" distL="0" distR="0" wp14:anchorId="5750D489" wp14:editId="52F67E09">
+            <wp:extent cx="5811061" cy="1838582"/>
+            <wp:effectExtent l="0" t="0" r="0" b="9525"/>
+            <wp:docPr id="1408600558" name="Picture 1"/>
+            <wp:cNvGraphicFramePr>
+              <a:graphicFrameLocks xmlns:a="http://schemas.openxmlformats.org/drawingml/2006/main" noChangeAspect="1"/>
+            </wp:cNvGraphicFramePr>
+            <a:graphic xmlns:a="http://schemas.openxmlformats.org/drawingml/2006/main">
+              <a:graphicData uri="http://schemas.openxmlformats.org/drawingml/2006/picture">
+                <pic:pic xmlns:pic="http://schemas.openxmlformats.org/drawingml/2006/picture">
+                  <pic:nvPicPr>
+                    <pic:cNvPr id="1408600558" name=""/>
+                    <pic:cNvPicPr/>
+                  </pic:nvPicPr>
+                  <pic:blipFill>
+                    <a:blip r:embed="rId18"/>
+                    <a:stretch>
+                      <a:fillRect/>
+                    </a:stretch>
+                  </pic:blipFill>
+                  <pic:spPr>
+                    <a:xfrm>
+                      <a:off x="0" y="0"/>
+                      <a:ext cx="5811061" cy="1838582"/>
+                    </a:xfrm>
+                    <a:prstGeom prst="rect">
+                      <a:avLst/>
+                    </a:prstGeom>
+                  </pic:spPr>
+                </pic:pic>
+              </a:graphicData>
+            </a:graphic>
+          </wp:inline>
+        </w:drawing>
+      </w:r>
+    </w:p>
+    <w:p>
+      <w:pPr>
+        <w:rPr>
+          <w:rFonts w:cstheme="minorHAnsi"/>
+        </w:rPr>
+      </w:pPr>
+      <w:r>
+        <w:rPr>
+          <w:rFonts w:cstheme="minorHAnsi"/>
+        </w:rPr>
+        <w:t>OR with a name (recommended):</w:t>
+      </w:r>
+    </w:p>
+    <w:p>
+      <w:pPr>
+        <w:rPr>
+          <w:rFonts w:cstheme="minorHAnsi"/>
+        </w:rPr>
+      </w:pPr>
+      <w:r>
+        <w:rPr>
+          <w:rFonts w:cstheme="minorHAnsi"/>
+        </w:rPr>
+        <w:drawing>
+          <wp:inline distT="0" distB="0" distL="0" distR="0" wp14:anchorId="446F280B" wp14:editId="775FFA7F">
+            <wp:extent cx="4734586" cy="2067213"/>
+            <wp:effectExtent l="0" t="0" r="8890" b="9525"/>
+            <wp:docPr id="1353251673" name="Picture 1"/>
+            <wp:cNvGraphicFramePr>
+              <a:graphicFrameLocks xmlns:a="http://schemas.openxmlformats.org/drawingml/2006/main" noChangeAspect="1"/>
+            </wp:cNvGraphicFramePr>
+            <a:graphic xmlns:a="http://schemas.openxmlformats.org/drawingml/2006/main">
+              <a:graphicData uri="http://schemas.openxmlformats.org/drawingml/2006/picture">
+                <pic:pic xmlns:pic="http://schemas.openxmlformats.org/drawingml/2006/picture">
+                  <pic:nvPicPr>
+                    <pic:cNvPr id="1353251673" name=""/>
+                    <pic:cNvPicPr/>
+                  </pic:nvPicPr>
+                  <pic:blipFill>
+                    <a:blip r:embed="rId19"/>
+                    <a:stretch>
+                      <a:fillRect/>
+                    </a:stretch>
+                  </pic:blipFill>
+                  <pic:spPr>
+                    <a:xfrm>
+                      <a:off x="0" y="0"/>
+                      <a:ext cx="4734586" cy="2067213"/>
+                    </a:xfrm>
+                    <a:prstGeom prst="rect">
+                      <a:avLst/>
+                    </a:prstGeom>
+                  </pic:spPr>
+                </pic:pic>
+              </a:graphicData>
+            </a:graphic>
+          </wp:inline>
+        </w:drawing>
+      </w:r>
+    </w:p>
+    <w:p>
+      <w:pPr>
+        <w:rPr>
+          <w:rFonts w:cstheme="minorHAnsi"/>
+          <w:b/>
+          <w:bCs/>
+        </w:rPr>
+      </w:pPr>
+      <w:r>
+        <w:rPr>
+          <w:rFonts w:cstheme="minorHAnsi"/>
+          <w:b/>
+          <w:bCs/>
+        </w:rPr>
+        <w:lastRenderedPageBreak/>
+        <w:t>Composite Unique Constraint (Multiple Columns Together)</w:t>
+      </w:r>
+    </w:p>
+    <w:p>
+      <w:pPr>
+        <w:rPr>
+          <w:rFonts w:cstheme="minorHAnsi"/>
+        </w:rPr>
+      </w:pPr>
+      <w:r>
+        <w:rPr>
+          <w:rFonts w:cstheme="minorHAnsi"/>
+        </w:rPr>
+        <w:t>Uniqueness is enforced across a combination of columns, not each column individually.​</w:t>
+      </w:r>
+    </w:p>
+    <w:p>
+      <w:pPr>
+        <w:rPr>
+          <w:rFonts w:cstheme="minorHAnsi"/>
+        </w:rPr>
+      </w:pPr>
+      <w:r>
+        <w:rPr>
+          <w:rFonts w:cstheme="minorHAnsi"/>
+          <w:b/>
+          <w:bCs/>
+        </w:rPr>
+        <w:t>Use case:</w:t>
+      </w:r>
+      <w:r>
+        <w:rPr>
+          <w:rFonts w:cstheme="minorHAnsi"/>
+        </w:rPr>
+        <w:t> A student can enroll in the same course only once. But the same student can take other courses, and the same course can have other students.</w:t>
+      </w:r>
+    </w:p>
+    <w:p>
+      <w:pPr>
+        <w:rPr>
+          <w:rFonts w:cstheme="minorHAnsi"/>
+        </w:rPr>
+      </w:pPr>
+      <w:r>
+        <w:rPr>
+          <w:rFonts w:cstheme="minorHAnsi"/>
+        </w:rPr>
+        <w:drawing>
+          <wp:inline distT="0" distB="0" distL="0" distR="0" wp14:anchorId="1618D32A" wp14:editId="2BB2FD5F">
+            <wp:extent cx="5943600" cy="1705610"/>
+            <wp:effectExtent l="0" t="0" r="0" b="8890"/>
+            <wp:docPr id="395635007" name="Picture 1"/>
+            <wp:cNvGraphicFramePr>
+              <a:graphicFrameLocks xmlns:a="http://schemas.openxmlformats.org/drawingml/2006/main" noChangeAspect="1"/>
+            </wp:cNvGraphicFramePr>
+            <a:graphic xmlns:a="http://schemas.openxmlformats.org/drawingml/2006/main">
+              <a:graphicData uri="http://schemas.openxmlformats.org/drawingml/2006/picture">
+                <pic:pic xmlns:pic="http://schemas.openxmlformats.org/drawingml/2006/picture">
+                  <pic:nvPicPr>
+                    <pic:cNvPr id="395635007" name=""/>
+                    <pic:cNvPicPr/>
+                  </pic:nvPicPr>
+                  <pic:blipFill>
+                    <a:blip r:embed="rId20"/>
+                    <a:stretch>
+                      <a:fillRect/>
+                    </a:stretch>
+                  </pic:blipFill>
+                  <pic:spPr>
+                    <a:xfrm>
+                      <a:off x="0" y="0"/>
+                      <a:ext cx="5943600" cy="1705610"/>
+                    </a:xfrm>
+                    <a:prstGeom prst="rect">
+                      <a:avLst/>
+                    </a:prstGeom>
+                  </pic:spPr>
+                </pic:pic>
+              </a:graphicData>
+            </a:graphic>
+          </wp:inline>
+        </w:drawing>
+      </w:r>
+    </w:p>
+    <w:p>
+      <w:pPr>
+        <w:rPr>
+          <w:rFonts w:cstheme="minorHAnsi"/>
+          <w:b/>
+          <w:bCs/>
+        </w:rPr>
+      </w:pPr>
+      <w:r>
+        <w:rPr>
+          <w:rFonts w:cstheme="minorHAnsi"/>
+          <w:b/>
+          <w:bCs/>
+        </w:rPr>
+        <w:t>Adding Unique Constraint to an Existing Table</w:t>
+      </w:r>
+    </w:p>
+    <w:p>
+      <w:pPr>
+        <w:rPr>
+          <w:rFonts w:cstheme="minorHAnsi"/>
+        </w:rPr>
+      </w:pPr>
+      <w:r>
+        <w:rPr>
+          <w:rFonts w:cstheme="minorHAnsi"/>
+        </w:rPr>
+        <w:t>When the table already exists and you want to add a unique rule after:</w:t>
+      </w:r>
+    </w:p>
+    <w:p>
+      <w:pPr>
+        <w:rPr>
+          <w:rFonts w:cstheme="minorHAnsi"/>
+        </w:rPr>
+      </w:pPr>
+      <w:r>
+        <w:rPr>
+          <w:rFonts w:cstheme="minorHAnsi"/>
+        </w:rPr>
+        <w:drawing>
+          <wp:inline distT="0" distB="0" distL="0" distR="0" wp14:anchorId="667E919F" wp14:editId="3CB49A65">
+            <wp:extent cx="5943600" cy="791845"/>
+            <wp:effectExtent l="0" t="0" r="0" b="8255"/>
+            <wp:docPr id="58776764" name="Picture 1"/>
+            <wp:cNvGraphicFramePr>
+              <a:graphicFrameLocks xmlns:a="http://schemas.openxmlformats.org/drawingml/2006/main" noChangeAspect="1"/>
+            </wp:cNvGraphicFramePr>
+            <a:graphic xmlns:a="http://schemas.openxmlformats.org/drawingml/2006/main">
+              <a:graphicData uri="http://schemas.openxmlformats.org/drawingml/2006/picture">
+                <pic:pic xmlns:pic="http://schemas.openxmlformats.org/drawingml/2006/picture">
+                  <pic:nvPicPr>
+                    <pic:cNvPr id="58776764" name=""/>
+                    <pic:cNvPicPr/>
+                  </pic:nvPicPr>
+                  <pic:blipFill>
+                    <a:blip r:embed="rId21"/>
+                    <a:stretch>
+                      <a:fillRect/>
+                    </a:stretch>
+                  </pic:blipFill>
+                  <pic:spPr>
+                    <a:xfrm>
+                      <a:off x="0" y="0"/>
+                      <a:ext cx="5943600" cy="791845"/>
+                    </a:xfrm>
+                    <a:prstGeom prst="rect">
+                      <a:avLst/>
+                    </a:prstGeom>
+                  </pic:spPr>
+                </pic:pic>
+              </a:graphicData>
+            </a:graphic>
+          </wp:inline>
+        </w:drawing>
+      </w:r>
+    </w:p>
+    <w:p>
+      <w:pPr>
+        <w:rPr>
+          <w:rFonts w:cstheme="minorHAnsi"/>
+        </w:rPr>
+      </w:pPr>
+    </w:p>
+    <w:p>
+      <w:pPr>
+        <w:rPr>
+          <w:rFonts w:cstheme="minorHAnsi"/>
+        </w:rPr>
+      </w:pPr>
+      <w:r>
+        <w:rPr>
+          <w:rFonts w:cstheme="minorHAnsi"/>
+        </w:rPr>
+        <w:t>N</w:t>
+      </w:r>
       <w:r>
         <w:rPr>
           <w:rFonts w:cstheme="minorHAnsi"/>
@@ -6606,7 +7085,7 @@
       <w:pPr>
         <w:pStyle w:val="ListParagraph"/>
         <w:numPr>
-          <w:ilvl w:val="0"/>
+          <w:ilvl w:val="1"/>
           <w:numId w:val="35"/>
         </w:numPr>
         <w:rPr>
@@ -6617,7 +7096,7 @@
         <w:rPr>
           <w:rFonts w:cstheme="minorHAnsi"/>
         </w:rPr>
-        <w:t>Composite Unique Key</w:t>
+        <w:t>A composite key is a primary key made from two or more columns that together uniquely identify each record in a table. Individually, these columns may not be unique, but their combined values ensure uniqueness.</w:t>
       </w:r>
     </w:p>
     <w:p>
@@ -6635,8 +7114,7 @@
         <w:rPr>
           <w:rFonts w:cstheme="minorHAnsi"/>
         </w:rPr>
-        <w:lastRenderedPageBreak/>
-        <w:t>Partial Unique Index</w:t>
+        <w:t>Composite Unique Key</w:t>
       </w:r>
     </w:p>
     <w:p>
@@ -6654,6 +7132,24 @@
         <w:rPr>
           <w:rFonts w:cstheme="minorHAnsi"/>
         </w:rPr>
+        <w:t>Partial Unique Index</w:t>
+      </w:r>
+    </w:p>
+    <w:p>
+      <w:pPr>
+        <w:pStyle w:val="ListParagraph"/>
+        <w:numPr>
+          <w:ilvl w:val="0"/>
+          <w:numId w:val="35"/>
+        </w:numPr>
+        <w:rPr>
+          <w:rFonts w:cstheme="minorHAnsi"/>
+        </w:rPr>
+      </w:pPr>
+      <w:r>
+        <w:rPr>
+          <w:rFonts w:cstheme="minorHAnsi"/>
+        </w:rPr>
         <w:t>Exclusion Constraint</w:t>
       </w:r>
     </w:p>
@@ -6725,6 +7221,7 @@
         <w:rPr>
           <w:rFonts w:cstheme="minorHAnsi"/>
         </w:rPr>
+        <w:lastRenderedPageBreak/>
         <w:t>Partial Foreign Key</w:t>
       </w:r>
     </w:p>
@@ -7284,7 +7781,6 @@
         <w:rPr>
           <w:rFonts w:cstheme="minorHAnsi"/>
         </w:rPr>
-        <w:lastRenderedPageBreak/>
         <w:t>Usually used with GROUP BY and sometimes HAVING.</w:t>
       </w:r>
     </w:p>
@@ -7362,6 +7858,7 @@
         <w:rPr>
           <w:rFonts w:cstheme="minorHAnsi"/>
         </w:rPr>
+        <w:lastRenderedPageBreak/>
         <w:t>Conditional aggregation means applying an aggregate function (COUNT, SUM, AVG, MIN, MAX) to only specific rows that match a condition, all within a single query and a single GROUP BY.</w:t>
       </w:r>
     </w:p>
@@ -7427,7 +7924,7 @@
                     <pic:cNvPicPr/>
                   </pic:nvPicPr>
                   <pic:blipFill>
-                    <a:blip r:embed="rId17"/>
+                    <a:blip r:embed="rId22"/>
                     <a:stretch>
                       <a:fillRect/>
                     </a:stretch>
@@ -7482,7 +7979,7 @@
                     <pic:cNvPicPr/>
                   </pic:nvPicPr>
                   <pic:blipFill>
-                    <a:blip r:embed="rId18"/>
+                    <a:blip r:embed="rId23"/>
                     <a:stretch>
                       <a:fillRect/>
                     </a:stretch>
@@ -7594,64 +8091,64 @@
           <w:b/>
           <w:bCs/>
         </w:rPr>
+        <w:t>Pattern to remember:</w:t>
+      </w:r>
+    </w:p>
+    <w:p>
+      <w:pPr>
+        <w:rPr>
+          <w:rFonts w:cstheme="minorHAnsi"/>
+        </w:rPr>
+      </w:pPr>
+      <w:r>
+        <w:rPr>
+          <w:rFonts w:cstheme="minorHAnsi"/>
+        </w:rPr>
+        <w:t xml:space="preserve">SELECT ... FROM ... WHERE ... GROUP BY ... HAVING ... ORDER BY </w:t>
+      </w:r>
+      <w:proofErr w:type="spellStart"/>
+      <w:r>
+        <w:rPr>
+          <w:rFonts w:cstheme="minorHAnsi"/>
+        </w:rPr>
+        <w:t>column_or_expression</w:t>
+      </w:r>
+      <w:proofErr w:type="spellEnd"/>
+      <w:r>
+        <w:rPr>
+          <w:rFonts w:cstheme="minorHAnsi"/>
+        </w:rPr>
+        <w:t xml:space="preserve"> [ASC|DESC];</w:t>
+      </w:r>
+    </w:p>
+    <w:p>
+      <w:pPr>
+        <w:rPr>
+          <w:rFonts w:cstheme="minorHAnsi"/>
+          <w:b/>
+          <w:bCs/>
+        </w:rPr>
+      </w:pPr>
+      <w:r>
+        <w:rPr>
+          <w:rFonts w:cstheme="minorHAnsi"/>
+          <w:b/>
+          <w:bCs/>
+        </w:rPr>
+        <w:t>2. How it Works — Core Mechanics</w:t>
+      </w:r>
+    </w:p>
+    <w:p>
+      <w:pPr>
+        <w:rPr>
+          <w:rFonts w:cstheme="minorHAnsi"/>
+        </w:rPr>
+      </w:pPr>
+      <w:r>
+        <w:rPr>
+          <w:rFonts w:cstheme="minorHAnsi"/>
+        </w:rPr>
         <w:lastRenderedPageBreak/>
-        <w:t>Pattern to remember:</w:t>
-      </w:r>
-    </w:p>
-    <w:p>
-      <w:pPr>
-        <w:rPr>
-          <w:rFonts w:cstheme="minorHAnsi"/>
-        </w:rPr>
-      </w:pPr>
-      <w:r>
-        <w:rPr>
-          <w:rFonts w:cstheme="minorHAnsi"/>
-        </w:rPr>
-        <w:t xml:space="preserve">SELECT ... FROM ... WHERE ... GROUP BY ... HAVING ... ORDER BY </w:t>
-      </w:r>
-      <w:proofErr w:type="spellStart"/>
-      <w:r>
-        <w:rPr>
-          <w:rFonts w:cstheme="minorHAnsi"/>
-        </w:rPr>
-        <w:t>column_or_expression</w:t>
-      </w:r>
-      <w:proofErr w:type="spellEnd"/>
-      <w:r>
-        <w:rPr>
-          <w:rFonts w:cstheme="minorHAnsi"/>
-        </w:rPr>
-        <w:t xml:space="preserve"> [ASC|DESC];</w:t>
-      </w:r>
-    </w:p>
-    <w:p>
-      <w:pPr>
-        <w:rPr>
-          <w:rFonts w:cstheme="minorHAnsi"/>
-          <w:b/>
-          <w:bCs/>
-        </w:rPr>
-      </w:pPr>
-      <w:r>
-        <w:rPr>
-          <w:rFonts w:cstheme="minorHAnsi"/>
-          <w:b/>
-          <w:bCs/>
-        </w:rPr>
-        <w:t>2. How it Works — Core Mechanics</w:t>
-      </w:r>
-    </w:p>
-    <w:p>
-      <w:pPr>
-        <w:rPr>
-          <w:rFonts w:cstheme="minorHAnsi"/>
-        </w:rPr>
-      </w:pPr>
-      <w:r>
-        <w:rPr>
-          <w:rFonts w:cstheme="minorHAnsi"/>
-        </w:rPr>
         <w:t>The idea is to place a CASE WHEN expression </w:t>
       </w:r>
       <w:r>
@@ -7696,7 +8193,7 @@
                     <pic:cNvPicPr/>
                   </pic:nvPicPr>
                   <pic:blipFill>
-                    <a:blip r:embed="rId19"/>
+                    <a:blip r:embed="rId24"/>
                     <a:stretch>
                       <a:fillRect/>
                     </a:stretch>
@@ -7795,7 +8292,7 @@
                     <pic:cNvPicPr/>
                   </pic:nvPicPr>
                   <pic:blipFill>
-                    <a:blip r:embed="rId20"/>
+                    <a:blip r:embed="rId25"/>
                     <a:stretch>
                       <a:fillRect/>
                     </a:stretch>
@@ -7939,7 +8436,7 @@
                     <pic:cNvPicPr/>
                   </pic:nvPicPr>
                   <pic:blipFill>
-                    <a:blip r:embed="rId21"/>
+                    <a:blip r:embed="rId26"/>
                     <a:stretch>
                       <a:fillRect/>
                     </a:stretch>
@@ -8052,7 +8549,7 @@
                     <pic:cNvPicPr/>
                   </pic:nvPicPr>
                   <pic:blipFill>
-                    <a:blip r:embed="rId22"/>
+                    <a:blip r:embed="rId27"/>
                     <a:stretch>
                       <a:fillRect/>
                     </a:stretch>
@@ -8085,37 +8582,37 @@
           <w:b/>
           <w:bCs/>
         </w:rPr>
+        <w:t>Important:</w:t>
+      </w:r>
+      <w:r>
+        <w:rPr>
+          <w:rFonts w:cstheme="minorHAnsi"/>
+        </w:rPr>
+        <w:t> Do NOT use ELSE 0 with AVG. If you write ELSE 0, the zeros will be included in the average calculation and pull the result down incorrectly. Let non-matching rows return NULL so AVG ignores them.</w:t>
+      </w:r>
+    </w:p>
+    <w:p>
+      <w:pPr>
+        <w:rPr>
+          <w:rFonts w:cstheme="minorHAnsi"/>
+        </w:rPr>
+      </w:pPr>
+    </w:p>
+    <w:p>
+      <w:pPr>
+        <w:rPr>
+          <w:rFonts w:cstheme="minorHAnsi"/>
+          <w:b/>
+          <w:bCs/>
+        </w:rPr>
+      </w:pPr>
+      <w:r>
+        <w:rPr>
+          <w:rFonts w:cstheme="minorHAnsi"/>
+          <w:b/>
+          <w:bCs/>
+        </w:rPr>
         <w:lastRenderedPageBreak/>
-        <w:t>Important:</w:t>
-      </w:r>
-      <w:r>
-        <w:rPr>
-          <w:rFonts w:cstheme="minorHAnsi"/>
-        </w:rPr>
-        <w:t> Do NOT use ELSE 0 with AVG. If you write ELSE 0, the zeros will be included in the average calculation and pull the result down incorrectly. Let non-matching rows return NULL so AVG ignores them.</w:t>
-      </w:r>
-    </w:p>
-    <w:p>
-      <w:pPr>
-        <w:rPr>
-          <w:rFonts w:cstheme="minorHAnsi"/>
-        </w:rPr>
-      </w:pPr>
-    </w:p>
-    <w:p>
-      <w:pPr>
-        <w:rPr>
-          <w:rFonts w:cstheme="minorHAnsi"/>
-          <w:b/>
-          <w:bCs/>
-        </w:rPr>
-      </w:pPr>
-      <w:r>
-        <w:rPr>
-          <w:rFonts w:cstheme="minorHAnsi"/>
-          <w:b/>
-          <w:bCs/>
-        </w:rPr>
         <w:t>The ELSE 0 vs No ELSE Rule</w:t>
       </w:r>
     </w:p>
@@ -8146,7 +8643,7 @@
                     <pic:cNvPicPr/>
                   </pic:nvPicPr>
                   <pic:blipFill>
-                    <a:blip r:embed="rId23"/>
+                    <a:blip r:embed="rId28"/>
                     <a:stretch>
                       <a:fillRect/>
                     </a:stretch>
@@ -8231,7 +8728,7 @@
                     <pic:cNvPicPr/>
                   </pic:nvPicPr>
                   <pic:blipFill>
-                    <a:blip r:embed="rId24"/>
+                    <a:blip r:embed="rId29"/>
                     <a:stretch>
                       <a:fillRect/>
                     </a:stretch>
@@ -8349,7 +8846,6 @@
           <w:rFonts w:cstheme="minorHAnsi"/>
           <w:noProof/>
         </w:rPr>
-        <w:lastRenderedPageBreak/>
         <w:drawing>
           <wp:inline distT="0" distB="0" distL="0" distR="0" wp14:anchorId="70FDDC53" wp14:editId="1C07F2B5">
             <wp:extent cx="5943600" cy="2670810"/>
@@ -8366,7 +8862,7 @@
                     <pic:cNvPicPr/>
                   </pic:nvPicPr>
                   <pic:blipFill>
-                    <a:blip r:embed="rId25"/>
+                    <a:blip r:embed="rId30"/>
                     <a:stretch>
                       <a:fillRect/>
                     </a:stretch>
@@ -8399,6 +8895,7 @@
           <w:b/>
           <w:bCs/>
         </w:rPr>
+        <w:lastRenderedPageBreak/>
         <w:t>Use WHERE</w:t>
       </w:r>
       <w:r>
@@ -8509,7 +9006,7 @@
                     <pic:cNvPicPr/>
                   </pic:nvPicPr>
                   <pic:blipFill>
-                    <a:blip r:embed="rId26"/>
+                    <a:blip r:embed="rId31"/>
                     <a:stretch>
                       <a:fillRect/>
                     </a:stretch>
@@ -8614,7 +9111,7 @@
                     <pic:cNvPicPr/>
                   </pic:nvPicPr>
                   <pic:blipFill>
-                    <a:blip r:embed="rId27"/>
+                    <a:blip r:embed="rId32"/>
                     <a:stretch>
                       <a:fillRect/>
                     </a:stretch>
@@ -8675,7 +9172,6 @@
           <w:rFonts w:cstheme="minorHAnsi"/>
           <w:noProof/>
         </w:rPr>
-        <w:lastRenderedPageBreak/>
         <w:drawing>
           <wp:inline distT="0" distB="0" distL="0" distR="0" wp14:anchorId="16E0791C" wp14:editId="1FA93089">
             <wp:extent cx="5943600" cy="797560"/>
@@ -8692,7 +9188,7 @@
                     <pic:cNvPicPr/>
                   </pic:nvPicPr>
                   <pic:blipFill>
-                    <a:blip r:embed="rId28"/>
+                    <a:blip r:embed="rId33"/>
                     <a:stretch>
                       <a:fillRect/>
                     </a:stretch>
@@ -8808,6 +9304,7 @@
           <w:b/>
           <w:bCs/>
         </w:rPr>
+        <w:lastRenderedPageBreak/>
         <w:t>CTEs</w:t>
       </w:r>
       <w:r>
@@ -9101,7 +9598,6 @@
           <w:rFonts w:cstheme="minorHAnsi"/>
           <w:noProof/>
         </w:rPr>
-        <w:lastRenderedPageBreak/>
         <w:drawing>
           <wp:inline distT="0" distB="0" distL="0" distR="0" wp14:anchorId="2CF30E78" wp14:editId="6F132818">
             <wp:extent cx="5943600" cy="1901825"/>
@@ -9118,7 +9614,7 @@
                     <pic:cNvPicPr/>
                   </pic:nvPicPr>
                   <pic:blipFill>
-                    <a:blip r:embed="rId29"/>
+                    <a:blip r:embed="rId34"/>
                     <a:stretch>
                       <a:fillRect/>
                     </a:stretch>
@@ -9184,6 +9680,7 @@
           <w:rFonts w:cstheme="minorHAnsi"/>
           <w:noProof/>
         </w:rPr>
+        <w:lastRenderedPageBreak/>
         <w:drawing>
           <wp:inline distT="0" distB="0" distL="0" distR="0" wp14:anchorId="48C1ADEB" wp14:editId="1CD75F70">
             <wp:extent cx="5943600" cy="1342390"/>
@@ -9200,7 +9697,7 @@
                     <pic:cNvPicPr/>
                   </pic:nvPicPr>
                   <pic:blipFill>
-                    <a:blip r:embed="rId30"/>
+                    <a:blip r:embed="rId35"/>
                     <a:stretch>
                       <a:fillRect/>
                     </a:stretch>
@@ -9306,7 +9803,7 @@
                     <pic:cNvPicPr/>
                   </pic:nvPicPr>
                   <pic:blipFill>
-                    <a:blip r:embed="rId31"/>
+                    <a:blip r:embed="rId36"/>
                     <a:stretch>
                       <a:fillRect/>
                     </a:stretch>
@@ -9375,7 +9872,7 @@
                     <pic:cNvPicPr/>
                   </pic:nvPicPr>
                   <pic:blipFill>
-                    <a:blip r:embed="rId32"/>
+                    <a:blip r:embed="rId37"/>
                     <a:stretch>
                       <a:fillRect/>
                     </a:stretch>
@@ -9475,7 +9972,6 @@
         <w:rPr>
           <w:rFonts w:cstheme="minorHAnsi"/>
         </w:rPr>
-        <w:lastRenderedPageBreak/>
         <w:t>Always add spaces manually if needed: </w:t>
       </w:r>
       <w:proofErr w:type="spellStart"/>
@@ -9639,6 +10135,7 @@
           <w:b/>
           <w:bCs/>
         </w:rPr>
+        <w:lastRenderedPageBreak/>
         <w:t>Real-world analogy:</w:t>
       </w:r>
       <w:r>
@@ -9898,7 +10395,6 @@
           <w:b/>
           <w:bCs/>
         </w:rPr>
-        <w:lastRenderedPageBreak/>
         <w:t>3. Special Operators — IN and NOT IN</w:t>
       </w:r>
     </w:p>
@@ -9964,7 +10460,7 @@
                     <pic:cNvPicPr/>
                   </pic:nvPicPr>
                   <pic:blipFill>
-                    <a:blip r:embed="rId33"/>
+                    <a:blip r:embed="rId38"/>
                     <a:stretch>
                       <a:fillRect/>
                     </a:stretch>
@@ -10233,7 +10729,7 @@
                     <pic:cNvPicPr/>
                   </pic:nvPicPr>
                   <pic:blipFill>
-                    <a:blip r:embed="rId34"/>
+                    <a:blip r:embed="rId39"/>
                     <a:stretch>
                       <a:fillRect/>
                     </a:stretch>
@@ -10291,7 +10787,6 @@
           <w:rFonts w:cstheme="minorHAnsi"/>
           <w:noProof/>
         </w:rPr>
-        <w:lastRenderedPageBreak/>
         <w:drawing>
           <wp:inline distT="0" distB="0" distL="0" distR="0" wp14:anchorId="67B3CB6C" wp14:editId="19F28605">
             <wp:extent cx="5943600" cy="1948815"/>
@@ -10308,7 +10803,7 @@
                     <pic:cNvPicPr/>
                   </pic:nvPicPr>
                   <pic:blipFill>
-                    <a:blip r:embed="rId35"/>
+                    <a:blip r:embed="rId40"/>
                     <a:stretch>
                       <a:fillRect/>
                     </a:stretch>
@@ -10432,6 +10927,7 @@
           <w:rFonts w:cstheme="minorHAnsi"/>
           <w:noProof/>
         </w:rPr>
+        <w:lastRenderedPageBreak/>
         <w:drawing>
           <wp:inline distT="0" distB="0" distL="0" distR="0" wp14:anchorId="16C4D529" wp14:editId="183247D6">
             <wp:extent cx="5439534" cy="724001"/>
@@ -10448,7 +10944,7 @@
                     <pic:cNvPicPr/>
                   </pic:nvPicPr>
                   <pic:blipFill>
-                    <a:blip r:embed="rId36"/>
+                    <a:blip r:embed="rId41"/>
                     <a:stretch>
                       <a:fillRect/>
                     </a:stretch>
@@ -10511,7 +11007,7 @@
                     <pic:cNvPicPr/>
                   </pic:nvPicPr>
                   <pic:blipFill>
-                    <a:blip r:embed="rId37"/>
+                    <a:blip r:embed="rId42"/>
                     <a:stretch>
                       <a:fillRect/>
                     </a:stretch>
@@ -10599,7 +11095,6 @@
         <w:rPr>
           <w:rFonts w:cstheme="minorHAnsi"/>
         </w:rPr>
-        <w:lastRenderedPageBreak/>
         <w:t>If you reverse them (BETWEEN 80000 AND 40000), you get zero results because no number can be &gt;= 80000 AND &lt;= 40000 at the same time</w:t>
       </w:r>
     </w:p>
@@ -10707,6 +11202,7 @@
           <w:rFonts w:cstheme="minorHAnsi"/>
           <w:noProof/>
         </w:rPr>
+        <w:lastRenderedPageBreak/>
         <w:drawing>
           <wp:inline distT="0" distB="0" distL="0" distR="0" wp14:anchorId="7301BF98" wp14:editId="5B8FA0E1">
             <wp:extent cx="5943600" cy="1452245"/>
@@ -10723,7 +11219,7 @@
                     <pic:cNvPicPr/>
                   </pic:nvPicPr>
                   <pic:blipFill>
-                    <a:blip r:embed="rId38"/>
+                    <a:blip r:embed="rId43"/>
                     <a:stretch>
                       <a:fillRect/>
                     </a:stretch>
@@ -10847,7 +11343,7 @@
                     <pic:cNvPicPr/>
                   </pic:nvPicPr>
                   <pic:blipFill>
-                    <a:blip r:embed="rId39"/>
+                    <a:blip r:embed="rId44"/>
                     <a:stretch>
                       <a:fillRect/>
                     </a:stretch>
@@ -11083,7 +11579,7 @@
                     <pic:cNvPicPr/>
                   </pic:nvPicPr>
                   <pic:blipFill>
-                    <a:blip r:embed="rId40"/>
+                    <a:blip r:embed="rId45"/>
                     <a:stretch>
                       <a:fillRect/>
                     </a:stretch>
@@ -11229,7 +11725,7 @@
                     <pic:cNvPicPr/>
                   </pic:nvPicPr>
                   <pic:blipFill>
-                    <a:blip r:embed="rId41"/>
+                    <a:blip r:embed="rId46"/>
                     <a:stretch>
                       <a:fillRect/>
                     </a:stretch>
@@ -11285,7 +11781,7 @@
                     <pic:cNvPicPr/>
                   </pic:nvPicPr>
                   <pic:blipFill>
-                    <a:blip r:embed="rId42"/>
+                    <a:blip r:embed="rId47"/>
                     <a:stretch>
                       <a:fillRect/>
                     </a:stretch>
@@ -11333,7 +11829,7 @@
                     <pic:cNvPicPr/>
                   </pic:nvPicPr>
                   <pic:blipFill>
-                    <a:blip r:embed="rId43"/>
+                    <a:blip r:embed="rId48"/>
                     <a:stretch>
                       <a:fillRect/>
                     </a:stretch>
@@ -11562,7 +12058,7 @@
                     <pic:cNvPicPr/>
                   </pic:nvPicPr>
                   <pic:blipFill>
-                    <a:blip r:embed="rId44"/>
+                    <a:blip r:embed="rId49"/>
                     <a:stretch>
                       <a:fillRect/>
                     </a:stretch>
@@ -12246,7 +12742,7 @@
                     <pic:cNvPicPr/>
                   </pic:nvPicPr>
                   <pic:blipFill>
-                    <a:blip r:embed="rId45"/>
+                    <a:blip r:embed="rId50"/>
                     <a:stretch>
                       <a:fillRect/>
                     </a:stretch>
@@ -12539,7 +13035,7 @@
                     <pic:cNvPicPr/>
                   </pic:nvPicPr>
                   <pic:blipFill>
-                    <a:blip r:embed="rId46"/>
+                    <a:blip r:embed="rId51"/>
                     <a:stretch>
                       <a:fillRect/>
                     </a:stretch>
@@ -12745,7 +13241,7 @@
                     <pic:cNvPicPr/>
                   </pic:nvPicPr>
                   <pic:blipFill>
-                    <a:blip r:embed="rId47"/>
+                    <a:blip r:embed="rId52"/>
                     <a:stretch>
                       <a:fillRect/>
                     </a:stretch>
@@ -12869,7 +13365,7 @@
                     <pic:cNvPicPr/>
                   </pic:nvPicPr>
                   <pic:blipFill>
-                    <a:blip r:embed="rId48"/>
+                    <a:blip r:embed="rId53"/>
                     <a:stretch>
                       <a:fillRect/>
                     </a:stretch>
@@ -13005,7 +13501,7 @@
                     <pic:cNvPicPr/>
                   </pic:nvPicPr>
                   <pic:blipFill>
-                    <a:blip r:embed="rId49"/>
+                    <a:blip r:embed="rId54"/>
                     <a:stretch>
                       <a:fillRect/>
                     </a:stretch>
@@ -13145,7 +13641,7 @@
                     <pic:cNvPicPr/>
                   </pic:nvPicPr>
                   <pic:blipFill>
-                    <a:blip r:embed="rId50"/>
+                    <a:blip r:embed="rId55"/>
                     <a:stretch>
                       <a:fillRect/>
                     </a:stretch>
@@ -13246,7 +13742,7 @@
                     <pic:cNvPicPr/>
                   </pic:nvPicPr>
                   <pic:blipFill>
-                    <a:blip r:embed="rId51"/>
+                    <a:blip r:embed="rId56"/>
                     <a:stretch>
                       <a:fillRect/>
                     </a:stretch>
@@ -13383,7 +13879,7 @@
                     <pic:cNvPicPr/>
                   </pic:nvPicPr>
                   <pic:blipFill>
-                    <a:blip r:embed="rId52"/>
+                    <a:blip r:embed="rId57"/>
                     <a:stretch>
                       <a:fillRect/>
                     </a:stretch>
@@ -13451,7 +13947,7 @@
                     <pic:cNvPicPr/>
                   </pic:nvPicPr>
                   <pic:blipFill>
-                    <a:blip r:embed="rId53"/>
+                    <a:blip r:embed="rId58"/>
                     <a:stretch>
                       <a:fillRect/>
                     </a:stretch>
@@ -13499,7 +13995,7 @@
                     <pic:cNvPicPr/>
                   </pic:nvPicPr>
                   <pic:blipFill>
-                    <a:blip r:embed="rId54"/>
+                    <a:blip r:embed="rId59"/>
                     <a:stretch>
                       <a:fillRect/>
                     </a:stretch>
@@ -19166,7 +19662,7 @@
         <w:rFonts w:ascii="Symbol" w:hAnsi="Symbol" w:hint="default"/>
       </w:rPr>
     </w:lvl>
-    <w:lvl w:ilvl="1" w:tplc="04090003" w:tentative="1">
+    <w:lvl w:ilvl="1" w:tplc="04090003">
       <w:start w:val="1"/>
       <w:numFmt w:val="bullet"/>
       <w:lvlText w:val="o"/>

--- a/questions.docx
+++ b/questions.docx
@@ -16,18 +16,8 @@
           <w:b/>
           <w:bCs/>
         </w:rPr>
-        <w:t xml:space="preserve">What is </w:t>
-      </w:r>
-      <w:proofErr w:type="spellStart"/>
-      <w:r>
-        <w:rPr>
-          <w:rFonts w:cstheme="minorHAnsi"/>
-          <w:b/>
-          <w:bCs/>
-        </w:rPr>
-        <w:t>sql</w:t>
-      </w:r>
-      <w:proofErr w:type="spellEnd"/>
+        <w:t>What is sql</w:t>
+      </w:r>
     </w:p>
     <w:p>
       <w:pPr>
@@ -1124,21 +1114,7 @@
         <w:rPr>
           <w:rFonts w:cstheme="minorHAnsi"/>
         </w:rPr>
-        <w:t xml:space="preserve">A database must support high-level insertion, </w:t>
-      </w:r>
-      <w:proofErr w:type="spellStart"/>
-      <w:r>
-        <w:rPr>
-          <w:rFonts w:cstheme="minorHAnsi"/>
-        </w:rPr>
-        <w:t>updation</w:t>
-      </w:r>
-      <w:proofErr w:type="spellEnd"/>
-      <w:r>
-        <w:rPr>
-          <w:rFonts w:cstheme="minorHAnsi"/>
-        </w:rPr>
-        <w:t>, and deletion. This must not be limited to a single row, that is, it must also support union, intersection and minus operations to yield sets of data records.</w:t>
+        <w:t>A database must support high-level insertion, updation, and deletion. This must not be limited to a single row, that is, it must also support union, intersection and minus operations to yield sets of data records.</w:t>
       </w:r>
     </w:p>
     <w:p>
@@ -2714,21 +2690,7 @@
               <w:rPr>
                 <w:rFonts w:cstheme="minorHAnsi"/>
               </w:rPr>
-              <w:t xml:space="preserve">Date + Time (no </w:t>
-            </w:r>
-            <w:proofErr w:type="spellStart"/>
-            <w:r>
-              <w:rPr>
-                <w:rFonts w:cstheme="minorHAnsi"/>
-              </w:rPr>
-              <w:t>timezone</w:t>
-            </w:r>
-            <w:proofErr w:type="spellEnd"/>
-            <w:r>
-              <w:rPr>
-                <w:rFonts w:cstheme="minorHAnsi"/>
-              </w:rPr>
-              <w:t>)</w:t>
+              <w:t>Date + Time (no timezone)</w:t>
             </w:r>
           </w:p>
         </w:tc>
@@ -2829,21 +2791,7 @@
               <w:rPr>
                 <w:rFonts w:cstheme="minorHAnsi"/>
               </w:rPr>
-              <w:t xml:space="preserve">Date + Time (with </w:t>
-            </w:r>
-            <w:proofErr w:type="spellStart"/>
-            <w:r>
-              <w:rPr>
-                <w:rFonts w:cstheme="minorHAnsi"/>
-              </w:rPr>
-              <w:t>timezone</w:t>
-            </w:r>
-            <w:proofErr w:type="spellEnd"/>
-            <w:r>
-              <w:rPr>
-                <w:rFonts w:cstheme="minorHAnsi"/>
-              </w:rPr>
-              <w:t>, converts to UTC)</w:t>
+              <w:t>Date + Time (with timezone, converts to UTC)</w:t>
             </w:r>
           </w:p>
         </w:tc>
@@ -3337,16 +3285,8 @@
               <w:rPr>
                 <w:rFonts w:cstheme="minorHAnsi"/>
               </w:rPr>
-              <w:t>'</w:t>
+              <w:t>'yes'</w:t>
             </w:r>
-            <w:proofErr w:type="spellStart"/>
-            <w:r>
-              <w:rPr>
-                <w:rFonts w:cstheme="minorHAnsi"/>
-              </w:rPr>
-              <w:t>yes'</w:t>
-            </w:r>
-            <w:proofErr w:type="spellEnd"/>
           </w:p>
         </w:tc>
         <w:tc>
@@ -4410,25 +4350,7 @@
                 <w:b/>
                 <w:bCs/>
               </w:rPr>
-              <w:t>"</w:t>
-            </w:r>
-            <w:proofErr w:type="spellStart"/>
-            <w:r>
-              <w:rPr>
-                <w:rFonts w:cstheme="minorHAnsi"/>
-                <w:b/>
-                <w:bCs/>
-              </w:rPr>
-              <w:t>user_id</w:t>
-            </w:r>
-            <w:proofErr w:type="spellEnd"/>
-            <w:r>
-              <w:rPr>
-                <w:rFonts w:cstheme="minorHAnsi"/>
-                <w:b/>
-                <w:bCs/>
-              </w:rPr>
-              <w:t>", "first name"</w:t>
+              <w:t>"user_id", "first name"</w:t>
             </w:r>
           </w:p>
         </w:tc>
@@ -5577,35 +5499,7 @@
           <w:rFonts w:cstheme="minorHAnsi"/>
         </w:rPr>
         <w:br/>
-        <w:t xml:space="preserve">From relational algebra, selection is </w:t>
-      </w:r>
-      <w:proofErr w:type="spellStart"/>
-      <w:r>
-        <w:rPr>
-          <w:rFonts w:cstheme="minorHAnsi"/>
-        </w:rPr>
-        <w:t>σ_condition</w:t>
-      </w:r>
-      <w:proofErr w:type="spellEnd"/>
-      <w:r>
-        <w:rPr>
-          <w:rFonts w:cstheme="minorHAnsi"/>
-        </w:rPr>
-        <w:t xml:space="preserve">(relation), where condition is a </w:t>
-      </w:r>
-      <w:proofErr w:type="spellStart"/>
-      <w:r>
-        <w:rPr>
-          <w:rFonts w:cstheme="minorHAnsi"/>
-        </w:rPr>
-        <w:t>boolean</w:t>
-      </w:r>
-      <w:proofErr w:type="spellEnd"/>
-      <w:r>
-        <w:rPr>
-          <w:rFonts w:cstheme="minorHAnsi"/>
-        </w:rPr>
-        <w:t xml:space="preserve"> predicate like salary &gt; 50000. PostgreSQL WHERE clause implements this: rows not satisfying condition are discarded. It operates after FROM (including joins) but before GROUP BY/HAVING.</w:t>
+        <w:t>From relational algebra, selection is σ_condition(relation), where condition is a boolean predicate like salary &gt; 50000. PostgreSQL WHERE clause implements this: rows not satisfying condition are discarded. It operates after FROM (including joins) but before GROUP BY/HAVING.</w:t>
       </w:r>
     </w:p>
     <w:p>
@@ -7302,35 +7196,7 @@
         <w:rPr>
           <w:rFonts w:cstheme="minorHAnsi"/>
         </w:rPr>
-        <w:t>GIN/</w:t>
-      </w:r>
-      <w:proofErr w:type="spellStart"/>
-      <w:r>
-        <w:rPr>
-          <w:rFonts w:cstheme="minorHAnsi"/>
-        </w:rPr>
-        <w:t>GiST</w:t>
-      </w:r>
-      <w:proofErr w:type="spellEnd"/>
-      <w:r>
-        <w:rPr>
-          <w:rFonts w:cstheme="minorHAnsi"/>
-        </w:rPr>
-        <w:t>/SP-</w:t>
-      </w:r>
-      <w:proofErr w:type="spellStart"/>
-      <w:r>
-        <w:rPr>
-          <w:rFonts w:cstheme="minorHAnsi"/>
-        </w:rPr>
-        <w:t>GiST</w:t>
-      </w:r>
-      <w:proofErr w:type="spellEnd"/>
-      <w:r>
-        <w:rPr>
-          <w:rFonts w:cstheme="minorHAnsi"/>
-        </w:rPr>
-        <w:t xml:space="preserve"> Indexes</w:t>
+        <w:t>GIN/GiST/SP-GiST Indexes</w:t>
       </w:r>
     </w:p>
     <w:p>
@@ -7512,31 +7378,7 @@
           <w:kern w:val="0"/>
           <w14:ligatures w14:val="none"/>
         </w:rPr>
-        <w:t xml:space="preserve">LEFT JOIN keeps </w:t>
-      </w:r>
-      <w:proofErr w:type="spellStart"/>
-      <w:r>
-        <w:rPr>
-          <w:rFonts w:eastAsia="Times New Roman" w:cstheme="minorHAnsi"/>
-          <w:b/>
-          <w:bCs/>
-          <w:color w:val="000000"/>
-          <w:kern w:val="0"/>
-          <w14:ligatures w14:val="none"/>
-        </w:rPr>
-        <w:t>the</w:t>
-      </w:r>
-      <w:proofErr w:type="spellEnd"/>
-      <w:r>
-        <w:rPr>
-          <w:rFonts w:eastAsia="Times New Roman" w:cstheme="minorHAnsi"/>
-          <w:b/>
-          <w:bCs/>
-          <w:color w:val="000000"/>
-          <w:kern w:val="0"/>
-          <w14:ligatures w14:val="none"/>
-        </w:rPr>
-        <w:t xml:space="preserve"> FROM table completely</w:t>
+        <w:t>LEFT JOIN keeps the FROM table completely</w:t>
       </w:r>
     </w:p>
     <w:p>
@@ -8104,21 +7946,7 @@
         <w:rPr>
           <w:rFonts w:cstheme="minorHAnsi"/>
         </w:rPr>
-        <w:t xml:space="preserve">SELECT ... FROM ... WHERE ... GROUP BY ... HAVING ... ORDER BY </w:t>
-      </w:r>
-      <w:proofErr w:type="spellStart"/>
-      <w:r>
-        <w:rPr>
-          <w:rFonts w:cstheme="minorHAnsi"/>
-        </w:rPr>
-        <w:t>column_or_expression</w:t>
-      </w:r>
-      <w:proofErr w:type="spellEnd"/>
-      <w:r>
-        <w:rPr>
-          <w:rFonts w:cstheme="minorHAnsi"/>
-        </w:rPr>
-        <w:t xml:space="preserve"> [ASC|DESC];</w:t>
+        <w:t>SELECT ... FROM ... WHERE ... GROUP BY ... HAVING ... ORDER BY column_or_expression [ASC|DESC];</w:t>
       </w:r>
     </w:p>
     <w:p>
@@ -9972,35 +9800,7 @@
         <w:rPr>
           <w:rFonts w:cstheme="minorHAnsi"/>
         </w:rPr>
-        <w:t>Always add spaces manually if needed: </w:t>
-      </w:r>
-      <w:proofErr w:type="spellStart"/>
-      <w:r>
-        <w:rPr>
-          <w:rFonts w:cstheme="minorHAnsi"/>
-        </w:rPr>
-        <w:t>first_name</w:t>
-      </w:r>
-      <w:proofErr w:type="spellEnd"/>
-      <w:r>
-        <w:rPr>
-          <w:rFonts w:cstheme="minorHAnsi"/>
-        </w:rPr>
-        <w:t xml:space="preserve"> || ' ' || </w:t>
-      </w:r>
-      <w:proofErr w:type="spellStart"/>
-      <w:r>
-        <w:rPr>
-          <w:rFonts w:cstheme="minorHAnsi"/>
-        </w:rPr>
-        <w:t>last_name</w:t>
-      </w:r>
-      <w:proofErr w:type="spellEnd"/>
-      <w:r>
-        <w:rPr>
-          <w:rFonts w:cstheme="minorHAnsi"/>
-        </w:rPr>
-        <w:t> — that ' ' is the space character.</w:t>
+        <w:t>Always add spaces manually if needed: first_name || ' ' || last_name — that ' ' is the space character.</w:t>
       </w:r>
     </w:p>
     <w:p>
@@ -13542,21 +13342,7 @@
         <w:rPr>
           <w:rFonts w:cstheme="minorHAnsi"/>
         </w:rPr>
-        <w:t xml:space="preserve"> Always give the subquery an alias (AS </w:t>
-      </w:r>
-      <w:proofErr w:type="spellStart"/>
-      <w:r>
-        <w:rPr>
-          <w:rFonts w:cstheme="minorHAnsi"/>
-        </w:rPr>
-        <w:t>category_summary</w:t>
-      </w:r>
-      <w:proofErr w:type="spellEnd"/>
-      <w:r>
-        <w:rPr>
-          <w:rFonts w:cstheme="minorHAnsi"/>
-        </w:rPr>
-        <w:t>). PostgreSQL requires it.</w:t>
+        <w:t> Always give the subquery an alias (AS category_summary). PostgreSQL requires it.</w:t>
       </w:r>
     </w:p>
     <w:p>
@@ -14470,6 +14256,26 @@
     </w:p>
     <w:p>
       <w:pPr>
+        <w:pStyle w:val="ListParagraph"/>
+        <w:numPr>
+          <w:ilvl w:val="0"/>
+          <w:numId w:val="9"/>
+        </w:numPr>
+        <w:rPr>
+          <w:rFonts w:cstheme="minorHAnsi"/>
+        </w:rPr>
+      </w:pPr>
+      <w:r>
+        <w:rPr>
+          <w:rFonts w:cstheme="minorHAnsi"/>
+          <w:b/>
+          <w:bCs/>
+        </w:rPr>
+        <w:t>Comment</w:t>
+      </w:r>
+    </w:p>
+    <w:p>
+      <w:pPr>
         <w:rPr>
           <w:rFonts w:cstheme="minorHAnsi"/>
         </w:rPr>
@@ -15013,21 +14819,7 @@
         <w:rPr>
           <w:rFonts w:cstheme="minorHAnsi"/>
         </w:rPr>
-        <w:t xml:space="preserve">Value does not apply (e.g., </w:t>
-      </w:r>
-      <w:proofErr w:type="spellStart"/>
-      <w:r>
-        <w:rPr>
-          <w:rFonts w:cstheme="minorHAnsi"/>
-        </w:rPr>
-        <w:t>middle_name</w:t>
-      </w:r>
-      <w:proofErr w:type="spellEnd"/>
-      <w:r>
-        <w:rPr>
-          <w:rFonts w:cstheme="minorHAnsi"/>
-        </w:rPr>
-        <w:t xml:space="preserve"> for someone without one).</w:t>
+        <w:t>Value does not apply (e.g., middle_name for someone without one).</w:t>
       </w:r>
     </w:p>
     <w:p>
@@ -15312,14 +15104,12 @@
           <w:rFonts w:cstheme="minorHAnsi"/>
         </w:rPr>
       </w:pPr>
-      <w:proofErr w:type="spellStart"/>
       <w:r>
         <w:rPr>
           <w:rFonts w:cstheme="minorHAnsi"/>
         </w:rPr>
         <w:t>sql</w:t>
       </w:r>
-      <w:proofErr w:type="spellEnd"/>
     </w:p>
     <w:p>
       <w:pPr>
@@ -15429,14 +15219,12 @@
           <w:rFonts w:cstheme="minorHAnsi"/>
         </w:rPr>
       </w:pPr>
-      <w:proofErr w:type="spellStart"/>
       <w:r>
         <w:rPr>
           <w:rFonts w:cstheme="minorHAnsi"/>
         </w:rPr>
         <w:t>sql</w:t>
       </w:r>
-      <w:proofErr w:type="spellEnd"/>
     </w:p>
     <w:p>
       <w:pPr>

--- a/questions.docx
+++ b/questions.docx
@@ -16,8 +16,18 @@
           <w:b/>
           <w:bCs/>
         </w:rPr>
-        <w:t>What is sql</w:t>
-      </w:r>
+        <w:t xml:space="preserve">What is </w:t>
+      </w:r>
+      <w:proofErr w:type="spellStart"/>
+      <w:r>
+        <w:rPr>
+          <w:rFonts w:cstheme="minorHAnsi"/>
+          <w:b/>
+          <w:bCs/>
+        </w:rPr>
+        <w:t>sql</w:t>
+      </w:r>
+      <w:proofErr w:type="spellEnd"/>
     </w:p>
     <w:p>
       <w:pPr>
@@ -476,7 +486,21 @@
         <w:rPr>
           <w:rFonts w:cstheme="minorHAnsi"/>
         </w:rPr>
-        <w:t> — Checks if your SQL has correct syntax (like a grammar check). If you made a typo, it rejects it here​</w:t>
+        <w:t xml:space="preserve"> — Checks if your SQL has </w:t>
+      </w:r>
+      <w:proofErr w:type="gramStart"/>
+      <w:r>
+        <w:rPr>
+          <w:rFonts w:cstheme="minorHAnsi"/>
+        </w:rPr>
+        <w:t>correct</w:t>
+      </w:r>
+      <w:proofErr w:type="gramEnd"/>
+      <w:r>
+        <w:rPr>
+          <w:rFonts w:cstheme="minorHAnsi"/>
+        </w:rPr>
+        <w:t xml:space="preserve"> syntax (like a grammar check). If you made a typo, it rejects it here​</w:t>
       </w:r>
     </w:p>
     <w:p>
@@ -1114,7 +1138,21 @@
         <w:rPr>
           <w:rFonts w:cstheme="minorHAnsi"/>
         </w:rPr>
-        <w:t>A database must support high-level insertion, updation, and deletion. This must not be limited to a single row, that is, it must also support union, intersection and minus operations to yield sets of data records.</w:t>
+        <w:t xml:space="preserve">A database must support high-level insertion, </w:t>
+      </w:r>
+      <w:proofErr w:type="spellStart"/>
+      <w:r>
+        <w:rPr>
+          <w:rFonts w:cstheme="minorHAnsi"/>
+        </w:rPr>
+        <w:t>updation</w:t>
+      </w:r>
+      <w:proofErr w:type="spellEnd"/>
+      <w:r>
+        <w:rPr>
+          <w:rFonts w:cstheme="minorHAnsi"/>
+        </w:rPr>
+        <w:t>, and deletion. This must not be limited to a single row, that is, it must also support union, intersection and minus operations to yield sets of data records.</w:t>
       </w:r>
     </w:p>
     <w:p>
@@ -1174,7 +1212,35 @@
         <w:rPr>
           <w:rFonts w:cstheme="minorHAnsi"/>
         </w:rPr>
-        <w:t>The logical data in a database must be independent of its users view (application). Any change in logical data must not affect the applications using it. For example, if two tables are merged or one is split into two different tables, there should be no impact or change on the user application. This is one of the most difficult rule to apply.</w:t>
+        <w:t xml:space="preserve">The logical data in a database must be independent of its </w:t>
+      </w:r>
+      <w:proofErr w:type="gramStart"/>
+      <w:r>
+        <w:rPr>
+          <w:rFonts w:cstheme="minorHAnsi"/>
+        </w:rPr>
+        <w:t>users</w:t>
+      </w:r>
+      <w:proofErr w:type="gramEnd"/>
+      <w:r>
+        <w:rPr>
+          <w:rFonts w:cstheme="minorHAnsi"/>
+        </w:rPr>
+        <w:t xml:space="preserve"> view (application). Any change in logical data must not affect the applications using it. For example, if two tables are merged or one is split into two different tables, there should be no impact or change on the user application. This is one of the most difficult </w:t>
+      </w:r>
+      <w:proofErr w:type="gramStart"/>
+      <w:r>
+        <w:rPr>
+          <w:rFonts w:cstheme="minorHAnsi"/>
+        </w:rPr>
+        <w:t>rule</w:t>
+      </w:r>
+      <w:proofErr w:type="gramEnd"/>
+      <w:r>
+        <w:rPr>
+          <w:rFonts w:cstheme="minorHAnsi"/>
+        </w:rPr>
+        <w:t xml:space="preserve"> to apply.</w:t>
       </w:r>
     </w:p>
     <w:p>
@@ -1564,7 +1630,21 @@
               <w:rPr>
                 <w:rFonts w:cstheme="minorHAnsi"/>
               </w:rPr>
-              <w:t>Float uses the 4 bytes i.e. 32 bits to store the values. So it has a wide range of values. But it is not always precise.)</w:t>
+              <w:t xml:space="preserve">Float uses the 4 bytes i.e. 32 bits to store the values. </w:t>
+            </w:r>
+            <w:proofErr w:type="gramStart"/>
+            <w:r>
+              <w:rPr>
+                <w:rFonts w:cstheme="minorHAnsi"/>
+              </w:rPr>
+              <w:t>So</w:t>
+            </w:r>
+            <w:proofErr w:type="gramEnd"/>
+            <w:r>
+              <w:rPr>
+                <w:rFonts w:cstheme="minorHAnsi"/>
+              </w:rPr>
+              <w:t xml:space="preserve"> it has a wide range of values. But it is not always precise.)</w:t>
             </w:r>
           </w:p>
         </w:tc>
@@ -1631,7 +1711,21 @@
               <w:rPr>
                 <w:rFonts w:cstheme="minorHAnsi"/>
               </w:rPr>
-              <w:t>Double uses the 8 bytes i.e. 64 bits to store the values. So it has a wide range of values. Double is more precise than the Float.)</w:t>
+              <w:t xml:space="preserve">Double uses the 8 bytes i.e. 64 bits to store the values. </w:t>
+            </w:r>
+            <w:proofErr w:type="gramStart"/>
+            <w:r>
+              <w:rPr>
+                <w:rFonts w:cstheme="minorHAnsi"/>
+              </w:rPr>
+              <w:t>So</w:t>
+            </w:r>
+            <w:proofErr w:type="gramEnd"/>
+            <w:r>
+              <w:rPr>
+                <w:rFonts w:cstheme="minorHAnsi"/>
+              </w:rPr>
+              <w:t xml:space="preserve"> it has a wide range of values. Double is more precise than the Float.)</w:t>
             </w:r>
           </w:p>
         </w:tc>
@@ -2690,7 +2784,21 @@
               <w:rPr>
                 <w:rFonts w:cstheme="minorHAnsi"/>
               </w:rPr>
-              <w:t>Date + Time (no timezone)</w:t>
+              <w:t xml:space="preserve">Date + Time (no </w:t>
+            </w:r>
+            <w:proofErr w:type="spellStart"/>
+            <w:r>
+              <w:rPr>
+                <w:rFonts w:cstheme="minorHAnsi"/>
+              </w:rPr>
+              <w:t>timezone</w:t>
+            </w:r>
+            <w:proofErr w:type="spellEnd"/>
+            <w:r>
+              <w:rPr>
+                <w:rFonts w:cstheme="minorHAnsi"/>
+              </w:rPr>
+              <w:t>)</w:t>
             </w:r>
           </w:p>
         </w:tc>
@@ -2791,7 +2899,21 @@
               <w:rPr>
                 <w:rFonts w:cstheme="minorHAnsi"/>
               </w:rPr>
-              <w:t>Date + Time (with timezone, converts to UTC)</w:t>
+              <w:t xml:space="preserve">Date + Time (with </w:t>
+            </w:r>
+            <w:proofErr w:type="spellStart"/>
+            <w:r>
+              <w:rPr>
+                <w:rFonts w:cstheme="minorHAnsi"/>
+              </w:rPr>
+              <w:t>timezone</w:t>
+            </w:r>
+            <w:proofErr w:type="spellEnd"/>
+            <w:r>
+              <w:rPr>
+                <w:rFonts w:cstheme="minorHAnsi"/>
+              </w:rPr>
+              <w:t>, converts to UTC)</w:t>
             </w:r>
           </w:p>
         </w:tc>
@@ -3285,8 +3407,16 @@
               <w:rPr>
                 <w:rFonts w:cstheme="minorHAnsi"/>
               </w:rPr>
-              <w:t>'yes'</w:t>
+              <w:t>'</w:t>
             </w:r>
+            <w:proofErr w:type="spellStart"/>
+            <w:r>
+              <w:rPr>
+                <w:rFonts w:cstheme="minorHAnsi"/>
+              </w:rPr>
+              <w:t>yes'</w:t>
+            </w:r>
+            <w:proofErr w:type="spellEnd"/>
           </w:p>
         </w:tc>
         <w:tc>
@@ -4350,7 +4480,35 @@
                 <w:b/>
                 <w:bCs/>
               </w:rPr>
-              <w:t>"user_id", "first name"</w:t>
+              <w:t>"</w:t>
+            </w:r>
+            <w:proofErr w:type="spellStart"/>
+            <w:proofErr w:type="gramStart"/>
+            <w:r>
+              <w:rPr>
+                <w:rFonts w:cstheme="minorHAnsi"/>
+                <w:b/>
+                <w:bCs/>
+              </w:rPr>
+              <w:t>user</w:t>
+            </w:r>
+            <w:proofErr w:type="gramEnd"/>
+            <w:r>
+              <w:rPr>
+                <w:rFonts w:cstheme="minorHAnsi"/>
+                <w:b/>
+                <w:bCs/>
+              </w:rPr>
+              <w:t>_id</w:t>
+            </w:r>
+            <w:proofErr w:type="spellEnd"/>
+            <w:r>
+              <w:rPr>
+                <w:rFonts w:cstheme="minorHAnsi"/>
+                <w:b/>
+                <w:bCs/>
+              </w:rPr>
+              <w:t>", "first name"</w:t>
             </w:r>
           </w:p>
         </w:tc>
@@ -5499,7 +5657,35 @@
           <w:rFonts w:cstheme="minorHAnsi"/>
         </w:rPr>
         <w:br/>
-        <w:t>From relational algebra, selection is σ_condition(relation), where condition is a boolean predicate like salary &gt; 50000. PostgreSQL WHERE clause implements this: rows not satisfying condition are discarded. It operates after FROM (including joins) but before GROUP BY/HAVING.</w:t>
+        <w:t xml:space="preserve">From relational algebra, selection is </w:t>
+      </w:r>
+      <w:proofErr w:type="spellStart"/>
+      <w:r>
+        <w:rPr>
+          <w:rFonts w:cstheme="minorHAnsi"/>
+        </w:rPr>
+        <w:t>σ_condition</w:t>
+      </w:r>
+      <w:proofErr w:type="spellEnd"/>
+      <w:r>
+        <w:rPr>
+          <w:rFonts w:cstheme="minorHAnsi"/>
+        </w:rPr>
+        <w:t xml:space="preserve">(relation), where condition is a </w:t>
+      </w:r>
+      <w:proofErr w:type="spellStart"/>
+      <w:r>
+        <w:rPr>
+          <w:rFonts w:cstheme="minorHAnsi"/>
+        </w:rPr>
+        <w:t>boolean</w:t>
+      </w:r>
+      <w:proofErr w:type="spellEnd"/>
+      <w:r>
+        <w:rPr>
+          <w:rFonts w:cstheme="minorHAnsi"/>
+        </w:rPr>
+        <w:t xml:space="preserve"> predicate like salary &gt; 50000. PostgreSQL WHERE clause implements this: rows not satisfying condition are discarded. It operates after FROM (including joins) but before GROUP BY/HAVING.</w:t>
       </w:r>
     </w:p>
     <w:p>
@@ -6569,7 +6755,25 @@
           <w:b/>
           <w:bCs/>
         </w:rPr>
-        <w:t>How NULL Works With Unique Key</w:t>
+        <w:t xml:space="preserve">How NULL Works </w:t>
+      </w:r>
+      <w:proofErr w:type="gramStart"/>
+      <w:r>
+        <w:rPr>
+          <w:rFonts w:cstheme="minorHAnsi"/>
+          <w:b/>
+          <w:bCs/>
+        </w:rPr>
+        <w:t>With</w:t>
+      </w:r>
+      <w:proofErr w:type="gramEnd"/>
+      <w:r>
+        <w:rPr>
+          <w:rFonts w:cstheme="minorHAnsi"/>
+          <w:b/>
+          <w:bCs/>
+        </w:rPr>
+        <w:t xml:space="preserve"> Unique Key</w:t>
       </w:r>
     </w:p>
     <w:p>
@@ -6954,6 +7158,576 @@
           <w:b/>
           <w:bCs/>
         </w:rPr>
+        <w:t>Constraint keyword</w:t>
+      </w:r>
+    </w:p>
+    <w:p>
+      <w:pPr>
+        <w:rPr>
+          <w:rFonts w:cstheme="minorHAnsi"/>
+          <w:b/>
+          <w:bCs/>
+        </w:rPr>
+      </w:pPr>
+      <w:r>
+        <w:rPr>
+          <w:rFonts w:cstheme="minorHAnsi"/>
+          <w:b/>
+          <w:bCs/>
+        </w:rPr>
+        <w:t>CONSTRAINT keyword has 4 real purposes</w:t>
+      </w:r>
+    </w:p>
+    <w:p>
+      <w:pPr>
+        <w:rPr>
+          <w:rFonts w:cstheme="minorHAnsi"/>
+          <w:b/>
+          <w:bCs/>
+        </w:rPr>
+      </w:pPr>
+      <w:r>
+        <w:rPr>
+          <w:rFonts w:cstheme="minorHAnsi"/>
+          <w:b/>
+          <w:bCs/>
+        </w:rPr>
+        <w:t xml:space="preserve">1. </w:t>
+      </w:r>
+      <w:r>
+        <w:rPr>
+          <w:rFonts w:ascii="Segoe UI Emoji" w:hAnsi="Segoe UI Emoji" w:cs="Segoe UI Emoji"/>
+          <w:b/>
+          <w:bCs/>
+        </w:rPr>
+        <w:t>🔧</w:t>
+      </w:r>
+      <w:r>
+        <w:rPr>
+          <w:rFonts w:cstheme="minorHAnsi"/>
+          <w:b/>
+          <w:bCs/>
+        </w:rPr>
+        <w:t xml:space="preserve"> Alter or Drop It Later by Name</w:t>
+      </w:r>
+    </w:p>
+    <w:p>
+      <w:pPr>
+        <w:rPr>
+          <w:rFonts w:cstheme="minorHAnsi"/>
+        </w:rPr>
+      </w:pPr>
+      <w:r>
+        <w:rPr>
+          <w:rFonts w:cstheme="minorHAnsi"/>
+        </w:rPr>
+        <w:t>This is the biggest reason. Without a name, you cannot drop or modify a specific constraint easily</w:t>
+      </w:r>
+      <w:r>
+        <w:rPr>
+          <w:rFonts w:cstheme="minorHAnsi"/>
+        </w:rPr>
+        <w:t>.</w:t>
+      </w:r>
+    </w:p>
+    <w:p>
+      <w:pPr>
+        <w:rPr>
+          <w:rFonts w:cstheme="minorHAnsi"/>
+        </w:rPr>
+      </w:pPr>
+      <w:r>
+        <w:rPr>
+          <w:rFonts w:cstheme="minorHAnsi"/>
+        </w:rPr>
+        <w:drawing>
+          <wp:inline distT="0" distB="0" distL="0" distR="0" wp14:anchorId="29432769" wp14:editId="79FC60D6">
+            <wp:extent cx="5943600" cy="1185545"/>
+            <wp:effectExtent l="0" t="0" r="0" b="0"/>
+            <wp:docPr id="1832667551" name="Picture 1"/>
+            <wp:cNvGraphicFramePr>
+              <a:graphicFrameLocks xmlns:a="http://schemas.openxmlformats.org/drawingml/2006/main" noChangeAspect="1"/>
+            </wp:cNvGraphicFramePr>
+            <a:graphic xmlns:a="http://schemas.openxmlformats.org/drawingml/2006/main">
+              <a:graphicData uri="http://schemas.openxmlformats.org/drawingml/2006/picture">
+                <pic:pic xmlns:pic="http://schemas.openxmlformats.org/drawingml/2006/picture">
+                  <pic:nvPicPr>
+                    <pic:cNvPr id="1832667551" name=""/>
+                    <pic:cNvPicPr/>
+                  </pic:nvPicPr>
+                  <pic:blipFill>
+                    <a:blip r:embed="rId22"/>
+                    <a:stretch>
+                      <a:fillRect/>
+                    </a:stretch>
+                  </pic:blipFill>
+                  <pic:spPr>
+                    <a:xfrm>
+                      <a:off x="0" y="0"/>
+                      <a:ext cx="5943600" cy="1185545"/>
+                    </a:xfrm>
+                    <a:prstGeom prst="rect">
+                      <a:avLst/>
+                    </a:prstGeom>
+                  </pic:spPr>
+                </pic:pic>
+              </a:graphicData>
+            </a:graphic>
+          </wp:inline>
+        </w:drawing>
+      </w:r>
+    </w:p>
+    <w:p>
+      <w:pPr>
+        <w:rPr>
+          <w:rFonts w:cstheme="minorHAnsi"/>
+          <w:b/>
+          <w:bCs/>
+        </w:rPr>
+      </w:pPr>
+      <w:r>
+        <w:rPr>
+          <w:rFonts w:cstheme="minorHAnsi"/>
+          <w:b/>
+          <w:bCs/>
+        </w:rPr>
+        <w:lastRenderedPageBreak/>
+        <w:t xml:space="preserve">2. </w:t>
+      </w:r>
+      <w:r>
+        <w:rPr>
+          <w:rFonts w:ascii="Segoe UI Emoji" w:hAnsi="Segoe UI Emoji" w:cs="Segoe UI Emoji"/>
+          <w:b/>
+          <w:bCs/>
+        </w:rPr>
+        <w:t>🚨</w:t>
+      </w:r>
+      <w:r>
+        <w:rPr>
+          <w:rFonts w:cstheme="minorHAnsi"/>
+          <w:b/>
+          <w:bCs/>
+        </w:rPr>
+        <w:t xml:space="preserve"> Clear Error Messages in Production</w:t>
+      </w:r>
+    </w:p>
+    <w:p>
+      <w:pPr>
+        <w:rPr>
+          <w:rFonts w:cstheme="minorHAnsi"/>
+        </w:rPr>
+      </w:pPr>
+      <w:r>
+        <w:rPr>
+          <w:rFonts w:cstheme="minorHAnsi"/>
+        </w:rPr>
+        <w:t>When an INSERT fails, PostgreSQL shows the constraint name in the error</w:t>
+      </w:r>
+    </w:p>
+    <w:p>
+      <w:pPr>
+        <w:rPr>
+          <w:rFonts w:cstheme="minorHAnsi"/>
+        </w:rPr>
+      </w:pPr>
+      <w:r>
+        <w:rPr>
+          <w:rFonts w:cstheme="minorHAnsi"/>
+        </w:rPr>
+        <w:drawing>
+          <wp:inline distT="0" distB="0" distL="0" distR="0" wp14:anchorId="5CDFD6E9" wp14:editId="48B38555">
+            <wp:extent cx="5943600" cy="1231265"/>
+            <wp:effectExtent l="0" t="0" r="0" b="6985"/>
+            <wp:docPr id="628549456" name="Picture 1"/>
+            <wp:cNvGraphicFramePr>
+              <a:graphicFrameLocks xmlns:a="http://schemas.openxmlformats.org/drawingml/2006/main" noChangeAspect="1"/>
+            </wp:cNvGraphicFramePr>
+            <a:graphic xmlns:a="http://schemas.openxmlformats.org/drawingml/2006/main">
+              <a:graphicData uri="http://schemas.openxmlformats.org/drawingml/2006/picture">
+                <pic:pic xmlns:pic="http://schemas.openxmlformats.org/drawingml/2006/picture">
+                  <pic:nvPicPr>
+                    <pic:cNvPr id="628549456" name=""/>
+                    <pic:cNvPicPr/>
+                  </pic:nvPicPr>
+                  <pic:blipFill>
+                    <a:blip r:embed="rId23"/>
+                    <a:stretch>
+                      <a:fillRect/>
+                    </a:stretch>
+                  </pic:blipFill>
+                  <pic:spPr>
+                    <a:xfrm>
+                      <a:off x="0" y="0"/>
+                      <a:ext cx="5943600" cy="1231265"/>
+                    </a:xfrm>
+                    <a:prstGeom prst="rect">
+                      <a:avLst/>
+                    </a:prstGeom>
+                  </pic:spPr>
+                </pic:pic>
+              </a:graphicData>
+            </a:graphic>
+          </wp:inline>
+        </w:drawing>
+      </w:r>
+    </w:p>
+    <w:p>
+      <w:pPr>
+        <w:rPr>
+          <w:rFonts w:cstheme="minorHAnsi"/>
+        </w:rPr>
+      </w:pPr>
+    </w:p>
+    <w:p>
+      <w:pPr>
+        <w:rPr>
+          <w:rFonts w:cstheme="minorHAnsi"/>
+          <w:b/>
+          <w:bCs/>
+        </w:rPr>
+      </w:pPr>
+      <w:r>
+        <w:rPr>
+          <w:rFonts w:cstheme="minorHAnsi"/>
+          <w:b/>
+          <w:bCs/>
+        </w:rPr>
+        <w:t xml:space="preserve">3. </w:t>
+      </w:r>
+      <w:r>
+        <w:rPr>
+          <w:rFonts w:ascii="Segoe UI Emoji" w:hAnsi="Segoe UI Emoji" w:cs="Segoe UI Emoji"/>
+          <w:b/>
+          <w:bCs/>
+        </w:rPr>
+        <w:t>📖</w:t>
+      </w:r>
+      <w:r>
+        <w:rPr>
+          <w:rFonts w:cstheme="minorHAnsi"/>
+          <w:b/>
+          <w:bCs/>
+        </w:rPr>
+        <w:t xml:space="preserve"> Self-Documenting Schema</w:t>
+      </w:r>
+    </w:p>
+    <w:p>
+      <w:pPr>
+        <w:rPr>
+          <w:rFonts w:cstheme="minorHAnsi"/>
+        </w:rPr>
+      </w:pPr>
+      <w:r>
+        <w:rPr>
+          <w:rFonts w:cstheme="minorHAnsi"/>
+        </w:rPr>
+        <w:t>When another developer reads your schema, named constraints </w:t>
+      </w:r>
+      <w:r>
+        <w:rPr>
+          <w:rFonts w:cstheme="minorHAnsi"/>
+          <w:b/>
+          <w:bCs/>
+        </w:rPr>
+        <w:t>explain the business rule</w:t>
+      </w:r>
+      <w:r>
+        <w:rPr>
+          <w:rFonts w:cstheme="minorHAnsi"/>
+        </w:rPr>
+        <w:t> without needing comments:</w:t>
+      </w:r>
+    </w:p>
+    <w:p>
+      <w:pPr>
+        <w:rPr>
+          <w:rFonts w:cstheme="minorHAnsi"/>
+        </w:rPr>
+      </w:pPr>
+      <w:r>
+        <w:rPr>
+          <w:rFonts w:cstheme="minorHAnsi"/>
+        </w:rPr>
+        <w:drawing>
+          <wp:inline distT="0" distB="0" distL="0" distR="0" wp14:anchorId="04091E52" wp14:editId="2BBABC3F">
+            <wp:extent cx="5943600" cy="1192530"/>
+            <wp:effectExtent l="0" t="0" r="0" b="7620"/>
+            <wp:docPr id="1414579146" name="Picture 1"/>
+            <wp:cNvGraphicFramePr>
+              <a:graphicFrameLocks xmlns:a="http://schemas.openxmlformats.org/drawingml/2006/main" noChangeAspect="1"/>
+            </wp:cNvGraphicFramePr>
+            <a:graphic xmlns:a="http://schemas.openxmlformats.org/drawingml/2006/main">
+              <a:graphicData uri="http://schemas.openxmlformats.org/drawingml/2006/picture">
+                <pic:pic xmlns:pic="http://schemas.openxmlformats.org/drawingml/2006/picture">
+                  <pic:nvPicPr>
+                    <pic:cNvPr id="1414579146" name=""/>
+                    <pic:cNvPicPr/>
+                  </pic:nvPicPr>
+                  <pic:blipFill>
+                    <a:blip r:embed="rId24"/>
+                    <a:stretch>
+                      <a:fillRect/>
+                    </a:stretch>
+                  </pic:blipFill>
+                  <pic:spPr>
+                    <a:xfrm>
+                      <a:off x="0" y="0"/>
+                      <a:ext cx="5943600" cy="1192530"/>
+                    </a:xfrm>
+                    <a:prstGeom prst="rect">
+                      <a:avLst/>
+                    </a:prstGeom>
+                  </pic:spPr>
+                </pic:pic>
+              </a:graphicData>
+            </a:graphic>
+          </wp:inline>
+        </w:drawing>
+      </w:r>
+    </w:p>
+    <w:p>
+      <w:pPr>
+        <w:rPr>
+          <w:rFonts w:cstheme="minorHAnsi"/>
+          <w:b/>
+          <w:bCs/>
+        </w:rPr>
+      </w:pPr>
+      <w:r>
+        <w:rPr>
+          <w:rFonts w:cstheme="minorHAnsi"/>
+          <w:b/>
+          <w:bCs/>
+        </w:rPr>
+        <w:t xml:space="preserve">4. </w:t>
+      </w:r>
+      <w:r>
+        <w:rPr>
+          <w:rFonts w:ascii="Segoe UI Emoji" w:hAnsi="Segoe UI Emoji" w:cs="Segoe UI Emoji"/>
+          <w:b/>
+          <w:bCs/>
+        </w:rPr>
+        <w:t>🔄</w:t>
+      </w:r>
+      <w:r>
+        <w:rPr>
+          <w:rFonts w:cstheme="minorHAnsi"/>
+          <w:b/>
+          <w:bCs/>
+        </w:rPr>
+        <w:t xml:space="preserve"> Migration Scripts Work Reliably</w:t>
+      </w:r>
+    </w:p>
+    <w:p>
+      <w:pPr>
+        <w:rPr>
+          <w:rFonts w:cstheme="minorHAnsi"/>
+        </w:rPr>
+      </w:pPr>
+      <w:r>
+        <w:rPr>
+          <w:rFonts w:cstheme="minorHAnsi"/>
+        </w:rPr>
+        <w:t>In production, you run migration scripts to alter schemas. Named constraints make migrations </w:t>
+      </w:r>
+      <w:r>
+        <w:rPr>
+          <w:rFonts w:cstheme="minorHAnsi"/>
+          <w:b/>
+          <w:bCs/>
+        </w:rPr>
+        <w:t>deterministic</w:t>
+      </w:r>
+      <w:r>
+        <w:rPr>
+          <w:rFonts w:cstheme="minorHAnsi"/>
+        </w:rPr>
+        <w:t> — you always know exactly what to drop/add:</w:t>
+      </w:r>
+    </w:p>
+    <w:p>
+      <w:pPr>
+        <w:rPr>
+          <w:rFonts w:cstheme="minorHAnsi"/>
+        </w:rPr>
+      </w:pPr>
+      <w:r>
+        <w:rPr>
+          <w:rFonts w:cstheme="minorHAnsi"/>
+        </w:rPr>
+        <w:drawing>
+          <wp:inline distT="0" distB="0" distL="0" distR="0" wp14:anchorId="0CD5C316" wp14:editId="7CE06A10">
+            <wp:extent cx="5943600" cy="1100455"/>
+            <wp:effectExtent l="0" t="0" r="0" b="4445"/>
+            <wp:docPr id="201395550" name="Picture 1"/>
+            <wp:cNvGraphicFramePr>
+              <a:graphicFrameLocks xmlns:a="http://schemas.openxmlformats.org/drawingml/2006/main" noChangeAspect="1"/>
+            </wp:cNvGraphicFramePr>
+            <a:graphic xmlns:a="http://schemas.openxmlformats.org/drawingml/2006/main">
+              <a:graphicData uri="http://schemas.openxmlformats.org/drawingml/2006/picture">
+                <pic:pic xmlns:pic="http://schemas.openxmlformats.org/drawingml/2006/picture">
+                  <pic:nvPicPr>
+                    <pic:cNvPr id="201395550" name=""/>
+                    <pic:cNvPicPr/>
+                  </pic:nvPicPr>
+                  <pic:blipFill>
+                    <a:blip r:embed="rId25"/>
+                    <a:stretch>
+                      <a:fillRect/>
+                    </a:stretch>
+                  </pic:blipFill>
+                  <pic:spPr>
+                    <a:xfrm>
+                      <a:off x="0" y="0"/>
+                      <a:ext cx="5943600" cy="1100455"/>
+                    </a:xfrm>
+                    <a:prstGeom prst="rect">
+                      <a:avLst/>
+                    </a:prstGeom>
+                  </pic:spPr>
+                </pic:pic>
+              </a:graphicData>
+            </a:graphic>
+          </wp:inline>
+        </w:drawing>
+      </w:r>
+    </w:p>
+    <w:p>
+      <w:pPr>
+        <w:rPr>
+          <w:rFonts w:cstheme="minorHAnsi"/>
+          <w:b/>
+          <w:bCs/>
+        </w:rPr>
+      </w:pPr>
+      <w:r>
+        <w:rPr>
+          <w:rFonts w:cstheme="minorHAnsi"/>
+          <w:b/>
+          <w:bCs/>
+        </w:rPr>
+        <w:t>The Simple Rule</w:t>
+      </w:r>
+    </w:p>
+    <w:p>
+      <w:pPr>
+        <w:rPr>
+          <w:rFonts w:cstheme="minorHAnsi"/>
+        </w:rPr>
+      </w:pPr>
+      <w:r>
+        <w:rPr>
+          <w:rFonts w:cstheme="minorHAnsi"/>
+          <w:b/>
+          <w:bCs/>
+        </w:rPr>
+        <w:t>Always name your constraints in production.</w:t>
+      </w:r>
+      <w:r>
+        <w:rPr>
+          <w:rFonts w:cstheme="minorHAnsi"/>
+        </w:rPr>
+        <w:t> Unnamed constraints are fine for quick local experiments, but in any real codebase, unnamed constraints become a maintenance headache fast</w:t>
+      </w:r>
+    </w:p>
+    <w:p>
+      <w:pPr>
+        <w:rPr>
+          <w:rFonts w:cstheme="minorHAnsi"/>
+        </w:rPr>
+      </w:pPr>
+    </w:p>
+    <w:p>
+      <w:pPr>
+        <w:rPr>
+          <w:rFonts w:cstheme="minorHAnsi"/>
+        </w:rPr>
+      </w:pPr>
+    </w:p>
+    <w:p>
+      <w:pPr>
+        <w:rPr>
+          <w:rFonts w:cstheme="minorHAnsi"/>
+        </w:rPr>
+      </w:pPr>
+    </w:p>
+    <w:p>
+      <w:pPr>
+        <w:rPr>
+          <w:rFonts w:cstheme="minorHAnsi"/>
+          <w:b/>
+          <w:bCs/>
+        </w:rPr>
+      </w:pPr>
+    </w:p>
+    <w:p>
+      <w:pPr>
+        <w:rPr>
+          <w:rFonts w:cstheme="minorHAnsi"/>
+          <w:b/>
+          <w:bCs/>
+        </w:rPr>
+      </w:pPr>
+    </w:p>
+    <w:p>
+      <w:pPr>
+        <w:rPr>
+          <w:rFonts w:cstheme="minorHAnsi"/>
+          <w:b/>
+          <w:bCs/>
+        </w:rPr>
+      </w:pPr>
+      <w:r>
+        <w:rPr>
+          <w:rFonts w:cstheme="minorHAnsi"/>
+          <w:b/>
+          <w:bCs/>
+        </w:rPr>
+        <w:t xml:space="preserve">CHECK </w:t>
+      </w:r>
+      <w:proofErr w:type="spellStart"/>
+      <w:r>
+        <w:rPr>
+          <w:rFonts w:cstheme="minorHAnsi"/>
+          <w:b/>
+          <w:bCs/>
+        </w:rPr>
+        <w:t>Constriants</w:t>
+      </w:r>
+      <w:proofErr w:type="spellEnd"/>
+    </w:p>
+    <w:p>
+      <w:pPr>
+        <w:rPr>
+          <w:rFonts w:cstheme="minorHAnsi"/>
+          <w:b/>
+          <w:bCs/>
+        </w:rPr>
+      </w:pPr>
+    </w:p>
+    <w:p>
+      <w:pPr>
+        <w:rPr>
+          <w:rFonts w:cstheme="minorHAnsi"/>
+          <w:b/>
+          <w:bCs/>
+        </w:rPr>
+      </w:pPr>
+    </w:p>
+    <w:p>
+      <w:pPr>
+        <w:rPr>
+          <w:rFonts w:cstheme="minorHAnsi"/>
+          <w:b/>
+          <w:bCs/>
+        </w:rPr>
+      </w:pPr>
+      <w:r>
+        <w:rPr>
+          <w:rFonts w:cstheme="minorHAnsi"/>
+          <w:b/>
+          <w:bCs/>
+        </w:rPr>
         <w:t>Intermediate Level Keys</w:t>
       </w:r>
     </w:p>
@@ -7040,11 +7814,31 @@
           <w:rFonts w:cstheme="minorHAnsi"/>
         </w:rPr>
       </w:pPr>
-      <w:r>
-        <w:rPr>
-          <w:rFonts w:cstheme="minorHAnsi"/>
-        </w:rPr>
-        <w:t>Exclusion Constraint</w:t>
+      <w:proofErr w:type="spellStart"/>
+      <w:r>
+        <w:rPr>
+          <w:rFonts w:cstheme="minorHAnsi"/>
+        </w:rPr>
+        <w:t>Exclusio</w:t>
+      </w:r>
+      <w:r>
+        <w:rPr>
+          <w:rFonts w:cstheme="minorHAnsi"/>
+        </w:rPr>
+        <w:t>func</w:t>
+      </w:r>
+      <w:r>
+        <w:rPr>
+          <w:rFonts w:cstheme="minorHAnsi"/>
+        </w:rPr>
+        <w:t>n</w:t>
+      </w:r>
+      <w:proofErr w:type="spellEnd"/>
+      <w:r>
+        <w:rPr>
+          <w:rFonts w:cstheme="minorHAnsi"/>
+        </w:rPr>
+        <w:t xml:space="preserve"> Constraint</w:t>
       </w:r>
     </w:p>
     <w:p>
@@ -7115,7 +7909,6 @@
         <w:rPr>
           <w:rFonts w:cstheme="minorHAnsi"/>
         </w:rPr>
-        <w:lastRenderedPageBreak/>
         <w:t>Partial Foreign Key</w:t>
       </w:r>
     </w:p>
@@ -7196,7 +7989,35 @@
         <w:rPr>
           <w:rFonts w:cstheme="minorHAnsi"/>
         </w:rPr>
-        <w:t>GIN/GiST/SP-GiST Indexes</w:t>
+        <w:t>GIN/</w:t>
+      </w:r>
+      <w:proofErr w:type="spellStart"/>
+      <w:r>
+        <w:rPr>
+          <w:rFonts w:cstheme="minorHAnsi"/>
+        </w:rPr>
+        <w:t>GiST</w:t>
+      </w:r>
+      <w:proofErr w:type="spellEnd"/>
+      <w:r>
+        <w:rPr>
+          <w:rFonts w:cstheme="minorHAnsi"/>
+        </w:rPr>
+        <w:t>/SP-</w:t>
+      </w:r>
+      <w:proofErr w:type="spellStart"/>
+      <w:r>
+        <w:rPr>
+          <w:rFonts w:cstheme="minorHAnsi"/>
+        </w:rPr>
+        <w:t>GiST</w:t>
+      </w:r>
+      <w:proofErr w:type="spellEnd"/>
+      <w:r>
+        <w:rPr>
+          <w:rFonts w:cstheme="minorHAnsi"/>
+        </w:rPr>
+        <w:t xml:space="preserve"> Indexes</w:t>
       </w:r>
     </w:p>
     <w:p>
@@ -7233,6 +8054,100 @@
           <w:rFonts w:cstheme="minorHAnsi"/>
         </w:rPr>
         <w:t>Generated Columns as Keys</w:t>
+      </w:r>
+    </w:p>
+    <w:p>
+      <w:pPr>
+        <w:rPr>
+          <w:rFonts w:cstheme="minorHAnsi"/>
+        </w:rPr>
+      </w:pPr>
+    </w:p>
+    <w:p>
+      <w:pPr>
+        <w:rPr>
+          <w:rFonts w:cstheme="minorHAnsi"/>
+        </w:rPr>
+      </w:pPr>
+    </w:p>
+    <w:p>
+      <w:pPr>
+        <w:rPr>
+          <w:rFonts w:cstheme="minorHAnsi"/>
+        </w:rPr>
+      </w:pPr>
+    </w:p>
+    <w:p>
+      <w:pPr>
+        <w:rPr>
+          <w:rFonts w:cstheme="minorHAnsi"/>
+        </w:rPr>
+      </w:pPr>
+    </w:p>
+    <w:p>
+      <w:pPr>
+        <w:rPr>
+          <w:rFonts w:cstheme="minorHAnsi"/>
+          <w:b/>
+          <w:bCs/>
+        </w:rPr>
+      </w:pPr>
+      <w:r>
+        <w:rPr>
+          <w:rFonts w:cstheme="minorHAnsi"/>
+          <w:b/>
+          <w:bCs/>
+        </w:rPr>
+        <w:lastRenderedPageBreak/>
+        <w:t>keyword</w:t>
+      </w:r>
+    </w:p>
+    <w:p>
+      <w:pPr>
+        <w:pStyle w:val="ListParagraph"/>
+        <w:numPr>
+          <w:ilvl w:val="0"/>
+          <w:numId w:val="50"/>
+        </w:numPr>
+        <w:rPr>
+          <w:rFonts w:cstheme="minorHAnsi"/>
+          <w:b/>
+          <w:bCs/>
+        </w:rPr>
+      </w:pPr>
+      <w:r>
+        <w:rPr>
+          <w:rFonts w:cstheme="minorHAnsi"/>
+          <w:b/>
+          <w:bCs/>
+        </w:rPr>
+        <w:t>CASE</w:t>
+      </w:r>
+    </w:p>
+    <w:p>
+      <w:pPr>
+        <w:pStyle w:val="ListParagraph"/>
+        <w:numPr>
+          <w:ilvl w:val="0"/>
+          <w:numId w:val="50"/>
+        </w:numPr>
+        <w:rPr>
+          <w:rFonts w:cstheme="minorHAnsi"/>
+        </w:rPr>
+      </w:pPr>
+      <w:r>
+        <w:rPr>
+          <w:rFonts w:cstheme="minorHAnsi"/>
+          <w:b/>
+          <w:bCs/>
+        </w:rPr>
+        <w:t>IN</w:t>
+      </w:r>
+      <w:r>
+        <w:rPr>
+          <w:rFonts w:cstheme="minorHAnsi"/>
+        </w:rPr>
+        <w:br w:type="page"/>
       </w:r>
     </w:p>
     <w:p>
@@ -7378,7 +8293,31 @@
           <w:kern w:val="0"/>
           <w14:ligatures w14:val="none"/>
         </w:rPr>
-        <w:t>LEFT JOIN keeps the FROM table completely</w:t>
+        <w:t xml:space="preserve">LEFT JOIN keeps </w:t>
+      </w:r>
+      <w:proofErr w:type="spellStart"/>
+      <w:r>
+        <w:rPr>
+          <w:rFonts w:eastAsia="Times New Roman" w:cstheme="minorHAnsi"/>
+          <w:b/>
+          <w:bCs/>
+          <w:color w:val="000000"/>
+          <w:kern w:val="0"/>
+          <w14:ligatures w14:val="none"/>
+        </w:rPr>
+        <w:t>the</w:t>
+      </w:r>
+      <w:proofErr w:type="spellEnd"/>
+      <w:r>
+        <w:rPr>
+          <w:rFonts w:eastAsia="Times New Roman" w:cstheme="minorHAnsi"/>
+          <w:b/>
+          <w:bCs/>
+          <w:color w:val="000000"/>
+          <w:kern w:val="0"/>
+          <w14:ligatures w14:val="none"/>
+        </w:rPr>
+        <w:t xml:space="preserve"> FROM table completely</w:t>
       </w:r>
     </w:p>
     <w:p>
@@ -7700,7 +8639,6 @@
         <w:rPr>
           <w:rFonts w:cstheme="minorHAnsi"/>
         </w:rPr>
-        <w:lastRenderedPageBreak/>
         <w:t>Conditional aggregation means applying an aggregate function (COUNT, SUM, AVG, MIN, MAX) to only specific rows that match a condition, all within a single query and a single GROUP BY.</w:t>
       </w:r>
     </w:p>
@@ -7750,6 +8688,7 @@
           <w:rFonts w:cstheme="minorHAnsi"/>
           <w:noProof/>
         </w:rPr>
+        <w:lastRenderedPageBreak/>
         <w:drawing>
           <wp:inline distT="0" distB="0" distL="0" distR="0" wp14:anchorId="6A432B80" wp14:editId="6D4D9E30">
             <wp:extent cx="5943600" cy="1735455"/>
@@ -7766,7 +8705,7 @@
                     <pic:cNvPicPr/>
                   </pic:nvPicPr>
                   <pic:blipFill>
-                    <a:blip r:embed="rId22"/>
+                    <a:blip r:embed="rId26"/>
                     <a:stretch>
                       <a:fillRect/>
                     </a:stretch>
@@ -7821,7 +8760,7 @@
                     <pic:cNvPicPr/>
                   </pic:nvPicPr>
                   <pic:blipFill>
-                    <a:blip r:embed="rId23"/>
+                    <a:blip r:embed="rId27"/>
                     <a:stretch>
                       <a:fillRect/>
                     </a:stretch>
@@ -7946,7 +8885,21 @@
         <w:rPr>
           <w:rFonts w:cstheme="minorHAnsi"/>
         </w:rPr>
-        <w:t>SELECT ... FROM ... WHERE ... GROUP BY ... HAVING ... ORDER BY column_or_expression [ASC|DESC];</w:t>
+        <w:t xml:space="preserve">SELECT ... FROM ... WHERE ... GROUP BY ... HAVING ... ORDER BY </w:t>
+      </w:r>
+      <w:proofErr w:type="spellStart"/>
+      <w:r>
+        <w:rPr>
+          <w:rFonts w:cstheme="minorHAnsi"/>
+        </w:rPr>
+        <w:t>column_or_expression</w:t>
+      </w:r>
+      <w:proofErr w:type="spellEnd"/>
+      <w:r>
+        <w:rPr>
+          <w:rFonts w:cstheme="minorHAnsi"/>
+        </w:rPr>
+        <w:t xml:space="preserve"> [ASC|DESC];</w:t>
       </w:r>
     </w:p>
     <w:p>
@@ -7976,7 +8929,6 @@
         <w:rPr>
           <w:rFonts w:cstheme="minorHAnsi"/>
         </w:rPr>
-        <w:lastRenderedPageBreak/>
         <w:t>The idea is to place a CASE WHEN expression </w:t>
       </w:r>
       <w:r>
@@ -8021,7 +8973,7 @@
                     <pic:cNvPicPr/>
                   </pic:nvPicPr>
                   <pic:blipFill>
-                    <a:blip r:embed="rId24"/>
+                    <a:blip r:embed="rId28"/>
                     <a:stretch>
                       <a:fillRect/>
                     </a:stretch>
@@ -8063,6 +9015,7 @@
           <w:b/>
           <w:bCs/>
         </w:rPr>
+        <w:lastRenderedPageBreak/>
         <w:t>COUNT with CASE WHEN</w:t>
       </w:r>
     </w:p>
@@ -8120,7 +9073,7 @@
                     <pic:cNvPicPr/>
                   </pic:nvPicPr>
                   <pic:blipFill>
-                    <a:blip r:embed="rId25"/>
+                    <a:blip r:embed="rId29"/>
                     <a:stretch>
                       <a:fillRect/>
                     </a:stretch>
@@ -8264,7 +9217,7 @@
                     <pic:cNvPicPr/>
                   </pic:nvPicPr>
                   <pic:blipFill>
-                    <a:blip r:embed="rId26"/>
+                    <a:blip r:embed="rId30"/>
                     <a:stretch>
                       <a:fillRect/>
                     </a:stretch>
@@ -8377,7 +9330,7 @@
                     <pic:cNvPicPr/>
                   </pic:nvPicPr>
                   <pic:blipFill>
-                    <a:blip r:embed="rId27"/>
+                    <a:blip r:embed="rId31"/>
                     <a:stretch>
                       <a:fillRect/>
                     </a:stretch>
@@ -8440,7 +9393,6 @@
           <w:b/>
           <w:bCs/>
         </w:rPr>
-        <w:lastRenderedPageBreak/>
         <w:t>The ELSE 0 vs No ELSE Rule</w:t>
       </w:r>
     </w:p>
@@ -8471,7 +9423,7 @@
                     <pic:cNvPicPr/>
                   </pic:nvPicPr>
                   <pic:blipFill>
-                    <a:blip r:embed="rId28"/>
+                    <a:blip r:embed="rId32"/>
                     <a:stretch>
                       <a:fillRect/>
                     </a:stretch>
@@ -8556,7 +9508,7 @@
                     <pic:cNvPicPr/>
                   </pic:nvPicPr>
                   <pic:blipFill>
-                    <a:blip r:embed="rId29"/>
+                    <a:blip r:embed="rId33"/>
                     <a:stretch>
                       <a:fillRect/>
                     </a:stretch>
@@ -8591,8 +9543,18 @@
           <w:b/>
           <w:bCs/>
         </w:rPr>
-        <w:t>Conditional Aggregation vs WHERE</w:t>
-      </w:r>
+        <w:t xml:space="preserve">Conditional Aggregation vs </w:t>
+      </w:r>
+      <w:proofErr w:type="gramStart"/>
+      <w:r>
+        <w:rPr>
+          <w:rFonts w:cstheme="minorHAnsi"/>
+          <w:b/>
+          <w:bCs/>
+        </w:rPr>
+        <w:t>WHERE</w:t>
+      </w:r>
+      <w:proofErr w:type="gramEnd"/>
     </w:p>
     <w:p>
       <w:pPr>
@@ -8690,7 +9652,7 @@
                     <pic:cNvPicPr/>
                   </pic:nvPicPr>
                   <pic:blipFill>
-                    <a:blip r:embed="rId30"/>
+                    <a:blip r:embed="rId34"/>
                     <a:stretch>
                       <a:fillRect/>
                     </a:stretch>
@@ -8723,101 +9685,101 @@
           <w:b/>
           <w:bCs/>
         </w:rPr>
+        <w:t>Use WHERE</w:t>
+      </w:r>
+      <w:r>
+        <w:rPr>
+          <w:rFonts w:cstheme="minorHAnsi"/>
+        </w:rPr>
+        <w:t> when you want to filter the whole query.</w:t>
+      </w:r>
+      <w:r>
+        <w:rPr>
+          <w:rFonts w:cstheme="minorHAnsi"/>
+        </w:rPr>
+        <w:br/>
+      </w:r>
+      <w:r>
+        <w:rPr>
+          <w:rFonts w:cstheme="minorHAnsi"/>
+          <w:b/>
+          <w:bCs/>
+        </w:rPr>
+        <w:t>Use conditional aggregation</w:t>
+      </w:r>
+      <w:r>
+        <w:rPr>
+          <w:rFonts w:cstheme="minorHAnsi"/>
+        </w:rPr>
+        <w:t> when you want multiple different filters as separate columns.</w:t>
+      </w:r>
+    </w:p>
+    <w:p>
+      <w:pPr>
+        <w:rPr>
+          <w:rFonts w:cstheme="minorHAnsi"/>
+        </w:rPr>
+      </w:pPr>
+    </w:p>
+    <w:p>
+      <w:pPr>
+        <w:rPr>
+          <w:rFonts w:cstheme="minorHAnsi"/>
+          <w:b/>
+          <w:bCs/>
+        </w:rPr>
+      </w:pPr>
+      <w:r>
+        <w:rPr>
+          <w:rFonts w:cstheme="minorHAnsi"/>
+          <w:b/>
+          <w:bCs/>
+        </w:rPr>
+        <w:t>Why THEN 1 and Why No ELSE — Properly Explained</w:t>
+      </w:r>
+    </w:p>
+    <w:p>
+      <w:pPr>
+        <w:rPr>
+          <w:rFonts w:cstheme="minorHAnsi"/>
+        </w:rPr>
+      </w:pPr>
+      <w:r>
+        <w:rPr>
+          <w:rFonts w:cstheme="minorHAnsi"/>
+        </w:rPr>
+        <w:t>This is the most important concept to understand before writing any conditional aggregation.</w:t>
+      </w:r>
+    </w:p>
+    <w:p>
+      <w:pPr>
+        <w:rPr>
+          <w:rFonts w:cstheme="minorHAnsi"/>
+          <w:b/>
+          <w:bCs/>
+        </w:rPr>
+      </w:pPr>
+      <w:r>
+        <w:rPr>
+          <w:rFonts w:cstheme="minorHAnsi"/>
+          <w:b/>
+          <w:bCs/>
+        </w:rPr>
+        <w:t>First, understand how COUNT works</w:t>
+      </w:r>
+    </w:p>
+    <w:p>
+      <w:pPr>
+        <w:rPr>
+          <w:rFonts w:cstheme="minorHAnsi"/>
+        </w:rPr>
+      </w:pPr>
+      <w:r>
+        <w:rPr>
+          <w:rFonts w:cstheme="minorHAnsi"/>
+          <w:noProof/>
+        </w:rPr>
         <w:lastRenderedPageBreak/>
-        <w:t>Use WHERE</w:t>
-      </w:r>
-      <w:r>
-        <w:rPr>
-          <w:rFonts w:cstheme="minorHAnsi"/>
-        </w:rPr>
-        <w:t> when you want to filter the whole query.</w:t>
-      </w:r>
-      <w:r>
-        <w:rPr>
-          <w:rFonts w:cstheme="minorHAnsi"/>
-        </w:rPr>
-        <w:br/>
-      </w:r>
-      <w:r>
-        <w:rPr>
-          <w:rFonts w:cstheme="minorHAnsi"/>
-          <w:b/>
-          <w:bCs/>
-        </w:rPr>
-        <w:t>Use conditional aggregation</w:t>
-      </w:r>
-      <w:r>
-        <w:rPr>
-          <w:rFonts w:cstheme="minorHAnsi"/>
-        </w:rPr>
-        <w:t> when you want multiple different filters as separate columns.</w:t>
-      </w:r>
-    </w:p>
-    <w:p>
-      <w:pPr>
-        <w:rPr>
-          <w:rFonts w:cstheme="minorHAnsi"/>
-        </w:rPr>
-      </w:pPr>
-    </w:p>
-    <w:p>
-      <w:pPr>
-        <w:rPr>
-          <w:rFonts w:cstheme="minorHAnsi"/>
-          <w:b/>
-          <w:bCs/>
-        </w:rPr>
-      </w:pPr>
-      <w:r>
-        <w:rPr>
-          <w:rFonts w:cstheme="minorHAnsi"/>
-          <w:b/>
-          <w:bCs/>
-        </w:rPr>
-        <w:t>Why THEN 1 and Why No ELSE — Properly Explained</w:t>
-      </w:r>
-    </w:p>
-    <w:p>
-      <w:pPr>
-        <w:rPr>
-          <w:rFonts w:cstheme="minorHAnsi"/>
-        </w:rPr>
-      </w:pPr>
-      <w:r>
-        <w:rPr>
-          <w:rFonts w:cstheme="minorHAnsi"/>
-        </w:rPr>
-        <w:t>This is the most important concept to understand before writing any conditional aggregation.</w:t>
-      </w:r>
-    </w:p>
-    <w:p>
-      <w:pPr>
-        <w:rPr>
-          <w:rFonts w:cstheme="minorHAnsi"/>
-          <w:b/>
-          <w:bCs/>
-        </w:rPr>
-      </w:pPr>
-      <w:r>
-        <w:rPr>
-          <w:rFonts w:cstheme="minorHAnsi"/>
-          <w:b/>
-          <w:bCs/>
-        </w:rPr>
-        <w:t>First, understand how COUNT works</w:t>
-      </w:r>
-    </w:p>
-    <w:p>
-      <w:pPr>
-        <w:rPr>
-          <w:rFonts w:cstheme="minorHAnsi"/>
-        </w:rPr>
-      </w:pPr>
-      <w:r>
-        <w:rPr>
-          <w:rFonts w:cstheme="minorHAnsi"/>
-          <w:noProof/>
-        </w:rPr>
         <w:drawing>
           <wp:inline distT="0" distB="0" distL="0" distR="0" wp14:anchorId="30480352" wp14:editId="55B41CBB">
             <wp:extent cx="4725059" cy="466790"/>
@@ -8834,7 +9796,7 @@
                     <pic:cNvPicPr/>
                   </pic:nvPicPr>
                   <pic:blipFill>
-                    <a:blip r:embed="rId31"/>
+                    <a:blip r:embed="rId35"/>
                     <a:stretch>
                       <a:fillRect/>
                     </a:stretch>
@@ -8939,7 +9901,7 @@
                     <pic:cNvPicPr/>
                   </pic:nvPicPr>
                   <pic:blipFill>
-                    <a:blip r:embed="rId32"/>
+                    <a:blip r:embed="rId36"/>
                     <a:stretch>
                       <a:fillRect/>
                     </a:stretch>
@@ -9016,7 +9978,7 @@
                     <pic:cNvPicPr/>
                   </pic:nvPicPr>
                   <pic:blipFill>
-                    <a:blip r:embed="rId33"/>
+                    <a:blip r:embed="rId37"/>
                     <a:stretch>
                       <a:fillRect/>
                     </a:stretch>
@@ -9078,6 +10040,20 @@
       <w:pPr>
         <w:rPr>
           <w:rFonts w:cstheme="minorHAnsi"/>
+        </w:rPr>
+      </w:pPr>
+    </w:p>
+    <w:p>
+      <w:pPr>
+        <w:rPr>
+          <w:rFonts w:cstheme="minorHAnsi"/>
+        </w:rPr>
+      </w:pPr>
+    </w:p>
+    <w:p>
+      <w:pPr>
+        <w:rPr>
+          <w:rFonts w:cstheme="minorHAnsi"/>
           <w:b/>
           <w:bCs/>
         </w:rPr>
@@ -9132,7 +10108,6 @@
           <w:b/>
           <w:bCs/>
         </w:rPr>
-        <w:lastRenderedPageBreak/>
         <w:t>CTEs</w:t>
       </w:r>
       <w:r>
@@ -9235,6 +10210,7 @@
           <w:b/>
           <w:bCs/>
         </w:rPr>
+        <w:lastRenderedPageBreak/>
         <w:t>Partitioned Tables</w:t>
       </w:r>
     </w:p>
@@ -9442,7 +10418,7 @@
                     <pic:cNvPicPr/>
                   </pic:nvPicPr>
                   <pic:blipFill>
-                    <a:blip r:embed="rId34"/>
+                    <a:blip r:embed="rId38"/>
                     <a:stretch>
                       <a:fillRect/>
                     </a:stretch>
@@ -9508,7 +10484,6 @@
           <w:rFonts w:cstheme="minorHAnsi"/>
           <w:noProof/>
         </w:rPr>
-        <w:lastRenderedPageBreak/>
         <w:drawing>
           <wp:inline distT="0" distB="0" distL="0" distR="0" wp14:anchorId="48C1ADEB" wp14:editId="1CD75F70">
             <wp:extent cx="5943600" cy="1342390"/>
@@ -9525,7 +10500,7 @@
                     <pic:cNvPicPr/>
                   </pic:nvPicPr>
                   <pic:blipFill>
-                    <a:blip r:embed="rId35"/>
+                    <a:blip r:embed="rId39"/>
                     <a:stretch>
                       <a:fillRect/>
                     </a:stretch>
@@ -9573,6 +10548,7 @@
         <w:rPr>
           <w:rFonts w:cstheme="minorHAnsi"/>
         </w:rPr>
+        <w:lastRenderedPageBreak/>
         <w:t>If </w:t>
       </w:r>
       <w:r>
@@ -9631,7 +10607,7 @@
                     <pic:cNvPicPr/>
                   </pic:nvPicPr>
                   <pic:blipFill>
-                    <a:blip r:embed="rId36"/>
+                    <a:blip r:embed="rId40"/>
                     <a:stretch>
                       <a:fillRect/>
                     </a:stretch>
@@ -9700,7 +10676,7 @@
                     <pic:cNvPicPr/>
                   </pic:nvPicPr>
                   <pic:blipFill>
-                    <a:blip r:embed="rId37"/>
+                    <a:blip r:embed="rId41"/>
                     <a:stretch>
                       <a:fillRect/>
                     </a:stretch>
@@ -9800,7 +10776,35 @@
         <w:rPr>
           <w:rFonts w:cstheme="minorHAnsi"/>
         </w:rPr>
-        <w:t>Always add spaces manually if needed: first_name || ' ' || last_name — that ' ' is the space character.</w:t>
+        <w:t>Always add spaces manually if needed: </w:t>
+      </w:r>
+      <w:proofErr w:type="spellStart"/>
+      <w:r>
+        <w:rPr>
+          <w:rFonts w:cstheme="minorHAnsi"/>
+        </w:rPr>
+        <w:t>first_name</w:t>
+      </w:r>
+      <w:proofErr w:type="spellEnd"/>
+      <w:r>
+        <w:rPr>
+          <w:rFonts w:cstheme="minorHAnsi"/>
+        </w:rPr>
+        <w:t xml:space="preserve"> || ' ' || </w:t>
+      </w:r>
+      <w:proofErr w:type="spellStart"/>
+      <w:r>
+        <w:rPr>
+          <w:rFonts w:cstheme="minorHAnsi"/>
+        </w:rPr>
+        <w:t>last_name</w:t>
+      </w:r>
+      <w:proofErr w:type="spellEnd"/>
+      <w:r>
+        <w:rPr>
+          <w:rFonts w:cstheme="minorHAnsi"/>
+        </w:rPr>
+        <w:t> — that ' ' is the space character.</w:t>
       </w:r>
     </w:p>
     <w:p>
@@ -9935,87 +10939,87 @@
           <w:b/>
           <w:bCs/>
         </w:rPr>
+        <w:t>Real-world analogy:</w:t>
+      </w:r>
+      <w:r>
+        <w:rPr>
+          <w:rFonts w:cstheme="minorHAnsi"/>
+        </w:rPr>
+        <w:t> You want an employee who is in Sales AND earns more than 50000. Both must be true simultaneously.</w:t>
+      </w:r>
+    </w:p>
+    <w:p>
+      <w:pPr>
+        <w:rPr>
+          <w:rFonts w:cstheme="minorHAnsi"/>
+        </w:rPr>
+      </w:pPr>
+    </w:p>
+    <w:p>
+      <w:pPr>
+        <w:rPr>
+          <w:rFonts w:cstheme="minorHAnsi"/>
+          <w:b/>
+          <w:bCs/>
+        </w:rPr>
+      </w:pPr>
+      <w:r>
+        <w:rPr>
+          <w:rFonts w:cstheme="minorHAnsi"/>
+          <w:b/>
+          <w:bCs/>
+        </w:rPr>
+        <w:t>OR Operator</w:t>
+      </w:r>
+    </w:p>
+    <w:p>
+      <w:pPr>
+        <w:rPr>
+          <w:rFonts w:cstheme="minorHAnsi"/>
+        </w:rPr>
+      </w:pPr>
+      <w:r>
+        <w:rPr>
+          <w:rFonts w:cstheme="minorHAnsi"/>
+          <w:b/>
+          <w:bCs/>
+        </w:rPr>
+        <w:t>What it is:</w:t>
+      </w:r>
+      <w:r>
+        <w:rPr>
+          <w:rFonts w:cstheme="minorHAnsi"/>
+        </w:rPr>
+        <w:t> OR means </w:t>
+      </w:r>
+      <w:r>
+        <w:rPr>
+          <w:rFonts w:cstheme="minorHAnsi"/>
+          <w:b/>
+          <w:bCs/>
+        </w:rPr>
+        <w:t>at least one condition must be true</w:t>
+      </w:r>
+      <w:r>
+        <w:rPr>
+          <w:rFonts w:cstheme="minorHAnsi"/>
+        </w:rPr>
+        <w:t>. If any one condition is true, the row is included.​</w:t>
+      </w:r>
+    </w:p>
+    <w:p>
+      <w:pPr>
+        <w:rPr>
+          <w:rFonts w:cstheme="minorHAnsi"/>
+        </w:rPr>
+      </w:pPr>
+      <w:r>
+        <w:rPr>
+          <w:rFonts w:cstheme="minorHAnsi"/>
+          <w:b/>
+          <w:bCs/>
+        </w:rPr>
         <w:lastRenderedPageBreak/>
-        <w:t>Real-world analogy:</w:t>
-      </w:r>
-      <w:r>
-        <w:rPr>
-          <w:rFonts w:cstheme="minorHAnsi"/>
-        </w:rPr>
-        <w:t> You want an employee who is in Sales AND earns more than 50000. Both must be true simultaneously.</w:t>
-      </w:r>
-    </w:p>
-    <w:p>
-      <w:pPr>
-        <w:rPr>
-          <w:rFonts w:cstheme="minorHAnsi"/>
-        </w:rPr>
-      </w:pPr>
-    </w:p>
-    <w:p>
-      <w:pPr>
-        <w:rPr>
-          <w:rFonts w:cstheme="minorHAnsi"/>
-          <w:b/>
-          <w:bCs/>
-        </w:rPr>
-      </w:pPr>
-      <w:r>
-        <w:rPr>
-          <w:rFonts w:cstheme="minorHAnsi"/>
-          <w:b/>
-          <w:bCs/>
-        </w:rPr>
-        <w:t>OR Operator</w:t>
-      </w:r>
-    </w:p>
-    <w:p>
-      <w:pPr>
-        <w:rPr>
-          <w:rFonts w:cstheme="minorHAnsi"/>
-        </w:rPr>
-      </w:pPr>
-      <w:r>
-        <w:rPr>
-          <w:rFonts w:cstheme="minorHAnsi"/>
-          <w:b/>
-          <w:bCs/>
-        </w:rPr>
-        <w:t>What it is:</w:t>
-      </w:r>
-      <w:r>
-        <w:rPr>
-          <w:rFonts w:cstheme="minorHAnsi"/>
-        </w:rPr>
-        <w:t> OR means </w:t>
-      </w:r>
-      <w:r>
-        <w:rPr>
-          <w:rFonts w:cstheme="minorHAnsi"/>
-          <w:b/>
-          <w:bCs/>
-        </w:rPr>
-        <w:t>at least one condition must be true</w:t>
-      </w:r>
-      <w:r>
-        <w:rPr>
-          <w:rFonts w:cstheme="minorHAnsi"/>
-        </w:rPr>
-        <w:t>. If any one condition is true, the row is included.​</w:t>
-      </w:r>
-    </w:p>
-    <w:p>
-      <w:pPr>
-        <w:rPr>
-          <w:rFonts w:cstheme="minorHAnsi"/>
-        </w:rPr>
-      </w:pPr>
-      <w:r>
-        <w:rPr>
-          <w:rFonts w:cstheme="minorHAnsi"/>
-          <w:b/>
-          <w:bCs/>
-        </w:rPr>
         <w:t>Real-world analogy:</w:t>
       </w:r>
       <w:r>
@@ -10260,7 +11264,7 @@
                     <pic:cNvPicPr/>
                   </pic:nvPicPr>
                   <pic:blipFill>
-                    <a:blip r:embed="rId38"/>
+                    <a:blip r:embed="rId42"/>
                     <a:stretch>
                       <a:fillRect/>
                     </a:stretch>
@@ -10409,6 +11413,7 @@
         <w:rPr>
           <w:rFonts w:cstheme="minorHAnsi"/>
         </w:rPr>
+        <w:lastRenderedPageBreak/>
         <w:t>NULL values inside the IN list are ignored (they never cause a match)</w:t>
       </w:r>
     </w:p>
@@ -10529,7 +11534,7 @@
                     <pic:cNvPicPr/>
                   </pic:nvPicPr>
                   <pic:blipFill>
-                    <a:blip r:embed="rId39"/>
+                    <a:blip r:embed="rId43"/>
                     <a:stretch>
                       <a:fillRect/>
                     </a:stretch>
@@ -10603,7 +11608,7 @@
                     <pic:cNvPicPr/>
                   </pic:nvPicPr>
                   <pic:blipFill>
-                    <a:blip r:embed="rId40"/>
+                    <a:blip r:embed="rId44"/>
                     <a:stretch>
                       <a:fillRect/>
                     </a:stretch>
@@ -10727,7 +11732,6 @@
           <w:rFonts w:cstheme="minorHAnsi"/>
           <w:noProof/>
         </w:rPr>
-        <w:lastRenderedPageBreak/>
         <w:drawing>
           <wp:inline distT="0" distB="0" distL="0" distR="0" wp14:anchorId="16C4D529" wp14:editId="183247D6">
             <wp:extent cx="5439534" cy="724001"/>
@@ -10744,7 +11748,7 @@
                     <pic:cNvPicPr/>
                   </pic:nvPicPr>
                   <pic:blipFill>
-                    <a:blip r:embed="rId41"/>
+                    <a:blip r:embed="rId45"/>
                     <a:stretch>
                       <a:fillRect/>
                     </a:stretch>
@@ -10791,6 +11795,7 @@
           <w:rFonts w:cstheme="minorHAnsi"/>
           <w:noProof/>
         </w:rPr>
+        <w:lastRenderedPageBreak/>
         <w:drawing>
           <wp:inline distT="0" distB="0" distL="0" distR="0" wp14:anchorId="4C824FD7" wp14:editId="652BF4E3">
             <wp:extent cx="5943600" cy="2044700"/>
@@ -10807,7 +11812,7 @@
                     <pic:cNvPicPr/>
                   </pic:nvPicPr>
                   <pic:blipFill>
-                    <a:blip r:embed="rId42"/>
+                    <a:blip r:embed="rId46"/>
                     <a:stretch>
                       <a:fillRect/>
                     </a:stretch>
@@ -11002,7 +12007,6 @@
           <w:rFonts w:cstheme="minorHAnsi"/>
           <w:noProof/>
         </w:rPr>
-        <w:lastRenderedPageBreak/>
         <w:drawing>
           <wp:inline distT="0" distB="0" distL="0" distR="0" wp14:anchorId="7301BF98" wp14:editId="5B8FA0E1">
             <wp:extent cx="5943600" cy="1452245"/>
@@ -11019,7 +12023,7 @@
                     <pic:cNvPicPr/>
                   </pic:nvPicPr>
                   <pic:blipFill>
-                    <a:blip r:embed="rId43"/>
+                    <a:blip r:embed="rId47"/>
                     <a:stretch>
                       <a:fillRect/>
                     </a:stretch>
@@ -11093,6 +12097,7 @@
           <w:b/>
           <w:bCs/>
         </w:rPr>
+        <w:lastRenderedPageBreak/>
         <w:t>What it is:</w:t>
       </w:r>
       <w:r>
@@ -11143,7 +12148,7 @@
                     <pic:cNvPicPr/>
                   </pic:nvPicPr>
                   <pic:blipFill>
-                    <a:blip r:embed="rId44"/>
+                    <a:blip r:embed="rId48"/>
                     <a:stretch>
                       <a:fillRect/>
                     </a:stretch>
@@ -11174,7 +12179,21 @@
         <w:rPr>
           <w:rFonts w:cstheme="minorHAnsi"/>
         </w:rPr>
-        <w:t>The reason = NULL does not work: NULL means "unknown." You cannot ask "is this unknown value equal to unknown?" — SQL treats such a comparison as UNKNOWN, which is neither TRUE nor FALSE. So no rows pass the filter. Only IS NULL properly detects missing values.</w:t>
+        <w:t xml:space="preserve">The reason = NULL does not work: NULL means "unknown." You cannot ask "is this unknown value equal to unknown?" — SQL treats such a comparison as UNKNOWN, which is neither TRUE nor FALSE. </w:t>
+      </w:r>
+      <w:proofErr w:type="gramStart"/>
+      <w:r>
+        <w:rPr>
+          <w:rFonts w:cstheme="minorHAnsi"/>
+        </w:rPr>
+        <w:t>So</w:t>
+      </w:r>
+      <w:proofErr w:type="gramEnd"/>
+      <w:r>
+        <w:rPr>
+          <w:rFonts w:cstheme="minorHAnsi"/>
+        </w:rPr>
+        <w:t xml:space="preserve"> no rows pass the filter. Only IS NULL properly detects missing values.</w:t>
       </w:r>
     </w:p>
     <w:p>
@@ -11379,7 +12398,7 @@
                     <pic:cNvPicPr/>
                   </pic:nvPicPr>
                   <pic:blipFill>
-                    <a:blip r:embed="rId45"/>
+                    <a:blip r:embed="rId49"/>
                     <a:stretch>
                       <a:fillRect/>
                     </a:stretch>
@@ -11428,6 +12447,7 @@
           <w:b/>
           <w:bCs/>
         </w:rPr>
+        <w:lastRenderedPageBreak/>
         <w:t>6. Special Operators — LIKE and NOT LIKE</w:t>
       </w:r>
     </w:p>
@@ -11525,7 +12545,7 @@
                     <pic:cNvPicPr/>
                   </pic:nvPicPr>
                   <pic:blipFill>
-                    <a:blip r:embed="rId46"/>
+                    <a:blip r:embed="rId50"/>
                     <a:stretch>
                       <a:fillRect/>
                     </a:stretch>
@@ -11564,7 +12584,6 @@
           <w:rFonts w:cstheme="minorHAnsi"/>
           <w:noProof/>
         </w:rPr>
-        <w:lastRenderedPageBreak/>
         <w:drawing>
           <wp:inline distT="0" distB="0" distL="0" distR="0" wp14:anchorId="64CE719F" wp14:editId="61BF7807">
             <wp:extent cx="5943600" cy="3485515"/>
@@ -11581,7 +12600,7 @@
                     <pic:cNvPicPr/>
                   </pic:nvPicPr>
                   <pic:blipFill>
-                    <a:blip r:embed="rId47"/>
+                    <a:blip r:embed="rId51"/>
                     <a:stretch>
                       <a:fillRect/>
                     </a:stretch>
@@ -11613,6 +12632,7 @@
           <w:rFonts w:cstheme="minorHAnsi"/>
           <w:noProof/>
         </w:rPr>
+        <w:lastRenderedPageBreak/>
         <w:drawing>
           <wp:inline distT="0" distB="0" distL="0" distR="0" wp14:anchorId="07156EED" wp14:editId="00410176">
             <wp:extent cx="5943600" cy="2299335"/>
@@ -11629,7 +12649,7 @@
                     <pic:cNvPicPr/>
                   </pic:nvPicPr>
                   <pic:blipFill>
-                    <a:blip r:embed="rId48"/>
+                    <a:blip r:embed="rId52"/>
                     <a:stretch>
                       <a:fillRect/>
                     </a:stretch>
@@ -11790,7 +12810,6 @@
         <w:rPr>
           <w:rFonts w:cstheme="minorHAnsi"/>
         </w:rPr>
-        <w:lastRenderedPageBreak/>
         <w:t>LIKE '%text%' is slow on large tables because the database must scan every row — it cannot use indexes efficiently</w:t>
       </w:r>
     </w:p>
@@ -11858,7 +12877,7 @@
                     <pic:cNvPicPr/>
                   </pic:nvPicPr>
                   <pic:blipFill>
-                    <a:blip r:embed="rId49"/>
+                    <a:blip r:embed="rId53"/>
                     <a:stretch>
                       <a:fillRect/>
                     </a:stretch>
@@ -11916,6 +12935,7 @@
         <w:rPr>
           <w:rFonts w:cstheme="minorHAnsi"/>
         </w:rPr>
+        <w:lastRenderedPageBreak/>
         <w:t xml:space="preserve">Union (UNION) - </w:t>
       </w:r>
       <w:r>
@@ -12221,7 +13241,6 @@
           <w:b/>
           <w:bCs/>
         </w:rPr>
-        <w:lastRenderedPageBreak/>
         <w:t>Order By clause</w:t>
       </w:r>
     </w:p>
@@ -12290,7 +13309,21 @@
         <w:rPr>
           <w:rFonts w:cstheme="minorHAnsi"/>
         </w:rPr>
-        <w:t> use two ORDER BY clauses.</w:t>
+        <w:t> use two </w:t>
+      </w:r>
+      <w:proofErr w:type="gramStart"/>
+      <w:r>
+        <w:rPr>
+          <w:rFonts w:cstheme="minorHAnsi"/>
+        </w:rPr>
+        <w:t>ORDER</w:t>
+      </w:r>
+      <w:proofErr w:type="gramEnd"/>
+      <w:r>
+        <w:rPr>
+          <w:rFonts w:cstheme="minorHAnsi"/>
+        </w:rPr>
+        <w:t xml:space="preserve"> BY clauses.</w:t>
       </w:r>
     </w:p>
     <w:p>
@@ -12542,7 +13575,7 @@
                     <pic:cNvPicPr/>
                   </pic:nvPicPr>
                   <pic:blipFill>
-                    <a:blip r:embed="rId50"/>
+                    <a:blip r:embed="rId54"/>
                     <a:stretch>
                       <a:fillRect/>
                     </a:stretch>
@@ -12596,7 +13629,21 @@
         <w:rPr>
           <w:rFonts w:cstheme="minorHAnsi"/>
         </w:rPr>
-        <w:t>Inner query runs first, outer query runs second</w:t>
+        <w:t xml:space="preserve">Inner query runs </w:t>
+      </w:r>
+      <w:proofErr w:type="gramStart"/>
+      <w:r>
+        <w:rPr>
+          <w:rFonts w:cstheme="minorHAnsi"/>
+        </w:rPr>
+        <w:t>first,</w:t>
+      </w:r>
+      <w:proofErr w:type="gramEnd"/>
+      <w:r>
+        <w:rPr>
+          <w:rFonts w:cstheme="minorHAnsi"/>
+        </w:rPr>
+        <w:t xml:space="preserve"> outer query runs second</w:t>
       </w:r>
     </w:p>
     <w:p>
@@ -12835,7 +13882,7 @@
                     <pic:cNvPicPr/>
                   </pic:nvPicPr>
                   <pic:blipFill>
-                    <a:blip r:embed="rId51"/>
+                    <a:blip r:embed="rId55"/>
                     <a:stretch>
                       <a:fillRect/>
                     </a:stretch>
@@ -13041,7 +14088,7 @@
                     <pic:cNvPicPr/>
                   </pic:nvPicPr>
                   <pic:blipFill>
-                    <a:blip r:embed="rId52"/>
+                    <a:blip r:embed="rId56"/>
                     <a:stretch>
                       <a:fillRect/>
                     </a:stretch>
@@ -13165,7 +14212,7 @@
                     <pic:cNvPicPr/>
                   </pic:nvPicPr>
                   <pic:blipFill>
-                    <a:blip r:embed="rId53"/>
+                    <a:blip r:embed="rId57"/>
                     <a:stretch>
                       <a:fillRect/>
                     </a:stretch>
@@ -13301,7 +14348,7 @@
                     <pic:cNvPicPr/>
                   </pic:nvPicPr>
                   <pic:blipFill>
-                    <a:blip r:embed="rId54"/>
+                    <a:blip r:embed="rId58"/>
                     <a:stretch>
                       <a:fillRect/>
                     </a:stretch>
@@ -13342,7 +14389,21 @@
         <w:rPr>
           <w:rFonts w:cstheme="minorHAnsi"/>
         </w:rPr>
-        <w:t> Always give the subquery an alias (AS category_summary). PostgreSQL requires it.</w:t>
+        <w:t xml:space="preserve"> Always give the subquery an alias (AS </w:t>
+      </w:r>
+      <w:proofErr w:type="spellStart"/>
+      <w:r>
+        <w:rPr>
+          <w:rFonts w:cstheme="minorHAnsi"/>
+        </w:rPr>
+        <w:t>category_summary</w:t>
+      </w:r>
+      <w:proofErr w:type="spellEnd"/>
+      <w:r>
+        <w:rPr>
+          <w:rFonts w:cstheme="minorHAnsi"/>
+        </w:rPr>
+        <w:t>). PostgreSQL requires it.</w:t>
       </w:r>
     </w:p>
     <w:p>
@@ -13427,7 +14488,7 @@
                     <pic:cNvPicPr/>
                   </pic:nvPicPr>
                   <pic:blipFill>
-                    <a:blip r:embed="rId55"/>
+                    <a:blip r:embed="rId59"/>
                     <a:stretch>
                       <a:fillRect/>
                     </a:stretch>
@@ -13528,7 +14589,7 @@
                     <pic:cNvPicPr/>
                   </pic:nvPicPr>
                   <pic:blipFill>
-                    <a:blip r:embed="rId56"/>
+                    <a:blip r:embed="rId60"/>
                     <a:stretch>
                       <a:fillRect/>
                     </a:stretch>
@@ -13665,7 +14726,7 @@
                     <pic:cNvPicPr/>
                   </pic:nvPicPr>
                   <pic:blipFill>
-                    <a:blip r:embed="rId57"/>
+                    <a:blip r:embed="rId61"/>
                     <a:stretch>
                       <a:fillRect/>
                     </a:stretch>
@@ -13733,7 +14794,7 @@
                     <pic:cNvPicPr/>
                   </pic:nvPicPr>
                   <pic:blipFill>
-                    <a:blip r:embed="rId58"/>
+                    <a:blip r:embed="rId62"/>
                     <a:stretch>
                       <a:fillRect/>
                     </a:stretch>
@@ -13781,7 +14842,7 @@
                     <pic:cNvPicPr/>
                   </pic:nvPicPr>
                   <pic:blipFill>
-                    <a:blip r:embed="rId59"/>
+                    <a:blip r:embed="rId63"/>
                     <a:stretch>
                       <a:fillRect/>
                     </a:stretch>
@@ -14091,6 +15152,14 @@
         </w:rPr>
         <w:t>Example on Corelated Subquery</w:t>
       </w:r>
+      <w:r>
+        <w:rPr>
+          <w:rFonts w:cstheme="minorHAnsi"/>
+          <w:b/>
+          <w:bCs/>
+        </w:rPr>
+        <w:t>.</w:t>
+      </w:r>
     </w:p>
     <w:p>
       <w:pPr>
@@ -14111,6 +15180,14 @@
         </w:rPr>
         <w:t>Exists &amp; not exists operators</w:t>
       </w:r>
+      <w:r>
+        <w:rPr>
+          <w:rFonts w:cstheme="minorHAnsi"/>
+          <w:b/>
+          <w:bCs/>
+        </w:rPr>
+        <w:t>.</w:t>
+      </w:r>
     </w:p>
     <w:p>
       <w:pPr>
@@ -14131,6 +15208,14 @@
         </w:rPr>
         <w:t>Identifying nth max Value &amp; min Value</w:t>
       </w:r>
+      <w:r>
+        <w:rPr>
+          <w:rFonts w:cstheme="minorHAnsi"/>
+          <w:b/>
+          <w:bCs/>
+        </w:rPr>
+        <w:t>.</w:t>
+      </w:r>
     </w:p>
     <w:p>
       <w:pPr>
@@ -14819,7 +15904,21 @@
         <w:rPr>
           <w:rFonts w:cstheme="minorHAnsi"/>
         </w:rPr>
-        <w:t>Value does not apply (e.g., middle_name for someone without one).</w:t>
+        <w:t xml:space="preserve">Value does not apply (e.g., </w:t>
+      </w:r>
+      <w:proofErr w:type="spellStart"/>
+      <w:r>
+        <w:rPr>
+          <w:rFonts w:cstheme="minorHAnsi"/>
+        </w:rPr>
+        <w:t>middle_name</w:t>
+      </w:r>
+      <w:proofErr w:type="spellEnd"/>
+      <w:r>
+        <w:rPr>
+          <w:rFonts w:cstheme="minorHAnsi"/>
+        </w:rPr>
+        <w:t xml:space="preserve"> for someone without one).</w:t>
       </w:r>
     </w:p>
     <w:p>
@@ -15104,12 +16203,14 @@
           <w:rFonts w:cstheme="minorHAnsi"/>
         </w:rPr>
       </w:pPr>
+      <w:proofErr w:type="spellStart"/>
       <w:r>
         <w:rPr>
           <w:rFonts w:cstheme="minorHAnsi"/>
         </w:rPr>
         <w:t>sql</w:t>
       </w:r>
+      <w:proofErr w:type="spellEnd"/>
     </w:p>
     <w:p>
       <w:pPr>
@@ -15219,12 +16320,14 @@
           <w:rFonts w:cstheme="minorHAnsi"/>
         </w:rPr>
       </w:pPr>
+      <w:proofErr w:type="spellStart"/>
       <w:r>
         <w:rPr>
           <w:rFonts w:cstheme="minorHAnsi"/>
         </w:rPr>
         <w:t>sql</w:t>
       </w:r>
+      <w:proofErr w:type="spellEnd"/>
     </w:p>
     <w:p>
       <w:pPr>
@@ -15571,11 +16674,19 @@
           <w:rFonts w:cstheme="minorHAnsi"/>
         </w:rPr>
       </w:pPr>
-      <w:r>
-        <w:rPr>
-          <w:rFonts w:cstheme="minorHAnsi"/>
-        </w:rPr>
-        <w:t>So for your notes, remember this one line:</w:t>
+      <w:proofErr w:type="gramStart"/>
+      <w:r>
+        <w:rPr>
+          <w:rFonts w:cstheme="minorHAnsi"/>
+        </w:rPr>
+        <w:t>So</w:t>
+      </w:r>
+      <w:proofErr w:type="gramEnd"/>
+      <w:r>
+        <w:rPr>
+          <w:rFonts w:cstheme="minorHAnsi"/>
+        </w:rPr>
+        <w:t xml:space="preserve"> for your notes, remember this one line:</w:t>
       </w:r>
     </w:p>
     <w:p>
@@ -18947,6 +20058,119 @@
     </w:lvl>
   </w:abstractNum>
   <w:abstractNum w:abstractNumId="26" w15:restartNumberingAfterBreak="0">
+    <w:nsid w:val="53F47FE5"/>
+    <w:multiLevelType w:val="hybridMultilevel"/>
+    <w:tmpl w:val="A112D570"/>
+    <w:lvl w:ilvl="0" w:tplc="04090001">
+      <w:start w:val="1"/>
+      <w:numFmt w:val="bullet"/>
+      <w:lvlText w:val=""/>
+      <w:lvlJc w:val="left"/>
+      <w:pPr>
+        <w:ind w:left="720" w:hanging="360"/>
+      </w:pPr>
+      <w:rPr>
+        <w:rFonts w:ascii="Symbol" w:hAnsi="Symbol" w:hint="default"/>
+      </w:rPr>
+    </w:lvl>
+    <w:lvl w:ilvl="1" w:tplc="04090003" w:tentative="1">
+      <w:start w:val="1"/>
+      <w:numFmt w:val="bullet"/>
+      <w:lvlText w:val="o"/>
+      <w:lvlJc w:val="left"/>
+      <w:pPr>
+        <w:ind w:left="1440" w:hanging="360"/>
+      </w:pPr>
+      <w:rPr>
+        <w:rFonts w:ascii="Courier New" w:hAnsi="Courier New" w:cs="Courier New" w:hint="default"/>
+      </w:rPr>
+    </w:lvl>
+    <w:lvl w:ilvl="2" w:tplc="04090005" w:tentative="1">
+      <w:start w:val="1"/>
+      <w:numFmt w:val="bullet"/>
+      <w:lvlText w:val=""/>
+      <w:lvlJc w:val="left"/>
+      <w:pPr>
+        <w:ind w:left="2160" w:hanging="360"/>
+      </w:pPr>
+      <w:rPr>
+        <w:rFonts w:ascii="Wingdings" w:hAnsi="Wingdings" w:hint="default"/>
+      </w:rPr>
+    </w:lvl>
+    <w:lvl w:ilvl="3" w:tplc="04090001" w:tentative="1">
+      <w:start w:val="1"/>
+      <w:numFmt w:val="bullet"/>
+      <w:lvlText w:val=""/>
+      <w:lvlJc w:val="left"/>
+      <w:pPr>
+        <w:ind w:left="2880" w:hanging="360"/>
+      </w:pPr>
+      <w:rPr>
+        <w:rFonts w:ascii="Symbol" w:hAnsi="Symbol" w:hint="default"/>
+      </w:rPr>
+    </w:lvl>
+    <w:lvl w:ilvl="4" w:tplc="04090003" w:tentative="1">
+      <w:start w:val="1"/>
+      <w:numFmt w:val="bullet"/>
+      <w:lvlText w:val="o"/>
+      <w:lvlJc w:val="left"/>
+      <w:pPr>
+        <w:ind w:left="3600" w:hanging="360"/>
+      </w:pPr>
+      <w:rPr>
+        <w:rFonts w:ascii="Courier New" w:hAnsi="Courier New" w:cs="Courier New" w:hint="default"/>
+      </w:rPr>
+    </w:lvl>
+    <w:lvl w:ilvl="5" w:tplc="04090005" w:tentative="1">
+      <w:start w:val="1"/>
+      <w:numFmt w:val="bullet"/>
+      <w:lvlText w:val=""/>
+      <w:lvlJc w:val="left"/>
+      <w:pPr>
+        <w:ind w:left="4320" w:hanging="360"/>
+      </w:pPr>
+      <w:rPr>
+        <w:rFonts w:ascii="Wingdings" w:hAnsi="Wingdings" w:hint="default"/>
+      </w:rPr>
+    </w:lvl>
+    <w:lvl w:ilvl="6" w:tplc="04090001" w:tentative="1">
+      <w:start w:val="1"/>
+      <w:numFmt w:val="bullet"/>
+      <w:lvlText w:val=""/>
+      <w:lvlJc w:val="left"/>
+      <w:pPr>
+        <w:ind w:left="5040" w:hanging="360"/>
+      </w:pPr>
+      <w:rPr>
+        <w:rFonts w:ascii="Symbol" w:hAnsi="Symbol" w:hint="default"/>
+      </w:rPr>
+    </w:lvl>
+    <w:lvl w:ilvl="7" w:tplc="04090003" w:tentative="1">
+      <w:start w:val="1"/>
+      <w:numFmt w:val="bullet"/>
+      <w:lvlText w:val="o"/>
+      <w:lvlJc w:val="left"/>
+      <w:pPr>
+        <w:ind w:left="5760" w:hanging="360"/>
+      </w:pPr>
+      <w:rPr>
+        <w:rFonts w:ascii="Courier New" w:hAnsi="Courier New" w:cs="Courier New" w:hint="default"/>
+      </w:rPr>
+    </w:lvl>
+    <w:lvl w:ilvl="8" w:tplc="04090005" w:tentative="1">
+      <w:start w:val="1"/>
+      <w:numFmt w:val="bullet"/>
+      <w:lvlText w:val=""/>
+      <w:lvlJc w:val="left"/>
+      <w:pPr>
+        <w:ind w:left="6480" w:hanging="360"/>
+      </w:pPr>
+      <w:rPr>
+        <w:rFonts w:ascii="Wingdings" w:hAnsi="Wingdings" w:hint="default"/>
+      </w:rPr>
+    </w:lvl>
+  </w:abstractNum>
+  <w:abstractNum w:abstractNumId="27" w15:restartNumberingAfterBreak="0">
     <w:nsid w:val="55F27109"/>
     <w:multiLevelType w:val="hybridMultilevel"/>
     <w:tmpl w:val="5A82BE14"/>
@@ -19059,7 +20283,7 @@
       </w:rPr>
     </w:lvl>
   </w:abstractNum>
-  <w:abstractNum w:abstractNumId="27" w15:restartNumberingAfterBreak="0">
+  <w:abstractNum w:abstractNumId="28" w15:restartNumberingAfterBreak="0">
     <w:nsid w:val="5A5B263A"/>
     <w:multiLevelType w:val="hybridMultilevel"/>
     <w:tmpl w:val="54BE6842"/>
@@ -19172,7 +20396,7 @@
       </w:rPr>
     </w:lvl>
   </w:abstractNum>
-  <w:abstractNum w:abstractNumId="28" w15:restartNumberingAfterBreak="0">
+  <w:abstractNum w:abstractNumId="29" w15:restartNumberingAfterBreak="0">
     <w:nsid w:val="5AD31EE2"/>
     <w:multiLevelType w:val="hybridMultilevel"/>
     <w:tmpl w:val="F7F63DB8"/>
@@ -19285,7 +20509,7 @@
       </w:rPr>
     </w:lvl>
   </w:abstractNum>
-  <w:abstractNum w:abstractNumId="29" w15:restartNumberingAfterBreak="0">
+  <w:abstractNum w:abstractNumId="30" w15:restartNumberingAfterBreak="0">
     <w:nsid w:val="5B60478D"/>
     <w:multiLevelType w:val="multilevel"/>
     <w:tmpl w:val="567093B2"/>
@@ -19434,7 +20658,7 @@
       </w:rPr>
     </w:lvl>
   </w:abstractNum>
-  <w:abstractNum w:abstractNumId="30" w15:restartNumberingAfterBreak="0">
+  <w:abstractNum w:abstractNumId="31" w15:restartNumberingAfterBreak="0">
     <w:nsid w:val="625C2EEB"/>
     <w:multiLevelType w:val="hybridMultilevel"/>
     <w:tmpl w:val="70644F54"/>
@@ -19547,7 +20771,7 @@
       </w:rPr>
     </w:lvl>
   </w:abstractNum>
-  <w:abstractNum w:abstractNumId="31" w15:restartNumberingAfterBreak="0">
+  <w:abstractNum w:abstractNumId="32" w15:restartNumberingAfterBreak="0">
     <w:nsid w:val="664C2E73"/>
     <w:multiLevelType w:val="multilevel"/>
     <w:tmpl w:val="79AA0BEE"/>
@@ -19696,7 +20920,7 @@
       </w:rPr>
     </w:lvl>
   </w:abstractNum>
-  <w:abstractNum w:abstractNumId="32" w15:restartNumberingAfterBreak="0">
+  <w:abstractNum w:abstractNumId="33" w15:restartNumberingAfterBreak="0">
     <w:nsid w:val="66B7470A"/>
     <w:multiLevelType w:val="multilevel"/>
     <w:tmpl w:val="F73C5756"/>
@@ -19845,7 +21069,7 @@
       </w:rPr>
     </w:lvl>
   </w:abstractNum>
-  <w:abstractNum w:abstractNumId="33" w15:restartNumberingAfterBreak="0">
+  <w:abstractNum w:abstractNumId="34" w15:restartNumberingAfterBreak="0">
     <w:nsid w:val="68B23E9A"/>
     <w:multiLevelType w:val="hybridMultilevel"/>
     <w:tmpl w:val="D27EAFC2"/>
@@ -19958,7 +21182,7 @@
       </w:rPr>
     </w:lvl>
   </w:abstractNum>
-  <w:abstractNum w:abstractNumId="34" w15:restartNumberingAfterBreak="0">
+  <w:abstractNum w:abstractNumId="35" w15:restartNumberingAfterBreak="0">
     <w:nsid w:val="6933095A"/>
     <w:multiLevelType w:val="hybridMultilevel"/>
     <w:tmpl w:val="855ED062"/>
@@ -20071,7 +21295,7 @@
       </w:rPr>
     </w:lvl>
   </w:abstractNum>
-  <w:abstractNum w:abstractNumId="35" w15:restartNumberingAfterBreak="0">
+  <w:abstractNum w:abstractNumId="36" w15:restartNumberingAfterBreak="0">
     <w:nsid w:val="6BA5682F"/>
     <w:multiLevelType w:val="multilevel"/>
     <w:tmpl w:val="4DE842A0"/>
@@ -20220,7 +21444,7 @@
       </w:rPr>
     </w:lvl>
   </w:abstractNum>
-  <w:abstractNum w:abstractNumId="36" w15:restartNumberingAfterBreak="0">
+  <w:abstractNum w:abstractNumId="37" w15:restartNumberingAfterBreak="0">
     <w:nsid w:val="6FD1747E"/>
     <w:multiLevelType w:val="hybridMultilevel"/>
     <w:tmpl w:val="8E5E2D80"/>
@@ -20333,7 +21557,7 @@
       </w:rPr>
     </w:lvl>
   </w:abstractNum>
-  <w:abstractNum w:abstractNumId="37" w15:restartNumberingAfterBreak="0">
+  <w:abstractNum w:abstractNumId="38" w15:restartNumberingAfterBreak="0">
     <w:nsid w:val="73100B9D"/>
     <w:multiLevelType w:val="hybridMultilevel"/>
     <w:tmpl w:val="666A7DAE"/>
@@ -20446,7 +21670,7 @@
       </w:rPr>
     </w:lvl>
   </w:abstractNum>
-  <w:abstractNum w:abstractNumId="38" w15:restartNumberingAfterBreak="0">
+  <w:abstractNum w:abstractNumId="39" w15:restartNumberingAfterBreak="0">
     <w:nsid w:val="77EF551B"/>
     <w:multiLevelType w:val="hybridMultilevel"/>
     <w:tmpl w:val="47A4E72A"/>
@@ -20559,7 +21783,7 @@
       </w:rPr>
     </w:lvl>
   </w:abstractNum>
-  <w:abstractNum w:abstractNumId="39" w15:restartNumberingAfterBreak="0">
+  <w:abstractNum w:abstractNumId="40" w15:restartNumberingAfterBreak="0">
     <w:nsid w:val="7C8958DF"/>
     <w:multiLevelType w:val="multilevel"/>
     <w:tmpl w:val="3384DD7C"/>
@@ -20676,16 +21900,16 @@
     <w:abstractNumId w:val="21"/>
   </w:num>
   <w:num w:numId="2" w16cid:durableId="961961015">
-    <w:abstractNumId w:val="34"/>
+    <w:abstractNumId w:val="35"/>
   </w:num>
   <w:num w:numId="3" w16cid:durableId="1784030911">
     <w:abstractNumId w:val="6"/>
   </w:num>
   <w:num w:numId="4" w16cid:durableId="1804157765">
-    <w:abstractNumId w:val="38"/>
+    <w:abstractNumId w:val="39"/>
   </w:num>
   <w:num w:numId="5" w16cid:durableId="591283730">
-    <w:abstractNumId w:val="28"/>
+    <w:abstractNumId w:val="29"/>
   </w:num>
   <w:num w:numId="6" w16cid:durableId="820927104">
     <w:abstractNumId w:val="8"/>
@@ -20694,13 +21918,13 @@
     <w:abstractNumId w:val="3"/>
   </w:num>
   <w:num w:numId="8" w16cid:durableId="1053315342">
-    <w:abstractNumId w:val="27"/>
+    <w:abstractNumId w:val="28"/>
   </w:num>
   <w:num w:numId="9" w16cid:durableId="855920542">
     <w:abstractNumId w:val="14"/>
   </w:num>
   <w:num w:numId="10" w16cid:durableId="1268663009">
-    <w:abstractNumId w:val="36"/>
+    <w:abstractNumId w:val="37"/>
   </w:num>
   <w:num w:numId="11" w16cid:durableId="711342348">
     <w:abstractNumId w:val="24"/>
@@ -20712,7 +21936,7 @@
     <w:abstractNumId w:val="0"/>
   </w:num>
   <w:num w:numId="14" w16cid:durableId="1786119784">
-    <w:abstractNumId w:val="32"/>
+    <w:abstractNumId w:val="33"/>
   </w:num>
   <w:num w:numId="15" w16cid:durableId="1299994431">
     <w:abstractNumId w:val="2"/>
@@ -20727,7 +21951,7 @@
     <w:abstractNumId w:val="15"/>
   </w:num>
   <w:num w:numId="19" w16cid:durableId="1293755502">
-    <w:abstractNumId w:val="29"/>
+    <w:abstractNumId w:val="30"/>
   </w:num>
   <w:num w:numId="20" w16cid:durableId="707728446">
     <w:abstractNumId w:val="18"/>
@@ -20736,16 +21960,16 @@
     <w:abstractNumId w:val="10"/>
   </w:num>
   <w:num w:numId="22" w16cid:durableId="315302723">
-    <w:abstractNumId w:val="31"/>
+    <w:abstractNumId w:val="32"/>
   </w:num>
   <w:num w:numId="23" w16cid:durableId="505676591">
     <w:abstractNumId w:val="17"/>
   </w:num>
   <w:num w:numId="24" w16cid:durableId="1881277792">
-    <w:abstractNumId w:val="33"/>
+    <w:abstractNumId w:val="34"/>
   </w:num>
   <w:num w:numId="25" w16cid:durableId="1653633410">
-    <w:abstractNumId w:val="26"/>
+    <w:abstractNumId w:val="27"/>
   </w:num>
   <w:num w:numId="26" w16cid:durableId="269973828">
     <w:abstractNumId w:val="1"/>
@@ -20763,7 +21987,7 @@
     <w:abstractNumId w:val="12"/>
   </w:num>
   <w:num w:numId="31" w16cid:durableId="708382410">
-    <w:abstractNumId w:val="35"/>
+    <w:abstractNumId w:val="36"/>
   </w:num>
   <w:num w:numId="32" w16cid:durableId="1000932444">
     <w:abstractNumId w:val="11"/>
@@ -20772,13 +21996,13 @@
     <w:abstractNumId w:val="16"/>
   </w:num>
   <w:num w:numId="34" w16cid:durableId="1016351605">
-    <w:abstractNumId w:val="39"/>
+    <w:abstractNumId w:val="40"/>
   </w:num>
   <w:num w:numId="35" w16cid:durableId="1072855570">
-    <w:abstractNumId w:val="30"/>
+    <w:abstractNumId w:val="31"/>
   </w:num>
   <w:num w:numId="36" w16cid:durableId="341932746">
-    <w:abstractNumId w:val="37"/>
+    <w:abstractNumId w:val="38"/>
   </w:num>
   <w:num w:numId="37" w16cid:durableId="1672678791">
     <w:abstractNumId w:val="5"/>
@@ -20854,6 +22078,9 @@
     <w:lvlOverride w:ilvl="0">
       <w:startOverride w:val="5"/>
     </w:lvlOverride>
+  </w:num>
+  <w:num w:numId="50" w16cid:durableId="1714191460">
+    <w:abstractNumId w:val="26"/>
   </w:num>
 </w:numbering>
 </file>

--- a/questions.docx
+++ b/questions.docx
@@ -8,26 +8,20 @@
           <w:rFonts w:cstheme="minorHAnsi"/>
           <w:b/>
           <w:bCs/>
-        </w:rPr>
-      </w:pPr>
-      <w:r>
-        <w:rPr>
-          <w:rFonts w:cstheme="minorHAnsi"/>
-          <w:b/>
-          <w:bCs/>
-        </w:rPr>
-        <w:t xml:space="preserve">What is </w:t>
-      </w:r>
-      <w:proofErr w:type="spellStart"/>
-      <w:r>
-        <w:rPr>
-          <w:rFonts w:cstheme="minorHAnsi"/>
-          <w:b/>
-          <w:bCs/>
-        </w:rPr>
-        <w:t>sql</w:t>
-      </w:r>
-      <w:proofErr w:type="spellEnd"/>
+          <w:sz w:val="32"/>
+          <w:szCs w:val="32"/>
+        </w:rPr>
+      </w:pPr>
+      <w:r>
+        <w:rPr>
+          <w:rFonts w:cstheme="minorHAnsi"/>
+          <w:b/>
+          <w:bCs/>
+          <w:sz w:val="32"/>
+          <w:szCs w:val="32"/>
+        </w:rPr>
+        <w:t>What is sql</w:t>
+      </w:r>
     </w:p>
     <w:p>
       <w:pPr>
@@ -54,11 +48,15 @@
           <w:rFonts w:cstheme="minorHAnsi"/>
           <w:b/>
           <w:bCs/>
-        </w:rPr>
-      </w:pPr>
-      <w:r>
-        <w:rPr>
-          <w:rFonts w:cstheme="minorHAnsi"/>
+          <w:sz w:val="32"/>
+          <w:szCs w:val="32"/>
+        </w:rPr>
+      </w:pPr>
+      <w:r>
+        <w:rPr>
+          <w:rFonts w:cstheme="minorHAnsi"/>
+          <w:sz w:val="32"/>
+          <w:szCs w:val="32"/>
         </w:rPr>
         <w:br/>
       </w:r>
@@ -67,6 +65,8 @@
           <w:rFonts w:cstheme="minorHAnsi"/>
           <w:b/>
           <w:bCs/>
+          <w:sz w:val="32"/>
+          <w:szCs w:val="32"/>
         </w:rPr>
         <w:t>what is data</w:t>
       </w:r>
@@ -75,6 +75,8 @@
           <w:rFonts w:cstheme="minorHAnsi"/>
           <w:b/>
           <w:bCs/>
+          <w:sz w:val="32"/>
+          <w:szCs w:val="32"/>
         </w:rPr>
         <w:t>?</w:t>
       </w:r>
@@ -92,13 +94,17 @@
           <w:rFonts w:cstheme="minorHAnsi"/>
           <w:b/>
           <w:bCs/>
-        </w:rPr>
-      </w:pPr>
-      <w:r>
-        <w:rPr>
-          <w:rFonts w:cstheme="minorHAnsi"/>
-          <w:b/>
-          <w:bCs/>
+          <w:sz w:val="32"/>
+          <w:szCs w:val="32"/>
+        </w:rPr>
+      </w:pPr>
+      <w:r>
+        <w:rPr>
+          <w:rFonts w:cstheme="minorHAnsi"/>
+          <w:b/>
+          <w:bCs/>
+          <w:sz w:val="32"/>
+          <w:szCs w:val="32"/>
         </w:rPr>
         <w:t>What is a database?</w:t>
       </w:r>
@@ -134,6 +140,8 @@
           <w:rFonts w:cstheme="minorHAnsi"/>
           <w:b/>
           <w:bCs/>
+          <w:sz w:val="32"/>
+          <w:szCs w:val="32"/>
         </w:rPr>
         <w:t>What is DBMS</w:t>
       </w:r>
@@ -163,13 +171,17 @@
           <w:rFonts w:cstheme="minorHAnsi"/>
           <w:b/>
           <w:bCs/>
-        </w:rPr>
-      </w:pPr>
-      <w:r>
-        <w:rPr>
-          <w:rFonts w:cstheme="minorHAnsi"/>
-          <w:b/>
-          <w:bCs/>
+          <w:sz w:val="32"/>
+          <w:szCs w:val="32"/>
+        </w:rPr>
+      </w:pPr>
+      <w:r>
+        <w:rPr>
+          <w:rFonts w:cstheme="minorHAnsi"/>
+          <w:b/>
+          <w:bCs/>
+          <w:sz w:val="32"/>
+          <w:szCs w:val="32"/>
         </w:rPr>
         <w:t>Difference</w:t>
       </w:r>
@@ -178,6 +190,8 @@
           <w:rFonts w:cstheme="minorHAnsi"/>
           <w:b/>
           <w:bCs/>
+          <w:sz w:val="32"/>
+          <w:szCs w:val="32"/>
         </w:rPr>
         <w:t xml:space="preserve"> </w:t>
       </w:r>
@@ -186,6 +200,8 @@
           <w:rFonts w:cstheme="minorHAnsi"/>
           <w:b/>
           <w:bCs/>
+          <w:sz w:val="32"/>
+          <w:szCs w:val="32"/>
         </w:rPr>
         <w:t>between</w:t>
       </w:r>
@@ -194,6 +210,8 @@
           <w:rFonts w:cstheme="minorHAnsi"/>
           <w:b/>
           <w:bCs/>
+          <w:sz w:val="32"/>
+          <w:szCs w:val="32"/>
         </w:rPr>
         <w:t xml:space="preserve"> the </w:t>
       </w:r>
@@ -202,6 +220,8 @@
           <w:rFonts w:cstheme="minorHAnsi"/>
           <w:b/>
           <w:bCs/>
+          <w:sz w:val="32"/>
+          <w:szCs w:val="32"/>
         </w:rPr>
         <w:t>D</w:t>
       </w:r>
@@ -210,6 +230,8 @@
           <w:rFonts w:cstheme="minorHAnsi"/>
           <w:b/>
           <w:bCs/>
+          <w:sz w:val="32"/>
+          <w:szCs w:val="32"/>
         </w:rPr>
         <w:t xml:space="preserve">atabase and </w:t>
       </w:r>
@@ -218,6 +240,8 @@
           <w:rFonts w:cstheme="minorHAnsi"/>
           <w:b/>
           <w:bCs/>
+          <w:sz w:val="32"/>
+          <w:szCs w:val="32"/>
         </w:rPr>
         <w:t>DBMS</w:t>
       </w:r>
@@ -439,15 +463,18 @@
           <w:rFonts w:cstheme="minorHAnsi"/>
           <w:b/>
           <w:bCs/>
-        </w:rPr>
-      </w:pPr>
-      <w:r>
-        <w:rPr>
-          <w:rFonts w:cstheme="minorHAnsi"/>
-          <w:b/>
-          <w:bCs/>
-        </w:rPr>
-        <w:lastRenderedPageBreak/>
+          <w:sz w:val="32"/>
+          <w:szCs w:val="32"/>
+        </w:rPr>
+      </w:pPr>
+      <w:r>
+        <w:rPr>
+          <w:rFonts w:cstheme="minorHAnsi"/>
+          <w:b/>
+          <w:bCs/>
+          <w:sz w:val="32"/>
+          <w:szCs w:val="32"/>
+        </w:rPr>
         <w:t>What the RDBMS Does "Internally"</w:t>
       </w:r>
     </w:p>
@@ -486,21 +513,7 @@
         <w:rPr>
           <w:rFonts w:cstheme="minorHAnsi"/>
         </w:rPr>
-        <w:t xml:space="preserve"> — Checks if your SQL has </w:t>
-      </w:r>
-      <w:proofErr w:type="gramStart"/>
-      <w:r>
-        <w:rPr>
-          <w:rFonts w:cstheme="minorHAnsi"/>
-        </w:rPr>
-        <w:t>correct</w:t>
-      </w:r>
-      <w:proofErr w:type="gramEnd"/>
-      <w:r>
-        <w:rPr>
-          <w:rFonts w:cstheme="minorHAnsi"/>
-        </w:rPr>
-        <w:t xml:space="preserve"> syntax (like a grammar check). If you made a typo, it rejects it here​</w:t>
+        <w:t> — Checks if your SQL has correct syntax (like a grammar check). If you made a typo, it rejects it here​</w:t>
       </w:r>
     </w:p>
     <w:p>
@@ -617,6 +630,8 @@
           <w:rFonts w:cstheme="minorHAnsi"/>
           <w:b/>
           <w:bCs/>
+          <w:sz w:val="32"/>
+          <w:szCs w:val="32"/>
         </w:rPr>
         <w:t>What is RDBMS</w:t>
       </w:r>
@@ -657,13 +672,17 @@
       <w:pPr>
         <w:rPr>
           <w:rFonts w:cstheme="minorHAnsi"/>
-        </w:rPr>
-      </w:pPr>
-      <w:r>
-        <w:rPr>
-          <w:rFonts w:cstheme="minorHAnsi"/>
-          <w:b/>
-          <w:bCs/>
+          <w:sz w:val="32"/>
+          <w:szCs w:val="32"/>
+        </w:rPr>
+      </w:pPr>
+      <w:r>
+        <w:rPr>
+          <w:rFonts w:cstheme="minorHAnsi"/>
+          <w:b/>
+          <w:bCs/>
+          <w:sz w:val="32"/>
+          <w:szCs w:val="32"/>
         </w:rPr>
         <w:t>What is ACID</w:t>
       </w:r>
@@ -812,6 +831,7 @@
         <w:rPr>
           <w:rFonts w:cstheme="minorHAnsi"/>
         </w:rPr>
+        <w:lastRenderedPageBreak/>
         <w:t xml:space="preserve">Example – </w:t>
       </w:r>
       <w:r>
@@ -837,264 +857,285 @@
         <w:rPr>
           <w:rFonts w:cstheme="minorHAnsi"/>
         </w:rPr>
+        <w:br/>
+      </w:r>
+      <w:r>
+        <w:rPr>
+          <w:rFonts w:cstheme="minorHAnsi"/>
+          <w:b/>
+          <w:bCs/>
+          <w:sz w:val="32"/>
+          <w:szCs w:val="32"/>
+        </w:rPr>
+        <w:t>D</w:t>
+      </w:r>
+      <w:r>
+        <w:rPr>
+          <w:rFonts w:cstheme="minorHAnsi"/>
+          <w:b/>
+          <w:bCs/>
+          <w:sz w:val="32"/>
+          <w:szCs w:val="32"/>
+        </w:rPr>
+        <w:t>ifference between DBMS &amp; RDBMS</w:t>
+      </w:r>
+    </w:p>
+    <w:p>
+      <w:pPr>
+        <w:rPr>
+          <w:rFonts w:cstheme="minorHAnsi"/>
+        </w:rPr>
+      </w:pPr>
+      <w:r>
+        <w:rPr>
+          <w:rFonts w:cstheme="minorHAnsi"/>
+        </w:rPr>
+        <w:t>Think of DBMS as the broader category — it's any system that manages data, whether that's a hierarchical file store, a navigational database, or even something like Microsoft Access. RDBMS is a specific, far more evolved subset of that, built on E.F. Codd's relational model, where data lives in structured tables and those tables are explicitly linked through keys.</w:t>
+      </w:r>
+    </w:p>
+    <w:p>
+      <w:pPr>
+        <w:rPr>
+          <w:rFonts w:cstheme="minorHAnsi"/>
+          <w:b/>
+          <w:bCs/>
+        </w:rPr>
+      </w:pPr>
+      <w:r>
+        <w:rPr>
+          <w:rFonts w:cstheme="minorHAnsi"/>
+          <w:b/>
+          <w:bCs/>
+        </w:rPr>
+        <w:t>Relational Model and Table</w:t>
+      </w:r>
+    </w:p>
+    <w:p>
+      <w:pPr>
+        <w:rPr>
+          <w:rFonts w:cstheme="minorHAnsi"/>
+        </w:rPr>
+      </w:pPr>
+      <w:r>
+        <w:rPr>
+          <w:rFonts w:cstheme="minorHAnsi"/>
+        </w:rPr>
+        <w:t>The relational model is a way of organizing/storing data where data is stored in tables, and those tables can have relationships with each other using keys.</w:t>
+      </w:r>
+    </w:p>
+    <w:p>
+      <w:pPr>
+        <w:rPr>
+          <w:rFonts w:cstheme="minorHAnsi"/>
+        </w:rPr>
+      </w:pPr>
+    </w:p>
+    <w:p>
+      <w:pPr>
+        <w:rPr>
+          <w:rFonts w:cstheme="minorHAnsi"/>
+          <w:b/>
+          <w:bCs/>
+          <w:sz w:val="32"/>
+          <w:szCs w:val="32"/>
+        </w:rPr>
+      </w:pPr>
+      <w:r>
+        <w:rPr>
+          <w:rFonts w:cstheme="minorHAnsi"/>
+          <w:b/>
+          <w:bCs/>
+          <w:sz w:val="32"/>
+          <w:szCs w:val="32"/>
+        </w:rPr>
+        <w:t>E.F. Codd Rules</w:t>
+      </w:r>
+    </w:p>
+    <w:p>
+      <w:pPr>
+        <w:rPr>
+          <w:rFonts w:cstheme="minorHAnsi"/>
+          <w:b/>
+          <w:bCs/>
+        </w:rPr>
+      </w:pPr>
+      <w:r>
+        <w:rPr>
+          <w:rFonts w:cstheme="minorHAnsi"/>
+          <w:b/>
+          <w:bCs/>
+        </w:rPr>
+        <w:t>Rule 1: Information Rule</w:t>
+      </w:r>
+    </w:p>
+    <w:p>
+      <w:pPr>
+        <w:rPr>
+          <w:rFonts w:cstheme="minorHAnsi"/>
+        </w:rPr>
+      </w:pPr>
+      <w:r>
+        <w:rPr>
+          <w:rFonts w:cstheme="minorHAnsi"/>
+        </w:rPr>
+        <w:t>The data stored in a database, may it be user data or metadata, must be a value of some table cell. Everything in a database must be stored in a table format.</w:t>
+      </w:r>
+    </w:p>
+    <w:p>
+      <w:pPr>
+        <w:rPr>
+          <w:rFonts w:cstheme="minorHAnsi"/>
+          <w:b/>
+          <w:bCs/>
+        </w:rPr>
+      </w:pPr>
+      <w:r>
+        <w:rPr>
+          <w:rFonts w:cstheme="minorHAnsi"/>
+          <w:b/>
+          <w:bCs/>
+        </w:rPr>
+        <w:t>Rule 2: Guaranteed Access Rule</w:t>
+      </w:r>
+    </w:p>
+    <w:p>
+      <w:pPr>
+        <w:rPr>
+          <w:rFonts w:cstheme="minorHAnsi"/>
+        </w:rPr>
+      </w:pPr>
+      <w:r>
+        <w:rPr>
+          <w:rFonts w:cstheme="minorHAnsi"/>
+        </w:rPr>
+        <w:t>Every single data element (value) is guaranteed to be accessible logically with a combination of table-name, primary-key (row value), and attribute-name (column value). No other means, such as pointers, can be used to access data.</w:t>
+      </w:r>
+    </w:p>
+    <w:p>
+      <w:pPr>
+        <w:rPr>
+          <w:rFonts w:cstheme="minorHAnsi"/>
+          <w:b/>
+          <w:bCs/>
+        </w:rPr>
+      </w:pPr>
+      <w:r>
+        <w:rPr>
+          <w:rFonts w:cstheme="minorHAnsi"/>
+          <w:b/>
+          <w:bCs/>
+        </w:rPr>
+        <w:t>Rule 3: Systematic Treatment of NULL Values</w:t>
+      </w:r>
+    </w:p>
+    <w:p>
+      <w:pPr>
+        <w:rPr>
+          <w:rFonts w:cstheme="minorHAnsi"/>
+        </w:rPr>
+      </w:pPr>
+      <w:r>
+        <w:rPr>
+          <w:rFonts w:cstheme="minorHAnsi"/>
+        </w:rPr>
+        <w:t>The NULL values in a database must be given a systematic and uniform treatment. This is a very important rule because a NULL can be interpreted as one the following − data is missing, data is not known, or data is not applicable.</w:t>
+      </w:r>
+    </w:p>
+    <w:p>
+      <w:pPr>
+        <w:rPr>
+          <w:rFonts w:cstheme="minorHAnsi"/>
+          <w:b/>
+          <w:bCs/>
+        </w:rPr>
+      </w:pPr>
+      <w:r>
+        <w:rPr>
+          <w:rFonts w:cstheme="minorHAnsi"/>
+          <w:b/>
+          <w:bCs/>
+        </w:rPr>
+        <w:t>Rule 4: Active Online Catalog</w:t>
+      </w:r>
+    </w:p>
+    <w:p>
+      <w:pPr>
+        <w:rPr>
+          <w:rFonts w:cstheme="minorHAnsi"/>
+        </w:rPr>
+      </w:pPr>
+      <w:r>
+        <w:rPr>
+          <w:rFonts w:cstheme="minorHAnsi"/>
+        </w:rPr>
+        <w:t>The structure description of the entire database must be stored in an online catalog, known as </w:t>
+      </w:r>
+      <w:r>
+        <w:rPr>
+          <w:rFonts w:cstheme="minorHAnsi"/>
+          <w:b/>
+          <w:bCs/>
+        </w:rPr>
+        <w:t>data dictionary</w:t>
+      </w:r>
+      <w:r>
+        <w:rPr>
+          <w:rFonts w:cstheme="minorHAnsi"/>
+        </w:rPr>
+        <w:t>, which can be accessed by authorized users. Users can use the same query language to access the catalog which they use to access the database itself.</w:t>
+      </w:r>
+    </w:p>
+    <w:p>
+      <w:pPr>
+        <w:rPr>
+          <w:rFonts w:cstheme="minorHAnsi"/>
+          <w:b/>
+          <w:bCs/>
+        </w:rPr>
+      </w:pPr>
+      <w:r>
+        <w:rPr>
+          <w:rFonts w:cstheme="minorHAnsi"/>
+          <w:b/>
+          <w:bCs/>
+        </w:rPr>
+        <w:t>Rule 5: Comprehensive Data Sub-Language Rule</w:t>
+      </w:r>
+    </w:p>
+    <w:p>
+      <w:pPr>
+        <w:rPr>
+          <w:rFonts w:cstheme="minorHAnsi"/>
+        </w:rPr>
+      </w:pPr>
+      <w:r>
+        <w:rPr>
+          <w:rFonts w:cstheme="minorHAnsi"/>
+        </w:rPr>
+        <w:t xml:space="preserve">A database can only be accessed using a language having linear syntax that supports data definition, data manipulation, and transaction management operations. This language can be </w:t>
+      </w:r>
+      <w:r>
+        <w:rPr>
+          <w:rFonts w:cstheme="minorHAnsi"/>
+        </w:rPr>
         <w:lastRenderedPageBreak/>
-        <w:br/>
-      </w:r>
-      <w:r>
-        <w:rPr>
-          <w:rFonts w:cstheme="minorHAnsi"/>
-          <w:b/>
-          <w:bCs/>
-        </w:rPr>
-        <w:t>difference between DBMS &amp; RDBMS</w:t>
-      </w:r>
-    </w:p>
-    <w:p>
-      <w:pPr>
-        <w:rPr>
-          <w:rFonts w:cstheme="minorHAnsi"/>
-        </w:rPr>
-      </w:pPr>
-      <w:r>
-        <w:rPr>
-          <w:rFonts w:cstheme="minorHAnsi"/>
-        </w:rPr>
-        <w:t>Think of DBMS as the broader category — it's any system that manages data, whether that's a hierarchical file store, a navigational database, or even something like Microsoft Access. RDBMS is a specific, far more evolved subset of that, built on E.F. Codd's relational model, where data lives in structured tables and those tables are explicitly linked through keys.</w:t>
-      </w:r>
-    </w:p>
-    <w:p>
-      <w:pPr>
-        <w:rPr>
-          <w:rFonts w:cstheme="minorHAnsi"/>
-          <w:b/>
-          <w:bCs/>
-        </w:rPr>
-      </w:pPr>
-      <w:r>
-        <w:rPr>
-          <w:rFonts w:cstheme="minorHAnsi"/>
-          <w:b/>
-          <w:bCs/>
-        </w:rPr>
-        <w:t>Relational Model and Table</w:t>
-      </w:r>
-    </w:p>
-    <w:p>
-      <w:pPr>
-        <w:rPr>
-          <w:rFonts w:cstheme="minorHAnsi"/>
-        </w:rPr>
-      </w:pPr>
-      <w:r>
-        <w:rPr>
-          <w:rFonts w:cstheme="minorHAnsi"/>
-        </w:rPr>
-        <w:t>The relational model is a way of organizing/storing data where data is stored in tables, and those tables can have relationships with each other using keys.</w:t>
-      </w:r>
-    </w:p>
-    <w:p>
-      <w:pPr>
-        <w:rPr>
-          <w:rFonts w:cstheme="minorHAnsi"/>
-        </w:rPr>
-      </w:pPr>
-    </w:p>
-    <w:p>
-      <w:pPr>
-        <w:rPr>
-          <w:rFonts w:cstheme="minorHAnsi"/>
-          <w:b/>
-          <w:bCs/>
-        </w:rPr>
-      </w:pPr>
-      <w:r>
-        <w:rPr>
-          <w:rFonts w:cstheme="minorHAnsi"/>
-          <w:b/>
-          <w:bCs/>
-        </w:rPr>
-        <w:t>E.F. Codd Rules</w:t>
-      </w:r>
-    </w:p>
-    <w:p>
-      <w:pPr>
-        <w:rPr>
-          <w:rFonts w:cstheme="minorHAnsi"/>
-          <w:b/>
-          <w:bCs/>
-        </w:rPr>
-      </w:pPr>
-      <w:r>
-        <w:rPr>
-          <w:rFonts w:cstheme="minorHAnsi"/>
-          <w:b/>
-          <w:bCs/>
-        </w:rPr>
-        <w:t>Rule 1: Information Rule</w:t>
-      </w:r>
-    </w:p>
-    <w:p>
-      <w:pPr>
-        <w:rPr>
-          <w:rFonts w:cstheme="minorHAnsi"/>
-        </w:rPr>
-      </w:pPr>
-      <w:r>
-        <w:rPr>
-          <w:rFonts w:cstheme="minorHAnsi"/>
-        </w:rPr>
-        <w:t>The data stored in a database, may it be user data or metadata, must be a value of some table cell. Everything in a database must be stored in a table format.</w:t>
-      </w:r>
-    </w:p>
-    <w:p>
-      <w:pPr>
-        <w:rPr>
-          <w:rFonts w:cstheme="minorHAnsi"/>
-          <w:b/>
-          <w:bCs/>
-        </w:rPr>
-      </w:pPr>
-      <w:r>
-        <w:rPr>
-          <w:rFonts w:cstheme="minorHAnsi"/>
-          <w:b/>
-          <w:bCs/>
-        </w:rPr>
-        <w:t>Rule 2: Guaranteed Access Rule</w:t>
-      </w:r>
-    </w:p>
-    <w:p>
-      <w:pPr>
-        <w:rPr>
-          <w:rFonts w:cstheme="minorHAnsi"/>
-        </w:rPr>
-      </w:pPr>
-      <w:r>
-        <w:rPr>
-          <w:rFonts w:cstheme="minorHAnsi"/>
-        </w:rPr>
-        <w:t>Every single data element (value) is guaranteed to be accessible logically with a combination of table-name, primary-key (row value), and attribute-name (column value). No other means, such as pointers, can be used to access data.</w:t>
-      </w:r>
-    </w:p>
-    <w:p>
-      <w:pPr>
-        <w:rPr>
-          <w:rFonts w:cstheme="minorHAnsi"/>
-          <w:b/>
-          <w:bCs/>
-        </w:rPr>
-      </w:pPr>
-      <w:r>
-        <w:rPr>
-          <w:rFonts w:cstheme="minorHAnsi"/>
-          <w:b/>
-          <w:bCs/>
-        </w:rPr>
-        <w:t>Rule 3: Systematic Treatment of NULL Values</w:t>
-      </w:r>
-    </w:p>
-    <w:p>
-      <w:pPr>
-        <w:rPr>
-          <w:rFonts w:cstheme="minorHAnsi"/>
-        </w:rPr>
-      </w:pPr>
-      <w:r>
-        <w:rPr>
-          <w:rFonts w:cstheme="minorHAnsi"/>
-        </w:rPr>
-        <w:t>The NULL values in a database must be given a systematic and uniform treatment. This is a very important rule because a NULL can be interpreted as one the following − data is missing, data is not known, or data is not applicable.</w:t>
-      </w:r>
-    </w:p>
-    <w:p>
-      <w:pPr>
-        <w:rPr>
-          <w:rFonts w:cstheme="minorHAnsi"/>
-          <w:b/>
-          <w:bCs/>
-        </w:rPr>
-      </w:pPr>
-      <w:r>
-        <w:rPr>
-          <w:rFonts w:cstheme="minorHAnsi"/>
-          <w:b/>
-          <w:bCs/>
-        </w:rPr>
-        <w:t>Rule 4: Active Online Catalog</w:t>
-      </w:r>
-    </w:p>
-    <w:p>
-      <w:pPr>
-        <w:rPr>
-          <w:rFonts w:cstheme="minorHAnsi"/>
-        </w:rPr>
-      </w:pPr>
-      <w:r>
-        <w:rPr>
-          <w:rFonts w:cstheme="minorHAnsi"/>
-        </w:rPr>
-        <w:t>The structure description of the entire database must be stored in an online catalog, known as </w:t>
-      </w:r>
-      <w:r>
-        <w:rPr>
-          <w:rFonts w:cstheme="minorHAnsi"/>
-          <w:b/>
-          <w:bCs/>
-        </w:rPr>
-        <w:t>data dictionary</w:t>
-      </w:r>
-      <w:r>
-        <w:rPr>
-          <w:rFonts w:cstheme="minorHAnsi"/>
-        </w:rPr>
-        <w:t>, which can be accessed by authorized users. Users can use the same query language to access the catalog which they use to access the database itself.</w:t>
-      </w:r>
-    </w:p>
-    <w:p>
-      <w:pPr>
-        <w:rPr>
-          <w:rFonts w:cstheme="minorHAnsi"/>
-          <w:b/>
-          <w:bCs/>
-        </w:rPr>
-      </w:pPr>
-      <w:r>
-        <w:rPr>
-          <w:rFonts w:cstheme="minorHAnsi"/>
-          <w:b/>
-          <w:bCs/>
-        </w:rPr>
-        <w:t>Rule 5: Comprehensive Data Sub-Language Rule</w:t>
-      </w:r>
-    </w:p>
-    <w:p>
-      <w:pPr>
-        <w:rPr>
-          <w:rFonts w:cstheme="minorHAnsi"/>
-        </w:rPr>
-      </w:pPr>
-      <w:r>
-        <w:rPr>
-          <w:rFonts w:cstheme="minorHAnsi"/>
-        </w:rPr>
-        <w:t>A database can only be accessed using a language having linear syntax that supports data definition, data manipulation, and transaction management operations. This language can be used directly or by means of some application. If the database allows access to data without any help of this language, then it is considered as a violation.</w:t>
-      </w:r>
-    </w:p>
-    <w:p>
-      <w:pPr>
-        <w:rPr>
-          <w:rFonts w:cstheme="minorHAnsi"/>
-          <w:b/>
-          <w:bCs/>
-        </w:rPr>
-      </w:pPr>
-      <w:r>
-        <w:rPr>
-          <w:rFonts w:cstheme="minorHAnsi"/>
-          <w:b/>
-          <w:bCs/>
-        </w:rPr>
-        <w:lastRenderedPageBreak/>
+        <w:t>used directly or by means of some application. If the database allows access to data without any help of this language, then it is considered as a violation.</w:t>
+      </w:r>
+    </w:p>
+    <w:p>
+      <w:pPr>
+        <w:rPr>
+          <w:rFonts w:cstheme="minorHAnsi"/>
+          <w:b/>
+          <w:bCs/>
+        </w:rPr>
+      </w:pPr>
+      <w:r>
+        <w:rPr>
+          <w:rFonts w:cstheme="minorHAnsi"/>
+          <w:b/>
+          <w:bCs/>
+        </w:rPr>
         <w:t>Rule 6: View Updating Rule</w:t>
       </w:r>
     </w:p>
@@ -1138,21 +1179,7 @@
         <w:rPr>
           <w:rFonts w:cstheme="minorHAnsi"/>
         </w:rPr>
-        <w:t xml:space="preserve">A database must support high-level insertion, </w:t>
-      </w:r>
-      <w:proofErr w:type="spellStart"/>
-      <w:r>
-        <w:rPr>
-          <w:rFonts w:cstheme="minorHAnsi"/>
-        </w:rPr>
-        <w:t>updation</w:t>
-      </w:r>
-      <w:proofErr w:type="spellEnd"/>
-      <w:r>
-        <w:rPr>
-          <w:rFonts w:cstheme="minorHAnsi"/>
-        </w:rPr>
-        <w:t>, and deletion. This must not be limited to a single row, that is, it must also support union, intersection and minus operations to yield sets of data records.</w:t>
+        <w:t>A database must support high-level insertion, updation, and deletion. This must not be limited to a single row, that is, it must also support union, intersection and minus operations to yield sets of data records.</w:t>
       </w:r>
     </w:p>
     <w:p>
@@ -1212,35 +1239,7 @@
         <w:rPr>
           <w:rFonts w:cstheme="minorHAnsi"/>
         </w:rPr>
-        <w:t xml:space="preserve">The logical data in a database must be independent of its </w:t>
-      </w:r>
-      <w:proofErr w:type="gramStart"/>
-      <w:r>
-        <w:rPr>
-          <w:rFonts w:cstheme="minorHAnsi"/>
-        </w:rPr>
-        <w:t>users</w:t>
-      </w:r>
-      <w:proofErr w:type="gramEnd"/>
-      <w:r>
-        <w:rPr>
-          <w:rFonts w:cstheme="minorHAnsi"/>
-        </w:rPr>
-        <w:t xml:space="preserve"> view (application). Any change in logical data must not affect the applications using it. For example, if two tables are merged or one is split into two different tables, there should be no impact or change on the user application. This is one of the most difficult </w:t>
-      </w:r>
-      <w:proofErr w:type="gramStart"/>
-      <w:r>
-        <w:rPr>
-          <w:rFonts w:cstheme="minorHAnsi"/>
-        </w:rPr>
-        <w:t>rule</w:t>
-      </w:r>
-      <w:proofErr w:type="gramEnd"/>
-      <w:r>
-        <w:rPr>
-          <w:rFonts w:cstheme="minorHAnsi"/>
-        </w:rPr>
-        <w:t xml:space="preserve"> to apply.</w:t>
+        <w:t>The logical data in a database must be independent of its users view (application). Any change in logical data must not affect the applications using it. For example, if two tables are merged or one is split into two different tables, there should be no impact or change on the user application. This is one of the most difficult rule to apply.</w:t>
       </w:r>
     </w:p>
     <w:p>
@@ -1344,31 +1343,19 @@
       <w:pPr>
         <w:rPr>
           <w:rFonts w:cstheme="minorHAnsi"/>
-        </w:rPr>
-      </w:pPr>
-    </w:p>
-    <w:p>
-      <w:pPr>
-        <w:rPr>
-          <w:rFonts w:cstheme="minorHAnsi"/>
-          <w:b/>
-          <w:bCs/>
-        </w:rPr>
-      </w:pPr>
-    </w:p>
-    <w:p>
-      <w:pPr>
-        <w:rPr>
-          <w:rFonts w:cstheme="minorHAnsi"/>
-          <w:b/>
-          <w:bCs/>
-        </w:rPr>
-      </w:pPr>
-      <w:r>
-        <w:rPr>
-          <w:rFonts w:cstheme="minorHAnsi"/>
-          <w:b/>
-          <w:bCs/>
+          <w:b/>
+          <w:bCs/>
+          <w:sz w:val="36"/>
+          <w:szCs w:val="36"/>
+        </w:rPr>
+      </w:pPr>
+      <w:r>
+        <w:rPr>
+          <w:rFonts w:cstheme="minorHAnsi"/>
+          <w:b/>
+          <w:bCs/>
+          <w:sz w:val="36"/>
+          <w:szCs w:val="36"/>
         </w:rPr>
         <w:lastRenderedPageBreak/>
         <w:t>What is datatype &amp; it's Types</w:t>
@@ -1393,13 +1380,17 @@
           <w:rFonts w:cstheme="minorHAnsi"/>
           <w:b/>
           <w:bCs/>
-        </w:rPr>
-      </w:pPr>
-      <w:r>
-        <w:rPr>
-          <w:rFonts w:cstheme="minorHAnsi"/>
-          <w:b/>
-          <w:bCs/>
+          <w:sz w:val="28"/>
+          <w:szCs w:val="28"/>
+        </w:rPr>
+      </w:pPr>
+      <w:r>
+        <w:rPr>
+          <w:rFonts w:cstheme="minorHAnsi"/>
+          <w:b/>
+          <w:bCs/>
+          <w:sz w:val="28"/>
+          <w:szCs w:val="28"/>
         </w:rPr>
         <w:t>1. Numeric Data Types</w:t>
       </w:r>
@@ -1630,21 +1621,7 @@
               <w:rPr>
                 <w:rFonts w:cstheme="minorHAnsi"/>
               </w:rPr>
-              <w:t xml:space="preserve">Float uses the 4 bytes i.e. 32 bits to store the values. </w:t>
-            </w:r>
-            <w:proofErr w:type="gramStart"/>
-            <w:r>
-              <w:rPr>
-                <w:rFonts w:cstheme="minorHAnsi"/>
-              </w:rPr>
-              <w:t>So</w:t>
-            </w:r>
-            <w:proofErr w:type="gramEnd"/>
-            <w:r>
-              <w:rPr>
-                <w:rFonts w:cstheme="minorHAnsi"/>
-              </w:rPr>
-              <w:t xml:space="preserve"> it has a wide range of values. But it is not always precise.)</w:t>
+              <w:t>Float uses the 4 bytes i.e. 32 bits to store the values. So it has a wide range of values. But it is not always precise.)</w:t>
             </w:r>
           </w:p>
         </w:tc>
@@ -1711,21 +1688,7 @@
               <w:rPr>
                 <w:rFonts w:cstheme="minorHAnsi"/>
               </w:rPr>
-              <w:t xml:space="preserve">Double uses the 8 bytes i.e. 64 bits to store the values. </w:t>
-            </w:r>
-            <w:proofErr w:type="gramStart"/>
-            <w:r>
-              <w:rPr>
-                <w:rFonts w:cstheme="minorHAnsi"/>
-              </w:rPr>
-              <w:t>So</w:t>
-            </w:r>
-            <w:proofErr w:type="gramEnd"/>
-            <w:r>
-              <w:rPr>
-                <w:rFonts w:cstheme="minorHAnsi"/>
-              </w:rPr>
-              <w:t xml:space="preserve"> it has a wide range of values. Double is more precise than the Float.)</w:t>
+              <w:t>Double uses the 8 bytes i.e. 64 bits to store the values. So it has a wide range of values. Double is more precise than the Float.)</w:t>
             </w:r>
           </w:p>
         </w:tc>
@@ -1889,22 +1852,17 @@
           <w:rFonts w:cstheme="minorHAnsi"/>
           <w:b/>
           <w:bCs/>
-        </w:rPr>
-      </w:pPr>
-    </w:p>
-    <w:p>
-      <w:pPr>
-        <w:rPr>
-          <w:rFonts w:cstheme="minorHAnsi"/>
-          <w:b/>
-          <w:bCs/>
-        </w:rPr>
-      </w:pPr>
-      <w:r>
-        <w:rPr>
-          <w:rFonts w:cstheme="minorHAnsi"/>
-          <w:b/>
-          <w:bCs/>
+          <w:sz w:val="28"/>
+          <w:szCs w:val="28"/>
+        </w:rPr>
+      </w:pPr>
+      <w:r>
+        <w:rPr>
+          <w:rFonts w:cstheme="minorHAnsi"/>
+          <w:b/>
+          <w:bCs/>
+          <w:sz w:val="28"/>
+          <w:szCs w:val="28"/>
         </w:rPr>
         <w:lastRenderedPageBreak/>
         <w:t>2. Character / String Data Types</w:t>
@@ -2342,13 +2300,17 @@
           <w:rFonts w:cstheme="minorHAnsi"/>
           <w:b/>
           <w:bCs/>
-        </w:rPr>
-      </w:pPr>
-      <w:r>
-        <w:rPr>
-          <w:rFonts w:cstheme="minorHAnsi"/>
-          <w:b/>
-          <w:bCs/>
+          <w:sz w:val="28"/>
+          <w:szCs w:val="28"/>
+        </w:rPr>
+      </w:pPr>
+      <w:r>
+        <w:rPr>
+          <w:rFonts w:cstheme="minorHAnsi"/>
+          <w:b/>
+          <w:bCs/>
+          <w:sz w:val="28"/>
+          <w:szCs w:val="28"/>
         </w:rPr>
         <w:lastRenderedPageBreak/>
         <w:t>3. Date and Time Data Types</w:t>
@@ -2784,21 +2746,7 @@
               <w:rPr>
                 <w:rFonts w:cstheme="minorHAnsi"/>
               </w:rPr>
-              <w:t xml:space="preserve">Date + Time (no </w:t>
-            </w:r>
-            <w:proofErr w:type="spellStart"/>
-            <w:r>
-              <w:rPr>
-                <w:rFonts w:cstheme="minorHAnsi"/>
-              </w:rPr>
-              <w:t>timezone</w:t>
-            </w:r>
-            <w:proofErr w:type="spellEnd"/>
-            <w:r>
-              <w:rPr>
-                <w:rFonts w:cstheme="minorHAnsi"/>
-              </w:rPr>
-              <w:t>)</w:t>
+              <w:t>Date + Time (no timezone)</w:t>
             </w:r>
           </w:p>
         </w:tc>
@@ -2899,21 +2847,7 @@
               <w:rPr>
                 <w:rFonts w:cstheme="minorHAnsi"/>
               </w:rPr>
-              <w:t xml:space="preserve">Date + Time (with </w:t>
-            </w:r>
-            <w:proofErr w:type="spellStart"/>
-            <w:r>
-              <w:rPr>
-                <w:rFonts w:cstheme="minorHAnsi"/>
-              </w:rPr>
-              <w:t>timezone</w:t>
-            </w:r>
-            <w:proofErr w:type="spellEnd"/>
-            <w:r>
-              <w:rPr>
-                <w:rFonts w:cstheme="minorHAnsi"/>
-              </w:rPr>
-              <w:t>, converts to UTC)</w:t>
+              <w:t>Date + Time (with timezone, converts to UTC)</w:t>
             </w:r>
           </w:p>
         </w:tc>
@@ -3029,13 +2963,17 @@
           <w:rFonts w:cstheme="minorHAnsi"/>
           <w:b/>
           <w:bCs/>
-        </w:rPr>
-      </w:pPr>
-      <w:r>
-        <w:rPr>
-          <w:rFonts w:cstheme="minorHAnsi"/>
-          <w:b/>
-          <w:bCs/>
+          <w:sz w:val="28"/>
+          <w:szCs w:val="28"/>
+        </w:rPr>
+      </w:pPr>
+      <w:r>
+        <w:rPr>
+          <w:rFonts w:cstheme="minorHAnsi"/>
+          <w:b/>
+          <w:bCs/>
+          <w:sz w:val="28"/>
+          <w:szCs w:val="28"/>
         </w:rPr>
         <w:lastRenderedPageBreak/>
         <w:t>4. Boolean Data Type</w:t>
@@ -3407,16 +3345,8 @@
               <w:rPr>
                 <w:rFonts w:cstheme="minorHAnsi"/>
               </w:rPr>
-              <w:t>'</w:t>
+              <w:t>'yes'</w:t>
             </w:r>
-            <w:proofErr w:type="spellStart"/>
-            <w:r>
-              <w:rPr>
-                <w:rFonts w:cstheme="minorHAnsi"/>
-              </w:rPr>
-              <w:t>yes'</w:t>
-            </w:r>
-            <w:proofErr w:type="spellEnd"/>
           </w:p>
         </w:tc>
         <w:tc>
@@ -3665,13 +3595,17 @@
           <w:rFonts w:cstheme="minorHAnsi"/>
           <w:b/>
           <w:bCs/>
-        </w:rPr>
-      </w:pPr>
-      <w:r>
-        <w:rPr>
-          <w:rFonts w:cstheme="minorHAnsi"/>
-          <w:b/>
-          <w:bCs/>
+          <w:sz w:val="28"/>
+          <w:szCs w:val="28"/>
+        </w:rPr>
+      </w:pPr>
+      <w:r>
+        <w:rPr>
+          <w:rFonts w:cstheme="minorHAnsi"/>
+          <w:b/>
+          <w:bCs/>
+          <w:sz w:val="28"/>
+          <w:szCs w:val="28"/>
         </w:rPr>
         <w:lastRenderedPageBreak/>
         <w:t>5. Binary Data Types</w:t>
@@ -4480,35 +4414,7 @@
                 <w:b/>
                 <w:bCs/>
               </w:rPr>
-              <w:t>"</w:t>
-            </w:r>
-            <w:proofErr w:type="spellStart"/>
-            <w:proofErr w:type="gramStart"/>
-            <w:r>
-              <w:rPr>
-                <w:rFonts w:cstheme="minorHAnsi"/>
-                <w:b/>
-                <w:bCs/>
-              </w:rPr>
-              <w:t>user</w:t>
-            </w:r>
-            <w:proofErr w:type="gramEnd"/>
-            <w:r>
-              <w:rPr>
-                <w:rFonts w:cstheme="minorHAnsi"/>
-                <w:b/>
-                <w:bCs/>
-              </w:rPr>
-              <w:t>_id</w:t>
-            </w:r>
-            <w:proofErr w:type="spellEnd"/>
-            <w:r>
-              <w:rPr>
-                <w:rFonts w:cstheme="minorHAnsi"/>
-                <w:b/>
-                <w:bCs/>
-              </w:rPr>
-              <w:t>", "first name"</w:t>
+              <w:t>"user_id", "first name"</w:t>
             </w:r>
           </w:p>
         </w:tc>
@@ -4529,22 +4435,56 @@
           <w:rFonts w:cstheme="minorHAnsi"/>
           <w:b/>
           <w:bCs/>
-        </w:rPr>
-      </w:pPr>
-    </w:p>
-    <w:p>
-      <w:pPr>
-        <w:rPr>
-          <w:rFonts w:cstheme="minorHAnsi"/>
-          <w:b/>
-          <w:bCs/>
-        </w:rPr>
-      </w:pPr>
-      <w:r>
-        <w:rPr>
-          <w:rFonts w:cstheme="minorHAnsi"/>
-          <w:b/>
-          <w:bCs/>
+          <w:sz w:val="28"/>
+          <w:szCs w:val="28"/>
+        </w:rPr>
+      </w:pPr>
+      <w:r>
+        <w:rPr>
+          <w:rFonts w:cstheme="minorHAnsi"/>
+          <w:b/>
+          <w:bCs/>
+          <w:sz w:val="28"/>
+          <w:szCs w:val="28"/>
+        </w:rPr>
+        <w:t xml:space="preserve">Enum data type </w:t>
+      </w:r>
+    </w:p>
+    <w:p>
+      <w:pPr>
+        <w:rPr>
+          <w:rFonts w:cstheme="minorHAnsi"/>
+          <w:b/>
+          <w:bCs/>
+        </w:rPr>
+      </w:pPr>
+    </w:p>
+    <w:p>
+      <w:pPr>
+        <w:rPr>
+          <w:rFonts w:cstheme="minorHAnsi"/>
+          <w:b/>
+          <w:bCs/>
+        </w:rPr>
+      </w:pPr>
+    </w:p>
+    <w:p>
+      <w:pPr>
+        <w:rPr>
+          <w:rFonts w:cstheme="minorHAnsi"/>
+          <w:b/>
+          <w:bCs/>
+          <w:sz w:val="32"/>
+          <w:szCs w:val="32"/>
+        </w:rPr>
+      </w:pPr>
+      <w:r>
+        <w:rPr>
+          <w:rFonts w:cstheme="minorHAnsi"/>
+          <w:b/>
+          <w:bCs/>
+          <w:sz w:val="32"/>
+          <w:szCs w:val="32"/>
         </w:rPr>
         <w:t xml:space="preserve">What is Constraint </w:t>
       </w:r>
@@ -4555,13 +4495,17 @@
           <w:rFonts w:cstheme="minorHAnsi"/>
           <w:b/>
           <w:bCs/>
-        </w:rPr>
-      </w:pPr>
-      <w:r>
-        <w:rPr>
-          <w:rFonts w:cstheme="minorHAnsi"/>
-          <w:b/>
-          <w:bCs/>
+          <w:sz w:val="32"/>
+          <w:szCs w:val="32"/>
+        </w:rPr>
+      </w:pPr>
+      <w:r>
+        <w:rPr>
+          <w:rFonts w:cstheme="minorHAnsi"/>
+          <w:b/>
+          <w:bCs/>
+          <w:sz w:val="32"/>
+          <w:szCs w:val="32"/>
         </w:rPr>
         <w:t>Types of constraint</w:t>
       </w:r>
@@ -4599,15 +4543,18 @@
           <w:rFonts w:cstheme="minorHAnsi"/>
           <w:b/>
           <w:bCs/>
-        </w:rPr>
-      </w:pPr>
-      <w:r>
-        <w:rPr>
-          <w:rFonts w:cstheme="minorHAnsi"/>
-          <w:b/>
-          <w:bCs/>
-        </w:rPr>
-        <w:lastRenderedPageBreak/>
+          <w:sz w:val="32"/>
+          <w:szCs w:val="32"/>
+        </w:rPr>
+      </w:pPr>
+      <w:r>
+        <w:rPr>
+          <w:rFonts w:cstheme="minorHAnsi"/>
+          <w:b/>
+          <w:bCs/>
+          <w:sz w:val="32"/>
+          <w:szCs w:val="32"/>
+        </w:rPr>
         <w:t>Overview of SQL Statements</w:t>
       </w:r>
     </w:p>
@@ -4622,13 +4569,17 @@
           <w:rFonts w:cstheme="minorHAnsi"/>
           <w:b/>
           <w:bCs/>
-        </w:rPr>
-      </w:pPr>
-      <w:r>
-        <w:rPr>
-          <w:rFonts w:cstheme="minorHAnsi"/>
-          <w:b/>
-          <w:bCs/>
+          <w:sz w:val="32"/>
+          <w:szCs w:val="32"/>
+        </w:rPr>
+      </w:pPr>
+      <w:r>
+        <w:rPr>
+          <w:rFonts w:cstheme="minorHAnsi"/>
+          <w:b/>
+          <w:bCs/>
+          <w:sz w:val="32"/>
+          <w:szCs w:val="32"/>
         </w:rPr>
         <w:t>Data Definition Language</w:t>
       </w:r>
@@ -4644,13 +4595,17 @@
           <w:rFonts w:cstheme="minorHAnsi"/>
           <w:b/>
           <w:bCs/>
-        </w:rPr>
-      </w:pPr>
-      <w:r>
-        <w:rPr>
-          <w:rFonts w:cstheme="minorHAnsi"/>
-          <w:b/>
-          <w:bCs/>
+          <w:sz w:val="32"/>
+          <w:szCs w:val="32"/>
+        </w:rPr>
+      </w:pPr>
+      <w:r>
+        <w:rPr>
+          <w:rFonts w:cstheme="minorHAnsi"/>
+          <w:b/>
+          <w:bCs/>
+          <w:sz w:val="32"/>
+          <w:szCs w:val="32"/>
         </w:rPr>
         <w:t>Data Manipulation Language</w:t>
       </w:r>
@@ -4666,13 +4621,17 @@
           <w:rFonts w:cstheme="minorHAnsi"/>
           <w:b/>
           <w:bCs/>
-        </w:rPr>
-      </w:pPr>
-      <w:r>
-        <w:rPr>
-          <w:rFonts w:cstheme="minorHAnsi"/>
-          <w:b/>
-          <w:bCs/>
+          <w:sz w:val="32"/>
+          <w:szCs w:val="32"/>
+        </w:rPr>
+      </w:pPr>
+      <w:r>
+        <w:rPr>
+          <w:rFonts w:cstheme="minorHAnsi"/>
+          <w:b/>
+          <w:bCs/>
+          <w:sz w:val="32"/>
+          <w:szCs w:val="32"/>
         </w:rPr>
         <w:t>Transaction Control Language</w:t>
       </w:r>
@@ -4688,13 +4647,17 @@
           <w:rFonts w:cstheme="minorHAnsi"/>
           <w:b/>
           <w:bCs/>
-        </w:rPr>
-      </w:pPr>
-      <w:r>
-        <w:rPr>
-          <w:rFonts w:cstheme="minorHAnsi"/>
-          <w:b/>
-          <w:bCs/>
+          <w:sz w:val="32"/>
+          <w:szCs w:val="32"/>
+        </w:rPr>
+      </w:pPr>
+      <w:r>
+        <w:rPr>
+          <w:rFonts w:cstheme="minorHAnsi"/>
+          <w:b/>
+          <w:bCs/>
+          <w:sz w:val="32"/>
+          <w:szCs w:val="32"/>
         </w:rPr>
         <w:t>Data Control Language</w:t>
       </w:r>
@@ -4710,13 +4673,17 @@
           <w:rFonts w:cstheme="minorHAnsi"/>
           <w:b/>
           <w:bCs/>
-        </w:rPr>
-      </w:pPr>
-      <w:r>
-        <w:rPr>
-          <w:rFonts w:cstheme="minorHAnsi"/>
-          <w:b/>
-          <w:bCs/>
+          <w:sz w:val="32"/>
+          <w:szCs w:val="32"/>
+        </w:rPr>
+      </w:pPr>
+      <w:r>
+        <w:rPr>
+          <w:rFonts w:cstheme="minorHAnsi"/>
+          <w:b/>
+          <w:bCs/>
+          <w:sz w:val="32"/>
+          <w:szCs w:val="32"/>
         </w:rPr>
         <w:t>Data Query Language</w:t>
       </w:r>
@@ -4745,6 +4712,15 @@
           <w:bCs/>
         </w:rPr>
         <w:br/>
+      </w:r>
+      <w:r>
+        <w:rPr>
+          <w:rFonts w:cstheme="minorHAnsi"/>
+          <w:b/>
+          <w:bCs/>
+          <w:sz w:val="28"/>
+          <w:szCs w:val="28"/>
+        </w:rPr>
         <w:t>Data Query Language (DQL)</w:t>
       </w:r>
     </w:p>
@@ -5037,6 +5013,7 @@
           <w:rFonts w:cstheme="minorHAnsi"/>
           <w:noProof/>
         </w:rPr>
+        <w:lastRenderedPageBreak/>
         <w:drawing>
           <wp:inline distT="0" distB="0" distL="0" distR="0" wp14:anchorId="24856AC2" wp14:editId="03C4ECAE">
             <wp:extent cx="5943600" cy="2026920"/>
@@ -5135,7 +5112,6 @@
           <w:rFonts w:cstheme="minorHAnsi"/>
           <w:color w:val="EE0000"/>
         </w:rPr>
-        <w:lastRenderedPageBreak/>
         <w:t>Aggregates + non-aggregate columns = Must have GROUP BY</w:t>
       </w:r>
     </w:p>
@@ -5301,13 +5277,17 @@
           <w:rFonts w:cstheme="minorHAnsi"/>
           <w:b/>
           <w:bCs/>
-        </w:rPr>
-      </w:pPr>
-      <w:r>
-        <w:rPr>
-          <w:rFonts w:cstheme="minorHAnsi"/>
-          <w:b/>
-          <w:bCs/>
+          <w:sz w:val="32"/>
+          <w:szCs w:val="32"/>
+        </w:rPr>
+      </w:pPr>
+      <w:r>
+        <w:rPr>
+          <w:rFonts w:cstheme="minorHAnsi"/>
+          <w:b/>
+          <w:bCs/>
+          <w:sz w:val="32"/>
+          <w:szCs w:val="32"/>
         </w:rPr>
         <w:t>Projection in PostgreSQL</w:t>
       </w:r>
@@ -5350,14 +5330,45 @@
           <w:rFonts w:cstheme="minorHAnsi"/>
           <w:b/>
           <w:bCs/>
-        </w:rPr>
-      </w:pPr>
-      <w:r>
-        <w:rPr>
-          <w:rFonts w:cstheme="minorHAnsi"/>
-          <w:b/>
-          <w:bCs/>
-        </w:rPr>
+          <w:sz w:val="28"/>
+          <w:szCs w:val="28"/>
+        </w:rPr>
+      </w:pPr>
+    </w:p>
+    <w:p>
+      <w:pPr>
+        <w:pStyle w:val="ListParagraph"/>
+        <w:ind w:left="-360"/>
+        <w:rPr>
+          <w:rFonts w:cstheme="minorHAnsi"/>
+          <w:b/>
+          <w:bCs/>
+          <w:sz w:val="28"/>
+          <w:szCs w:val="28"/>
+        </w:rPr>
+      </w:pPr>
+    </w:p>
+    <w:p>
+      <w:pPr>
+        <w:pStyle w:val="ListParagraph"/>
+        <w:ind w:left="-360"/>
+        <w:rPr>
+          <w:rFonts w:cstheme="minorHAnsi"/>
+          <w:b/>
+          <w:bCs/>
+          <w:sz w:val="28"/>
+          <w:szCs w:val="28"/>
+        </w:rPr>
+      </w:pPr>
+      <w:r>
+        <w:rPr>
+          <w:rFonts w:cstheme="minorHAnsi"/>
+          <w:b/>
+          <w:bCs/>
+          <w:sz w:val="28"/>
+          <w:szCs w:val="28"/>
+        </w:rPr>
+        <w:lastRenderedPageBreak/>
         <w:t>Core Concept</w:t>
       </w:r>
     </w:p>
@@ -5401,89 +5412,20 @@
     </w:p>
     <w:p>
       <w:pPr>
-        <w:pStyle w:val="ListParagraph"/>
-        <w:rPr>
-          <w:rFonts w:cstheme="minorHAnsi"/>
-        </w:rPr>
-      </w:pPr>
-    </w:p>
-    <w:p>
-      <w:pPr>
-        <w:pStyle w:val="ListParagraph"/>
-        <w:rPr>
-          <w:rFonts w:cstheme="minorHAnsi"/>
-        </w:rPr>
-      </w:pPr>
-    </w:p>
-    <w:p>
-      <w:pPr>
-        <w:pStyle w:val="ListParagraph"/>
-        <w:rPr>
-          <w:rFonts w:cstheme="minorHAnsi"/>
-        </w:rPr>
-      </w:pPr>
-    </w:p>
-    <w:p>
-      <w:pPr>
-        <w:pStyle w:val="ListParagraph"/>
-        <w:rPr>
-          <w:rFonts w:cstheme="minorHAnsi"/>
-        </w:rPr>
-      </w:pPr>
-    </w:p>
-    <w:p>
-      <w:pPr>
-        <w:pStyle w:val="ListParagraph"/>
-        <w:rPr>
-          <w:rFonts w:cstheme="minorHAnsi"/>
-        </w:rPr>
-      </w:pPr>
-    </w:p>
-    <w:p>
-      <w:pPr>
-        <w:pStyle w:val="ListParagraph"/>
-        <w:rPr>
-          <w:rFonts w:cstheme="minorHAnsi"/>
-        </w:rPr>
-      </w:pPr>
-    </w:p>
-    <w:p>
-      <w:pPr>
-        <w:pStyle w:val="ListParagraph"/>
-        <w:rPr>
-          <w:rFonts w:cstheme="minorHAnsi"/>
-        </w:rPr>
-      </w:pPr>
-    </w:p>
-    <w:p>
-      <w:pPr>
-        <w:pStyle w:val="ListParagraph"/>
-        <w:rPr>
-          <w:rFonts w:cstheme="minorHAnsi"/>
-        </w:rPr>
-      </w:pPr>
-    </w:p>
-    <w:p>
-      <w:pPr>
-        <w:pStyle w:val="ListParagraph"/>
-        <w:rPr>
-          <w:rFonts w:cstheme="minorHAnsi"/>
-        </w:rPr>
-      </w:pPr>
-    </w:p>
-    <w:p>
-      <w:pPr>
-        <w:rPr>
-          <w:rFonts w:cstheme="minorHAnsi"/>
-        </w:rPr>
-      </w:pPr>
-      <w:r>
-        <w:rPr>
-          <w:rFonts w:cstheme="minorHAnsi"/>
-          <w:b/>
-          <w:bCs/>
-        </w:rPr>
-        <w:lastRenderedPageBreak/>
+        <w:rPr>
+          <w:rFonts w:cstheme="minorHAnsi"/>
+          <w:sz w:val="28"/>
+          <w:szCs w:val="28"/>
+        </w:rPr>
+      </w:pPr>
+      <w:r>
+        <w:rPr>
+          <w:rFonts w:cstheme="minorHAnsi"/>
+          <w:b/>
+          <w:bCs/>
+          <w:sz w:val="28"/>
+          <w:szCs w:val="28"/>
+        </w:rPr>
         <w:t>How PostgreSQL Processes Projection</w:t>
       </w:r>
     </w:p>
@@ -5614,13 +5556,17 @@
       <w:pPr>
         <w:rPr>
           <w:rFonts w:cstheme="minorHAnsi"/>
-        </w:rPr>
-      </w:pPr>
-      <w:r>
-        <w:rPr>
-          <w:rFonts w:cstheme="minorHAnsi"/>
-          <w:b/>
-          <w:bCs/>
+          <w:sz w:val="32"/>
+          <w:szCs w:val="32"/>
+        </w:rPr>
+      </w:pPr>
+      <w:r>
+        <w:rPr>
+          <w:rFonts w:cstheme="minorHAnsi"/>
+          <w:b/>
+          <w:bCs/>
+          <w:sz w:val="32"/>
+          <w:szCs w:val="32"/>
         </w:rPr>
         <w:t>Selection in PostgreSQL</w:t>
       </w:r>
@@ -5657,35 +5603,7 @@
           <w:rFonts w:cstheme="minorHAnsi"/>
         </w:rPr>
         <w:br/>
-        <w:t xml:space="preserve">From relational algebra, selection is </w:t>
-      </w:r>
-      <w:proofErr w:type="spellStart"/>
-      <w:r>
-        <w:rPr>
-          <w:rFonts w:cstheme="minorHAnsi"/>
-        </w:rPr>
-        <w:t>σ_condition</w:t>
-      </w:r>
-      <w:proofErr w:type="spellEnd"/>
-      <w:r>
-        <w:rPr>
-          <w:rFonts w:cstheme="minorHAnsi"/>
-        </w:rPr>
-        <w:t xml:space="preserve">(relation), where condition is a </w:t>
-      </w:r>
-      <w:proofErr w:type="spellStart"/>
-      <w:r>
-        <w:rPr>
-          <w:rFonts w:cstheme="minorHAnsi"/>
-        </w:rPr>
-        <w:t>boolean</w:t>
-      </w:r>
-      <w:proofErr w:type="spellEnd"/>
-      <w:r>
-        <w:rPr>
-          <w:rFonts w:cstheme="minorHAnsi"/>
-        </w:rPr>
-        <w:t xml:space="preserve"> predicate like salary &gt; 50000. PostgreSQL WHERE clause implements this: rows not satisfying condition are discarded. It operates after FROM (including joins) but before GROUP BY/HAVING.</w:t>
+        <w:t>From relational algebra, selection is σ_condition(relation), where condition is a boolean predicate like salary &gt; 50000. PostgreSQL WHERE clause implements this: rows not satisfying condition are discarded. It operates after FROM (including joins) but before GROUP BY/HAVING.</w:t>
       </w:r>
     </w:p>
     <w:p>
@@ -5782,9 +5700,7 @@
           <w:szCs w:val="32"/>
         </w:rPr>
       </w:pPr>
-    </w:p>
-    <w:p>
-      <w:pPr>
+      <w:r>
         <w:rPr>
           <w:rFonts w:cstheme="minorHAnsi"/>
           <w:b/>
@@ -5792,6 +5708,206 @@
           <w:sz w:val="32"/>
           <w:szCs w:val="32"/>
         </w:rPr>
+        <w:lastRenderedPageBreak/>
+        <w:t>Sequence</w:t>
+      </w:r>
+    </w:p>
+    <w:p>
+      <w:pPr>
+        <w:rPr>
+          <w:rFonts w:cstheme="minorHAnsi"/>
+        </w:rPr>
+      </w:pPr>
+      <w:r>
+        <w:rPr>
+          <w:rFonts w:cstheme="minorHAnsi"/>
+        </w:rPr>
+        <w:t>A </w:t>
+      </w:r>
+      <w:r>
+        <w:rPr>
+          <w:rFonts w:cstheme="minorHAnsi"/>
+          <w:b/>
+          <w:bCs/>
+        </w:rPr>
+        <w:t>sequence</w:t>
+      </w:r>
+      <w:r>
+        <w:rPr>
+          <w:rFonts w:cstheme="minorHAnsi"/>
+        </w:rPr>
+        <w:t> in PostgreSQL is a special database object that automatically generates a series of unique numbers — like a counter that keeps going up every time you ask for the next number. It is most commonly used to give each row in a table a unique ID automatically.</w:t>
+      </w:r>
+    </w:p>
+    <w:p>
+      <w:pPr>
+        <w:rPr>
+          <w:rFonts w:cstheme="minorHAnsi"/>
+        </w:rPr>
+      </w:pPr>
+      <w:r>
+        <w:rPr>
+          <w:rFonts w:cstheme="minorHAnsi"/>
+          <w:noProof/>
+        </w:rPr>
+        <w:drawing>
+          <wp:inline distT="0" distB="0" distL="0" distR="0" wp14:anchorId="1AEBBE3D" wp14:editId="60EDE61A">
+            <wp:extent cx="3677163" cy="971686"/>
+            <wp:effectExtent l="0" t="0" r="0" b="0"/>
+            <wp:docPr id="1216044158" name="Picture 1"/>
+            <wp:cNvGraphicFramePr>
+              <a:graphicFrameLocks xmlns:a="http://schemas.openxmlformats.org/drawingml/2006/main" noChangeAspect="1"/>
+            </wp:cNvGraphicFramePr>
+            <a:graphic xmlns:a="http://schemas.openxmlformats.org/drawingml/2006/main">
+              <a:graphicData uri="http://schemas.openxmlformats.org/drawingml/2006/picture">
+                <pic:pic xmlns:pic="http://schemas.openxmlformats.org/drawingml/2006/picture">
+                  <pic:nvPicPr>
+                    <pic:cNvPr id="1216044158" name=""/>
+                    <pic:cNvPicPr/>
+                  </pic:nvPicPr>
+                  <pic:blipFill>
+                    <a:blip r:embed="rId15"/>
+                    <a:stretch>
+                      <a:fillRect/>
+                    </a:stretch>
+                  </pic:blipFill>
+                  <pic:spPr>
+                    <a:xfrm>
+                      <a:off x="0" y="0"/>
+                      <a:ext cx="3677163" cy="971686"/>
+                    </a:xfrm>
+                    <a:prstGeom prst="rect">
+                      <a:avLst/>
+                    </a:prstGeom>
+                  </pic:spPr>
+                </pic:pic>
+              </a:graphicData>
+            </a:graphic>
+          </wp:inline>
+        </w:drawing>
+      </w:r>
+    </w:p>
+    <w:p>
+      <w:pPr>
+        <w:rPr>
+          <w:rFonts w:cstheme="minorHAnsi"/>
+          <w:b/>
+          <w:bCs/>
+        </w:rPr>
+      </w:pPr>
+      <w:r>
+        <w:rPr>
+          <w:rFonts w:cstheme="minorHAnsi"/>
+          <w:b/>
+          <w:bCs/>
+        </w:rPr>
+        <w:t>Useful Sequence Functions</w:t>
+      </w:r>
+    </w:p>
+    <w:p>
+      <w:pPr>
+        <w:numPr>
+          <w:ilvl w:val="0"/>
+          <w:numId w:val="51"/>
+        </w:numPr>
+        <w:rPr>
+          <w:rFonts w:cstheme="minorHAnsi"/>
+        </w:rPr>
+      </w:pPr>
+      <w:r>
+        <w:rPr>
+          <w:rFonts w:cstheme="minorHAnsi"/>
+          <w:b/>
+          <w:bCs/>
+          <w:color w:val="EE0000"/>
+        </w:rPr>
+        <w:t>nextval('seq_name')</w:t>
+      </w:r>
+      <w:r>
+        <w:rPr>
+          <w:rFonts w:cstheme="minorHAnsi"/>
+          <w:color w:val="EE0000"/>
+        </w:rPr>
+        <w:t> </w:t>
+      </w:r>
+      <w:r>
+        <w:rPr>
+          <w:rFonts w:cstheme="minorHAnsi"/>
+        </w:rPr>
+        <w:t>— get the next number and move the counter forward​</w:t>
+      </w:r>
+    </w:p>
+    <w:p>
+      <w:pPr>
+        <w:numPr>
+          <w:ilvl w:val="0"/>
+          <w:numId w:val="51"/>
+        </w:numPr>
+        <w:rPr>
+          <w:rFonts w:cstheme="minorHAnsi"/>
+        </w:rPr>
+      </w:pPr>
+      <w:r>
+        <w:rPr>
+          <w:rFonts w:cstheme="minorHAnsi"/>
+          <w:b/>
+          <w:bCs/>
+          <w:color w:val="EE0000"/>
+        </w:rPr>
+        <w:t>currval('seq_name')</w:t>
+      </w:r>
+      <w:r>
+        <w:rPr>
+          <w:rFonts w:cstheme="minorHAnsi"/>
+          <w:color w:val="EE0000"/>
+        </w:rPr>
+        <w:t> </w:t>
+      </w:r>
+      <w:r>
+        <w:rPr>
+          <w:rFonts w:cstheme="minorHAnsi"/>
+        </w:rPr>
+        <w:t>— see the current value without moving forward</w:t>
+      </w:r>
+    </w:p>
+    <w:p>
+      <w:pPr>
+        <w:numPr>
+          <w:ilvl w:val="0"/>
+          <w:numId w:val="51"/>
+        </w:numPr>
+        <w:rPr>
+          <w:rFonts w:cstheme="minorHAnsi"/>
+        </w:rPr>
+      </w:pPr>
+      <w:r>
+        <w:rPr>
+          <w:rFonts w:cstheme="minorHAnsi"/>
+          <w:b/>
+          <w:bCs/>
+          <w:color w:val="EE0000"/>
+        </w:rPr>
+        <w:t>setval('seq_name', 100)</w:t>
+      </w:r>
+      <w:r>
+        <w:rPr>
+          <w:rFonts w:cstheme="minorHAnsi"/>
+          <w:color w:val="EE0000"/>
+        </w:rPr>
+        <w:t> </w:t>
+      </w:r>
+      <w:r>
+        <w:rPr>
+          <w:rFonts w:cstheme="minorHAnsi"/>
+        </w:rPr>
+        <w:t>— manually set the counter to a specific number</w:t>
+      </w:r>
+    </w:p>
+    <w:p>
+      <w:pPr>
+        <w:rPr>
+          <w:rFonts w:cstheme="minorHAnsi"/>
+        </w:rPr>
       </w:pPr>
     </w:p>
     <w:p>
@@ -5804,9 +5920,7 @@
           <w:szCs w:val="32"/>
         </w:rPr>
       </w:pPr>
-    </w:p>
-    <w:p>
-      <w:pPr>
+      <w:r>
         <w:rPr>
           <w:rFonts w:cstheme="minorHAnsi"/>
           <w:b/>
@@ -5814,6 +5928,817 @@
           <w:sz w:val="32"/>
           <w:szCs w:val="32"/>
         </w:rPr>
+        <w:t>Auto-Increment Columns</w:t>
+      </w:r>
+    </w:p>
+    <w:p>
+      <w:pPr>
+        <w:rPr>
+          <w:rFonts w:cstheme="minorHAnsi"/>
+        </w:rPr>
+      </w:pPr>
+      <w:r>
+        <w:rPr>
+          <w:rFonts w:cstheme="minorHAnsi"/>
+        </w:rPr>
+        <w:t>An </w:t>
+      </w:r>
+      <w:r>
+        <w:rPr>
+          <w:rFonts w:cstheme="minorHAnsi"/>
+          <w:b/>
+          <w:bCs/>
+        </w:rPr>
+        <w:t>auto-increment column</w:t>
+      </w:r>
+      <w:r>
+        <w:rPr>
+          <w:rFonts w:cstheme="minorHAnsi"/>
+        </w:rPr>
+        <w:t> automatically fills in the next unique number whenever you insert a new row — you don't have to type it yourself. PostgreSQL gives you two easy ways to do this</w:t>
+      </w:r>
+      <w:r>
+        <w:rPr>
+          <w:rFonts w:cstheme="minorHAnsi"/>
+        </w:rPr>
+        <w:t>:</w:t>
+      </w:r>
+    </w:p>
+    <w:p>
+      <w:pPr>
+        <w:rPr>
+          <w:rFonts w:cstheme="minorHAnsi"/>
+          <w:b/>
+          <w:bCs/>
+        </w:rPr>
+      </w:pPr>
+      <w:r>
+        <w:rPr>
+          <w:rFonts w:cstheme="minorHAnsi"/>
+          <w:b/>
+          <w:bCs/>
+        </w:rPr>
+        <w:t>Using SERIAL (Old but common)</w:t>
+      </w:r>
+    </w:p>
+    <w:p>
+      <w:pPr>
+        <w:rPr>
+          <w:rFonts w:cstheme="minorHAnsi"/>
+        </w:rPr>
+      </w:pPr>
+      <w:r>
+        <w:rPr>
+          <w:rFonts w:cstheme="minorHAnsi"/>
+          <w:noProof/>
+        </w:rPr>
+        <w:drawing>
+          <wp:inline distT="0" distB="0" distL="0" distR="0" wp14:anchorId="3DE223B1" wp14:editId="278000D0">
+            <wp:extent cx="4429743" cy="1228896"/>
+            <wp:effectExtent l="0" t="0" r="9525" b="9525"/>
+            <wp:docPr id="1813879594" name="Picture 1"/>
+            <wp:cNvGraphicFramePr>
+              <a:graphicFrameLocks xmlns:a="http://schemas.openxmlformats.org/drawingml/2006/main" noChangeAspect="1"/>
+            </wp:cNvGraphicFramePr>
+            <a:graphic xmlns:a="http://schemas.openxmlformats.org/drawingml/2006/main">
+              <a:graphicData uri="http://schemas.openxmlformats.org/drawingml/2006/picture">
+                <pic:pic xmlns:pic="http://schemas.openxmlformats.org/drawingml/2006/picture">
+                  <pic:nvPicPr>
+                    <pic:cNvPr id="1813879594" name=""/>
+                    <pic:cNvPicPr/>
+                  </pic:nvPicPr>
+                  <pic:blipFill>
+                    <a:blip r:embed="rId16"/>
+                    <a:stretch>
+                      <a:fillRect/>
+                    </a:stretch>
+                  </pic:blipFill>
+                  <pic:spPr>
+                    <a:xfrm>
+                      <a:off x="0" y="0"/>
+                      <a:ext cx="4429743" cy="1228896"/>
+                    </a:xfrm>
+                    <a:prstGeom prst="rect">
+                      <a:avLst/>
+                    </a:prstGeom>
+                  </pic:spPr>
+                </pic:pic>
+              </a:graphicData>
+            </a:graphic>
+          </wp:inline>
+        </w:drawing>
+      </w:r>
+    </w:p>
+    <w:p>
+      <w:pPr>
+        <w:rPr>
+          <w:rFonts w:cstheme="minorHAnsi"/>
+        </w:rPr>
+      </w:pPr>
+    </w:p>
+    <w:p>
+      <w:pPr>
+        <w:rPr>
+          <w:rFonts w:cstheme="minorHAnsi"/>
+          <w:b/>
+          <w:bCs/>
+        </w:rPr>
+      </w:pPr>
+      <w:r>
+        <w:rPr>
+          <w:rFonts w:cstheme="minorHAnsi"/>
+          <w:b/>
+          <w:bCs/>
+        </w:rPr>
+        <w:t>Using GENERATED AS IDENTITY</w:t>
+      </w:r>
+      <w:r>
+        <w:rPr>
+          <w:rFonts w:ascii="pplxSerif" w:eastAsia="Times New Roman" w:hAnsi="pplxSerif" w:cs="Times New Roman"/>
+          <w:b/>
+          <w:bCs/>
+          <w:kern w:val="0"/>
+          <w:sz w:val="36"/>
+          <w:szCs w:val="36"/>
+          <w14:ligatures w14:val="none"/>
+        </w:rPr>
+        <w:t xml:space="preserve"> </w:t>
+      </w:r>
+      <w:r>
+        <w:rPr>
+          <w:rFonts w:cstheme="minorHAnsi"/>
+          <w:b/>
+          <w:bCs/>
+        </w:rPr>
+        <w:t> (New &amp; recommended)</w:t>
+      </w:r>
+    </w:p>
+    <w:p>
+      <w:pPr>
+        <w:rPr>
+          <w:rFonts w:cstheme="minorHAnsi"/>
+          <w:b/>
+          <w:bCs/>
+        </w:rPr>
+      </w:pPr>
+      <w:r>
+        <w:rPr>
+          <w:rFonts w:cstheme="minorHAnsi"/>
+          <w:b/>
+          <w:bCs/>
+          <w:noProof/>
+        </w:rPr>
+        <w:drawing>
+          <wp:inline distT="0" distB="0" distL="0" distR="0" wp14:anchorId="025A1C5A" wp14:editId="1D5363B3">
+            <wp:extent cx="5943600" cy="1150620"/>
+            <wp:effectExtent l="0" t="0" r="0" b="0"/>
+            <wp:docPr id="284746633" name="Picture 1"/>
+            <wp:cNvGraphicFramePr>
+              <a:graphicFrameLocks xmlns:a="http://schemas.openxmlformats.org/drawingml/2006/main" noChangeAspect="1"/>
+            </wp:cNvGraphicFramePr>
+            <a:graphic xmlns:a="http://schemas.openxmlformats.org/drawingml/2006/main">
+              <a:graphicData uri="http://schemas.openxmlformats.org/drawingml/2006/picture">
+                <pic:pic xmlns:pic="http://schemas.openxmlformats.org/drawingml/2006/picture">
+                  <pic:nvPicPr>
+                    <pic:cNvPr id="284746633" name=""/>
+                    <pic:cNvPicPr/>
+                  </pic:nvPicPr>
+                  <pic:blipFill>
+                    <a:blip r:embed="rId17"/>
+                    <a:stretch>
+                      <a:fillRect/>
+                    </a:stretch>
+                  </pic:blipFill>
+                  <pic:spPr>
+                    <a:xfrm>
+                      <a:off x="0" y="0"/>
+                      <a:ext cx="5943600" cy="1150620"/>
+                    </a:xfrm>
+                    <a:prstGeom prst="rect">
+                      <a:avLst/>
+                    </a:prstGeom>
+                  </pic:spPr>
+                </pic:pic>
+              </a:graphicData>
+            </a:graphic>
+          </wp:inline>
+        </w:drawing>
+      </w:r>
+    </w:p>
+    <w:p>
+      <w:pPr>
+        <w:rPr>
+          <w:rFonts w:cstheme="minorHAnsi"/>
+          <w:b/>
+          <w:bCs/>
+        </w:rPr>
+      </w:pPr>
+      <w:r>
+        <w:rPr>
+          <w:rFonts w:cstheme="minorHAnsi"/>
+          <w:b/>
+          <w:bCs/>
+        </w:rPr>
+        <w:lastRenderedPageBreak/>
+        <w:t>Why Sequences Are Still Essential</w:t>
+      </w:r>
+    </w:p>
+    <w:p>
+      <w:pPr>
+        <w:rPr>
+          <w:rFonts w:cstheme="minorHAnsi"/>
+        </w:rPr>
+      </w:pPr>
+      <w:r>
+        <w:rPr>
+          <w:rFonts w:cstheme="minorHAnsi"/>
+        </w:rPr>
+        <w:t>Every auto-increment mechanism in PostgreSQL — whether SERIAL or GENERATED AS IDENTITY — is built on top of a sequence object internally. So when you understand sequences, you understand how all auto-increment behavior works at its core. Without that knowledge, debugging identity columns or custom numbering schemes becomes much harder.</w:t>
+      </w:r>
+    </w:p>
+    <w:p>
+      <w:pPr>
+        <w:rPr>
+          <w:rFonts w:cstheme="minorHAnsi"/>
+        </w:rPr>
+      </w:pPr>
+    </w:p>
+    <w:p>
+      <w:pPr>
+        <w:rPr>
+          <w:rFonts w:cstheme="minorHAnsi"/>
+          <w:b/>
+          <w:bCs/>
+        </w:rPr>
+      </w:pPr>
+      <w:r>
+        <w:rPr>
+          <w:rFonts w:cstheme="minorHAnsi"/>
+          <w:b/>
+          <w:bCs/>
+        </w:rPr>
+        <w:t>Why does setval('my_sequence', '200') work?</w:t>
+      </w:r>
+    </w:p>
+    <w:p>
+      <w:pPr>
+        <w:rPr>
+          <w:rFonts w:cstheme="minorHAnsi"/>
+        </w:rPr>
+      </w:pPr>
+      <w:r>
+        <w:rPr>
+          <w:rFonts w:cstheme="minorHAnsi"/>
+        </w:rPr>
+        <w:t>setval() expects a </w:t>
+      </w:r>
+      <w:r>
+        <w:rPr>
+          <w:rFonts w:cstheme="minorHAnsi"/>
+          <w:b/>
+          <w:bCs/>
+        </w:rPr>
+        <w:t>bigint</w:t>
+      </w:r>
+      <w:r>
+        <w:rPr>
+          <w:rFonts w:cstheme="minorHAnsi"/>
+        </w:rPr>
+        <w:t> (a number), but you passed '200' which is a </w:t>
+      </w:r>
+      <w:r>
+        <w:rPr>
+          <w:rFonts w:cstheme="minorHAnsi"/>
+          <w:b/>
+          <w:bCs/>
+        </w:rPr>
+        <w:t>string</w:t>
+      </w:r>
+      <w:r>
+        <w:rPr>
+          <w:rFonts w:cstheme="minorHAnsi"/>
+        </w:rPr>
+        <w:t>. It still works because PostgreSQL has a feature called </w:t>
+      </w:r>
+      <w:r>
+        <w:rPr>
+          <w:rFonts w:cstheme="minorHAnsi"/>
+          <w:b/>
+          <w:bCs/>
+        </w:rPr>
+        <w:t>implicit type casting</w:t>
+      </w:r>
+      <w:r>
+        <w:rPr>
+          <w:rFonts w:cstheme="minorHAnsi"/>
+        </w:rPr>
+        <w:t> — it automatically converts a string to a number when it is obvious what you mean.​</w:t>
+      </w:r>
+    </w:p>
+    <w:p>
+      <w:pPr>
+        <w:rPr>
+          <w:rFonts w:cstheme="minorHAnsi"/>
+        </w:rPr>
+      </w:pPr>
+      <w:r>
+        <w:rPr>
+          <w:rFonts w:cstheme="minorHAnsi"/>
+        </w:rPr>
+        <w:t>Think of it like this: if you write '200' and PostgreSQL needs a number there, it simply reads it as 200. It's the same reason this also works:</w:t>
+      </w:r>
+    </w:p>
+    <w:p>
+      <w:pPr>
+        <w:rPr>
+          <w:rFonts w:cstheme="minorHAnsi"/>
+        </w:rPr>
+      </w:pPr>
+      <w:r>
+        <w:rPr>
+          <w:rFonts w:cstheme="minorHAnsi"/>
+          <w:noProof/>
+        </w:rPr>
+        <w:drawing>
+          <wp:inline distT="0" distB="0" distL="0" distR="0" wp14:anchorId="1D7E71D2" wp14:editId="684377FB">
+            <wp:extent cx="5943600" cy="452755"/>
+            <wp:effectExtent l="0" t="0" r="0" b="4445"/>
+            <wp:docPr id="289069512" name="Picture 1"/>
+            <wp:cNvGraphicFramePr>
+              <a:graphicFrameLocks xmlns:a="http://schemas.openxmlformats.org/drawingml/2006/main" noChangeAspect="1"/>
+            </wp:cNvGraphicFramePr>
+            <a:graphic xmlns:a="http://schemas.openxmlformats.org/drawingml/2006/main">
+              <a:graphicData uri="http://schemas.openxmlformats.org/drawingml/2006/picture">
+                <pic:pic xmlns:pic="http://schemas.openxmlformats.org/drawingml/2006/picture">
+                  <pic:nvPicPr>
+                    <pic:cNvPr id="289069512" name=""/>
+                    <pic:cNvPicPr/>
+                  </pic:nvPicPr>
+                  <pic:blipFill>
+                    <a:blip r:embed="rId18"/>
+                    <a:stretch>
+                      <a:fillRect/>
+                    </a:stretch>
+                  </pic:blipFill>
+                  <pic:spPr>
+                    <a:xfrm>
+                      <a:off x="0" y="0"/>
+                      <a:ext cx="5943600" cy="452755"/>
+                    </a:xfrm>
+                    <a:prstGeom prst="rect">
+                      <a:avLst/>
+                    </a:prstGeom>
+                  </pic:spPr>
+                </pic:pic>
+              </a:graphicData>
+            </a:graphic>
+          </wp:inline>
+        </w:drawing>
+      </w:r>
+    </w:p>
+    <w:p>
+      <w:pPr>
+        <w:rPr>
+          <w:rFonts w:cstheme="minorHAnsi"/>
+        </w:rPr>
+      </w:pPr>
+    </w:p>
+    <w:p>
+      <w:pPr>
+        <w:rPr>
+          <w:rFonts w:cstheme="minorHAnsi"/>
+          <w:b/>
+          <w:bCs/>
+        </w:rPr>
+      </w:pPr>
+      <w:r>
+        <w:rPr>
+          <w:rFonts w:cstheme="minorHAnsi"/>
+          <w:b/>
+          <w:bCs/>
+        </w:rPr>
+        <w:t>Sequence IS a Separate Object in the DB</w:t>
+      </w:r>
+    </w:p>
+    <w:p>
+      <w:pPr>
+        <w:rPr>
+          <w:rFonts w:cstheme="minorHAnsi"/>
+        </w:rPr>
+      </w:pPr>
+      <w:r>
+        <w:rPr>
+          <w:rFonts w:cstheme="minorHAnsi"/>
+        </w:rPr>
+        <w:t>You are right. A sequence lives in its own separate place in the database — think of it like a small separate table that only holds </w:t>
+      </w:r>
+      <w:r>
+        <w:rPr>
+          <w:rFonts w:cstheme="minorHAnsi"/>
+          <w:b/>
+          <w:bCs/>
+        </w:rPr>
+        <w:t>one thing: the current counter number</w:t>
+      </w:r>
+      <w:r>
+        <w:rPr>
+          <w:rFonts w:cstheme="minorHAnsi"/>
+        </w:rPr>
+        <w:t>.​</w:t>
+      </w:r>
+    </w:p>
+    <w:p>
+      <w:pPr>
+        <w:rPr>
+          <w:rFonts w:cstheme="minorHAnsi"/>
+        </w:rPr>
+      </w:pPr>
+      <w:r>
+        <w:rPr>
+          <w:rFonts w:cstheme="minorHAnsi"/>
+        </w:rPr>
+        <w:t>So when you do CREATE TABLE employees (id SERIAL ...), PostgreSQL actually does </w:t>
+      </w:r>
+      <w:r>
+        <w:rPr>
+          <w:rFonts w:cstheme="minorHAnsi"/>
+          <w:b/>
+          <w:bCs/>
+        </w:rPr>
+        <w:t>three things behind the scenes</w:t>
+      </w:r>
+      <w:r>
+        <w:rPr>
+          <w:rFonts w:cstheme="minorHAnsi"/>
+        </w:rPr>
+        <w:t>:</w:t>
+      </w:r>
+    </w:p>
+    <w:p>
+      <w:pPr>
+        <w:rPr>
+          <w:rFonts w:cstheme="minorHAnsi"/>
+        </w:rPr>
+      </w:pPr>
+      <w:r>
+        <w:rPr>
+          <w:rFonts w:cstheme="minorHAnsi"/>
+          <w:noProof/>
+        </w:rPr>
+        <w:drawing>
+          <wp:inline distT="0" distB="0" distL="0" distR="0" wp14:anchorId="6016382C" wp14:editId="53D5F5F5">
+            <wp:extent cx="5943600" cy="1874520"/>
+            <wp:effectExtent l="0" t="0" r="0" b="0"/>
+            <wp:docPr id="2025149736" name="Picture 1"/>
+            <wp:cNvGraphicFramePr>
+              <a:graphicFrameLocks xmlns:a="http://schemas.openxmlformats.org/drawingml/2006/main" noChangeAspect="1"/>
+            </wp:cNvGraphicFramePr>
+            <a:graphic xmlns:a="http://schemas.openxmlformats.org/drawingml/2006/main">
+              <a:graphicData uri="http://schemas.openxmlformats.org/drawingml/2006/picture">
+                <pic:pic xmlns:pic="http://schemas.openxmlformats.org/drawingml/2006/picture">
+                  <pic:nvPicPr>
+                    <pic:cNvPr id="2025149736" name=""/>
+                    <pic:cNvPicPr/>
+                  </pic:nvPicPr>
+                  <pic:blipFill>
+                    <a:blip r:embed="rId19"/>
+                    <a:stretch>
+                      <a:fillRect/>
+                    </a:stretch>
+                  </pic:blipFill>
+                  <pic:spPr>
+                    <a:xfrm>
+                      <a:off x="0" y="0"/>
+                      <a:ext cx="5943600" cy="1874520"/>
+                    </a:xfrm>
+                    <a:prstGeom prst="rect">
+                      <a:avLst/>
+                    </a:prstGeom>
+                  </pic:spPr>
+                </pic:pic>
+              </a:graphicData>
+            </a:graphic>
+          </wp:inline>
+        </w:drawing>
+      </w:r>
+    </w:p>
+    <w:p>
+      <w:pPr>
+        <w:rPr>
+          <w:rFonts w:cstheme="minorHAnsi"/>
+        </w:rPr>
+      </w:pPr>
+    </w:p>
+    <w:p>
+      <w:pPr>
+        <w:rPr>
+          <w:rFonts w:cstheme="minorHAnsi"/>
+        </w:rPr>
+      </w:pPr>
+      <w:r>
+        <w:rPr>
+          <w:rFonts w:cstheme="minorHAnsi"/>
+        </w:rPr>
+        <w:t>These are </w:t>
+      </w:r>
+      <w:r>
+        <w:rPr>
+          <w:rFonts w:cstheme="minorHAnsi"/>
+          <w:b/>
+          <w:bCs/>
+        </w:rPr>
+        <w:t>three separate operations</w:t>
+      </w:r>
+      <w:r>
+        <w:rPr>
+          <w:rFonts w:cstheme="minorHAnsi"/>
+        </w:rPr>
+        <w:t> — the sequence is not inside the column at all.</w:t>
+      </w:r>
+    </w:p>
+    <w:p>
+      <w:pPr>
+        <w:rPr>
+          <w:rFonts w:cstheme="minorHAnsi"/>
+          <w:b/>
+          <w:bCs/>
+        </w:rPr>
+      </w:pPr>
+      <w:r>
+        <w:rPr>
+          <w:rFonts w:cstheme="minorHAnsi"/>
+          <w:b/>
+          <w:bCs/>
+        </w:rPr>
+        <w:lastRenderedPageBreak/>
+        <w:t>Does This Slow Down Inserts? No — Here's Why</w:t>
+      </w:r>
+    </w:p>
+    <w:p>
+      <w:pPr>
+        <w:rPr>
+          <w:rFonts w:cstheme="minorHAnsi"/>
+        </w:rPr>
+      </w:pPr>
+      <w:r>
+        <w:rPr>
+          <w:rFonts w:cstheme="minorHAnsi"/>
+        </w:rPr>
+        <w:t>You thought this might cause slow inserts. That's smart thinking — but in practice, it doesn't matter at all.</w:t>
+      </w:r>
+    </w:p>
+    <w:p>
+      <w:pPr>
+        <w:rPr>
+          <w:rFonts w:cstheme="minorHAnsi"/>
+        </w:rPr>
+      </w:pPr>
+      <w:r>
+        <w:rPr>
+          <w:rFonts w:cstheme="minorHAnsi"/>
+        </w:rPr>
+        <w:t>Here's what actually happens during an insert:</w:t>
+      </w:r>
+    </w:p>
+    <w:p>
+      <w:pPr>
+        <w:rPr>
+          <w:rFonts w:cstheme="minorHAnsi"/>
+        </w:rPr>
+      </w:pPr>
+      <w:r>
+        <w:rPr>
+          <w:rFonts w:cstheme="minorHAnsi"/>
+          <w:noProof/>
+        </w:rPr>
+        <w:drawing>
+          <wp:inline distT="0" distB="0" distL="0" distR="0" wp14:anchorId="126CB1B2" wp14:editId="1E17357F">
+            <wp:extent cx="5943600" cy="1205230"/>
+            <wp:effectExtent l="0" t="0" r="0" b="0"/>
+            <wp:docPr id="2002961341" name="Picture 1"/>
+            <wp:cNvGraphicFramePr>
+              <a:graphicFrameLocks xmlns:a="http://schemas.openxmlformats.org/drawingml/2006/main" noChangeAspect="1"/>
+            </wp:cNvGraphicFramePr>
+            <a:graphic xmlns:a="http://schemas.openxmlformats.org/drawingml/2006/main">
+              <a:graphicData uri="http://schemas.openxmlformats.org/drawingml/2006/picture">
+                <pic:pic xmlns:pic="http://schemas.openxmlformats.org/drawingml/2006/picture">
+                  <pic:nvPicPr>
+                    <pic:cNvPr id="2002961341" name=""/>
+                    <pic:cNvPicPr/>
+                  </pic:nvPicPr>
+                  <pic:blipFill>
+                    <a:blip r:embed="rId20"/>
+                    <a:stretch>
+                      <a:fillRect/>
+                    </a:stretch>
+                  </pic:blipFill>
+                  <pic:spPr>
+                    <a:xfrm>
+                      <a:off x="0" y="0"/>
+                      <a:ext cx="5943600" cy="1205230"/>
+                    </a:xfrm>
+                    <a:prstGeom prst="rect">
+                      <a:avLst/>
+                    </a:prstGeom>
+                  </pic:spPr>
+                </pic:pic>
+              </a:graphicData>
+            </a:graphic>
+          </wp:inline>
+        </w:drawing>
+      </w:r>
+    </w:p>
+    <w:p>
+      <w:pPr>
+        <w:rPr>
+          <w:rFonts w:cstheme="minorHAnsi"/>
+        </w:rPr>
+      </w:pPr>
+      <w:r>
+        <w:rPr>
+          <w:rFonts w:cstheme="minorHAnsi"/>
+        </w:rPr>
+        <w:t>The sequence counter is just </w:t>
+      </w:r>
+      <w:r>
+        <w:rPr>
+          <w:rFonts w:cstheme="minorHAnsi"/>
+          <w:b/>
+          <w:bCs/>
+        </w:rPr>
+        <w:t>one number sitting in memory</w:t>
+      </w:r>
+      <w:r>
+        <w:rPr>
+          <w:rFonts w:cstheme="minorHAnsi"/>
+        </w:rPr>
+        <w:t> — reading it takes almost zero time. It's not scanning a big table or doing heavy work.</w:t>
+      </w:r>
+    </w:p>
+    <w:p>
+      <w:pPr>
+        <w:rPr>
+          <w:rFonts w:cstheme="minorHAnsi"/>
+        </w:rPr>
+      </w:pPr>
+    </w:p>
+    <w:p>
+      <w:pPr>
+        <w:rPr>
+          <w:rFonts w:cstheme="minorHAnsi"/>
+        </w:rPr>
+      </w:pPr>
+      <w:r>
+        <w:rPr>
+          <w:rFonts w:cstheme="minorHAnsi"/>
+        </w:rPr>
+        <w:t>GENERATED AS IDENTITY </w:t>
+      </w:r>
+      <w:r>
+        <w:rPr>
+          <w:rFonts w:cstheme="minorHAnsi"/>
+          <w:b/>
+          <w:bCs/>
+        </w:rPr>
+        <w:t>also creates a separate sequence object</w:t>
+      </w:r>
+      <w:r>
+        <w:rPr>
+          <w:rFonts w:cstheme="minorHAnsi"/>
+        </w:rPr>
+        <w:t> underneath. Both SERIAL and GENERATED AS IDENTITY use a separate sequence.</w:t>
+      </w:r>
+    </w:p>
+    <w:p>
+      <w:pPr>
+        <w:rPr>
+          <w:noProof/>
+        </w:rPr>
+      </w:pPr>
+      <w:r>
+        <w:rPr>
+          <w:rFonts w:cstheme="minorHAnsi"/>
+        </w:rPr>
+        <w:t>The difference is NOT about where the sequence lives physically. The difference is about </w:t>
+      </w:r>
+      <w:r>
+        <w:rPr>
+          <w:rFonts w:cstheme="minorHAnsi"/>
+          <w:b/>
+          <w:bCs/>
+        </w:rPr>
+        <w:t>ownership and control</w:t>
+      </w:r>
+      <w:r>
+        <w:rPr>
+          <w:rFonts w:cstheme="minorHAnsi"/>
+        </w:rPr>
+        <w:t>:</w:t>
+      </w:r>
+      <w:r>
+        <w:rPr>
+          <w:noProof/>
+        </w:rPr>
+        <w:t xml:space="preserve"> </w:t>
+      </w:r>
+      <w:r>
+        <w:rPr>
+          <w:rFonts w:cstheme="minorHAnsi"/>
+          <w:noProof/>
+        </w:rPr>
+        <w:drawing>
+          <wp:inline distT="0" distB="0" distL="0" distR="0" wp14:anchorId="5FC476D8" wp14:editId="49F9E4DE">
+            <wp:extent cx="5943600" cy="1996440"/>
+            <wp:effectExtent l="0" t="0" r="0" b="3810"/>
+            <wp:docPr id="1429102989" name="Picture 1"/>
+            <wp:cNvGraphicFramePr>
+              <a:graphicFrameLocks xmlns:a="http://schemas.openxmlformats.org/drawingml/2006/main" noChangeAspect="1"/>
+            </wp:cNvGraphicFramePr>
+            <a:graphic xmlns:a="http://schemas.openxmlformats.org/drawingml/2006/main">
+              <a:graphicData uri="http://schemas.openxmlformats.org/drawingml/2006/picture">
+                <pic:pic xmlns:pic="http://schemas.openxmlformats.org/drawingml/2006/picture">
+                  <pic:nvPicPr>
+                    <pic:cNvPr id="1429102989" name=""/>
+                    <pic:cNvPicPr/>
+                  </pic:nvPicPr>
+                  <pic:blipFill>
+                    <a:blip r:embed="rId21"/>
+                    <a:stretch>
+                      <a:fillRect/>
+                    </a:stretch>
+                  </pic:blipFill>
+                  <pic:spPr>
+                    <a:xfrm>
+                      <a:off x="0" y="0"/>
+                      <a:ext cx="5943600" cy="1996440"/>
+                    </a:xfrm>
+                    <a:prstGeom prst="rect">
+                      <a:avLst/>
+                    </a:prstGeom>
+                  </pic:spPr>
+                </pic:pic>
+              </a:graphicData>
+            </a:graphic>
+          </wp:inline>
+        </w:drawing>
+      </w:r>
+    </w:p>
+    <w:p>
+      <w:pPr>
+        <w:rPr>
+          <w:rFonts w:cstheme="minorHAnsi"/>
+        </w:rPr>
+      </w:pPr>
+    </w:p>
+    <w:p>
+      <w:pPr>
+        <w:rPr>
+          <w:rFonts w:cstheme="minorHAnsi"/>
+        </w:rPr>
+      </w:pPr>
+    </w:p>
+    <w:p>
+      <w:pPr>
+        <w:rPr>
+          <w:rFonts w:cstheme="minorHAnsi"/>
+        </w:rPr>
+      </w:pPr>
+    </w:p>
+    <w:p>
+      <w:pPr>
+        <w:rPr>
+          <w:rFonts w:cstheme="minorHAnsi"/>
+          <w:b/>
+          <w:bCs/>
+        </w:rPr>
+      </w:pPr>
+    </w:p>
+    <w:p>
+      <w:pPr>
+        <w:rPr>
+          <w:rFonts w:cstheme="minorHAnsi"/>
+        </w:rPr>
+      </w:pPr>
+    </w:p>
+    <w:p>
+      <w:pPr>
+        <w:rPr>
+          <w:rFonts w:cstheme="minorHAnsi"/>
+        </w:rPr>
+      </w:pPr>
+    </w:p>
+    <w:p>
+      <w:pPr>
+        <w:rPr>
+          <w:rFonts w:cstheme="minorHAnsi"/>
+        </w:rPr>
+      </w:pPr>
+    </w:p>
+    <w:p>
+      <w:pPr>
+        <w:rPr>
+          <w:rFonts w:cstheme="minorHAnsi"/>
+        </w:rPr>
       </w:pPr>
     </w:p>
     <w:p>
@@ -5834,7 +6759,6 @@
           <w:sz w:val="32"/>
           <w:szCs w:val="32"/>
         </w:rPr>
-        <w:lastRenderedPageBreak/>
         <w:t>Keys</w:t>
       </w:r>
     </w:p>
@@ -5867,17 +6791,17 @@
           <w:rFonts w:cstheme="minorHAnsi"/>
           <w:b/>
           <w:bCs/>
-          <w:sz w:val="28"/>
-          <w:szCs w:val="28"/>
-        </w:rPr>
-      </w:pPr>
-      <w:r>
-        <w:rPr>
-          <w:rFonts w:cstheme="minorHAnsi"/>
-          <w:b/>
-          <w:bCs/>
-          <w:sz w:val="28"/>
-          <w:szCs w:val="28"/>
+          <w:sz w:val="36"/>
+          <w:szCs w:val="36"/>
+        </w:rPr>
+      </w:pPr>
+      <w:r>
+        <w:rPr>
+          <w:rFonts w:cstheme="minorHAnsi"/>
+          <w:b/>
+          <w:bCs/>
+          <w:sz w:val="36"/>
+          <w:szCs w:val="36"/>
         </w:rPr>
         <w:t>Primary Key</w:t>
       </w:r>
@@ -5934,13 +6858,17 @@
           <w:rFonts w:cstheme="minorHAnsi"/>
           <w:b/>
           <w:bCs/>
-        </w:rPr>
-      </w:pPr>
-      <w:r>
-        <w:rPr>
-          <w:rFonts w:cstheme="minorHAnsi"/>
-          <w:b/>
-          <w:bCs/>
+          <w:sz w:val="28"/>
+          <w:szCs w:val="28"/>
+        </w:rPr>
+      </w:pPr>
+      <w:r>
+        <w:rPr>
+          <w:rFonts w:cstheme="minorHAnsi"/>
+          <w:b/>
+          <w:bCs/>
+          <w:sz w:val="28"/>
+          <w:szCs w:val="28"/>
         </w:rPr>
         <w:t>What is Primary Key in PostgreSQL ?</w:t>
       </w:r>
@@ -6005,13 +6933,17 @@
           <w:rFonts w:cstheme="minorHAnsi"/>
           <w:b/>
           <w:bCs/>
-        </w:rPr>
-      </w:pPr>
-      <w:r>
-        <w:rPr>
-          <w:rFonts w:cstheme="minorHAnsi"/>
-          <w:b/>
-          <w:bCs/>
+          <w:sz w:val="28"/>
+          <w:szCs w:val="28"/>
+        </w:rPr>
+      </w:pPr>
+      <w:r>
+        <w:rPr>
+          <w:rFonts w:cstheme="minorHAnsi"/>
+          <w:b/>
+          <w:bCs/>
+          <w:sz w:val="28"/>
+          <w:szCs w:val="28"/>
         </w:rPr>
         <w:t>Important Points About PostgreSQL Primary Key</w:t>
       </w:r>
@@ -6052,7 +6984,7 @@
         </w:rPr>
         <w:t>, PostgreSQL automatically creates a unique</w:t>
       </w:r>
-      <w:hyperlink r:id="rId15" w:tgtFrame="_blank" w:history="1">
+      <w:hyperlink r:id="rId22" w:tgtFrame="_blank" w:history="1">
         <w:r>
           <w:rPr>
             <w:rStyle w:val="Hyperlink"/>
@@ -6090,7 +7022,7 @@
         </w:rPr>
         <w:t>Use </w:t>
       </w:r>
-      <w:hyperlink r:id="rId16" w:tgtFrame="_blank" w:history="1">
+      <w:hyperlink r:id="rId23" w:tgtFrame="_blank" w:history="1">
         <w:r>
           <w:rPr>
             <w:rStyle w:val="Hyperlink"/>
@@ -6261,6 +7193,7 @@
         <w:rPr>
           <w:rFonts w:cstheme="minorHAnsi"/>
         </w:rPr>
+        <w:lastRenderedPageBreak/>
         <w:t>A foreign key creates a link between two tables by ensuring that any data entered into the foreign key column must already exist in the parent table. This helps maintain data integrity by preventing orphan records and ensuring that relationships between data remain consistent.</w:t>
       </w:r>
     </w:p>
@@ -6306,7 +7239,6 @@
           <w:b/>
           <w:bCs/>
         </w:rPr>
-        <w:lastRenderedPageBreak/>
         <w:t>Foreign Key Constraints</w:t>
       </w:r>
     </w:p>
@@ -6460,13 +7392,17 @@
           <w:rFonts w:cstheme="minorHAnsi"/>
           <w:b/>
           <w:bCs/>
-        </w:rPr>
-      </w:pPr>
-      <w:r>
-        <w:rPr>
-          <w:rFonts w:cstheme="minorHAnsi"/>
-          <w:b/>
-          <w:bCs/>
+          <w:sz w:val="28"/>
+          <w:szCs w:val="28"/>
+        </w:rPr>
+      </w:pPr>
+      <w:r>
+        <w:rPr>
+          <w:rFonts w:cstheme="minorHAnsi"/>
+          <w:b/>
+          <w:bCs/>
+          <w:sz w:val="28"/>
+          <w:szCs w:val="28"/>
         </w:rPr>
         <w:t>Important Points About Foreign Key Constraints in PostgreSQL</w:t>
       </w:r>
@@ -6640,6 +7576,7 @@
         <w:rPr>
           <w:rFonts w:cstheme="minorHAnsi"/>
         </w:rPr>
+        <w:lastRenderedPageBreak/>
         <w:t>In </w:t>
       </w:r>
       <w:r>
@@ -6703,7 +7640,6 @@
           <w:rFonts w:cstheme="minorHAnsi"/>
           <w:noProof/>
         </w:rPr>
-        <w:lastRenderedPageBreak/>
         <w:drawing>
           <wp:inline distT="0" distB="0" distL="0" distR="0" wp14:anchorId="0F811B84" wp14:editId="5F334551">
             <wp:extent cx="5943600" cy="1610995"/>
@@ -6720,7 +7656,7 @@
                     <pic:cNvPicPr/>
                   </pic:nvPicPr>
                   <pic:blipFill>
-                    <a:blip r:embed="rId17"/>
+                    <a:blip r:embed="rId24"/>
                     <a:stretch>
                       <a:fillRect/>
                     </a:stretch>
@@ -6755,25 +7691,7 @@
           <w:b/>
           <w:bCs/>
         </w:rPr>
-        <w:t xml:space="preserve">How NULL Works </w:t>
-      </w:r>
-      <w:proofErr w:type="gramStart"/>
-      <w:r>
-        <w:rPr>
-          <w:rFonts w:cstheme="minorHAnsi"/>
-          <w:b/>
-          <w:bCs/>
-        </w:rPr>
-        <w:t>With</w:t>
-      </w:r>
-      <w:proofErr w:type="gramEnd"/>
-      <w:r>
-        <w:rPr>
-          <w:rFonts w:cstheme="minorHAnsi"/>
-          <w:b/>
-          <w:bCs/>
-        </w:rPr>
-        <w:t xml:space="preserve"> Unique Key</w:t>
+        <w:t>How NULL Works With Unique Key</w:t>
       </w:r>
     </w:p>
     <w:p>
@@ -6835,6 +7753,7 @@
       <w:r>
         <w:rPr>
           <w:rFonts w:cstheme="minorHAnsi"/>
+          <w:noProof/>
         </w:rPr>
         <w:drawing>
           <wp:inline distT="0" distB="0" distL="0" distR="0" wp14:anchorId="5750D489" wp14:editId="52F67E09">
@@ -6852,7 +7771,7 @@
                     <pic:cNvPicPr/>
                   </pic:nvPicPr>
                   <pic:blipFill>
-                    <a:blip r:embed="rId18"/>
+                    <a:blip r:embed="rId25"/>
                     <a:stretch>
                       <a:fillRect/>
                     </a:stretch>
@@ -6895,7 +7814,9 @@
       <w:r>
         <w:rPr>
           <w:rFonts w:cstheme="minorHAnsi"/>
-        </w:rPr>
+          <w:noProof/>
+        </w:rPr>
+        <w:lastRenderedPageBreak/>
         <w:drawing>
           <wp:inline distT="0" distB="0" distL="0" distR="0" wp14:anchorId="446F280B" wp14:editId="775FFA7F">
             <wp:extent cx="4734586" cy="2067213"/>
@@ -6912,7 +7833,7 @@
                     <pic:cNvPicPr/>
                   </pic:nvPicPr>
                   <pic:blipFill>
-                    <a:blip r:embed="rId19"/>
+                    <a:blip r:embed="rId26"/>
                     <a:stretch>
                       <a:fillRect/>
                     </a:stretch>
@@ -6947,7 +7868,6 @@
           <w:b/>
           <w:bCs/>
         </w:rPr>
-        <w:lastRenderedPageBreak/>
         <w:t>Composite Unique Constraint (Multiple Columns Together)</w:t>
       </w:r>
     </w:p>
@@ -6994,6 +7914,7 @@
       <w:r>
         <w:rPr>
           <w:rFonts w:cstheme="minorHAnsi"/>
+          <w:noProof/>
         </w:rPr>
         <w:drawing>
           <wp:inline distT="0" distB="0" distL="0" distR="0" wp14:anchorId="1618D32A" wp14:editId="2BB2FD5F">
@@ -7011,7 +7932,7 @@
                     <pic:cNvPicPr/>
                   </pic:nvPicPr>
                   <pic:blipFill>
-                    <a:blip r:embed="rId20"/>
+                    <a:blip r:embed="rId27"/>
                     <a:stretch>
                       <a:fillRect/>
                     </a:stretch>
@@ -7071,6 +7992,7 @@
       <w:r>
         <w:rPr>
           <w:rFonts w:cstheme="minorHAnsi"/>
+          <w:noProof/>
         </w:rPr>
         <w:drawing>
           <wp:inline distT="0" distB="0" distL="0" distR="0" wp14:anchorId="667E919F" wp14:editId="3CB49A65">
@@ -7088,7 +8010,7 @@
                     <pic:cNvPicPr/>
                   </pic:nvPicPr>
                   <pic:blipFill>
-                    <a:blip r:embed="rId21"/>
+                    <a:blip r:embed="rId28"/>
                     <a:stretch>
                       <a:fillRect/>
                     </a:stretch>
@@ -7120,17 +8042,29 @@
       <w:pPr>
         <w:rPr>
           <w:rFonts w:cstheme="minorHAnsi"/>
-        </w:rPr>
-      </w:pPr>
-      <w:r>
-        <w:rPr>
-          <w:rFonts w:cstheme="minorHAnsi"/>
+          <w:b/>
+          <w:bCs/>
+          <w:sz w:val="28"/>
+          <w:szCs w:val="28"/>
+        </w:rPr>
+      </w:pPr>
+      <w:r>
+        <w:rPr>
+          <w:rFonts w:cstheme="minorHAnsi"/>
+          <w:b/>
+          <w:bCs/>
+          <w:sz w:val="28"/>
+          <w:szCs w:val="28"/>
         </w:rPr>
         <w:t>N</w:t>
       </w:r>
       <w:r>
         <w:rPr>
           <w:rFonts w:cstheme="minorHAnsi"/>
+          <w:b/>
+          <w:bCs/>
+          <w:sz w:val="28"/>
+          <w:szCs w:val="28"/>
         </w:rPr>
         <w:t>OT NULL Constraint</w:t>
       </w:r>
@@ -7152,12 +8086,26 @@
           <w:bCs/>
         </w:rPr>
       </w:pPr>
-      <w:r>
-        <w:rPr>
-          <w:rFonts w:cstheme="minorHAnsi"/>
-          <w:b/>
-          <w:bCs/>
-        </w:rPr>
+    </w:p>
+    <w:p>
+      <w:pPr>
+        <w:rPr>
+          <w:rFonts w:cstheme="minorHAnsi"/>
+          <w:b/>
+          <w:bCs/>
+          <w:sz w:val="32"/>
+          <w:szCs w:val="32"/>
+        </w:rPr>
+      </w:pPr>
+      <w:r>
+        <w:rPr>
+          <w:rFonts w:cstheme="minorHAnsi"/>
+          <w:b/>
+          <w:bCs/>
+          <w:sz w:val="32"/>
+          <w:szCs w:val="32"/>
+        </w:rPr>
+        <w:lastRenderedPageBreak/>
         <w:t>Constraint keyword</w:t>
       </w:r>
     </w:p>
@@ -7165,15 +8113,11 @@
       <w:pPr>
         <w:rPr>
           <w:rFonts w:cstheme="minorHAnsi"/>
-          <w:b/>
-          <w:bCs/>
-        </w:rPr>
-      </w:pPr>
-      <w:r>
-        <w:rPr>
-          <w:rFonts w:cstheme="minorHAnsi"/>
-          <w:b/>
-          <w:bCs/>
+        </w:rPr>
+      </w:pPr>
+      <w:r>
+        <w:rPr>
+          <w:rFonts w:cstheme="minorHAnsi"/>
         </w:rPr>
         <w:t>CONSTRAINT keyword has 4 real purposes</w:t>
       </w:r>
@@ -7239,6 +8183,7 @@
       <w:r>
         <w:rPr>
           <w:rFonts w:cstheme="minorHAnsi"/>
+          <w:noProof/>
         </w:rPr>
         <w:drawing>
           <wp:inline distT="0" distB="0" distL="0" distR="0" wp14:anchorId="29432769" wp14:editId="79FC60D6">
@@ -7256,7 +8201,7 @@
                     <pic:cNvPicPr/>
                   </pic:nvPicPr>
                   <pic:blipFill>
-                    <a:blip r:embed="rId22"/>
+                    <a:blip r:embed="rId29"/>
                     <a:stretch>
                       <a:fillRect/>
                     </a:stretch>
@@ -7291,7 +8236,6 @@
           <w:b/>
           <w:bCs/>
         </w:rPr>
-        <w:lastRenderedPageBreak/>
         <w:t xml:space="preserve">2. </w:t>
       </w:r>
       <w:r>
@@ -7333,6 +8277,7 @@
       <w:r>
         <w:rPr>
           <w:rFonts w:cstheme="minorHAnsi"/>
+          <w:noProof/>
         </w:rPr>
         <w:drawing>
           <wp:inline distT="0" distB="0" distL="0" distR="0" wp14:anchorId="5CDFD6E9" wp14:editId="48B38555">
@@ -7350,7 +8295,7 @@
                     <pic:cNvPicPr/>
                   </pic:nvPicPr>
                   <pic:blipFill>
-                    <a:blip r:embed="rId23"/>
+                    <a:blip r:embed="rId30"/>
                     <a:stretch>
                       <a:fillRect/>
                     </a:stretch>
@@ -7447,6 +8392,7 @@
       <w:r>
         <w:rPr>
           <w:rFonts w:cstheme="minorHAnsi"/>
+          <w:noProof/>
         </w:rPr>
         <w:drawing>
           <wp:inline distT="0" distB="0" distL="0" distR="0" wp14:anchorId="04091E52" wp14:editId="2BBABC3F">
@@ -7464,7 +8410,7 @@
                     <pic:cNvPicPr/>
                   </pic:nvPicPr>
                   <pic:blipFill>
-                    <a:blip r:embed="rId24"/>
+                    <a:blip r:embed="rId31"/>
                     <a:stretch>
                       <a:fillRect/>
                     </a:stretch>
@@ -7554,7 +8500,9 @@
       <w:r>
         <w:rPr>
           <w:rFonts w:cstheme="minorHAnsi"/>
-        </w:rPr>
+          <w:noProof/>
+        </w:rPr>
+        <w:lastRenderedPageBreak/>
         <w:drawing>
           <wp:inline distT="0" distB="0" distL="0" distR="0" wp14:anchorId="0CD5C316" wp14:editId="7CE06A10">
             <wp:extent cx="5943600" cy="1100455"/>
@@ -7571,7 +8519,7 @@
                     <pic:cNvPicPr/>
                   </pic:nvPicPr>
                   <pic:blipFill>
-                    <a:blip r:embed="rId25"/>
+                    <a:blip r:embed="rId32"/>
                     <a:stretch>
                       <a:fillRect/>
                     </a:stretch>
@@ -7641,78 +8589,18 @@
       <w:pPr>
         <w:rPr>
           <w:rFonts w:cstheme="minorHAnsi"/>
-        </w:rPr>
-      </w:pPr>
-    </w:p>
-    <w:p>
-      <w:pPr>
-        <w:rPr>
-          <w:rFonts w:cstheme="minorHAnsi"/>
-        </w:rPr>
-      </w:pPr>
-    </w:p>
-    <w:p>
-      <w:pPr>
-        <w:rPr>
-          <w:rFonts w:cstheme="minorHAnsi"/>
-          <w:b/>
-          <w:bCs/>
-        </w:rPr>
-      </w:pPr>
-    </w:p>
-    <w:p>
-      <w:pPr>
-        <w:rPr>
-          <w:rFonts w:cstheme="minorHAnsi"/>
-          <w:b/>
-          <w:bCs/>
-        </w:rPr>
-      </w:pPr>
-    </w:p>
-    <w:p>
-      <w:pPr>
-        <w:rPr>
-          <w:rFonts w:cstheme="minorHAnsi"/>
-          <w:b/>
-          <w:bCs/>
-        </w:rPr>
-      </w:pPr>
-      <w:r>
-        <w:rPr>
-          <w:rFonts w:cstheme="minorHAnsi"/>
-          <w:b/>
-          <w:bCs/>
-        </w:rPr>
-        <w:t xml:space="preserve">CHECK </w:t>
-      </w:r>
-      <w:proofErr w:type="spellStart"/>
-      <w:r>
-        <w:rPr>
-          <w:rFonts w:cstheme="minorHAnsi"/>
-          <w:b/>
-          <w:bCs/>
-        </w:rPr>
-        <w:t>Constriants</w:t>
-      </w:r>
-      <w:proofErr w:type="spellEnd"/>
-    </w:p>
-    <w:p>
-      <w:pPr>
-        <w:rPr>
-          <w:rFonts w:cstheme="minorHAnsi"/>
-          <w:b/>
-          <w:bCs/>
-        </w:rPr>
-      </w:pPr>
-    </w:p>
-    <w:p>
-      <w:pPr>
-        <w:rPr>
-          <w:rFonts w:cstheme="minorHAnsi"/>
-          <w:b/>
-          <w:bCs/>
-        </w:rPr>
-      </w:pPr>
+          <w:b/>
+          <w:bCs/>
+        </w:rPr>
+      </w:pPr>
+      <w:r>
+        <w:rPr>
+          <w:rFonts w:cstheme="minorHAnsi"/>
+          <w:b/>
+          <w:bCs/>
+        </w:rPr>
+        <w:t>CHECK Constriants</w:t>
+      </w:r>
     </w:p>
     <w:p>
       <w:pPr>
@@ -7814,7 +8702,6 @@
           <w:rFonts w:cstheme="minorHAnsi"/>
         </w:rPr>
       </w:pPr>
-      <w:proofErr w:type="spellStart"/>
       <w:r>
         <w:rPr>
           <w:rFonts w:cstheme="minorHAnsi"/>
@@ -7831,14 +8718,7 @@
         <w:rPr>
           <w:rFonts w:cstheme="minorHAnsi"/>
         </w:rPr>
-        <w:t>n</w:t>
-      </w:r>
-      <w:proofErr w:type="spellEnd"/>
-      <w:r>
-        <w:rPr>
-          <w:rFonts w:cstheme="minorHAnsi"/>
-        </w:rPr>
-        <w:t xml:space="preserve"> Constraint</w:t>
+        <w:t>n Constraint</w:t>
       </w:r>
     </w:p>
     <w:p>
@@ -7989,35 +8869,7 @@
         <w:rPr>
           <w:rFonts w:cstheme="minorHAnsi"/>
         </w:rPr>
-        <w:t>GIN/</w:t>
-      </w:r>
-      <w:proofErr w:type="spellStart"/>
-      <w:r>
-        <w:rPr>
-          <w:rFonts w:cstheme="minorHAnsi"/>
-        </w:rPr>
-        <w:t>GiST</w:t>
-      </w:r>
-      <w:proofErr w:type="spellEnd"/>
-      <w:r>
-        <w:rPr>
-          <w:rFonts w:cstheme="minorHAnsi"/>
-        </w:rPr>
-        <w:t>/SP-</w:t>
-      </w:r>
-      <w:proofErr w:type="spellStart"/>
-      <w:r>
-        <w:rPr>
-          <w:rFonts w:cstheme="minorHAnsi"/>
-        </w:rPr>
-        <w:t>GiST</w:t>
-      </w:r>
-      <w:proofErr w:type="spellEnd"/>
-      <w:r>
-        <w:rPr>
-          <w:rFonts w:cstheme="minorHAnsi"/>
-        </w:rPr>
-        <w:t xml:space="preserve"> Indexes</w:t>
+        <w:t>GIN/GiST/SP-GiST Indexes</w:t>
       </w:r>
     </w:p>
     <w:p>
@@ -8067,27 +8919,6 @@
       <w:pPr>
         <w:rPr>
           <w:rFonts w:cstheme="minorHAnsi"/>
-        </w:rPr>
-      </w:pPr>
-    </w:p>
-    <w:p>
-      <w:pPr>
-        <w:rPr>
-          <w:rFonts w:cstheme="minorHAnsi"/>
-        </w:rPr>
-      </w:pPr>
-    </w:p>
-    <w:p>
-      <w:pPr>
-        <w:rPr>
-          <w:rFonts w:cstheme="minorHAnsi"/>
-        </w:rPr>
-      </w:pPr>
-    </w:p>
-    <w:p>
-      <w:pPr>
-        <w:rPr>
-          <w:rFonts w:cstheme="minorHAnsi"/>
           <w:b/>
           <w:bCs/>
         </w:rPr>
@@ -8099,6 +8930,1110 @@
           <w:bCs/>
         </w:rPr>
         <w:lastRenderedPageBreak/>
+        <w:t>CASE</w:t>
+      </w:r>
+    </w:p>
+    <w:p>
+      <w:pPr>
+        <w:rPr>
+          <w:rFonts w:cstheme="minorHAnsi"/>
+        </w:rPr>
+      </w:pPr>
+      <w:r>
+        <w:rPr>
+          <w:rFonts w:cstheme="minorHAnsi"/>
+        </w:rPr>
+        <w:t>A </w:t>
+      </w:r>
+      <w:r>
+        <w:rPr>
+          <w:rFonts w:cstheme="minorHAnsi"/>
+          <w:b/>
+          <w:bCs/>
+        </w:rPr>
+        <w:t>CASE expression</w:t>
+      </w:r>
+      <w:r>
+        <w:rPr>
+          <w:rFonts w:cstheme="minorHAnsi"/>
+        </w:rPr>
+        <w:t> in PostgreSQL is like an if-else statement in programming — it checks conditions one by one and returns a value based on which condition is true.</w:t>
+      </w:r>
+    </w:p>
+    <w:p>
+      <w:pPr>
+        <w:rPr>
+          <w:rFonts w:cstheme="minorHAnsi"/>
+        </w:rPr>
+      </w:pPr>
+      <w:r>
+        <w:rPr>
+          <w:rFonts w:cstheme="minorHAnsi"/>
+          <w:noProof/>
+        </w:rPr>
+        <w:drawing>
+          <wp:inline distT="0" distB="0" distL="0" distR="0" wp14:anchorId="1AA239A0" wp14:editId="5C896C57">
+            <wp:extent cx="5563376" cy="1695687"/>
+            <wp:effectExtent l="0" t="0" r="0" b="0"/>
+            <wp:docPr id="578157617" name="Picture 1"/>
+            <wp:cNvGraphicFramePr>
+              <a:graphicFrameLocks xmlns:a="http://schemas.openxmlformats.org/drawingml/2006/main" noChangeAspect="1"/>
+            </wp:cNvGraphicFramePr>
+            <a:graphic xmlns:a="http://schemas.openxmlformats.org/drawingml/2006/main">
+              <a:graphicData uri="http://schemas.openxmlformats.org/drawingml/2006/picture">
+                <pic:pic xmlns:pic="http://schemas.openxmlformats.org/drawingml/2006/picture">
+                  <pic:nvPicPr>
+                    <pic:cNvPr id="578157617" name=""/>
+                    <pic:cNvPicPr/>
+                  </pic:nvPicPr>
+                  <pic:blipFill>
+                    <a:blip r:embed="rId33"/>
+                    <a:stretch>
+                      <a:fillRect/>
+                    </a:stretch>
+                  </pic:blipFill>
+                  <pic:spPr>
+                    <a:xfrm>
+                      <a:off x="0" y="0"/>
+                      <a:ext cx="5563376" cy="1695687"/>
+                    </a:xfrm>
+                    <a:prstGeom prst="rect">
+                      <a:avLst/>
+                    </a:prstGeom>
+                  </pic:spPr>
+                </pic:pic>
+              </a:graphicData>
+            </a:graphic>
+          </wp:inline>
+        </w:drawing>
+      </w:r>
+    </w:p>
+    <w:p>
+      <w:pPr>
+        <w:rPr>
+          <w:rFonts w:cstheme="minorHAnsi"/>
+          <w:b/>
+          <w:bCs/>
+        </w:rPr>
+      </w:pPr>
+      <w:r>
+        <w:rPr>
+          <w:rFonts w:cstheme="minorHAnsi"/>
+        </w:rPr>
+        <w:t>PostgreSQL checks conditions </w:t>
+      </w:r>
+      <w:r>
+        <w:rPr>
+          <w:rFonts w:cstheme="minorHAnsi"/>
+          <w:b/>
+          <w:bCs/>
+        </w:rPr>
+        <w:t>top to bottom</w:t>
+      </w:r>
+      <w:r>
+        <w:rPr>
+          <w:rFonts w:cstheme="minorHAnsi"/>
+        </w:rPr>
+        <w:t> and stops at the </w:t>
+      </w:r>
+      <w:r>
+        <w:rPr>
+          <w:rFonts w:cstheme="minorHAnsi"/>
+          <w:b/>
+          <w:bCs/>
+        </w:rPr>
+        <w:t>first true one</w:t>
+      </w:r>
+    </w:p>
+    <w:p>
+      <w:pPr>
+        <w:rPr>
+          <w:rFonts w:cstheme="minorHAnsi"/>
+        </w:rPr>
+      </w:pPr>
+      <w:r>
+        <w:rPr>
+          <w:rFonts w:cstheme="minorHAnsi"/>
+        </w:rPr>
+        <w:t>If </w:t>
+      </w:r>
+      <w:r>
+        <w:rPr>
+          <w:rFonts w:cstheme="minorHAnsi"/>
+          <w:b/>
+          <w:bCs/>
+        </w:rPr>
+        <w:t>no condition is true</w:t>
+      </w:r>
+      <w:r>
+        <w:rPr>
+          <w:rFonts w:cstheme="minorHAnsi"/>
+        </w:rPr>
+        <w:t> and there is no ELSE, it returns NULL</w:t>
+      </w:r>
+    </w:p>
+    <w:p>
+      <w:pPr>
+        <w:rPr>
+          <w:rFonts w:cstheme="minorHAnsi"/>
+          <w:b/>
+          <w:bCs/>
+        </w:rPr>
+      </w:pPr>
+      <w:r>
+        <w:rPr>
+          <w:rFonts w:cstheme="minorHAnsi"/>
+          <w:b/>
+          <w:bCs/>
+        </w:rPr>
+        <w:t>Two Types of CASE</w:t>
+      </w:r>
+    </w:p>
+    <w:p>
+      <w:pPr>
+        <w:rPr>
+          <w:rFonts w:cstheme="minorHAnsi"/>
+          <w:b/>
+          <w:bCs/>
+        </w:rPr>
+      </w:pPr>
+      <w:r>
+        <w:rPr>
+          <w:rFonts w:cstheme="minorHAnsi"/>
+          <w:b/>
+          <w:bCs/>
+        </w:rPr>
+        <w:t>Type 1: Searched CASE (most common)</w:t>
+      </w:r>
+    </w:p>
+    <w:p>
+      <w:pPr>
+        <w:rPr>
+          <w:noProof/>
+        </w:rPr>
+      </w:pPr>
+      <w:r>
+        <w:rPr>
+          <w:rFonts w:cstheme="minorHAnsi"/>
+        </w:rPr>
+        <w:t>You write full conditions in each WHEN. Use this when conditions involve comparisons like &gt;, &lt;, AND, etc</w:t>
+      </w:r>
+      <w:r>
+        <w:rPr>
+          <w:noProof/>
+        </w:rPr>
+        <w:t xml:space="preserve"> </w:t>
+      </w:r>
+      <w:r>
+        <w:rPr>
+          <w:rFonts w:cstheme="minorHAnsi"/>
+          <w:noProof/>
+        </w:rPr>
+        <w:drawing>
+          <wp:inline distT="0" distB="0" distL="0" distR="0" wp14:anchorId="17E3C738" wp14:editId="119A6609">
+            <wp:extent cx="5943600" cy="2028825"/>
+            <wp:effectExtent l="0" t="0" r="0" b="9525"/>
+            <wp:docPr id="2146971250" name="Picture 1"/>
+            <wp:cNvGraphicFramePr>
+              <a:graphicFrameLocks xmlns:a="http://schemas.openxmlformats.org/drawingml/2006/main" noChangeAspect="1"/>
+            </wp:cNvGraphicFramePr>
+            <a:graphic xmlns:a="http://schemas.openxmlformats.org/drawingml/2006/main">
+              <a:graphicData uri="http://schemas.openxmlformats.org/drawingml/2006/picture">
+                <pic:pic xmlns:pic="http://schemas.openxmlformats.org/drawingml/2006/picture">
+                  <pic:nvPicPr>
+                    <pic:cNvPr id="2146971250" name=""/>
+                    <pic:cNvPicPr/>
+                  </pic:nvPicPr>
+                  <pic:blipFill>
+                    <a:blip r:embed="rId34"/>
+                    <a:stretch>
+                      <a:fillRect/>
+                    </a:stretch>
+                  </pic:blipFill>
+                  <pic:spPr>
+                    <a:xfrm>
+                      <a:off x="0" y="0"/>
+                      <a:ext cx="5943600" cy="2028825"/>
+                    </a:xfrm>
+                    <a:prstGeom prst="rect">
+                      <a:avLst/>
+                    </a:prstGeom>
+                  </pic:spPr>
+                </pic:pic>
+              </a:graphicData>
+            </a:graphic>
+          </wp:inline>
+        </w:drawing>
+      </w:r>
+    </w:p>
+    <w:p>
+      <w:pPr>
+        <w:rPr>
+          <w:rFonts w:cstheme="minorHAnsi"/>
+          <w:b/>
+          <w:bCs/>
+        </w:rPr>
+      </w:pPr>
+      <w:r>
+        <w:rPr>
+          <w:rFonts w:cstheme="minorHAnsi"/>
+          <w:b/>
+          <w:bCs/>
+        </w:rPr>
+        <w:t>Type 2: Simple CASE</w:t>
+      </w:r>
+    </w:p>
+    <w:p>
+      <w:pPr>
+        <w:rPr>
+          <w:rFonts w:cstheme="minorHAnsi"/>
+        </w:rPr>
+      </w:pPr>
+      <w:r>
+        <w:rPr>
+          <w:rFonts w:cstheme="minorHAnsi"/>
+        </w:rPr>
+        <w:t>You compare </w:t>
+      </w:r>
+      <w:r>
+        <w:rPr>
+          <w:rFonts w:cstheme="minorHAnsi"/>
+          <w:b/>
+          <w:bCs/>
+        </w:rPr>
+        <w:t>one column against fixed values</w:t>
+      </w:r>
+      <w:r>
+        <w:rPr>
+          <w:rFonts w:cstheme="minorHAnsi"/>
+        </w:rPr>
+        <w:t>. Cleaner and shorter when you just need equality checks</w:t>
+      </w:r>
+    </w:p>
+    <w:p>
+      <w:pPr>
+        <w:rPr>
+          <w:rFonts w:cstheme="minorHAnsi"/>
+        </w:rPr>
+      </w:pPr>
+      <w:r>
+        <w:rPr>
+          <w:rFonts w:cstheme="minorHAnsi"/>
+          <w:noProof/>
+        </w:rPr>
+        <w:lastRenderedPageBreak/>
+        <w:drawing>
+          <wp:inline distT="0" distB="0" distL="0" distR="0" wp14:anchorId="566CAFDB" wp14:editId="22A34ED0">
+            <wp:extent cx="5344271" cy="2048161"/>
+            <wp:effectExtent l="0" t="0" r="8890" b="9525"/>
+            <wp:docPr id="354693910" name="Picture 1"/>
+            <wp:cNvGraphicFramePr>
+              <a:graphicFrameLocks xmlns:a="http://schemas.openxmlformats.org/drawingml/2006/main" noChangeAspect="1"/>
+            </wp:cNvGraphicFramePr>
+            <a:graphic xmlns:a="http://schemas.openxmlformats.org/drawingml/2006/main">
+              <a:graphicData uri="http://schemas.openxmlformats.org/drawingml/2006/picture">
+                <pic:pic xmlns:pic="http://schemas.openxmlformats.org/drawingml/2006/picture">
+                  <pic:nvPicPr>
+                    <pic:cNvPr id="354693910" name=""/>
+                    <pic:cNvPicPr/>
+                  </pic:nvPicPr>
+                  <pic:blipFill>
+                    <a:blip r:embed="rId35"/>
+                    <a:stretch>
+                      <a:fillRect/>
+                    </a:stretch>
+                  </pic:blipFill>
+                  <pic:spPr>
+                    <a:xfrm>
+                      <a:off x="0" y="0"/>
+                      <a:ext cx="5344271" cy="2048161"/>
+                    </a:xfrm>
+                    <a:prstGeom prst="rect">
+                      <a:avLst/>
+                    </a:prstGeom>
+                  </pic:spPr>
+                </pic:pic>
+              </a:graphicData>
+            </a:graphic>
+          </wp:inline>
+        </w:drawing>
+      </w:r>
+    </w:p>
+    <w:p>
+      <w:pPr>
+        <w:rPr>
+          <w:rFonts w:cstheme="minorHAnsi"/>
+        </w:rPr>
+      </w:pPr>
+      <w:r>
+        <w:rPr>
+          <w:rFonts w:cstheme="minorHAnsi"/>
+        </w:rPr>
+        <w:t>The difference: in Simple CASE you write the column once (CASE gender), then just the values (WHEN 'M'). In Searched CASE you write the full condition each time (WHEN gender = 'M')</w:t>
+      </w:r>
+      <w:r>
+        <w:rPr>
+          <w:rFonts w:cstheme="minorHAnsi"/>
+        </w:rPr>
+        <w:t>.</w:t>
+      </w:r>
+    </w:p>
+    <w:p>
+      <w:pPr>
+        <w:rPr>
+          <w:rFonts w:cstheme="minorHAnsi"/>
+          <w:b/>
+          <w:bCs/>
+        </w:rPr>
+      </w:pPr>
+      <w:r>
+        <w:rPr>
+          <w:rFonts w:cstheme="minorHAnsi"/>
+          <w:b/>
+          <w:bCs/>
+        </w:rPr>
+        <w:t>Where Can You Use CASE?</w:t>
+      </w:r>
+    </w:p>
+    <w:p>
+      <w:pPr>
+        <w:rPr>
+          <w:rFonts w:cstheme="minorHAnsi"/>
+        </w:rPr>
+      </w:pPr>
+      <w:r>
+        <w:rPr>
+          <w:rFonts w:cstheme="minorHAnsi"/>
+        </w:rPr>
+        <w:t>You can use CASE almost anywhere in a query:​</w:t>
+      </w:r>
+    </w:p>
+    <w:p>
+      <w:pPr>
+        <w:numPr>
+          <w:ilvl w:val="0"/>
+          <w:numId w:val="52"/>
+        </w:numPr>
+        <w:rPr>
+          <w:rFonts w:cstheme="minorHAnsi"/>
+        </w:rPr>
+      </w:pPr>
+      <w:r>
+        <w:rPr>
+          <w:rFonts w:cstheme="minorHAnsi"/>
+        </w:rPr>
+        <w:t>SELECT — to create calculated/labelled columns</w:t>
+      </w:r>
+    </w:p>
+    <w:p>
+      <w:pPr>
+        <w:numPr>
+          <w:ilvl w:val="0"/>
+          <w:numId w:val="52"/>
+        </w:numPr>
+        <w:rPr>
+          <w:rFonts w:cstheme="minorHAnsi"/>
+        </w:rPr>
+      </w:pPr>
+      <w:r>
+        <w:rPr>
+          <w:rFonts w:cstheme="minorHAnsi"/>
+        </w:rPr>
+        <w:t>WHERE — to filter based on conditions</w:t>
+      </w:r>
+    </w:p>
+    <w:p>
+      <w:pPr>
+        <w:numPr>
+          <w:ilvl w:val="0"/>
+          <w:numId w:val="52"/>
+        </w:numPr>
+        <w:rPr>
+          <w:rFonts w:cstheme="minorHAnsi"/>
+        </w:rPr>
+      </w:pPr>
+      <w:r>
+        <w:rPr>
+          <w:rFonts w:cstheme="minorHAnsi"/>
+        </w:rPr>
+        <w:t>ORDER BY — to sort in custom order</w:t>
+      </w:r>
+    </w:p>
+    <w:p>
+      <w:pPr>
+        <w:numPr>
+          <w:ilvl w:val="0"/>
+          <w:numId w:val="52"/>
+        </w:numPr>
+        <w:rPr>
+          <w:rFonts w:cstheme="minorHAnsi"/>
+        </w:rPr>
+      </w:pPr>
+      <w:r>
+        <w:rPr>
+          <w:rFonts w:cstheme="minorHAnsi"/>
+        </w:rPr>
+        <w:t>GROUP BY / HAVING — to group by derived categories</w:t>
+      </w:r>
+    </w:p>
+    <w:p>
+      <w:pPr>
+        <w:rPr>
+          <w:rFonts w:cstheme="minorHAnsi"/>
+          <w:b/>
+          <w:bCs/>
+        </w:rPr>
+      </w:pPr>
+      <w:r>
+        <w:rPr>
+          <w:rFonts w:cstheme="minorHAnsi"/>
+          <w:b/>
+          <w:bCs/>
+        </w:rPr>
+        <w:t>Giving CASE a Column Name (Alias)</w:t>
+      </w:r>
+    </w:p>
+    <w:p>
+      <w:pPr>
+        <w:rPr>
+          <w:rFonts w:cstheme="minorHAnsi"/>
+        </w:rPr>
+      </w:pPr>
+      <w:r>
+        <w:rPr>
+          <w:rFonts w:cstheme="minorHAnsi"/>
+        </w:rPr>
+        <w:t>Without an alias, the result column has no name. Always give it one using AS:</w:t>
+      </w:r>
+    </w:p>
+    <w:p>
+      <w:pPr>
+        <w:rPr>
+          <w:rFonts w:cstheme="minorHAnsi"/>
+        </w:rPr>
+      </w:pPr>
+      <w:r>
+        <w:rPr>
+          <w:rFonts w:cstheme="minorHAnsi"/>
+          <w:noProof/>
+        </w:rPr>
+        <w:drawing>
+          <wp:inline distT="0" distB="0" distL="0" distR="0" wp14:anchorId="2558AE40" wp14:editId="7C517A5B">
+            <wp:extent cx="5943600" cy="1659255"/>
+            <wp:effectExtent l="0" t="0" r="0" b="0"/>
+            <wp:docPr id="1295995564" name="Picture 1"/>
+            <wp:cNvGraphicFramePr>
+              <a:graphicFrameLocks xmlns:a="http://schemas.openxmlformats.org/drawingml/2006/main" noChangeAspect="1"/>
+            </wp:cNvGraphicFramePr>
+            <a:graphic xmlns:a="http://schemas.openxmlformats.org/drawingml/2006/main">
+              <a:graphicData uri="http://schemas.openxmlformats.org/drawingml/2006/picture">
+                <pic:pic xmlns:pic="http://schemas.openxmlformats.org/drawingml/2006/picture">
+                  <pic:nvPicPr>
+                    <pic:cNvPr id="1295995564" name=""/>
+                    <pic:cNvPicPr/>
+                  </pic:nvPicPr>
+                  <pic:blipFill>
+                    <a:blip r:embed="rId36"/>
+                    <a:stretch>
+                      <a:fillRect/>
+                    </a:stretch>
+                  </pic:blipFill>
+                  <pic:spPr>
+                    <a:xfrm>
+                      <a:off x="0" y="0"/>
+                      <a:ext cx="5943600" cy="1659255"/>
+                    </a:xfrm>
+                    <a:prstGeom prst="rect">
+                      <a:avLst/>
+                    </a:prstGeom>
+                  </pic:spPr>
+                </pic:pic>
+              </a:graphicData>
+            </a:graphic>
+          </wp:inline>
+        </w:drawing>
+      </w:r>
+    </w:p>
+    <w:p>
+      <w:pPr>
+        <w:rPr>
+          <w:rFonts w:cstheme="minorHAnsi"/>
+          <w:b/>
+          <w:bCs/>
+        </w:rPr>
+      </w:pPr>
+      <w:r>
+        <w:rPr>
+          <w:rFonts w:cstheme="minorHAnsi"/>
+          <w:b/>
+          <w:bCs/>
+        </w:rPr>
+        <w:t>Nested CASE (CASE inside CASE)</w:t>
+      </w:r>
+    </w:p>
+    <w:p>
+      <w:pPr>
+        <w:rPr>
+          <w:rFonts w:cstheme="minorHAnsi"/>
+        </w:rPr>
+      </w:pPr>
+      <w:r>
+        <w:rPr>
+          <w:rFonts w:cstheme="minorHAnsi"/>
+        </w:rPr>
+        <w:t>You can put a CASE inside another CASE for complex logic:</w:t>
+      </w:r>
+    </w:p>
+    <w:p>
+      <w:pPr>
+        <w:rPr>
+          <w:rFonts w:cstheme="minorHAnsi"/>
+        </w:rPr>
+      </w:pPr>
+      <w:r>
+        <w:rPr>
+          <w:rFonts w:cstheme="minorHAnsi"/>
+          <w:noProof/>
+        </w:rPr>
+        <w:lastRenderedPageBreak/>
+        <w:drawing>
+          <wp:inline distT="0" distB="0" distL="0" distR="0" wp14:anchorId="7B364BCF" wp14:editId="1F32D83D">
+            <wp:extent cx="5943600" cy="2506345"/>
+            <wp:effectExtent l="0" t="0" r="0" b="8255"/>
+            <wp:docPr id="30953360" name="Picture 1"/>
+            <wp:cNvGraphicFramePr>
+              <a:graphicFrameLocks xmlns:a="http://schemas.openxmlformats.org/drawingml/2006/main" noChangeAspect="1"/>
+            </wp:cNvGraphicFramePr>
+            <a:graphic xmlns:a="http://schemas.openxmlformats.org/drawingml/2006/main">
+              <a:graphicData uri="http://schemas.openxmlformats.org/drawingml/2006/picture">
+                <pic:pic xmlns:pic="http://schemas.openxmlformats.org/drawingml/2006/picture">
+                  <pic:nvPicPr>
+                    <pic:cNvPr id="30953360" name=""/>
+                    <pic:cNvPicPr/>
+                  </pic:nvPicPr>
+                  <pic:blipFill>
+                    <a:blip r:embed="rId37"/>
+                    <a:stretch>
+                      <a:fillRect/>
+                    </a:stretch>
+                  </pic:blipFill>
+                  <pic:spPr>
+                    <a:xfrm>
+                      <a:off x="0" y="0"/>
+                      <a:ext cx="5943600" cy="2506345"/>
+                    </a:xfrm>
+                    <a:prstGeom prst="rect">
+                      <a:avLst/>
+                    </a:prstGeom>
+                  </pic:spPr>
+                </pic:pic>
+              </a:graphicData>
+            </a:graphic>
+          </wp:inline>
+        </w:drawing>
+      </w:r>
+    </w:p>
+    <w:p>
+      <w:pPr>
+        <w:rPr>
+          <w:rFonts w:cstheme="minorHAnsi"/>
+        </w:rPr>
+      </w:pPr>
+      <w:r>
+        <w:rPr>
+          <w:rFonts w:cstheme="minorHAnsi"/>
+        </w:rPr>
+        <w:t>Use this sparingly — too many levels makes the query hard to read.</w:t>
+      </w:r>
+    </w:p>
+    <w:p>
+      <w:pPr>
+        <w:rPr>
+          <w:rFonts w:cstheme="minorHAnsi"/>
+        </w:rPr>
+      </w:pPr>
+    </w:p>
+    <w:p>
+      <w:pPr>
+        <w:rPr>
+          <w:rFonts w:cstheme="minorHAnsi"/>
+          <w:b/>
+          <w:bCs/>
+        </w:rPr>
+      </w:pPr>
+      <w:r>
+        <w:rPr>
+          <w:rFonts w:cstheme="minorHAnsi"/>
+          <w:b/>
+          <w:bCs/>
+        </w:rPr>
+        <w:t>Handling NULL with CASE</w:t>
+      </w:r>
+    </w:p>
+    <w:p>
+      <w:pPr>
+        <w:rPr>
+          <w:rFonts w:cstheme="minorHAnsi"/>
+        </w:rPr>
+      </w:pPr>
+      <w:r>
+        <w:rPr>
+          <w:rFonts w:cstheme="minorHAnsi"/>
+        </w:rPr>
+        <w:t>CASE is very useful for catching NULL values:</w:t>
+      </w:r>
+    </w:p>
+    <w:p>
+      <w:pPr>
+        <w:rPr>
+          <w:rFonts w:cstheme="minorHAnsi"/>
+        </w:rPr>
+      </w:pPr>
+      <w:r>
+        <w:rPr>
+          <w:rFonts w:cstheme="minorHAnsi"/>
+          <w:noProof/>
+        </w:rPr>
+        <w:drawing>
+          <wp:inline distT="0" distB="0" distL="0" distR="0" wp14:anchorId="6A8AB7D9" wp14:editId="76FFEC14">
+            <wp:extent cx="5943600" cy="1376680"/>
+            <wp:effectExtent l="0" t="0" r="0" b="0"/>
+            <wp:docPr id="513818934" name="Picture 1"/>
+            <wp:cNvGraphicFramePr>
+              <a:graphicFrameLocks xmlns:a="http://schemas.openxmlformats.org/drawingml/2006/main" noChangeAspect="1"/>
+            </wp:cNvGraphicFramePr>
+            <a:graphic xmlns:a="http://schemas.openxmlformats.org/drawingml/2006/main">
+              <a:graphicData uri="http://schemas.openxmlformats.org/drawingml/2006/picture">
+                <pic:pic xmlns:pic="http://schemas.openxmlformats.org/drawingml/2006/picture">
+                  <pic:nvPicPr>
+                    <pic:cNvPr id="513818934" name=""/>
+                    <pic:cNvPicPr/>
+                  </pic:nvPicPr>
+                  <pic:blipFill>
+                    <a:blip r:embed="rId38"/>
+                    <a:stretch>
+                      <a:fillRect/>
+                    </a:stretch>
+                  </pic:blipFill>
+                  <pic:spPr>
+                    <a:xfrm>
+                      <a:off x="0" y="0"/>
+                      <a:ext cx="5943600" cy="1376680"/>
+                    </a:xfrm>
+                    <a:prstGeom prst="rect">
+                      <a:avLst/>
+                    </a:prstGeom>
+                  </pic:spPr>
+                </pic:pic>
+              </a:graphicData>
+            </a:graphic>
+          </wp:inline>
+        </w:drawing>
+      </w:r>
+    </w:p>
+    <w:p>
+      <w:pPr>
+        <w:rPr>
+          <w:rFonts w:cstheme="minorHAnsi"/>
+        </w:rPr>
+      </w:pPr>
+    </w:p>
+    <w:p>
+      <w:pPr>
+        <w:rPr>
+          <w:rFonts w:cstheme="minorHAnsi"/>
+          <w:b/>
+          <w:bCs/>
+        </w:rPr>
+      </w:pPr>
+      <w:r>
+        <w:rPr>
+          <w:rFonts w:cstheme="minorHAnsi"/>
+          <w:b/>
+          <w:bCs/>
+        </w:rPr>
+        <w:t>Simple CASE can't use SELECT aliases</w:t>
+      </w:r>
+    </w:p>
+    <w:p>
+      <w:pPr>
+        <w:rPr>
+          <w:rFonts w:cstheme="minorHAnsi"/>
+        </w:rPr>
+      </w:pPr>
+      <w:r>
+        <w:rPr>
+          <w:rFonts w:cstheme="minorHAnsi"/>
+        </w:rPr>
+        <w:t>When you write CASE "age_group" WHEN 'Senior'... in ORDER BY, PostgreSQL looks for age_group as a </w:t>
+      </w:r>
+      <w:r>
+        <w:rPr>
+          <w:rFonts w:cstheme="minorHAnsi"/>
+          <w:b/>
+          <w:bCs/>
+        </w:rPr>
+        <w:t>real column in the table</w:t>
+      </w:r>
+      <w:r>
+        <w:rPr>
+          <w:rFonts w:cstheme="minorHAnsi"/>
+        </w:rPr>
+        <w:t> — but age_group doesn't exist in the employees table, it was only computed in SELECT.</w:t>
+      </w:r>
+    </w:p>
+    <w:p>
+      <w:pPr>
+        <w:rPr>
+          <w:rFonts w:cstheme="minorHAnsi"/>
+        </w:rPr>
+      </w:pPr>
+      <w:r>
+        <w:rPr>
+          <w:rFonts w:cstheme="minorHAnsi"/>
+        </w:rPr>
+        <w:t>Simple CASE (CASE column_name WHEN value) only works with </w:t>
+      </w:r>
+      <w:r>
+        <w:rPr>
+          <w:rFonts w:cstheme="minorHAnsi"/>
+          <w:b/>
+          <w:bCs/>
+        </w:rPr>
+        <w:t>actual table columns</w:t>
+      </w:r>
+      <w:r>
+        <w:rPr>
+          <w:rFonts w:cstheme="minorHAnsi"/>
+        </w:rPr>
+        <w:t>, not computed aliases.</w:t>
+      </w:r>
+    </w:p>
+    <w:p>
+      <w:pPr>
+        <w:rPr>
+          <w:rFonts w:cstheme="minorHAnsi"/>
+          <w:b/>
+          <w:bCs/>
+        </w:rPr>
+      </w:pPr>
+      <w:r>
+        <w:rPr>
+          <w:rFonts w:cstheme="minorHAnsi"/>
+          <w:b/>
+          <w:bCs/>
+        </w:rPr>
+        <w:t>The Real Rule</w:t>
+      </w:r>
+    </w:p>
+    <w:p>
+      <w:pPr>
+        <w:rPr>
+          <w:rFonts w:cstheme="minorHAnsi"/>
+        </w:rPr>
+      </w:pPr>
+      <w:r>
+        <w:rPr>
+          <w:rFonts w:cstheme="minorHAnsi"/>
+        </w:rPr>
+        <w:t>You </w:t>
+      </w:r>
+      <w:r>
+        <w:rPr>
+          <w:rFonts w:cstheme="minorHAnsi"/>
+          <w:b/>
+          <w:bCs/>
+        </w:rPr>
+        <w:t>CAN</w:t>
+      </w:r>
+      <w:r>
+        <w:rPr>
+          <w:rFonts w:cstheme="minorHAnsi"/>
+        </w:rPr>
+        <w:t> use an alias in ORDER BY — but </w:t>
+      </w:r>
+      <w:r>
+        <w:rPr>
+          <w:rFonts w:cstheme="minorHAnsi"/>
+          <w:b/>
+          <w:bCs/>
+        </w:rPr>
+        <w:t>only alone</w:t>
+      </w:r>
+      <w:r>
+        <w:rPr>
+          <w:rFonts w:cstheme="minorHAnsi"/>
+        </w:rPr>
+        <w:t>, not inside an expression like CASE.</w:t>
+      </w:r>
+    </w:p>
+    <w:p>
+      <w:pPr>
+        <w:rPr>
+          <w:rFonts w:cstheme="minorHAnsi"/>
+        </w:rPr>
+      </w:pPr>
+    </w:p>
+    <w:p>
+      <w:pPr>
+        <w:rPr>
+          <w:rFonts w:cstheme="minorHAnsi"/>
+        </w:rPr>
+      </w:pPr>
+      <w:r>
+        <w:rPr>
+          <w:rFonts w:cstheme="minorHAnsi"/>
+        </w:rPr>
+        <w:lastRenderedPageBreak/>
+        <w:drawing>
+          <wp:inline distT="0" distB="0" distL="0" distR="0" wp14:anchorId="19CAB05A" wp14:editId="23F8A952">
+            <wp:extent cx="5943600" cy="1139190"/>
+            <wp:effectExtent l="0" t="0" r="0" b="3810"/>
+            <wp:docPr id="1409014168" name="Picture 1"/>
+            <wp:cNvGraphicFramePr>
+              <a:graphicFrameLocks xmlns:a="http://schemas.openxmlformats.org/drawingml/2006/main" noChangeAspect="1"/>
+            </wp:cNvGraphicFramePr>
+            <a:graphic xmlns:a="http://schemas.openxmlformats.org/drawingml/2006/main">
+              <a:graphicData uri="http://schemas.openxmlformats.org/drawingml/2006/picture">
+                <pic:pic xmlns:pic="http://schemas.openxmlformats.org/drawingml/2006/picture">
+                  <pic:nvPicPr>
+                    <pic:cNvPr id="1409014168" name=""/>
+                    <pic:cNvPicPr/>
+                  </pic:nvPicPr>
+                  <pic:blipFill>
+                    <a:blip r:embed="rId39"/>
+                    <a:stretch>
+                      <a:fillRect/>
+                    </a:stretch>
+                  </pic:blipFill>
+                  <pic:spPr>
+                    <a:xfrm>
+                      <a:off x="0" y="0"/>
+                      <a:ext cx="5943600" cy="1139190"/>
+                    </a:xfrm>
+                    <a:prstGeom prst="rect">
+                      <a:avLst/>
+                    </a:prstGeom>
+                  </pic:spPr>
+                </pic:pic>
+              </a:graphicData>
+            </a:graphic>
+          </wp:inline>
+        </w:drawing>
+      </w:r>
+    </w:p>
+    <w:p>
+      <w:pPr>
+        <w:rPr>
+          <w:rFonts w:cstheme="minorHAnsi"/>
+          <w:b/>
+          <w:bCs/>
+        </w:rPr>
+      </w:pPr>
+      <w:r>
+        <w:rPr>
+          <w:rFonts w:cstheme="minorHAnsi"/>
+          <w:b/>
+          <w:bCs/>
+        </w:rPr>
+        <w:t>Why Does It Fail Inside CASE?</w:t>
+      </w:r>
+    </w:p>
+    <w:p>
+      <w:pPr>
+        <w:rPr>
+          <w:rFonts w:cstheme="minorHAnsi"/>
+        </w:rPr>
+      </w:pPr>
+      <w:r>
+        <w:rPr>
+          <w:rFonts w:cstheme="minorHAnsi"/>
+        </w:rPr>
+        <w:t>It comes down to </w:t>
+      </w:r>
+      <w:r>
+        <w:rPr>
+          <w:rFonts w:cstheme="minorHAnsi"/>
+          <w:b/>
+          <w:bCs/>
+        </w:rPr>
+        <w:t>how PostgreSQL resolves names</w:t>
+      </w:r>
+      <w:r>
+        <w:rPr>
+          <w:rFonts w:cstheme="minorHAnsi"/>
+        </w:rPr>
+        <w:t>.</w:t>
+      </w:r>
+    </w:p>
+    <w:p>
+      <w:pPr>
+        <w:rPr>
+          <w:rFonts w:cstheme="minorHAnsi"/>
+        </w:rPr>
+      </w:pPr>
+      <w:r>
+        <w:rPr>
+          <w:rFonts w:cstheme="minorHAnsi"/>
+        </w:rPr>
+        <w:t>When you write CASE age_group WHEN 'Senior'... inside ORDER BY, PostgreSQL looks for age_group as a </w:t>
+      </w:r>
+      <w:r>
+        <w:rPr>
+          <w:rFonts w:cstheme="minorHAnsi"/>
+          <w:b/>
+          <w:bCs/>
+        </w:rPr>
+        <w:t>real column in the employees table</w:t>
+      </w:r>
+      <w:r>
+        <w:rPr>
+          <w:rFonts w:cstheme="minorHAnsi"/>
+        </w:rPr>
+        <w:t> — not as the alias you computed in SELECT.​</w:t>
+      </w:r>
+    </w:p>
+    <w:p>
+      <w:pPr>
+        <w:rPr>
+          <w:rFonts w:cstheme="minorHAnsi"/>
+        </w:rPr>
+      </w:pPr>
+      <w:r>
+        <w:rPr>
+          <w:rFonts w:cstheme="minorHAnsi"/>
+        </w:rPr>
+        <w:t>Since age_group doesn't exist as a real table column, it throws an error.</w:t>
+      </w:r>
+    </w:p>
+    <w:p>
+      <w:pPr>
+        <w:rPr>
+          <w:rFonts w:cstheme="minorHAnsi"/>
+          <w:b/>
+          <w:bCs/>
+        </w:rPr>
+      </w:pPr>
+      <w:r>
+        <w:rPr>
+          <w:rFonts w:cstheme="minorHAnsi"/>
+          <w:b/>
+          <w:bCs/>
+        </w:rPr>
+        <w:t>But Wait — Why Does a Simple Alias Work Then?</w:t>
+      </w:r>
+    </w:p>
+    <w:p>
+      <w:pPr>
+        <w:rPr>
+          <w:rFonts w:cstheme="minorHAnsi"/>
+        </w:rPr>
+      </w:pPr>
+      <w:r>
+        <w:rPr>
+          <w:rFonts w:cstheme="minorHAnsi"/>
+        </w:rPr>
+        <w:t>PostgreSQL makes </w:t>
+      </w:r>
+      <w:r>
+        <w:rPr>
+          <w:rFonts w:cstheme="minorHAnsi"/>
+          <w:b/>
+          <w:bCs/>
+        </w:rPr>
+        <w:t>one special exception</w:t>
+      </w:r>
+      <w:r>
+        <w:rPr>
+          <w:rFonts w:cstheme="minorHAnsi"/>
+        </w:rPr>
+        <w:t>: if the alias is written </w:t>
+      </w:r>
+      <w:r>
+        <w:rPr>
+          <w:rFonts w:cstheme="minorHAnsi"/>
+          <w:b/>
+          <w:bCs/>
+        </w:rPr>
+        <w:t>completely alone</w:t>
+      </w:r>
+      <w:r>
+        <w:rPr>
+          <w:rFonts w:cstheme="minorHAnsi"/>
+        </w:rPr>
+        <w:t> (just the name, nothing else), it allows it in ORDER BY</w:t>
+      </w:r>
+    </w:p>
+    <w:p>
+      <w:pPr>
+        <w:rPr>
+          <w:rFonts w:cstheme="minorHAnsi"/>
+        </w:rPr>
+      </w:pPr>
+      <w:r>
+        <w:rPr>
+          <w:rFonts w:cstheme="minorHAnsi"/>
+        </w:rPr>
+        <w:drawing>
+          <wp:inline distT="0" distB="0" distL="0" distR="0" wp14:anchorId="1C7E658E" wp14:editId="40B940BA">
+            <wp:extent cx="5943600" cy="1036955"/>
+            <wp:effectExtent l="0" t="0" r="0" b="0"/>
+            <wp:docPr id="1485366981" name="Picture 1"/>
+            <wp:cNvGraphicFramePr>
+              <a:graphicFrameLocks xmlns:a="http://schemas.openxmlformats.org/drawingml/2006/main" noChangeAspect="1"/>
+            </wp:cNvGraphicFramePr>
+            <a:graphic xmlns:a="http://schemas.openxmlformats.org/drawingml/2006/main">
+              <a:graphicData uri="http://schemas.openxmlformats.org/drawingml/2006/picture">
+                <pic:pic xmlns:pic="http://schemas.openxmlformats.org/drawingml/2006/picture">
+                  <pic:nvPicPr>
+                    <pic:cNvPr id="1485366981" name=""/>
+                    <pic:cNvPicPr/>
+                  </pic:nvPicPr>
+                  <pic:blipFill>
+                    <a:blip r:embed="rId40"/>
+                    <a:stretch>
+                      <a:fillRect/>
+                    </a:stretch>
+                  </pic:blipFill>
+                  <pic:spPr>
+                    <a:xfrm>
+                      <a:off x="0" y="0"/>
+                      <a:ext cx="5943600" cy="1036955"/>
+                    </a:xfrm>
+                    <a:prstGeom prst="rect">
+                      <a:avLst/>
+                    </a:prstGeom>
+                  </pic:spPr>
+                </pic:pic>
+              </a:graphicData>
+            </a:graphic>
+          </wp:inline>
+        </w:drawing>
+      </w:r>
+    </w:p>
+    <w:p>
+      <w:pPr>
+        <w:rPr>
+          <w:rFonts w:cstheme="minorHAnsi"/>
+          <w:b/>
+          <w:bCs/>
+        </w:rPr>
+      </w:pPr>
+    </w:p>
+    <w:p>
+      <w:pPr>
+        <w:rPr>
+          <w:rFonts w:cstheme="minorHAnsi"/>
+          <w:b/>
+          <w:bCs/>
+        </w:rPr>
+      </w:pPr>
+      <w:r>
+        <w:rPr>
+          <w:rFonts w:cstheme="minorHAnsi"/>
+          <w:b/>
+          <w:bCs/>
+        </w:rPr>
         <w:t>keyword</w:t>
       </w:r>
     </w:p>
@@ -8121,7 +10056,7 @@
           <w:b/>
           <w:bCs/>
         </w:rPr>
-        <w:t>CASE</w:t>
+        <w:t>IN</w:t>
       </w:r>
     </w:p>
     <w:p>
@@ -8133,16 +10068,39 @@
         </w:numPr>
         <w:rPr>
           <w:rFonts w:cstheme="minorHAnsi"/>
-        </w:rPr>
-      </w:pPr>
-      <w:r>
-        <w:rPr>
-          <w:rFonts w:cstheme="minorHAnsi"/>
-          <w:b/>
-          <w:bCs/>
-        </w:rPr>
-        <w:t>IN</w:t>
-      </w:r>
+          <w:b/>
+          <w:bCs/>
+        </w:rPr>
+      </w:pPr>
+      <w:r>
+        <w:rPr>
+          <w:rFonts w:cstheme="minorHAnsi"/>
+          <w:b/>
+          <w:bCs/>
+        </w:rPr>
+        <w:t>GENERATED AS IDENTITY</w:t>
+      </w:r>
+    </w:p>
+    <w:p>
+      <w:pPr>
+        <w:pStyle w:val="ListParagraph"/>
+        <w:numPr>
+          <w:ilvl w:val="0"/>
+          <w:numId w:val="50"/>
+        </w:numPr>
+        <w:rPr>
+          <w:rFonts w:cstheme="minorHAnsi"/>
+          <w:b/>
+          <w:bCs/>
+        </w:rPr>
+      </w:pPr>
+    </w:p>
+    <w:p>
+      <w:pPr>
+        <w:rPr>
+          <w:rFonts w:cstheme="minorHAnsi"/>
+        </w:rPr>
+      </w:pPr>
       <w:r>
         <w:rPr>
           <w:rFonts w:cstheme="minorHAnsi"/>
@@ -8293,31 +10251,7 @@
           <w:kern w:val="0"/>
           <w14:ligatures w14:val="none"/>
         </w:rPr>
-        <w:t xml:space="preserve">LEFT JOIN keeps </w:t>
-      </w:r>
-      <w:proofErr w:type="spellStart"/>
-      <w:r>
-        <w:rPr>
-          <w:rFonts w:eastAsia="Times New Roman" w:cstheme="minorHAnsi"/>
-          <w:b/>
-          <w:bCs/>
-          <w:color w:val="000000"/>
-          <w:kern w:val="0"/>
-          <w14:ligatures w14:val="none"/>
-        </w:rPr>
-        <w:t>the</w:t>
-      </w:r>
-      <w:proofErr w:type="spellEnd"/>
-      <w:r>
-        <w:rPr>
-          <w:rFonts w:eastAsia="Times New Roman" w:cstheme="minorHAnsi"/>
-          <w:b/>
-          <w:bCs/>
-          <w:color w:val="000000"/>
-          <w:kern w:val="0"/>
-          <w14:ligatures w14:val="none"/>
-        </w:rPr>
-        <w:t xml:space="preserve"> FROM table completely</w:t>
+        <w:t>LEFT JOIN keeps the FROM table completely</w:t>
       </w:r>
     </w:p>
     <w:p>
@@ -8705,7 +10639,7 @@
                     <pic:cNvPicPr/>
                   </pic:nvPicPr>
                   <pic:blipFill>
-                    <a:blip r:embed="rId26"/>
+                    <a:blip r:embed="rId41"/>
                     <a:stretch>
                       <a:fillRect/>
                     </a:stretch>
@@ -8760,7 +10694,7 @@
                     <pic:cNvPicPr/>
                   </pic:nvPicPr>
                   <pic:blipFill>
-                    <a:blip r:embed="rId27"/>
+                    <a:blip r:embed="rId42"/>
                     <a:stretch>
                       <a:fillRect/>
                     </a:stretch>
@@ -8885,21 +10819,7 @@
         <w:rPr>
           <w:rFonts w:cstheme="minorHAnsi"/>
         </w:rPr>
-        <w:t xml:space="preserve">SELECT ... FROM ... WHERE ... GROUP BY ... HAVING ... ORDER BY </w:t>
-      </w:r>
-      <w:proofErr w:type="spellStart"/>
-      <w:r>
-        <w:rPr>
-          <w:rFonts w:cstheme="minorHAnsi"/>
-        </w:rPr>
-        <w:t>column_or_expression</w:t>
-      </w:r>
-      <w:proofErr w:type="spellEnd"/>
-      <w:r>
-        <w:rPr>
-          <w:rFonts w:cstheme="minorHAnsi"/>
-        </w:rPr>
-        <w:t xml:space="preserve"> [ASC|DESC];</w:t>
+        <w:t>SELECT ... FROM ... WHERE ... GROUP BY ... HAVING ... ORDER BY column_or_expression [ASC|DESC];</w:t>
       </w:r>
     </w:p>
     <w:p>
@@ -8973,7 +10893,7 @@
                     <pic:cNvPicPr/>
                   </pic:nvPicPr>
                   <pic:blipFill>
-                    <a:blip r:embed="rId28"/>
+                    <a:blip r:embed="rId43"/>
                     <a:stretch>
                       <a:fillRect/>
                     </a:stretch>
@@ -9073,7 +10993,7 @@
                     <pic:cNvPicPr/>
                   </pic:nvPicPr>
                   <pic:blipFill>
-                    <a:blip r:embed="rId29"/>
+                    <a:blip r:embed="rId44"/>
                     <a:stretch>
                       <a:fillRect/>
                     </a:stretch>
@@ -9217,7 +11137,7 @@
                     <pic:cNvPicPr/>
                   </pic:nvPicPr>
                   <pic:blipFill>
-                    <a:blip r:embed="rId30"/>
+                    <a:blip r:embed="rId45"/>
                     <a:stretch>
                       <a:fillRect/>
                     </a:stretch>
@@ -9330,7 +11250,7 @@
                     <pic:cNvPicPr/>
                   </pic:nvPicPr>
                   <pic:blipFill>
-                    <a:blip r:embed="rId31"/>
+                    <a:blip r:embed="rId46"/>
                     <a:stretch>
                       <a:fillRect/>
                     </a:stretch>
@@ -9423,7 +11343,7 @@
                     <pic:cNvPicPr/>
                   </pic:nvPicPr>
                   <pic:blipFill>
-                    <a:blip r:embed="rId32"/>
+                    <a:blip r:embed="rId47"/>
                     <a:stretch>
                       <a:fillRect/>
                     </a:stretch>
@@ -9508,7 +11428,7 @@
                     <pic:cNvPicPr/>
                   </pic:nvPicPr>
                   <pic:blipFill>
-                    <a:blip r:embed="rId33"/>
+                    <a:blip r:embed="rId48"/>
                     <a:stretch>
                       <a:fillRect/>
                     </a:stretch>
@@ -9543,18 +11463,8 @@
           <w:b/>
           <w:bCs/>
         </w:rPr>
-        <w:t xml:space="preserve">Conditional Aggregation vs </w:t>
-      </w:r>
-      <w:proofErr w:type="gramStart"/>
-      <w:r>
-        <w:rPr>
-          <w:rFonts w:cstheme="minorHAnsi"/>
-          <w:b/>
-          <w:bCs/>
-        </w:rPr>
-        <w:t>WHERE</w:t>
-      </w:r>
-      <w:proofErr w:type="gramEnd"/>
+        <w:t>Conditional Aggregation vs WHERE</w:t>
+      </w:r>
     </w:p>
     <w:p>
       <w:pPr>
@@ -9652,7 +11562,7 @@
                     <pic:cNvPicPr/>
                   </pic:nvPicPr>
                   <pic:blipFill>
-                    <a:blip r:embed="rId34"/>
+                    <a:blip r:embed="rId49"/>
                     <a:stretch>
                       <a:fillRect/>
                     </a:stretch>
@@ -9796,7 +11706,7 @@
                     <pic:cNvPicPr/>
                   </pic:nvPicPr>
                   <pic:blipFill>
-                    <a:blip r:embed="rId35"/>
+                    <a:blip r:embed="rId50"/>
                     <a:stretch>
                       <a:fillRect/>
                     </a:stretch>
@@ -9901,7 +11811,7 @@
                     <pic:cNvPicPr/>
                   </pic:nvPicPr>
                   <pic:blipFill>
-                    <a:blip r:embed="rId36"/>
+                    <a:blip r:embed="rId51"/>
                     <a:stretch>
                       <a:fillRect/>
                     </a:stretch>
@@ -9978,7 +11888,7 @@
                     <pic:cNvPicPr/>
                   </pic:nvPicPr>
                   <pic:blipFill>
-                    <a:blip r:embed="rId37"/>
+                    <a:blip r:embed="rId52"/>
                     <a:stretch>
                       <a:fillRect/>
                     </a:stretch>
@@ -10418,7 +12328,7 @@
                     <pic:cNvPicPr/>
                   </pic:nvPicPr>
                   <pic:blipFill>
-                    <a:blip r:embed="rId38"/>
+                    <a:blip r:embed="rId53"/>
                     <a:stretch>
                       <a:fillRect/>
                     </a:stretch>
@@ -10500,7 +12410,7 @@
                     <pic:cNvPicPr/>
                   </pic:nvPicPr>
                   <pic:blipFill>
-                    <a:blip r:embed="rId39"/>
+                    <a:blip r:embed="rId54"/>
                     <a:stretch>
                       <a:fillRect/>
                     </a:stretch>
@@ -10607,7 +12517,7 @@
                     <pic:cNvPicPr/>
                   </pic:nvPicPr>
                   <pic:blipFill>
-                    <a:blip r:embed="rId40"/>
+                    <a:blip r:embed="rId55"/>
                     <a:stretch>
                       <a:fillRect/>
                     </a:stretch>
@@ -10676,7 +12586,7 @@
                     <pic:cNvPicPr/>
                   </pic:nvPicPr>
                   <pic:blipFill>
-                    <a:blip r:embed="rId41"/>
+                    <a:blip r:embed="rId56"/>
                     <a:stretch>
                       <a:fillRect/>
                     </a:stretch>
@@ -10776,35 +12686,7 @@
         <w:rPr>
           <w:rFonts w:cstheme="minorHAnsi"/>
         </w:rPr>
-        <w:t>Always add spaces manually if needed: </w:t>
-      </w:r>
-      <w:proofErr w:type="spellStart"/>
-      <w:r>
-        <w:rPr>
-          <w:rFonts w:cstheme="minorHAnsi"/>
-        </w:rPr>
-        <w:t>first_name</w:t>
-      </w:r>
-      <w:proofErr w:type="spellEnd"/>
-      <w:r>
-        <w:rPr>
-          <w:rFonts w:cstheme="minorHAnsi"/>
-        </w:rPr>
-        <w:t xml:space="preserve"> || ' ' || </w:t>
-      </w:r>
-      <w:proofErr w:type="spellStart"/>
-      <w:r>
-        <w:rPr>
-          <w:rFonts w:cstheme="minorHAnsi"/>
-        </w:rPr>
-        <w:t>last_name</w:t>
-      </w:r>
-      <w:proofErr w:type="spellEnd"/>
-      <w:r>
-        <w:rPr>
-          <w:rFonts w:cstheme="minorHAnsi"/>
-        </w:rPr>
-        <w:t> — that ' ' is the space character.</w:t>
+        <w:t>Always add spaces manually if needed: first_name || ' ' || last_name — that ' ' is the space character.</w:t>
       </w:r>
     </w:p>
     <w:p>
@@ -11264,7 +13146,7 @@
                     <pic:cNvPicPr/>
                   </pic:nvPicPr>
                   <pic:blipFill>
-                    <a:blip r:embed="rId42"/>
+                    <a:blip r:embed="rId57"/>
                     <a:stretch>
                       <a:fillRect/>
                     </a:stretch>
@@ -11534,7 +13416,7 @@
                     <pic:cNvPicPr/>
                   </pic:nvPicPr>
                   <pic:blipFill>
-                    <a:blip r:embed="rId43"/>
+                    <a:blip r:embed="rId58"/>
                     <a:stretch>
                       <a:fillRect/>
                     </a:stretch>
@@ -11608,7 +13490,7 @@
                     <pic:cNvPicPr/>
                   </pic:nvPicPr>
                   <pic:blipFill>
-                    <a:blip r:embed="rId44"/>
+                    <a:blip r:embed="rId59"/>
                     <a:stretch>
                       <a:fillRect/>
                     </a:stretch>
@@ -11748,7 +13630,7 @@
                     <pic:cNvPicPr/>
                   </pic:nvPicPr>
                   <pic:blipFill>
-                    <a:blip r:embed="rId45"/>
+                    <a:blip r:embed="rId60"/>
                     <a:stretch>
                       <a:fillRect/>
                     </a:stretch>
@@ -11812,7 +13694,7 @@
                     <pic:cNvPicPr/>
                   </pic:nvPicPr>
                   <pic:blipFill>
-                    <a:blip r:embed="rId46"/>
+                    <a:blip r:embed="rId61"/>
                     <a:stretch>
                       <a:fillRect/>
                     </a:stretch>
@@ -12023,7 +13905,7 @@
                     <pic:cNvPicPr/>
                   </pic:nvPicPr>
                   <pic:blipFill>
-                    <a:blip r:embed="rId47"/>
+                    <a:blip r:embed="rId62"/>
                     <a:stretch>
                       <a:fillRect/>
                     </a:stretch>
@@ -12148,7 +14030,7 @@
                     <pic:cNvPicPr/>
                   </pic:nvPicPr>
                   <pic:blipFill>
-                    <a:blip r:embed="rId48"/>
+                    <a:blip r:embed="rId63"/>
                     <a:stretch>
                       <a:fillRect/>
                     </a:stretch>
@@ -12179,21 +14061,7 @@
         <w:rPr>
           <w:rFonts w:cstheme="minorHAnsi"/>
         </w:rPr>
-        <w:t xml:space="preserve">The reason = NULL does not work: NULL means "unknown." You cannot ask "is this unknown value equal to unknown?" — SQL treats such a comparison as UNKNOWN, which is neither TRUE nor FALSE. </w:t>
-      </w:r>
-      <w:proofErr w:type="gramStart"/>
-      <w:r>
-        <w:rPr>
-          <w:rFonts w:cstheme="minorHAnsi"/>
-        </w:rPr>
-        <w:t>So</w:t>
-      </w:r>
-      <w:proofErr w:type="gramEnd"/>
-      <w:r>
-        <w:rPr>
-          <w:rFonts w:cstheme="minorHAnsi"/>
-        </w:rPr>
-        <w:t xml:space="preserve"> no rows pass the filter. Only IS NULL properly detects missing values.</w:t>
+        <w:t>The reason = NULL does not work: NULL means "unknown." You cannot ask "is this unknown value equal to unknown?" — SQL treats such a comparison as UNKNOWN, which is neither TRUE nor FALSE. So no rows pass the filter. Only IS NULL properly detects missing values.</w:t>
       </w:r>
     </w:p>
     <w:p>
@@ -12398,7 +14266,7 @@
                     <pic:cNvPicPr/>
                   </pic:nvPicPr>
                   <pic:blipFill>
-                    <a:blip r:embed="rId49"/>
+                    <a:blip r:embed="rId64"/>
                     <a:stretch>
                       <a:fillRect/>
                     </a:stretch>
@@ -12545,7 +14413,7 @@
                     <pic:cNvPicPr/>
                   </pic:nvPicPr>
                   <pic:blipFill>
-                    <a:blip r:embed="rId50"/>
+                    <a:blip r:embed="rId65"/>
                     <a:stretch>
                       <a:fillRect/>
                     </a:stretch>
@@ -12600,7 +14468,7 @@
                     <pic:cNvPicPr/>
                   </pic:nvPicPr>
                   <pic:blipFill>
-                    <a:blip r:embed="rId51"/>
+                    <a:blip r:embed="rId66"/>
                     <a:stretch>
                       <a:fillRect/>
                     </a:stretch>
@@ -12649,7 +14517,7 @@
                     <pic:cNvPicPr/>
                   </pic:nvPicPr>
                   <pic:blipFill>
-                    <a:blip r:embed="rId52"/>
+                    <a:blip r:embed="rId67"/>
                     <a:stretch>
                       <a:fillRect/>
                     </a:stretch>
@@ -12877,7 +14745,7 @@
                     <pic:cNvPicPr/>
                   </pic:nvPicPr>
                   <pic:blipFill>
-                    <a:blip r:embed="rId53"/>
+                    <a:blip r:embed="rId68"/>
                     <a:stretch>
                       <a:fillRect/>
                     </a:stretch>
@@ -13309,21 +15177,7 @@
         <w:rPr>
           <w:rFonts w:cstheme="minorHAnsi"/>
         </w:rPr>
-        <w:t> use two </w:t>
-      </w:r>
-      <w:proofErr w:type="gramStart"/>
-      <w:r>
-        <w:rPr>
-          <w:rFonts w:cstheme="minorHAnsi"/>
-        </w:rPr>
-        <w:t>ORDER</w:t>
-      </w:r>
-      <w:proofErr w:type="gramEnd"/>
-      <w:r>
-        <w:rPr>
-          <w:rFonts w:cstheme="minorHAnsi"/>
-        </w:rPr>
-        <w:t xml:space="preserve"> BY clauses.</w:t>
+        <w:t> use two ORDER BY clauses.</w:t>
       </w:r>
     </w:p>
     <w:p>
@@ -13575,7 +15429,7 @@
                     <pic:cNvPicPr/>
                   </pic:nvPicPr>
                   <pic:blipFill>
-                    <a:blip r:embed="rId54"/>
+                    <a:blip r:embed="rId69"/>
                     <a:stretch>
                       <a:fillRect/>
                     </a:stretch>
@@ -13629,21 +15483,7 @@
         <w:rPr>
           <w:rFonts w:cstheme="minorHAnsi"/>
         </w:rPr>
-        <w:t xml:space="preserve">Inner query runs </w:t>
-      </w:r>
-      <w:proofErr w:type="gramStart"/>
-      <w:r>
-        <w:rPr>
-          <w:rFonts w:cstheme="minorHAnsi"/>
-        </w:rPr>
-        <w:t>first,</w:t>
-      </w:r>
-      <w:proofErr w:type="gramEnd"/>
-      <w:r>
-        <w:rPr>
-          <w:rFonts w:cstheme="minorHAnsi"/>
-        </w:rPr>
-        <w:t xml:space="preserve"> outer query runs second</w:t>
+        <w:t>Inner query runs first, outer query runs second</w:t>
       </w:r>
     </w:p>
     <w:p>
@@ -13882,7 +15722,7 @@
                     <pic:cNvPicPr/>
                   </pic:nvPicPr>
                   <pic:blipFill>
-                    <a:blip r:embed="rId55"/>
+                    <a:blip r:embed="rId70"/>
                     <a:stretch>
                       <a:fillRect/>
                     </a:stretch>
@@ -14088,7 +15928,7 @@
                     <pic:cNvPicPr/>
                   </pic:nvPicPr>
                   <pic:blipFill>
-                    <a:blip r:embed="rId56"/>
+                    <a:blip r:embed="rId71"/>
                     <a:stretch>
                       <a:fillRect/>
                     </a:stretch>
@@ -14212,7 +16052,7 @@
                     <pic:cNvPicPr/>
                   </pic:nvPicPr>
                   <pic:blipFill>
-                    <a:blip r:embed="rId57"/>
+                    <a:blip r:embed="rId72"/>
                     <a:stretch>
                       <a:fillRect/>
                     </a:stretch>
@@ -14348,7 +16188,7 @@
                     <pic:cNvPicPr/>
                   </pic:nvPicPr>
                   <pic:blipFill>
-                    <a:blip r:embed="rId58"/>
+                    <a:blip r:embed="rId73"/>
                     <a:stretch>
                       <a:fillRect/>
                     </a:stretch>
@@ -14389,21 +16229,7 @@
         <w:rPr>
           <w:rFonts w:cstheme="minorHAnsi"/>
         </w:rPr>
-        <w:t xml:space="preserve"> Always give the subquery an alias (AS </w:t>
-      </w:r>
-      <w:proofErr w:type="spellStart"/>
-      <w:r>
-        <w:rPr>
-          <w:rFonts w:cstheme="minorHAnsi"/>
-        </w:rPr>
-        <w:t>category_summary</w:t>
-      </w:r>
-      <w:proofErr w:type="spellEnd"/>
-      <w:r>
-        <w:rPr>
-          <w:rFonts w:cstheme="minorHAnsi"/>
-        </w:rPr>
-        <w:t>). PostgreSQL requires it.</w:t>
+        <w:t> Always give the subquery an alias (AS category_summary). PostgreSQL requires it.</w:t>
       </w:r>
     </w:p>
     <w:p>
@@ -14488,7 +16314,7 @@
                     <pic:cNvPicPr/>
                   </pic:nvPicPr>
                   <pic:blipFill>
-                    <a:blip r:embed="rId59"/>
+                    <a:blip r:embed="rId74"/>
                     <a:stretch>
                       <a:fillRect/>
                     </a:stretch>
@@ -14589,7 +16415,7 @@
                     <pic:cNvPicPr/>
                   </pic:nvPicPr>
                   <pic:blipFill>
-                    <a:blip r:embed="rId60"/>
+                    <a:blip r:embed="rId75"/>
                     <a:stretch>
                       <a:fillRect/>
                     </a:stretch>
@@ -14726,7 +16552,7 @@
                     <pic:cNvPicPr/>
                   </pic:nvPicPr>
                   <pic:blipFill>
-                    <a:blip r:embed="rId61"/>
+                    <a:blip r:embed="rId76"/>
                     <a:stretch>
                       <a:fillRect/>
                     </a:stretch>
@@ -14794,7 +16620,7 @@
                     <pic:cNvPicPr/>
                   </pic:nvPicPr>
                   <pic:blipFill>
-                    <a:blip r:embed="rId62"/>
+                    <a:blip r:embed="rId77"/>
                     <a:stretch>
                       <a:fillRect/>
                     </a:stretch>
@@ -14842,7 +16668,7 @@
                     <pic:cNvPicPr/>
                   </pic:nvPicPr>
                   <pic:blipFill>
-                    <a:blip r:embed="rId63"/>
+                    <a:blip r:embed="rId78"/>
                     <a:stretch>
                       <a:fillRect/>
                     </a:stretch>
@@ -15904,21 +17730,7 @@
         <w:rPr>
           <w:rFonts w:cstheme="minorHAnsi"/>
         </w:rPr>
-        <w:t xml:space="preserve">Value does not apply (e.g., </w:t>
-      </w:r>
-      <w:proofErr w:type="spellStart"/>
-      <w:r>
-        <w:rPr>
-          <w:rFonts w:cstheme="minorHAnsi"/>
-        </w:rPr>
-        <w:t>middle_name</w:t>
-      </w:r>
-      <w:proofErr w:type="spellEnd"/>
-      <w:r>
-        <w:rPr>
-          <w:rFonts w:cstheme="minorHAnsi"/>
-        </w:rPr>
-        <w:t xml:space="preserve"> for someone without one).</w:t>
+        <w:t>Value does not apply (e.g., middle_name for someone without one).</w:t>
       </w:r>
     </w:p>
     <w:p>
@@ -16203,14 +18015,12 @@
           <w:rFonts w:cstheme="minorHAnsi"/>
         </w:rPr>
       </w:pPr>
-      <w:proofErr w:type="spellStart"/>
       <w:r>
         <w:rPr>
           <w:rFonts w:cstheme="minorHAnsi"/>
         </w:rPr>
         <w:t>sql</w:t>
       </w:r>
-      <w:proofErr w:type="spellEnd"/>
     </w:p>
     <w:p>
       <w:pPr>
@@ -16320,14 +18130,12 @@
           <w:rFonts w:cstheme="minorHAnsi"/>
         </w:rPr>
       </w:pPr>
-      <w:proofErr w:type="spellStart"/>
       <w:r>
         <w:rPr>
           <w:rFonts w:cstheme="minorHAnsi"/>
         </w:rPr>
         <w:t>sql</w:t>
       </w:r>
-      <w:proofErr w:type="spellEnd"/>
     </w:p>
     <w:p>
       <w:pPr>
@@ -16674,19 +18482,11 @@
           <w:rFonts w:cstheme="minorHAnsi"/>
         </w:rPr>
       </w:pPr>
-      <w:proofErr w:type="gramStart"/>
-      <w:r>
-        <w:rPr>
-          <w:rFonts w:cstheme="minorHAnsi"/>
-        </w:rPr>
-        <w:t>So</w:t>
-      </w:r>
-      <w:proofErr w:type="gramEnd"/>
-      <w:r>
-        <w:rPr>
-          <w:rFonts w:cstheme="minorHAnsi"/>
-        </w:rPr>
-        <w:t xml:space="preserve"> for your notes, remember this one line:</w:t>
+      <w:r>
+        <w:rPr>
+          <w:rFonts w:cstheme="minorHAnsi"/>
+        </w:rPr>
+        <w:t>So for your notes, remember this one line:</w:t>
       </w:r>
     </w:p>
     <w:p>
@@ -18671,6 +20471,155 @@
     </w:lvl>
   </w:abstractNum>
   <w:abstractNum w:abstractNumId="15" w15:restartNumberingAfterBreak="0">
+    <w:nsid w:val="384B6146"/>
+    <w:multiLevelType w:val="multilevel"/>
+    <w:tmpl w:val="03788954"/>
+    <w:lvl w:ilvl="0">
+      <w:start w:val="1"/>
+      <w:numFmt w:val="bullet"/>
+      <w:lvlText w:val=""/>
+      <w:lvlJc w:val="left"/>
+      <w:pPr>
+        <w:tabs>
+          <w:tab w:val="num" w:pos="720"/>
+        </w:tabs>
+        <w:ind w:left="720" w:hanging="360"/>
+      </w:pPr>
+      <w:rPr>
+        <w:rFonts w:ascii="Symbol" w:hAnsi="Symbol" w:hint="default"/>
+        <w:sz w:val="20"/>
+      </w:rPr>
+    </w:lvl>
+    <w:lvl w:ilvl="1" w:tentative="1">
+      <w:start w:val="1"/>
+      <w:numFmt w:val="bullet"/>
+      <w:lvlText w:val=""/>
+      <w:lvlJc w:val="left"/>
+      <w:pPr>
+        <w:tabs>
+          <w:tab w:val="num" w:pos="1440"/>
+        </w:tabs>
+        <w:ind w:left="1440" w:hanging="360"/>
+      </w:pPr>
+      <w:rPr>
+        <w:rFonts w:ascii="Symbol" w:hAnsi="Symbol" w:hint="default"/>
+        <w:sz w:val="20"/>
+      </w:rPr>
+    </w:lvl>
+    <w:lvl w:ilvl="2" w:tentative="1">
+      <w:start w:val="1"/>
+      <w:numFmt w:val="bullet"/>
+      <w:lvlText w:val=""/>
+      <w:lvlJc w:val="left"/>
+      <w:pPr>
+        <w:tabs>
+          <w:tab w:val="num" w:pos="2160"/>
+        </w:tabs>
+        <w:ind w:left="2160" w:hanging="360"/>
+      </w:pPr>
+      <w:rPr>
+        <w:rFonts w:ascii="Symbol" w:hAnsi="Symbol" w:hint="default"/>
+        <w:sz w:val="20"/>
+      </w:rPr>
+    </w:lvl>
+    <w:lvl w:ilvl="3" w:tentative="1">
+      <w:start w:val="1"/>
+      <w:numFmt w:val="bullet"/>
+      <w:lvlText w:val=""/>
+      <w:lvlJc w:val="left"/>
+      <w:pPr>
+        <w:tabs>
+          <w:tab w:val="num" w:pos="2880"/>
+        </w:tabs>
+        <w:ind w:left="2880" w:hanging="360"/>
+      </w:pPr>
+      <w:rPr>
+        <w:rFonts w:ascii="Symbol" w:hAnsi="Symbol" w:hint="default"/>
+        <w:sz w:val="20"/>
+      </w:rPr>
+    </w:lvl>
+    <w:lvl w:ilvl="4" w:tentative="1">
+      <w:start w:val="1"/>
+      <w:numFmt w:val="bullet"/>
+      <w:lvlText w:val=""/>
+      <w:lvlJc w:val="left"/>
+      <w:pPr>
+        <w:tabs>
+          <w:tab w:val="num" w:pos="3600"/>
+        </w:tabs>
+        <w:ind w:left="3600" w:hanging="360"/>
+      </w:pPr>
+      <w:rPr>
+        <w:rFonts w:ascii="Symbol" w:hAnsi="Symbol" w:hint="default"/>
+        <w:sz w:val="20"/>
+      </w:rPr>
+    </w:lvl>
+    <w:lvl w:ilvl="5" w:tentative="1">
+      <w:start w:val="1"/>
+      <w:numFmt w:val="bullet"/>
+      <w:lvlText w:val=""/>
+      <w:lvlJc w:val="left"/>
+      <w:pPr>
+        <w:tabs>
+          <w:tab w:val="num" w:pos="4320"/>
+        </w:tabs>
+        <w:ind w:left="4320" w:hanging="360"/>
+      </w:pPr>
+      <w:rPr>
+        <w:rFonts w:ascii="Symbol" w:hAnsi="Symbol" w:hint="default"/>
+        <w:sz w:val="20"/>
+      </w:rPr>
+    </w:lvl>
+    <w:lvl w:ilvl="6" w:tentative="1">
+      <w:start w:val="1"/>
+      <w:numFmt w:val="bullet"/>
+      <w:lvlText w:val=""/>
+      <w:lvlJc w:val="left"/>
+      <w:pPr>
+        <w:tabs>
+          <w:tab w:val="num" w:pos="5040"/>
+        </w:tabs>
+        <w:ind w:left="5040" w:hanging="360"/>
+      </w:pPr>
+      <w:rPr>
+        <w:rFonts w:ascii="Symbol" w:hAnsi="Symbol" w:hint="default"/>
+        <w:sz w:val="20"/>
+      </w:rPr>
+    </w:lvl>
+    <w:lvl w:ilvl="7" w:tentative="1">
+      <w:start w:val="1"/>
+      <w:numFmt w:val="bullet"/>
+      <w:lvlText w:val=""/>
+      <w:lvlJc w:val="left"/>
+      <w:pPr>
+        <w:tabs>
+          <w:tab w:val="num" w:pos="5760"/>
+        </w:tabs>
+        <w:ind w:left="5760" w:hanging="360"/>
+      </w:pPr>
+      <w:rPr>
+        <w:rFonts w:ascii="Symbol" w:hAnsi="Symbol" w:hint="default"/>
+        <w:sz w:val="20"/>
+      </w:rPr>
+    </w:lvl>
+    <w:lvl w:ilvl="8" w:tentative="1">
+      <w:start w:val="1"/>
+      <w:numFmt w:val="bullet"/>
+      <w:lvlText w:val=""/>
+      <w:lvlJc w:val="left"/>
+      <w:pPr>
+        <w:tabs>
+          <w:tab w:val="num" w:pos="6480"/>
+        </w:tabs>
+        <w:ind w:left="6480" w:hanging="360"/>
+      </w:pPr>
+      <w:rPr>
+        <w:rFonts w:ascii="Symbol" w:hAnsi="Symbol" w:hint="default"/>
+        <w:sz w:val="20"/>
+      </w:rPr>
+    </w:lvl>
+  </w:abstractNum>
+  <w:abstractNum w:abstractNumId="16" w15:restartNumberingAfterBreak="0">
     <w:nsid w:val="3A977AA6"/>
     <w:multiLevelType w:val="multilevel"/>
     <w:tmpl w:val="F3245ADE"/>
@@ -18819,7 +20768,7 @@
       </w:rPr>
     </w:lvl>
   </w:abstractNum>
-  <w:abstractNum w:abstractNumId="16" w15:restartNumberingAfterBreak="0">
+  <w:abstractNum w:abstractNumId="17" w15:restartNumberingAfterBreak="0">
     <w:nsid w:val="40A670BD"/>
     <w:multiLevelType w:val="multilevel"/>
     <w:tmpl w:val="BF50D4FA"/>
@@ -18932,7 +20881,7 @@
       </w:pPr>
     </w:lvl>
   </w:abstractNum>
-  <w:abstractNum w:abstractNumId="17" w15:restartNumberingAfterBreak="0">
+  <w:abstractNum w:abstractNumId="18" w15:restartNumberingAfterBreak="0">
     <w:nsid w:val="47A54D7F"/>
     <w:multiLevelType w:val="hybridMultilevel"/>
     <w:tmpl w:val="8B9ED28C"/>
@@ -19045,7 +20994,156 @@
       </w:rPr>
     </w:lvl>
   </w:abstractNum>
-  <w:abstractNum w:abstractNumId="18" w15:restartNumberingAfterBreak="0">
+  <w:abstractNum w:abstractNumId="19" w15:restartNumberingAfterBreak="0">
+    <w:nsid w:val="498D6FD1"/>
+    <w:multiLevelType w:val="multilevel"/>
+    <w:tmpl w:val="0E74BB84"/>
+    <w:lvl w:ilvl="0">
+      <w:start w:val="1"/>
+      <w:numFmt w:val="bullet"/>
+      <w:lvlText w:val=""/>
+      <w:lvlJc w:val="left"/>
+      <w:pPr>
+        <w:tabs>
+          <w:tab w:val="num" w:pos="720"/>
+        </w:tabs>
+        <w:ind w:left="720" w:hanging="360"/>
+      </w:pPr>
+      <w:rPr>
+        <w:rFonts w:ascii="Symbol" w:hAnsi="Symbol" w:hint="default"/>
+        <w:sz w:val="20"/>
+      </w:rPr>
+    </w:lvl>
+    <w:lvl w:ilvl="1" w:tentative="1">
+      <w:start w:val="1"/>
+      <w:numFmt w:val="bullet"/>
+      <w:lvlText w:val=""/>
+      <w:lvlJc w:val="left"/>
+      <w:pPr>
+        <w:tabs>
+          <w:tab w:val="num" w:pos="1440"/>
+        </w:tabs>
+        <w:ind w:left="1440" w:hanging="360"/>
+      </w:pPr>
+      <w:rPr>
+        <w:rFonts w:ascii="Symbol" w:hAnsi="Symbol" w:hint="default"/>
+        <w:sz w:val="20"/>
+      </w:rPr>
+    </w:lvl>
+    <w:lvl w:ilvl="2" w:tentative="1">
+      <w:start w:val="1"/>
+      <w:numFmt w:val="bullet"/>
+      <w:lvlText w:val=""/>
+      <w:lvlJc w:val="left"/>
+      <w:pPr>
+        <w:tabs>
+          <w:tab w:val="num" w:pos="2160"/>
+        </w:tabs>
+        <w:ind w:left="2160" w:hanging="360"/>
+      </w:pPr>
+      <w:rPr>
+        <w:rFonts w:ascii="Symbol" w:hAnsi="Symbol" w:hint="default"/>
+        <w:sz w:val="20"/>
+      </w:rPr>
+    </w:lvl>
+    <w:lvl w:ilvl="3" w:tentative="1">
+      <w:start w:val="1"/>
+      <w:numFmt w:val="bullet"/>
+      <w:lvlText w:val=""/>
+      <w:lvlJc w:val="left"/>
+      <w:pPr>
+        <w:tabs>
+          <w:tab w:val="num" w:pos="2880"/>
+        </w:tabs>
+        <w:ind w:left="2880" w:hanging="360"/>
+      </w:pPr>
+      <w:rPr>
+        <w:rFonts w:ascii="Symbol" w:hAnsi="Symbol" w:hint="default"/>
+        <w:sz w:val="20"/>
+      </w:rPr>
+    </w:lvl>
+    <w:lvl w:ilvl="4" w:tentative="1">
+      <w:start w:val="1"/>
+      <w:numFmt w:val="bullet"/>
+      <w:lvlText w:val=""/>
+      <w:lvlJc w:val="left"/>
+      <w:pPr>
+        <w:tabs>
+          <w:tab w:val="num" w:pos="3600"/>
+        </w:tabs>
+        <w:ind w:left="3600" w:hanging="360"/>
+      </w:pPr>
+      <w:rPr>
+        <w:rFonts w:ascii="Symbol" w:hAnsi="Symbol" w:hint="default"/>
+        <w:sz w:val="20"/>
+      </w:rPr>
+    </w:lvl>
+    <w:lvl w:ilvl="5" w:tentative="1">
+      <w:start w:val="1"/>
+      <w:numFmt w:val="bullet"/>
+      <w:lvlText w:val=""/>
+      <w:lvlJc w:val="left"/>
+      <w:pPr>
+        <w:tabs>
+          <w:tab w:val="num" w:pos="4320"/>
+        </w:tabs>
+        <w:ind w:left="4320" w:hanging="360"/>
+      </w:pPr>
+      <w:rPr>
+        <w:rFonts w:ascii="Symbol" w:hAnsi="Symbol" w:hint="default"/>
+        <w:sz w:val="20"/>
+      </w:rPr>
+    </w:lvl>
+    <w:lvl w:ilvl="6" w:tentative="1">
+      <w:start w:val="1"/>
+      <w:numFmt w:val="bullet"/>
+      <w:lvlText w:val=""/>
+      <w:lvlJc w:val="left"/>
+      <w:pPr>
+        <w:tabs>
+          <w:tab w:val="num" w:pos="5040"/>
+        </w:tabs>
+        <w:ind w:left="5040" w:hanging="360"/>
+      </w:pPr>
+      <w:rPr>
+        <w:rFonts w:ascii="Symbol" w:hAnsi="Symbol" w:hint="default"/>
+        <w:sz w:val="20"/>
+      </w:rPr>
+    </w:lvl>
+    <w:lvl w:ilvl="7" w:tentative="1">
+      <w:start w:val="1"/>
+      <w:numFmt w:val="bullet"/>
+      <w:lvlText w:val=""/>
+      <w:lvlJc w:val="left"/>
+      <w:pPr>
+        <w:tabs>
+          <w:tab w:val="num" w:pos="5760"/>
+        </w:tabs>
+        <w:ind w:left="5760" w:hanging="360"/>
+      </w:pPr>
+      <w:rPr>
+        <w:rFonts w:ascii="Symbol" w:hAnsi="Symbol" w:hint="default"/>
+        <w:sz w:val="20"/>
+      </w:rPr>
+    </w:lvl>
+    <w:lvl w:ilvl="8" w:tentative="1">
+      <w:start w:val="1"/>
+      <w:numFmt w:val="bullet"/>
+      <w:lvlText w:val=""/>
+      <w:lvlJc w:val="left"/>
+      <w:pPr>
+        <w:tabs>
+          <w:tab w:val="num" w:pos="6480"/>
+        </w:tabs>
+        <w:ind w:left="6480" w:hanging="360"/>
+      </w:pPr>
+      <w:rPr>
+        <w:rFonts w:ascii="Symbol" w:hAnsi="Symbol" w:hint="default"/>
+        <w:sz w:val="20"/>
+      </w:rPr>
+    </w:lvl>
+  </w:abstractNum>
+  <w:abstractNum w:abstractNumId="20" w15:restartNumberingAfterBreak="0">
     <w:nsid w:val="4AA42CDA"/>
     <w:multiLevelType w:val="multilevel"/>
     <w:tmpl w:val="A7B20ACA"/>
@@ -19194,7 +21292,7 @@
       </w:rPr>
     </w:lvl>
   </w:abstractNum>
-  <w:abstractNum w:abstractNumId="19" w15:restartNumberingAfterBreak="0">
+  <w:abstractNum w:abstractNumId="21" w15:restartNumberingAfterBreak="0">
     <w:nsid w:val="4BE13ACD"/>
     <w:multiLevelType w:val="multilevel"/>
     <w:tmpl w:val="2B5A7F90"/>
@@ -19343,7 +21441,7 @@
       </w:rPr>
     </w:lvl>
   </w:abstractNum>
-  <w:abstractNum w:abstractNumId="20" w15:restartNumberingAfterBreak="0">
+  <w:abstractNum w:abstractNumId="22" w15:restartNumberingAfterBreak="0">
     <w:nsid w:val="4C383703"/>
     <w:multiLevelType w:val="multilevel"/>
     <w:tmpl w:val="4B3C8982"/>
@@ -19456,7 +21554,7 @@
       </w:pPr>
     </w:lvl>
   </w:abstractNum>
-  <w:abstractNum w:abstractNumId="21" w15:restartNumberingAfterBreak="0">
+  <w:abstractNum w:abstractNumId="23" w15:restartNumberingAfterBreak="0">
     <w:nsid w:val="4C412033"/>
     <w:multiLevelType w:val="hybridMultilevel"/>
     <w:tmpl w:val="DB70EE5A"/>
@@ -19569,7 +21667,7 @@
       </w:rPr>
     </w:lvl>
   </w:abstractNum>
-  <w:abstractNum w:abstractNumId="22" w15:restartNumberingAfterBreak="0">
+  <w:abstractNum w:abstractNumId="24" w15:restartNumberingAfterBreak="0">
     <w:nsid w:val="4FD31F31"/>
     <w:multiLevelType w:val="hybridMultilevel"/>
     <w:tmpl w:val="BB38DCA6"/>
@@ -19682,7 +21780,7 @@
       </w:rPr>
     </w:lvl>
   </w:abstractNum>
-  <w:abstractNum w:abstractNumId="23" w15:restartNumberingAfterBreak="0">
+  <w:abstractNum w:abstractNumId="25" w15:restartNumberingAfterBreak="0">
     <w:nsid w:val="508708D3"/>
     <w:multiLevelType w:val="multilevel"/>
     <w:tmpl w:val="6F3CCE0C"/>
@@ -19831,7 +21929,7 @@
       </w:rPr>
     </w:lvl>
   </w:abstractNum>
-  <w:abstractNum w:abstractNumId="24" w15:restartNumberingAfterBreak="0">
+  <w:abstractNum w:abstractNumId="26" w15:restartNumberingAfterBreak="0">
     <w:nsid w:val="52183AFF"/>
     <w:multiLevelType w:val="hybridMultilevel"/>
     <w:tmpl w:val="0ADA9DB6"/>
@@ -19944,7 +22042,7 @@
       </w:rPr>
     </w:lvl>
   </w:abstractNum>
-  <w:abstractNum w:abstractNumId="25" w15:restartNumberingAfterBreak="0">
+  <w:abstractNum w:abstractNumId="27" w15:restartNumberingAfterBreak="0">
     <w:nsid w:val="53047526"/>
     <w:multiLevelType w:val="multilevel"/>
     <w:tmpl w:val="249CF768"/>
@@ -20057,7 +22155,7 @@
       </w:pPr>
     </w:lvl>
   </w:abstractNum>
-  <w:abstractNum w:abstractNumId="26" w15:restartNumberingAfterBreak="0">
+  <w:abstractNum w:abstractNumId="28" w15:restartNumberingAfterBreak="0">
     <w:nsid w:val="53F47FE5"/>
     <w:multiLevelType w:val="hybridMultilevel"/>
     <w:tmpl w:val="A112D570"/>
@@ -20170,7 +22268,7 @@
       </w:rPr>
     </w:lvl>
   </w:abstractNum>
-  <w:abstractNum w:abstractNumId="27" w15:restartNumberingAfterBreak="0">
+  <w:abstractNum w:abstractNumId="29" w15:restartNumberingAfterBreak="0">
     <w:nsid w:val="55F27109"/>
     <w:multiLevelType w:val="hybridMultilevel"/>
     <w:tmpl w:val="5A82BE14"/>
@@ -20283,7 +22381,7 @@
       </w:rPr>
     </w:lvl>
   </w:abstractNum>
-  <w:abstractNum w:abstractNumId="28" w15:restartNumberingAfterBreak="0">
+  <w:abstractNum w:abstractNumId="30" w15:restartNumberingAfterBreak="0">
     <w:nsid w:val="5A5B263A"/>
     <w:multiLevelType w:val="hybridMultilevel"/>
     <w:tmpl w:val="54BE6842"/>
@@ -20396,7 +22494,7 @@
       </w:rPr>
     </w:lvl>
   </w:abstractNum>
-  <w:abstractNum w:abstractNumId="29" w15:restartNumberingAfterBreak="0">
+  <w:abstractNum w:abstractNumId="31" w15:restartNumberingAfterBreak="0">
     <w:nsid w:val="5AD31EE2"/>
     <w:multiLevelType w:val="hybridMultilevel"/>
     <w:tmpl w:val="F7F63DB8"/>
@@ -20509,7 +22607,7 @@
       </w:rPr>
     </w:lvl>
   </w:abstractNum>
-  <w:abstractNum w:abstractNumId="30" w15:restartNumberingAfterBreak="0">
+  <w:abstractNum w:abstractNumId="32" w15:restartNumberingAfterBreak="0">
     <w:nsid w:val="5B60478D"/>
     <w:multiLevelType w:val="multilevel"/>
     <w:tmpl w:val="567093B2"/>
@@ -20658,7 +22756,7 @@
       </w:rPr>
     </w:lvl>
   </w:abstractNum>
-  <w:abstractNum w:abstractNumId="31" w15:restartNumberingAfterBreak="0">
+  <w:abstractNum w:abstractNumId="33" w15:restartNumberingAfterBreak="0">
     <w:nsid w:val="625C2EEB"/>
     <w:multiLevelType w:val="hybridMultilevel"/>
     <w:tmpl w:val="70644F54"/>
@@ -20771,7 +22869,7 @@
       </w:rPr>
     </w:lvl>
   </w:abstractNum>
-  <w:abstractNum w:abstractNumId="32" w15:restartNumberingAfterBreak="0">
+  <w:abstractNum w:abstractNumId="34" w15:restartNumberingAfterBreak="0">
     <w:nsid w:val="664C2E73"/>
     <w:multiLevelType w:val="multilevel"/>
     <w:tmpl w:val="79AA0BEE"/>
@@ -20920,7 +23018,7 @@
       </w:rPr>
     </w:lvl>
   </w:abstractNum>
-  <w:abstractNum w:abstractNumId="33" w15:restartNumberingAfterBreak="0">
+  <w:abstractNum w:abstractNumId="35" w15:restartNumberingAfterBreak="0">
     <w:nsid w:val="66B7470A"/>
     <w:multiLevelType w:val="multilevel"/>
     <w:tmpl w:val="F73C5756"/>
@@ -21069,7 +23167,7 @@
       </w:rPr>
     </w:lvl>
   </w:abstractNum>
-  <w:abstractNum w:abstractNumId="34" w15:restartNumberingAfterBreak="0">
+  <w:abstractNum w:abstractNumId="36" w15:restartNumberingAfterBreak="0">
     <w:nsid w:val="68B23E9A"/>
     <w:multiLevelType w:val="hybridMultilevel"/>
     <w:tmpl w:val="D27EAFC2"/>
@@ -21182,7 +23280,7 @@
       </w:rPr>
     </w:lvl>
   </w:abstractNum>
-  <w:abstractNum w:abstractNumId="35" w15:restartNumberingAfterBreak="0">
+  <w:abstractNum w:abstractNumId="37" w15:restartNumberingAfterBreak="0">
     <w:nsid w:val="6933095A"/>
     <w:multiLevelType w:val="hybridMultilevel"/>
     <w:tmpl w:val="855ED062"/>
@@ -21295,7 +23393,7 @@
       </w:rPr>
     </w:lvl>
   </w:abstractNum>
-  <w:abstractNum w:abstractNumId="36" w15:restartNumberingAfterBreak="0">
+  <w:abstractNum w:abstractNumId="38" w15:restartNumberingAfterBreak="0">
     <w:nsid w:val="6BA5682F"/>
     <w:multiLevelType w:val="multilevel"/>
     <w:tmpl w:val="4DE842A0"/>
@@ -21444,7 +23542,7 @@
       </w:rPr>
     </w:lvl>
   </w:abstractNum>
-  <w:abstractNum w:abstractNumId="37" w15:restartNumberingAfterBreak="0">
+  <w:abstractNum w:abstractNumId="39" w15:restartNumberingAfterBreak="0">
     <w:nsid w:val="6FD1747E"/>
     <w:multiLevelType w:val="hybridMultilevel"/>
     <w:tmpl w:val="8E5E2D80"/>
@@ -21557,7 +23655,7 @@
       </w:rPr>
     </w:lvl>
   </w:abstractNum>
-  <w:abstractNum w:abstractNumId="38" w15:restartNumberingAfterBreak="0">
+  <w:abstractNum w:abstractNumId="40" w15:restartNumberingAfterBreak="0">
     <w:nsid w:val="73100B9D"/>
     <w:multiLevelType w:val="hybridMultilevel"/>
     <w:tmpl w:val="666A7DAE"/>
@@ -21670,7 +23768,7 @@
       </w:rPr>
     </w:lvl>
   </w:abstractNum>
-  <w:abstractNum w:abstractNumId="39" w15:restartNumberingAfterBreak="0">
+  <w:abstractNum w:abstractNumId="41" w15:restartNumberingAfterBreak="0">
     <w:nsid w:val="77EF551B"/>
     <w:multiLevelType w:val="hybridMultilevel"/>
     <w:tmpl w:val="47A4E72A"/>
@@ -21783,7 +23881,7 @@
       </w:rPr>
     </w:lvl>
   </w:abstractNum>
-  <w:abstractNum w:abstractNumId="40" w15:restartNumberingAfterBreak="0">
+  <w:abstractNum w:abstractNumId="42" w15:restartNumberingAfterBreak="0">
     <w:nsid w:val="7C8958DF"/>
     <w:multiLevelType w:val="multilevel"/>
     <w:tmpl w:val="3384DD7C"/>
@@ -21897,19 +23995,19 @@
     </w:lvl>
   </w:abstractNum>
   <w:num w:numId="1" w16cid:durableId="1763724094">
-    <w:abstractNumId w:val="21"/>
+    <w:abstractNumId w:val="23"/>
   </w:num>
   <w:num w:numId="2" w16cid:durableId="961961015">
-    <w:abstractNumId w:val="35"/>
+    <w:abstractNumId w:val="37"/>
   </w:num>
   <w:num w:numId="3" w16cid:durableId="1784030911">
     <w:abstractNumId w:val="6"/>
   </w:num>
   <w:num w:numId="4" w16cid:durableId="1804157765">
-    <w:abstractNumId w:val="39"/>
+    <w:abstractNumId w:val="41"/>
   </w:num>
   <w:num w:numId="5" w16cid:durableId="591283730">
-    <w:abstractNumId w:val="29"/>
+    <w:abstractNumId w:val="31"/>
   </w:num>
   <w:num w:numId="6" w16cid:durableId="820927104">
     <w:abstractNumId w:val="8"/>
@@ -21918,25 +24016,25 @@
     <w:abstractNumId w:val="3"/>
   </w:num>
   <w:num w:numId="8" w16cid:durableId="1053315342">
-    <w:abstractNumId w:val="28"/>
+    <w:abstractNumId w:val="30"/>
   </w:num>
   <w:num w:numId="9" w16cid:durableId="855920542">
     <w:abstractNumId w:val="14"/>
   </w:num>
   <w:num w:numId="10" w16cid:durableId="1268663009">
-    <w:abstractNumId w:val="37"/>
+    <w:abstractNumId w:val="39"/>
   </w:num>
   <w:num w:numId="11" w16cid:durableId="711342348">
-    <w:abstractNumId w:val="24"/>
+    <w:abstractNumId w:val="26"/>
   </w:num>
   <w:num w:numId="12" w16cid:durableId="1371495341">
-    <w:abstractNumId w:val="22"/>
+    <w:abstractNumId w:val="24"/>
   </w:num>
   <w:num w:numId="13" w16cid:durableId="597103253">
     <w:abstractNumId w:val="0"/>
   </w:num>
   <w:num w:numId="14" w16cid:durableId="1786119784">
-    <w:abstractNumId w:val="33"/>
+    <w:abstractNumId w:val="35"/>
   </w:num>
   <w:num w:numId="15" w16cid:durableId="1299994431">
     <w:abstractNumId w:val="2"/>
@@ -21948,28 +24046,28 @@
     <w:abstractNumId w:val="13"/>
   </w:num>
   <w:num w:numId="18" w16cid:durableId="685906010">
-    <w:abstractNumId w:val="15"/>
+    <w:abstractNumId w:val="16"/>
   </w:num>
   <w:num w:numId="19" w16cid:durableId="1293755502">
-    <w:abstractNumId w:val="30"/>
+    <w:abstractNumId w:val="32"/>
   </w:num>
   <w:num w:numId="20" w16cid:durableId="707728446">
-    <w:abstractNumId w:val="18"/>
+    <w:abstractNumId w:val="20"/>
   </w:num>
   <w:num w:numId="21" w16cid:durableId="588581874">
     <w:abstractNumId w:val="10"/>
   </w:num>
   <w:num w:numId="22" w16cid:durableId="315302723">
-    <w:abstractNumId w:val="32"/>
+    <w:abstractNumId w:val="34"/>
   </w:num>
   <w:num w:numId="23" w16cid:durableId="505676591">
-    <w:abstractNumId w:val="17"/>
+    <w:abstractNumId w:val="18"/>
   </w:num>
   <w:num w:numId="24" w16cid:durableId="1881277792">
-    <w:abstractNumId w:val="34"/>
+    <w:abstractNumId w:val="36"/>
   </w:num>
   <w:num w:numId="25" w16cid:durableId="1653633410">
-    <w:abstractNumId w:val="27"/>
+    <w:abstractNumId w:val="29"/>
   </w:num>
   <w:num w:numId="26" w16cid:durableId="269973828">
     <w:abstractNumId w:val="1"/>
@@ -21978,7 +24076,7 @@
     <w:abstractNumId w:val="9"/>
   </w:num>
   <w:num w:numId="28" w16cid:durableId="1618950398">
-    <w:abstractNumId w:val="20"/>
+    <w:abstractNumId w:val="22"/>
   </w:num>
   <w:num w:numId="29" w16cid:durableId="1460421090">
     <w:abstractNumId w:val="7"/>
@@ -21987,100 +24085,106 @@
     <w:abstractNumId w:val="12"/>
   </w:num>
   <w:num w:numId="31" w16cid:durableId="708382410">
-    <w:abstractNumId w:val="36"/>
+    <w:abstractNumId w:val="38"/>
   </w:num>
   <w:num w:numId="32" w16cid:durableId="1000932444">
     <w:abstractNumId w:val="11"/>
   </w:num>
   <w:num w:numId="33" w16cid:durableId="428818876">
-    <w:abstractNumId w:val="16"/>
+    <w:abstractNumId w:val="17"/>
   </w:num>
   <w:num w:numId="34" w16cid:durableId="1016351605">
-    <w:abstractNumId w:val="40"/>
+    <w:abstractNumId w:val="42"/>
   </w:num>
   <w:num w:numId="35" w16cid:durableId="1072855570">
-    <w:abstractNumId w:val="31"/>
+    <w:abstractNumId w:val="33"/>
   </w:num>
   <w:num w:numId="36" w16cid:durableId="341932746">
-    <w:abstractNumId w:val="38"/>
+    <w:abstractNumId w:val="40"/>
   </w:num>
   <w:num w:numId="37" w16cid:durableId="1672678791">
     <w:abstractNumId w:val="5"/>
   </w:num>
   <w:num w:numId="38" w16cid:durableId="463349419">
-    <w:abstractNumId w:val="19"/>
+    <w:abstractNumId w:val="21"/>
     <w:lvlOverride w:ilvl="0">
       <w:startOverride w:val="1"/>
     </w:lvlOverride>
   </w:num>
   <w:num w:numId="39" w16cid:durableId="1648784051">
-    <w:abstractNumId w:val="19"/>
+    <w:abstractNumId w:val="21"/>
     <w:lvlOverride w:ilvl="0">
       <w:startOverride w:val="2"/>
     </w:lvlOverride>
   </w:num>
   <w:num w:numId="40" w16cid:durableId="185363691">
-    <w:abstractNumId w:val="19"/>
+    <w:abstractNumId w:val="21"/>
     <w:lvlOverride w:ilvl="0">
       <w:startOverride w:val="3"/>
     </w:lvlOverride>
   </w:num>
   <w:num w:numId="41" w16cid:durableId="1246646369">
-    <w:abstractNumId w:val="19"/>
+    <w:abstractNumId w:val="21"/>
     <w:lvlOverride w:ilvl="0">
       <w:startOverride w:val="4"/>
     </w:lvlOverride>
   </w:num>
   <w:num w:numId="42" w16cid:durableId="797144736">
+    <w:abstractNumId w:val="27"/>
+    <w:lvlOverride w:ilvl="0">
+      <w:startOverride w:val="1"/>
+    </w:lvlOverride>
+  </w:num>
+  <w:num w:numId="43" w16cid:durableId="2140537943">
+    <w:abstractNumId w:val="27"/>
+    <w:lvlOverride w:ilvl="0">
+      <w:startOverride w:val="2"/>
+    </w:lvlOverride>
+  </w:num>
+  <w:num w:numId="44" w16cid:durableId="839732354">
+    <w:abstractNumId w:val="27"/>
+    <w:lvlOverride w:ilvl="0">
+      <w:startOverride w:val="3"/>
+    </w:lvlOverride>
+  </w:num>
+  <w:num w:numId="45" w16cid:durableId="1391880738">
     <w:abstractNumId w:val="25"/>
     <w:lvlOverride w:ilvl="0">
       <w:startOverride w:val="1"/>
     </w:lvlOverride>
   </w:num>
-  <w:num w:numId="43" w16cid:durableId="2140537943">
+  <w:num w:numId="46" w16cid:durableId="2059432875">
     <w:abstractNumId w:val="25"/>
     <w:lvlOverride w:ilvl="0">
       <w:startOverride w:val="2"/>
     </w:lvlOverride>
   </w:num>
-  <w:num w:numId="44" w16cid:durableId="839732354">
+  <w:num w:numId="47" w16cid:durableId="1291135740">
     <w:abstractNumId w:val="25"/>
     <w:lvlOverride w:ilvl="0">
       <w:startOverride w:val="3"/>
     </w:lvlOverride>
   </w:num>
-  <w:num w:numId="45" w16cid:durableId="1391880738">
-    <w:abstractNumId w:val="23"/>
-    <w:lvlOverride w:ilvl="0">
-      <w:startOverride w:val="1"/>
-    </w:lvlOverride>
-  </w:num>
-  <w:num w:numId="46" w16cid:durableId="2059432875">
-    <w:abstractNumId w:val="23"/>
-    <w:lvlOverride w:ilvl="0">
-      <w:startOverride w:val="2"/>
-    </w:lvlOverride>
-  </w:num>
-  <w:num w:numId="47" w16cid:durableId="1291135740">
-    <w:abstractNumId w:val="23"/>
-    <w:lvlOverride w:ilvl="0">
-      <w:startOverride w:val="3"/>
-    </w:lvlOverride>
-  </w:num>
   <w:num w:numId="48" w16cid:durableId="901867052">
-    <w:abstractNumId w:val="23"/>
+    <w:abstractNumId w:val="25"/>
     <w:lvlOverride w:ilvl="0">
       <w:startOverride w:val="4"/>
     </w:lvlOverride>
   </w:num>
   <w:num w:numId="49" w16cid:durableId="539169478">
-    <w:abstractNumId w:val="23"/>
+    <w:abstractNumId w:val="25"/>
     <w:lvlOverride w:ilvl="0">
       <w:startOverride w:val="5"/>
     </w:lvlOverride>
   </w:num>
   <w:num w:numId="50" w16cid:durableId="1714191460">
-    <w:abstractNumId w:val="26"/>
+    <w:abstractNumId w:val="28"/>
+  </w:num>
+  <w:num w:numId="51" w16cid:durableId="346442378">
+    <w:abstractNumId w:val="19"/>
+  </w:num>
+  <w:num w:numId="52" w16cid:durableId="1693148979">
+    <w:abstractNumId w:val="15"/>
   </w:num>
 </w:numbering>
 </file>

--- a/questions.docx
+++ b/questions.docx
@@ -9783,6 +9783,7 @@
       <w:r>
         <w:rPr>
           <w:rFonts w:cstheme="minorHAnsi"/>
+          <w:noProof/>
         </w:rPr>
         <w:lastRenderedPageBreak/>
         <w:drawing>
@@ -9973,6 +9974,7 @@
       <w:r>
         <w:rPr>
           <w:rFonts w:cstheme="minorHAnsi"/>
+          <w:noProof/>
         </w:rPr>
         <w:drawing>
           <wp:inline distT="0" distB="0" distL="0" distR="0" wp14:anchorId="1C7E658E" wp14:editId="40B940BA">
@@ -10056,7 +10058,7 @@
           <w:b/>
           <w:bCs/>
         </w:rPr>
-        <w:t>IN</w:t>
+        <w:t>GENERATED AS IDENTITY</w:t>
       </w:r>
     </w:p>
     <w:p>
@@ -10072,33 +10074,13 @@
           <w:bCs/>
         </w:rPr>
       </w:pPr>
-      <w:r>
-        <w:rPr>
-          <w:rFonts w:cstheme="minorHAnsi"/>
-          <w:b/>
-          <w:bCs/>
-        </w:rPr>
-        <w:t>GENERATED AS IDENTITY</w:t>
-      </w:r>
-    </w:p>
-    <w:p>
-      <w:pPr>
-        <w:pStyle w:val="ListParagraph"/>
-        <w:numPr>
-          <w:ilvl w:val="0"/>
-          <w:numId w:val="50"/>
-        </w:numPr>
-        <w:rPr>
-          <w:rFonts w:cstheme="minorHAnsi"/>
-          <w:b/>
-          <w:bCs/>
-        </w:rPr>
-      </w:pPr>
-    </w:p>
-    <w:p>
-      <w:pPr>
-        <w:rPr>
-          <w:rFonts w:cstheme="minorHAnsi"/>
+    </w:p>
+    <w:p>
+      <w:pPr>
+        <w:rPr>
+          <w:rFonts w:cstheme="minorHAnsi"/>
+          <w:b/>
+          <w:bCs/>
         </w:rPr>
       </w:pPr>
       <w:r>
@@ -10107,34 +10089,1224 @@
         </w:rPr>
         <w:br w:type="page"/>
       </w:r>
-    </w:p>
-    <w:p>
-      <w:pPr>
-        <w:rPr>
-          <w:rFonts w:cstheme="minorHAnsi"/>
-        </w:rPr>
-      </w:pPr>
-    </w:p>
-    <w:p>
-      <w:pPr>
-        <w:pStyle w:val="ListParagraph"/>
-        <w:numPr>
-          <w:ilvl w:val="0"/>
-          <w:numId w:val="2"/>
-        </w:numPr>
-        <w:rPr>
-          <w:rFonts w:cstheme="minorHAnsi"/>
-          <w:b/>
-          <w:bCs/>
-        </w:rPr>
-      </w:pPr>
-      <w:r>
-        <w:rPr>
-          <w:rFonts w:cstheme="minorHAnsi"/>
-          <w:b/>
-          <w:bCs/>
-        </w:rPr>
+      <w:r>
+        <w:rPr>
+          <w:rFonts w:cstheme="minorHAnsi"/>
+          <w:b/>
+          <w:bCs/>
+          <w:sz w:val="32"/>
+          <w:szCs w:val="32"/>
+        </w:rPr>
+        <w:lastRenderedPageBreak/>
         <w:t>Joins</w:t>
+      </w:r>
+    </w:p>
+    <w:p>
+      <w:pPr>
+        <w:rPr>
+          <w:rFonts w:cstheme="minorHAnsi"/>
+        </w:rPr>
+      </w:pPr>
+      <w:r>
+        <w:rPr>
+          <w:rFonts w:cstheme="minorHAnsi"/>
+        </w:rPr>
+        <w:t>A JOIN is an SQL operation that combines rows from two or more tables into a single result set. This is the foundation of relational databases — data is stored in separate tables to avoid repetition, and JOINs are how you bring it back together when you need it</w:t>
+      </w:r>
+    </w:p>
+    <w:p>
+      <w:pPr>
+        <w:shd w:val="clear" w:color="auto" w:fill="FFFFFF"/>
+        <w:spacing w:before="100" w:beforeAutospacing="1" w:after="100" w:afterAutospacing="1" w:line="240" w:lineRule="auto"/>
+        <w:rPr>
+          <w:rFonts w:eastAsia="Times New Roman" w:cstheme="minorHAnsi"/>
+          <w:b/>
+          <w:bCs/>
+          <w:kern w:val="0"/>
+          <w:sz w:val="32"/>
+          <w:szCs w:val="32"/>
+          <w14:ligatures w14:val="none"/>
+        </w:rPr>
+      </w:pPr>
+      <w:r>
+        <w:rPr>
+          <w:rFonts w:eastAsia="Times New Roman" w:cstheme="minorHAnsi"/>
+          <w:b/>
+          <w:bCs/>
+          <w:kern w:val="0"/>
+          <w:sz w:val="32"/>
+          <w:szCs w:val="32"/>
+          <w14:ligatures w14:val="none"/>
+        </w:rPr>
+        <w:t>INNER JOIN</w:t>
+      </w:r>
+    </w:p>
+    <w:p>
+      <w:pPr>
+        <w:shd w:val="clear" w:color="auto" w:fill="FFFFFF"/>
+        <w:spacing w:before="100" w:beforeAutospacing="1" w:after="100" w:afterAutospacing="1" w:line="240" w:lineRule="auto"/>
+        <w:rPr>
+          <w:rFonts w:eastAsia="Times New Roman" w:cstheme="minorHAnsi"/>
+          <w:color w:val="000000"/>
+          <w:kern w:val="0"/>
+          <w14:ligatures w14:val="none"/>
+        </w:rPr>
+      </w:pPr>
+      <w:r>
+        <w:rPr>
+          <w:rFonts w:eastAsia="Times New Roman" w:cstheme="minorHAnsi"/>
+          <w:color w:val="000000"/>
+          <w:kern w:val="0"/>
+          <w14:ligatures w14:val="none"/>
+        </w:rPr>
+        <w:t>Returns only the rows that have a match in both tables. If a row in the left table has no matching row in the right table (or vice versa), that row is completely excluded from the result.</w:t>
+      </w:r>
+    </w:p>
+    <w:p>
+      <w:pPr>
+        <w:shd w:val="clear" w:color="auto" w:fill="FFFFFF"/>
+        <w:spacing w:before="100" w:beforeAutospacing="1" w:after="100" w:afterAutospacing="1" w:line="240" w:lineRule="auto"/>
+        <w:rPr>
+          <w:rFonts w:eastAsia="Times New Roman" w:cstheme="minorHAnsi"/>
+          <w:color w:val="000000"/>
+          <w:kern w:val="0"/>
+          <w14:ligatures w14:val="none"/>
+        </w:rPr>
+      </w:pPr>
+      <w:r>
+        <w:rPr>
+          <w:rFonts w:eastAsia="Times New Roman" w:cstheme="minorHAnsi"/>
+          <w:color w:val="000000"/>
+          <w:kern w:val="0"/>
+          <w14:ligatures w14:val="none"/>
+        </w:rPr>
+        <w:t>The keyword INNER is optional. Writing just JOIN is the same as INNER JOIN.</w:t>
+      </w:r>
+    </w:p>
+    <w:p>
+      <w:pPr>
+        <w:shd w:val="clear" w:color="auto" w:fill="FFFFFF"/>
+        <w:spacing w:before="100" w:beforeAutospacing="1" w:after="100" w:afterAutospacing="1" w:line="240" w:lineRule="auto"/>
+        <w:rPr>
+          <w:rFonts w:eastAsia="Times New Roman" w:cstheme="minorHAnsi"/>
+          <w:color w:val="000000"/>
+          <w:kern w:val="0"/>
+          <w14:ligatures w14:val="none"/>
+        </w:rPr>
+      </w:pPr>
+      <w:r>
+        <w:rPr>
+          <w:rFonts w:eastAsia="Times New Roman" w:cstheme="minorHAnsi"/>
+          <w:color w:val="000000"/>
+          <w:kern w:val="0"/>
+          <w14:ligatures w14:val="none"/>
+        </w:rPr>
+        <w:drawing>
+          <wp:inline distT="0" distB="0" distL="0" distR="0" wp14:anchorId="5332E3A9" wp14:editId="4A782F6E">
+            <wp:extent cx="5943600" cy="834390"/>
+            <wp:effectExtent l="0" t="0" r="0" b="3810"/>
+            <wp:docPr id="1789144127" name="Picture 1"/>
+            <wp:cNvGraphicFramePr>
+              <a:graphicFrameLocks xmlns:a="http://schemas.openxmlformats.org/drawingml/2006/main" noChangeAspect="1"/>
+            </wp:cNvGraphicFramePr>
+            <a:graphic xmlns:a="http://schemas.openxmlformats.org/drawingml/2006/main">
+              <a:graphicData uri="http://schemas.openxmlformats.org/drawingml/2006/picture">
+                <pic:pic xmlns:pic="http://schemas.openxmlformats.org/drawingml/2006/picture">
+                  <pic:nvPicPr>
+                    <pic:cNvPr id="1789144127" name=""/>
+                    <pic:cNvPicPr/>
+                  </pic:nvPicPr>
+                  <pic:blipFill>
+                    <a:blip r:embed="rId41"/>
+                    <a:stretch>
+                      <a:fillRect/>
+                    </a:stretch>
+                  </pic:blipFill>
+                  <pic:spPr>
+                    <a:xfrm>
+                      <a:off x="0" y="0"/>
+                      <a:ext cx="5943600" cy="834390"/>
+                    </a:xfrm>
+                    <a:prstGeom prst="rect">
+                      <a:avLst/>
+                    </a:prstGeom>
+                  </pic:spPr>
+                </pic:pic>
+              </a:graphicData>
+            </a:graphic>
+          </wp:inline>
+        </w:drawing>
+      </w:r>
+    </w:p>
+    <w:p>
+      <w:pPr>
+        <w:shd w:val="clear" w:color="auto" w:fill="FFFFFF"/>
+        <w:spacing w:before="100" w:beforeAutospacing="1" w:after="100" w:afterAutospacing="1" w:line="240" w:lineRule="auto"/>
+        <w:rPr>
+          <w:rFonts w:eastAsia="Times New Roman" w:cstheme="minorHAnsi"/>
+          <w:b/>
+          <w:bCs/>
+          <w:color w:val="000000"/>
+          <w:kern w:val="0"/>
+          <w14:ligatures w14:val="none"/>
+        </w:rPr>
+      </w:pPr>
+      <w:r>
+        <w:rPr>
+          <w:rFonts w:eastAsia="Times New Roman" w:cstheme="minorHAnsi"/>
+          <w:b/>
+          <w:bCs/>
+          <w:color w:val="000000"/>
+          <w:kern w:val="0"/>
+          <w14:ligatures w14:val="none"/>
+        </w:rPr>
+        <w:t>When to Use</w:t>
+      </w:r>
+    </w:p>
+    <w:p>
+      <w:pPr>
+        <w:shd w:val="clear" w:color="auto" w:fill="FFFFFF"/>
+        <w:spacing w:before="100" w:beforeAutospacing="1" w:after="100" w:afterAutospacing="1" w:line="240" w:lineRule="auto"/>
+        <w:rPr>
+          <w:rFonts w:eastAsia="Times New Roman" w:cstheme="minorHAnsi"/>
+          <w:color w:val="000000"/>
+          <w:kern w:val="0"/>
+          <w14:ligatures w14:val="none"/>
+        </w:rPr>
+      </w:pPr>
+      <w:r>
+        <w:rPr>
+          <w:rFonts w:eastAsia="Times New Roman" w:cstheme="minorHAnsi"/>
+          <w:color w:val="000000"/>
+          <w:kern w:val="0"/>
+          <w14:ligatures w14:val="none"/>
+        </w:rPr>
+        <w:t>Use INNER JOIN when you only want rows where the relationship actually exists. For example: list all orders that have a customer, list all employees who are assigned to a project.</w:t>
+      </w:r>
+    </w:p>
+    <w:p>
+      <w:pPr>
+        <w:shd w:val="clear" w:color="auto" w:fill="FFFFFF"/>
+        <w:spacing w:before="100" w:beforeAutospacing="1" w:after="100" w:afterAutospacing="1" w:line="240" w:lineRule="auto"/>
+        <w:rPr>
+          <w:rFonts w:eastAsia="Times New Roman" w:cstheme="minorHAnsi"/>
+          <w:color w:val="000000"/>
+          <w:kern w:val="0"/>
+          <w14:ligatures w14:val="none"/>
+        </w:rPr>
+      </w:pPr>
+    </w:p>
+    <w:p>
+      <w:pPr>
+        <w:shd w:val="clear" w:color="auto" w:fill="FFFFFF"/>
+        <w:spacing w:before="100" w:beforeAutospacing="1" w:after="100" w:afterAutospacing="1" w:line="240" w:lineRule="auto"/>
+        <w:rPr>
+          <w:rFonts w:eastAsia="Times New Roman" w:cstheme="minorHAnsi"/>
+          <w:b/>
+          <w:bCs/>
+          <w:color w:val="000000"/>
+          <w:kern w:val="0"/>
+          <w14:ligatures w14:val="none"/>
+        </w:rPr>
+      </w:pPr>
+      <w:r>
+        <w:rPr>
+          <w:rFonts w:eastAsia="Times New Roman" w:cstheme="minorHAnsi"/>
+          <w:b/>
+          <w:bCs/>
+          <w:color w:val="000000"/>
+          <w:kern w:val="0"/>
+          <w14:ligatures w14:val="none"/>
+        </w:rPr>
+        <w:t>LEFT JOIN (LEFT OUTER JOIN)</w:t>
+      </w:r>
+    </w:p>
+    <w:p>
+      <w:pPr>
+        <w:shd w:val="clear" w:color="auto" w:fill="FFFFFF"/>
+        <w:spacing w:before="100" w:beforeAutospacing="1" w:after="100" w:afterAutospacing="1" w:line="240" w:lineRule="auto"/>
+        <w:rPr>
+          <w:rFonts w:eastAsia="Times New Roman" w:cstheme="minorHAnsi"/>
+          <w:b/>
+          <w:bCs/>
+          <w:color w:val="000000"/>
+          <w:kern w:val="0"/>
+          <w14:ligatures w14:val="none"/>
+        </w:rPr>
+      </w:pPr>
+      <w:r>
+        <w:rPr>
+          <w:rFonts w:eastAsia="Times New Roman" w:cstheme="minorHAnsi"/>
+          <w:b/>
+          <w:bCs/>
+          <w:color w:val="000000"/>
+          <w:kern w:val="0"/>
+          <w14:ligatures w14:val="none"/>
+        </w:rPr>
+        <w:t>What It Does</w:t>
+      </w:r>
+    </w:p>
+    <w:p>
+      <w:pPr>
+        <w:shd w:val="clear" w:color="auto" w:fill="FFFFFF"/>
+        <w:spacing w:before="100" w:beforeAutospacing="1" w:after="100" w:afterAutospacing="1" w:line="240" w:lineRule="auto"/>
+        <w:rPr>
+          <w:rFonts w:eastAsia="Times New Roman" w:cstheme="minorHAnsi"/>
+          <w:color w:val="000000"/>
+          <w:kern w:val="0"/>
+          <w14:ligatures w14:val="none"/>
+        </w:rPr>
+      </w:pPr>
+      <w:r>
+        <w:rPr>
+          <w:rFonts w:eastAsia="Times New Roman" w:cstheme="minorHAnsi"/>
+          <w:color w:val="000000"/>
+          <w:kern w:val="0"/>
+          <w14:ligatures w14:val="none"/>
+        </w:rPr>
+        <w:t>Returns </w:t>
+      </w:r>
+      <w:r>
+        <w:rPr>
+          <w:rFonts w:eastAsia="Times New Roman" w:cstheme="minorHAnsi"/>
+          <w:b/>
+          <w:bCs/>
+          <w:color w:val="000000"/>
+          <w:kern w:val="0"/>
+          <w14:ligatures w14:val="none"/>
+        </w:rPr>
+        <w:t>all rows from the left table</w:t>
+      </w:r>
+      <w:r>
+        <w:rPr>
+          <w:rFonts w:eastAsia="Times New Roman" w:cstheme="minorHAnsi"/>
+          <w:color w:val="000000"/>
+          <w:kern w:val="0"/>
+          <w14:ligatures w14:val="none"/>
+        </w:rPr>
+        <w:t>, and the matching rows from the right table. If there is no match on the right side, the right side columns are filled with NULL.​</w:t>
+      </w:r>
+    </w:p>
+    <w:p>
+      <w:pPr>
+        <w:shd w:val="clear" w:color="auto" w:fill="FFFFFF"/>
+        <w:spacing w:before="100" w:beforeAutospacing="1" w:after="100" w:afterAutospacing="1" w:line="240" w:lineRule="auto"/>
+        <w:rPr>
+          <w:rFonts w:eastAsia="Times New Roman" w:cstheme="minorHAnsi"/>
+          <w:color w:val="000000"/>
+          <w:kern w:val="0"/>
+          <w14:ligatures w14:val="none"/>
+        </w:rPr>
+      </w:pPr>
+      <w:r>
+        <w:rPr>
+          <w:rFonts w:eastAsia="Times New Roman" w:cstheme="minorHAnsi"/>
+          <w:color w:val="000000"/>
+          <w:kern w:val="0"/>
+          <w14:ligatures w14:val="none"/>
+        </w:rPr>
+        <w:t>The word OUTER is optional. LEFT JOIN and LEFT OUTER JOIN are identical.</w:t>
+      </w:r>
+    </w:p>
+    <w:p>
+      <w:pPr>
+        <w:shd w:val="clear" w:color="auto" w:fill="FFFFFF"/>
+        <w:spacing w:before="100" w:beforeAutospacing="1" w:after="100" w:afterAutospacing="1" w:line="240" w:lineRule="auto"/>
+        <w:rPr>
+          <w:rFonts w:eastAsia="Times New Roman" w:cstheme="minorHAnsi"/>
+          <w:color w:val="000000"/>
+          <w:kern w:val="0"/>
+          <w14:ligatures w14:val="none"/>
+        </w:rPr>
+      </w:pPr>
+      <w:r>
+        <w:rPr>
+          <w:rFonts w:eastAsia="Times New Roman" w:cstheme="minorHAnsi"/>
+          <w:color w:val="000000"/>
+          <w:kern w:val="0"/>
+          <w14:ligatures w14:val="none"/>
+        </w:rPr>
+        <w:drawing>
+          <wp:inline distT="0" distB="0" distL="0" distR="0" wp14:anchorId="52C93330" wp14:editId="2E390F56">
+            <wp:extent cx="5943600" cy="837565"/>
+            <wp:effectExtent l="0" t="0" r="0" b="635"/>
+            <wp:docPr id="1476907798" name="Picture 1"/>
+            <wp:cNvGraphicFramePr>
+              <a:graphicFrameLocks xmlns:a="http://schemas.openxmlformats.org/drawingml/2006/main" noChangeAspect="1"/>
+            </wp:cNvGraphicFramePr>
+            <a:graphic xmlns:a="http://schemas.openxmlformats.org/drawingml/2006/main">
+              <a:graphicData uri="http://schemas.openxmlformats.org/drawingml/2006/picture">
+                <pic:pic xmlns:pic="http://schemas.openxmlformats.org/drawingml/2006/picture">
+                  <pic:nvPicPr>
+                    <pic:cNvPr id="1476907798" name=""/>
+                    <pic:cNvPicPr/>
+                  </pic:nvPicPr>
+                  <pic:blipFill>
+                    <a:blip r:embed="rId42"/>
+                    <a:stretch>
+                      <a:fillRect/>
+                    </a:stretch>
+                  </pic:blipFill>
+                  <pic:spPr>
+                    <a:xfrm>
+                      <a:off x="0" y="0"/>
+                      <a:ext cx="5943600" cy="837565"/>
+                    </a:xfrm>
+                    <a:prstGeom prst="rect">
+                      <a:avLst/>
+                    </a:prstGeom>
+                  </pic:spPr>
+                </pic:pic>
+              </a:graphicData>
+            </a:graphic>
+          </wp:inline>
+        </w:drawing>
+      </w:r>
+    </w:p>
+    <w:p>
+      <w:pPr>
+        <w:shd w:val="clear" w:color="auto" w:fill="FFFFFF"/>
+        <w:spacing w:before="100" w:beforeAutospacing="1" w:after="100" w:afterAutospacing="1" w:line="240" w:lineRule="auto"/>
+        <w:rPr>
+          <w:rFonts w:eastAsia="Times New Roman" w:cstheme="minorHAnsi"/>
+          <w:color w:val="000000"/>
+          <w:kern w:val="0"/>
+          <w14:ligatures w14:val="none"/>
+        </w:rPr>
+      </w:pPr>
+    </w:p>
+    <w:p>
+      <w:pPr>
+        <w:shd w:val="clear" w:color="auto" w:fill="FFFFFF"/>
+        <w:spacing w:before="100" w:beforeAutospacing="1" w:after="100" w:afterAutospacing="1" w:line="240" w:lineRule="auto"/>
+        <w:rPr>
+          <w:rFonts w:eastAsia="Times New Roman" w:cstheme="minorHAnsi"/>
+          <w:color w:val="000000"/>
+          <w:kern w:val="0"/>
+          <w14:ligatures w14:val="none"/>
+        </w:rPr>
+      </w:pPr>
+    </w:p>
+    <w:p>
+      <w:pPr>
+        <w:shd w:val="clear" w:color="auto" w:fill="FFFFFF"/>
+        <w:spacing w:before="100" w:beforeAutospacing="1" w:after="100" w:afterAutospacing="1" w:line="240" w:lineRule="auto"/>
+        <w:rPr>
+          <w:rFonts w:eastAsia="Times New Roman" w:cstheme="minorHAnsi"/>
+          <w:b/>
+          <w:bCs/>
+          <w:color w:val="000000"/>
+          <w:kern w:val="0"/>
+          <w14:ligatures w14:val="none"/>
+        </w:rPr>
+      </w:pPr>
+      <w:r>
+        <w:rPr>
+          <w:rFonts w:eastAsia="Times New Roman" w:cstheme="minorHAnsi"/>
+          <w:b/>
+          <w:bCs/>
+          <w:color w:val="000000"/>
+          <w:kern w:val="0"/>
+          <w14:ligatures w14:val="none"/>
+        </w:rPr>
+        <w:lastRenderedPageBreak/>
+        <w:t>When to Use</w:t>
+      </w:r>
+    </w:p>
+    <w:p>
+      <w:pPr>
+        <w:shd w:val="clear" w:color="auto" w:fill="FFFFFF"/>
+        <w:spacing w:before="100" w:beforeAutospacing="1" w:after="100" w:afterAutospacing="1" w:line="240" w:lineRule="auto"/>
+        <w:rPr>
+          <w:rFonts w:eastAsia="Times New Roman" w:cstheme="minorHAnsi"/>
+          <w:color w:val="000000"/>
+          <w:kern w:val="0"/>
+          <w14:ligatures w14:val="none"/>
+        </w:rPr>
+      </w:pPr>
+      <w:r>
+        <w:rPr>
+          <w:rFonts w:eastAsia="Times New Roman" w:cstheme="minorHAnsi"/>
+          <w:color w:val="000000"/>
+          <w:kern w:val="0"/>
+          <w14:ligatures w14:val="none"/>
+        </w:rPr>
+        <w:t>Use LEFT JOIN when you want every record from the primary/left table, regardless of whether a match exists. Very common use case: "show all customers, and if they have placed an order, show the order too."</w:t>
+      </w:r>
+    </w:p>
+    <w:p>
+      <w:pPr>
+        <w:shd w:val="clear" w:color="auto" w:fill="FFFFFF"/>
+        <w:spacing w:before="100" w:beforeAutospacing="1" w:after="100" w:afterAutospacing="1" w:line="240" w:lineRule="auto"/>
+        <w:rPr>
+          <w:rFonts w:eastAsia="Times New Roman" w:cstheme="minorHAnsi"/>
+          <w:color w:val="000000"/>
+          <w:kern w:val="0"/>
+          <w14:ligatures w14:val="none"/>
+        </w:rPr>
+      </w:pPr>
+      <w:r>
+        <w:rPr>
+          <w:rFonts w:eastAsia="Times New Roman" w:cstheme="minorHAnsi"/>
+          <w:color w:val="000000"/>
+          <w:kern w:val="0"/>
+          <w14:ligatures w14:val="none"/>
+        </w:rPr>
+        <w:drawing>
+          <wp:inline distT="0" distB="0" distL="0" distR="0" wp14:anchorId="1AFC38D6" wp14:editId="4BE55969">
+            <wp:extent cx="5943600" cy="748030"/>
+            <wp:effectExtent l="0" t="0" r="0" b="0"/>
+            <wp:docPr id="64240514" name="Picture 1"/>
+            <wp:cNvGraphicFramePr>
+              <a:graphicFrameLocks xmlns:a="http://schemas.openxmlformats.org/drawingml/2006/main" noChangeAspect="1"/>
+            </wp:cNvGraphicFramePr>
+            <a:graphic xmlns:a="http://schemas.openxmlformats.org/drawingml/2006/main">
+              <a:graphicData uri="http://schemas.openxmlformats.org/drawingml/2006/picture">
+                <pic:pic xmlns:pic="http://schemas.openxmlformats.org/drawingml/2006/picture">
+                  <pic:nvPicPr>
+                    <pic:cNvPr id="64240514" name=""/>
+                    <pic:cNvPicPr/>
+                  </pic:nvPicPr>
+                  <pic:blipFill>
+                    <a:blip r:embed="rId43"/>
+                    <a:stretch>
+                      <a:fillRect/>
+                    </a:stretch>
+                  </pic:blipFill>
+                  <pic:spPr>
+                    <a:xfrm>
+                      <a:off x="0" y="0"/>
+                      <a:ext cx="5943600" cy="748030"/>
+                    </a:xfrm>
+                    <a:prstGeom prst="rect">
+                      <a:avLst/>
+                    </a:prstGeom>
+                  </pic:spPr>
+                </pic:pic>
+              </a:graphicData>
+            </a:graphic>
+          </wp:inline>
+        </w:drawing>
+      </w:r>
+    </w:p>
+    <w:p>
+      <w:pPr>
+        <w:shd w:val="clear" w:color="auto" w:fill="FFFFFF"/>
+        <w:spacing w:before="100" w:beforeAutospacing="1" w:after="100" w:afterAutospacing="1" w:line="240" w:lineRule="auto"/>
+        <w:rPr>
+          <w:rFonts w:eastAsia="Times New Roman" w:cstheme="minorHAnsi"/>
+          <w:color w:val="000000"/>
+          <w:kern w:val="0"/>
+          <w14:ligatures w14:val="none"/>
+        </w:rPr>
+      </w:pPr>
+    </w:p>
+    <w:p>
+      <w:pPr>
+        <w:shd w:val="clear" w:color="auto" w:fill="FFFFFF"/>
+        <w:spacing w:before="100" w:beforeAutospacing="1" w:after="100" w:afterAutospacing="1" w:line="240" w:lineRule="auto"/>
+        <w:rPr>
+          <w:rFonts w:eastAsia="Times New Roman" w:cstheme="minorHAnsi"/>
+          <w:b/>
+          <w:bCs/>
+          <w:color w:val="000000"/>
+          <w:kern w:val="0"/>
+          <w14:ligatures w14:val="none"/>
+        </w:rPr>
+      </w:pPr>
+      <w:r>
+        <w:rPr>
+          <w:rFonts w:eastAsia="Times New Roman" w:cstheme="minorHAnsi"/>
+          <w:b/>
+          <w:bCs/>
+          <w:color w:val="000000"/>
+          <w:kern w:val="0"/>
+          <w14:ligatures w14:val="none"/>
+        </w:rPr>
+        <w:t>FULL OUTER JOIN (FULL JOIN)</w:t>
+      </w:r>
+    </w:p>
+    <w:p>
+      <w:pPr>
+        <w:shd w:val="clear" w:color="auto" w:fill="FFFFFF"/>
+        <w:spacing w:before="100" w:beforeAutospacing="1" w:after="100" w:afterAutospacing="1" w:line="240" w:lineRule="auto"/>
+        <w:rPr>
+          <w:rFonts w:eastAsia="Times New Roman" w:cstheme="minorHAnsi"/>
+          <w:b/>
+          <w:bCs/>
+          <w:color w:val="000000"/>
+          <w:kern w:val="0"/>
+          <w14:ligatures w14:val="none"/>
+        </w:rPr>
+      </w:pPr>
+      <w:r>
+        <w:rPr>
+          <w:rFonts w:eastAsia="Times New Roman" w:cstheme="minorHAnsi"/>
+          <w:b/>
+          <w:bCs/>
+          <w:color w:val="000000"/>
+          <w:kern w:val="0"/>
+          <w14:ligatures w14:val="none"/>
+        </w:rPr>
+        <w:t>What It Does</w:t>
+      </w:r>
+    </w:p>
+    <w:p>
+      <w:pPr>
+        <w:shd w:val="clear" w:color="auto" w:fill="FFFFFF"/>
+        <w:spacing w:before="100" w:beforeAutospacing="1" w:after="100" w:afterAutospacing="1" w:line="240" w:lineRule="auto"/>
+        <w:rPr>
+          <w:rFonts w:eastAsia="Times New Roman" w:cstheme="minorHAnsi"/>
+          <w:color w:val="000000"/>
+          <w:kern w:val="0"/>
+          <w14:ligatures w14:val="none"/>
+        </w:rPr>
+      </w:pPr>
+      <w:r>
+        <w:rPr>
+          <w:rFonts w:eastAsia="Times New Roman" w:cstheme="minorHAnsi"/>
+          <w:color w:val="000000"/>
+          <w:kern w:val="0"/>
+          <w14:ligatures w14:val="none"/>
+        </w:rPr>
+        <w:t>Returns </w:t>
+      </w:r>
+      <w:r>
+        <w:rPr>
+          <w:rFonts w:eastAsia="Times New Roman" w:cstheme="minorHAnsi"/>
+          <w:b/>
+          <w:bCs/>
+          <w:color w:val="000000"/>
+          <w:kern w:val="0"/>
+          <w14:ligatures w14:val="none"/>
+        </w:rPr>
+        <w:t>all rows from both tables</w:t>
+      </w:r>
+      <w:r>
+        <w:rPr>
+          <w:rFonts w:eastAsia="Times New Roman" w:cstheme="minorHAnsi"/>
+          <w:color w:val="000000"/>
+          <w:kern w:val="0"/>
+          <w14:ligatures w14:val="none"/>
+        </w:rPr>
+        <w:t>. Where there is a match, the columns are combined. Where there is no match on either side, the missing side is filled with NULL.​</w:t>
+      </w:r>
+    </w:p>
+    <w:p>
+      <w:pPr>
+        <w:shd w:val="clear" w:color="auto" w:fill="FFFFFF"/>
+        <w:spacing w:before="100" w:beforeAutospacing="1" w:after="100" w:afterAutospacing="1" w:line="240" w:lineRule="auto"/>
+        <w:rPr>
+          <w:rFonts w:eastAsia="Times New Roman" w:cstheme="minorHAnsi"/>
+          <w:color w:val="000000"/>
+          <w:kern w:val="0"/>
+          <w14:ligatures w14:val="none"/>
+        </w:rPr>
+      </w:pPr>
+      <w:r>
+        <w:rPr>
+          <w:rFonts w:eastAsia="Times New Roman" w:cstheme="minorHAnsi"/>
+          <w:color w:val="000000"/>
+          <w:kern w:val="0"/>
+          <w14:ligatures w14:val="none"/>
+        </w:rPr>
+        <w:t>Think of it as doing a LEFT JOIN and a RIGHT JOIN at the same time and merging the results.</w:t>
+      </w:r>
+    </w:p>
+    <w:p>
+      <w:pPr>
+        <w:shd w:val="clear" w:color="auto" w:fill="FFFFFF"/>
+        <w:spacing w:before="100" w:beforeAutospacing="1" w:after="100" w:afterAutospacing="1" w:line="240" w:lineRule="auto"/>
+        <w:rPr>
+          <w:rFonts w:eastAsia="Times New Roman" w:cstheme="minorHAnsi"/>
+          <w:b/>
+          <w:bCs/>
+          <w:color w:val="000000"/>
+          <w:kern w:val="0"/>
+          <w14:ligatures w14:val="none"/>
+        </w:rPr>
+      </w:pPr>
+      <w:r>
+        <w:rPr>
+          <w:rFonts w:eastAsia="Times New Roman" w:cstheme="minorHAnsi"/>
+          <w:b/>
+          <w:bCs/>
+          <w:color w:val="000000"/>
+          <w:kern w:val="0"/>
+          <w14:ligatures w14:val="none"/>
+        </w:rPr>
+        <w:t>When to Use</w:t>
+      </w:r>
+    </w:p>
+    <w:p>
+      <w:pPr>
+        <w:shd w:val="clear" w:color="auto" w:fill="FFFFFF"/>
+        <w:spacing w:before="100" w:beforeAutospacing="1" w:after="100" w:afterAutospacing="1" w:line="240" w:lineRule="auto"/>
+        <w:rPr>
+          <w:rFonts w:eastAsia="Times New Roman" w:cstheme="minorHAnsi"/>
+          <w:color w:val="000000"/>
+          <w:kern w:val="0"/>
+          <w14:ligatures w14:val="none"/>
+        </w:rPr>
+      </w:pPr>
+      <w:r>
+        <w:rPr>
+          <w:rFonts w:eastAsia="Times New Roman" w:cstheme="minorHAnsi"/>
+          <w:color w:val="000000"/>
+          <w:kern w:val="0"/>
+          <w14:ligatures w14:val="none"/>
+        </w:rPr>
+        <w:t>Use RIGHT JOIN when you want to ensure every record from the right table appears, even if there is no matching left-side record. In practice, most developers rewrite RIGHT JOIN as a LEFT JOIN with the tables swapped — both produce the same result and LEFT JOIN is considered more readable</w:t>
+      </w:r>
+    </w:p>
+    <w:p>
+      <w:pPr>
+        <w:shd w:val="clear" w:color="auto" w:fill="FFFFFF"/>
+        <w:spacing w:before="100" w:beforeAutospacing="1" w:after="100" w:afterAutospacing="1" w:line="240" w:lineRule="auto"/>
+        <w:rPr>
+          <w:rFonts w:eastAsia="Times New Roman" w:cstheme="minorHAnsi"/>
+          <w:color w:val="000000"/>
+          <w:kern w:val="0"/>
+          <w14:ligatures w14:val="none"/>
+        </w:rPr>
+      </w:pPr>
+    </w:p>
+    <w:p>
+      <w:pPr>
+        <w:shd w:val="clear" w:color="auto" w:fill="FFFFFF"/>
+        <w:spacing w:before="100" w:beforeAutospacing="1" w:after="100" w:afterAutospacing="1" w:line="240" w:lineRule="auto"/>
+        <w:rPr>
+          <w:rFonts w:eastAsia="Times New Roman" w:cstheme="minorHAnsi"/>
+          <w:b/>
+          <w:bCs/>
+          <w:color w:val="000000"/>
+          <w:kern w:val="0"/>
+          <w14:ligatures w14:val="none"/>
+        </w:rPr>
+      </w:pPr>
+      <w:r>
+        <w:rPr>
+          <w:rFonts w:eastAsia="Times New Roman" w:cstheme="minorHAnsi"/>
+          <w:b/>
+          <w:bCs/>
+          <w:color w:val="000000"/>
+          <w:kern w:val="0"/>
+          <w14:ligatures w14:val="none"/>
+        </w:rPr>
+        <w:t>RIGHT JOIN (RIGHT OUTER JOIN)</w:t>
+      </w:r>
+    </w:p>
+    <w:p>
+      <w:pPr>
+        <w:shd w:val="clear" w:color="auto" w:fill="FFFFFF"/>
+        <w:spacing w:before="100" w:beforeAutospacing="1" w:after="100" w:afterAutospacing="1" w:line="240" w:lineRule="auto"/>
+        <w:rPr>
+          <w:rFonts w:eastAsia="Times New Roman" w:cstheme="minorHAnsi"/>
+          <w:b/>
+          <w:bCs/>
+          <w:color w:val="000000"/>
+          <w:kern w:val="0"/>
+          <w14:ligatures w14:val="none"/>
+        </w:rPr>
+      </w:pPr>
+      <w:r>
+        <w:rPr>
+          <w:rFonts w:eastAsia="Times New Roman" w:cstheme="minorHAnsi"/>
+          <w:b/>
+          <w:bCs/>
+          <w:color w:val="000000"/>
+          <w:kern w:val="0"/>
+          <w14:ligatures w14:val="none"/>
+        </w:rPr>
+        <w:t>What It Does</w:t>
+      </w:r>
+    </w:p>
+    <w:p>
+      <w:pPr>
+        <w:shd w:val="clear" w:color="auto" w:fill="FFFFFF"/>
+        <w:spacing w:before="100" w:beforeAutospacing="1" w:after="100" w:afterAutospacing="1" w:line="240" w:lineRule="auto"/>
+        <w:rPr>
+          <w:rFonts w:eastAsia="Times New Roman" w:cstheme="minorHAnsi"/>
+          <w:color w:val="000000"/>
+          <w:kern w:val="0"/>
+          <w14:ligatures w14:val="none"/>
+        </w:rPr>
+      </w:pPr>
+      <w:r>
+        <w:rPr>
+          <w:rFonts w:eastAsia="Times New Roman" w:cstheme="minorHAnsi"/>
+          <w:color w:val="000000"/>
+          <w:kern w:val="0"/>
+          <w14:ligatures w14:val="none"/>
+        </w:rPr>
+        <w:t>Returns </w:t>
+      </w:r>
+      <w:r>
+        <w:rPr>
+          <w:rFonts w:eastAsia="Times New Roman" w:cstheme="minorHAnsi"/>
+          <w:b/>
+          <w:bCs/>
+          <w:color w:val="000000"/>
+          <w:kern w:val="0"/>
+          <w14:ligatures w14:val="none"/>
+        </w:rPr>
+        <w:t>all rows from the right table</w:t>
+      </w:r>
+      <w:r>
+        <w:rPr>
+          <w:rFonts w:eastAsia="Times New Roman" w:cstheme="minorHAnsi"/>
+          <w:color w:val="000000"/>
+          <w:kern w:val="0"/>
+          <w14:ligatures w14:val="none"/>
+        </w:rPr>
+        <w:t>, and the matching rows from the left table. If there is no match on the left side, the left side columns are filled with NULL.​</w:t>
+      </w:r>
+    </w:p>
+    <w:p>
+      <w:pPr>
+        <w:shd w:val="clear" w:color="auto" w:fill="FFFFFF"/>
+        <w:spacing w:before="100" w:beforeAutospacing="1" w:after="100" w:afterAutospacing="1" w:line="240" w:lineRule="auto"/>
+        <w:rPr>
+          <w:rFonts w:eastAsia="Times New Roman" w:cstheme="minorHAnsi"/>
+          <w:color w:val="000000"/>
+          <w:kern w:val="0"/>
+          <w14:ligatures w14:val="none"/>
+        </w:rPr>
+      </w:pPr>
+      <w:r>
+        <w:rPr>
+          <w:rFonts w:eastAsia="Times New Roman" w:cstheme="minorHAnsi"/>
+          <w:color w:val="000000"/>
+          <w:kern w:val="0"/>
+          <w14:ligatures w14:val="none"/>
+        </w:rPr>
+        <w:t>It is the mirror image of LEFT JOIN. The only difference is which table is "kept in full."</w:t>
+      </w:r>
+    </w:p>
+    <w:p>
+      <w:pPr>
+        <w:shd w:val="clear" w:color="auto" w:fill="FFFFFF"/>
+        <w:spacing w:before="100" w:beforeAutospacing="1" w:after="100" w:afterAutospacing="1" w:line="240" w:lineRule="auto"/>
+        <w:rPr>
+          <w:rFonts w:eastAsia="Times New Roman" w:cstheme="minorHAnsi"/>
+          <w:color w:val="000000"/>
+          <w:kern w:val="0"/>
+          <w14:ligatures w14:val="none"/>
+        </w:rPr>
+      </w:pPr>
+    </w:p>
+    <w:p>
+      <w:pPr>
+        <w:shd w:val="clear" w:color="auto" w:fill="FFFFFF"/>
+        <w:spacing w:before="100" w:beforeAutospacing="1" w:after="100" w:afterAutospacing="1" w:line="240" w:lineRule="auto"/>
+        <w:rPr>
+          <w:rFonts w:eastAsia="Times New Roman" w:cstheme="minorHAnsi"/>
+          <w:color w:val="000000"/>
+          <w:kern w:val="0"/>
+          <w14:ligatures w14:val="none"/>
+        </w:rPr>
+      </w:pPr>
+    </w:p>
+    <w:p>
+      <w:pPr>
+        <w:shd w:val="clear" w:color="auto" w:fill="FFFFFF"/>
+        <w:spacing w:before="100" w:beforeAutospacing="1" w:after="100" w:afterAutospacing="1" w:line="240" w:lineRule="auto"/>
+        <w:rPr>
+          <w:rFonts w:eastAsia="Times New Roman" w:cstheme="minorHAnsi"/>
+          <w:b/>
+          <w:bCs/>
+          <w:color w:val="000000"/>
+          <w:kern w:val="0"/>
+          <w14:ligatures w14:val="none"/>
+        </w:rPr>
+      </w:pPr>
+      <w:r>
+        <w:rPr>
+          <w:rFonts w:eastAsia="Times New Roman" w:cstheme="minorHAnsi"/>
+          <w:b/>
+          <w:bCs/>
+          <w:color w:val="000000"/>
+          <w:kern w:val="0"/>
+          <w14:ligatures w14:val="none"/>
+        </w:rPr>
+        <w:lastRenderedPageBreak/>
+        <w:t>SELF JOIN</w:t>
+      </w:r>
+    </w:p>
+    <w:p>
+      <w:pPr>
+        <w:shd w:val="clear" w:color="auto" w:fill="FFFFFF"/>
+        <w:spacing w:before="100" w:beforeAutospacing="1" w:after="100" w:afterAutospacing="1" w:line="240" w:lineRule="auto"/>
+        <w:rPr>
+          <w:rFonts w:eastAsia="Times New Roman" w:cstheme="minorHAnsi"/>
+          <w:b/>
+          <w:bCs/>
+          <w:color w:val="000000"/>
+          <w:kern w:val="0"/>
+          <w14:ligatures w14:val="none"/>
+        </w:rPr>
+      </w:pPr>
+      <w:r>
+        <w:rPr>
+          <w:rFonts w:eastAsia="Times New Roman" w:cstheme="minorHAnsi"/>
+          <w:b/>
+          <w:bCs/>
+          <w:color w:val="000000"/>
+          <w:kern w:val="0"/>
+          <w14:ligatures w14:val="none"/>
+        </w:rPr>
+        <w:t>What It Does</w:t>
+      </w:r>
+    </w:p>
+    <w:p>
+      <w:pPr>
+        <w:shd w:val="clear" w:color="auto" w:fill="FFFFFF"/>
+        <w:spacing w:before="100" w:beforeAutospacing="1" w:after="100" w:afterAutospacing="1" w:line="240" w:lineRule="auto"/>
+        <w:rPr>
+          <w:rFonts w:eastAsia="Times New Roman" w:cstheme="minorHAnsi"/>
+          <w:color w:val="000000"/>
+          <w:kern w:val="0"/>
+          <w14:ligatures w14:val="none"/>
+        </w:rPr>
+      </w:pPr>
+      <w:r>
+        <w:rPr>
+          <w:rFonts w:eastAsia="Times New Roman" w:cstheme="minorHAnsi"/>
+          <w:color w:val="000000"/>
+          <w:kern w:val="0"/>
+          <w14:ligatures w14:val="none"/>
+        </w:rPr>
+        <w:t>A table is joined </w:t>
+      </w:r>
+      <w:r>
+        <w:rPr>
+          <w:rFonts w:eastAsia="Times New Roman" w:cstheme="minorHAnsi"/>
+          <w:b/>
+          <w:bCs/>
+          <w:color w:val="000000"/>
+          <w:kern w:val="0"/>
+          <w14:ligatures w14:val="none"/>
+        </w:rPr>
+        <w:t>to itself</w:t>
+      </w:r>
+      <w:r>
+        <w:rPr>
+          <w:rFonts w:eastAsia="Times New Roman" w:cstheme="minorHAnsi"/>
+          <w:color w:val="000000"/>
+          <w:kern w:val="0"/>
+          <w14:ligatures w14:val="none"/>
+        </w:rPr>
+        <w:t>. You use two aliases to treat the same table as if it were two separate tables. There is no special SELF JOIN keyword — you just use a regular JOIN (or LEFT JOIN, etc.) with two aliases pointing to the same table.</w:t>
+      </w:r>
+    </w:p>
+    <w:p>
+      <w:pPr>
+        <w:shd w:val="clear" w:color="auto" w:fill="FFFFFF"/>
+        <w:spacing w:before="100" w:beforeAutospacing="1" w:after="100" w:afterAutospacing="1" w:line="240" w:lineRule="auto"/>
+        <w:rPr>
+          <w:rFonts w:eastAsia="Times New Roman" w:cstheme="minorHAnsi"/>
+          <w:color w:val="000000"/>
+          <w:kern w:val="0"/>
+          <w14:ligatures w14:val="none"/>
+        </w:rPr>
+      </w:pPr>
+    </w:p>
+    <w:p>
+      <w:pPr>
+        <w:shd w:val="clear" w:color="auto" w:fill="FFFFFF"/>
+        <w:spacing w:before="100" w:beforeAutospacing="1" w:after="100" w:afterAutospacing="1" w:line="240" w:lineRule="auto"/>
+        <w:rPr>
+          <w:rFonts w:eastAsia="Times New Roman" w:cstheme="minorHAnsi"/>
+          <w:b/>
+          <w:bCs/>
+          <w:color w:val="000000"/>
+          <w:kern w:val="0"/>
+          <w14:ligatures w14:val="none"/>
+        </w:rPr>
+      </w:pPr>
+      <w:r>
+        <w:rPr>
+          <w:rFonts w:eastAsia="Times New Roman" w:cstheme="minorHAnsi"/>
+          <w:b/>
+          <w:bCs/>
+          <w:color w:val="000000"/>
+          <w:kern w:val="0"/>
+          <w14:ligatures w14:val="none"/>
+        </w:rPr>
+        <w:t>CROSS JOIN</w:t>
+      </w:r>
+    </w:p>
+    <w:p>
+      <w:pPr>
+        <w:shd w:val="clear" w:color="auto" w:fill="FFFFFF"/>
+        <w:spacing w:before="100" w:beforeAutospacing="1" w:after="100" w:afterAutospacing="1" w:line="240" w:lineRule="auto"/>
+        <w:rPr>
+          <w:rFonts w:eastAsia="Times New Roman" w:cstheme="minorHAnsi"/>
+          <w:b/>
+          <w:bCs/>
+          <w:color w:val="000000"/>
+          <w:kern w:val="0"/>
+          <w14:ligatures w14:val="none"/>
+        </w:rPr>
+      </w:pPr>
+      <w:r>
+        <w:rPr>
+          <w:rFonts w:eastAsia="Times New Roman" w:cstheme="minorHAnsi"/>
+          <w:b/>
+          <w:bCs/>
+          <w:color w:val="000000"/>
+          <w:kern w:val="0"/>
+          <w14:ligatures w14:val="none"/>
+        </w:rPr>
+        <w:t>What It Does</w:t>
+      </w:r>
+    </w:p>
+    <w:p>
+      <w:pPr>
+        <w:shd w:val="clear" w:color="auto" w:fill="FFFFFF"/>
+        <w:spacing w:before="100" w:beforeAutospacing="1" w:after="100" w:afterAutospacing="1" w:line="240" w:lineRule="auto"/>
+        <w:rPr>
+          <w:rFonts w:eastAsia="Times New Roman" w:cstheme="minorHAnsi"/>
+          <w:color w:val="000000"/>
+          <w:kern w:val="0"/>
+          <w14:ligatures w14:val="none"/>
+        </w:rPr>
+      </w:pPr>
+      <w:r>
+        <w:rPr>
+          <w:rFonts w:eastAsia="Times New Roman" w:cstheme="minorHAnsi"/>
+          <w:color w:val="000000"/>
+          <w:kern w:val="0"/>
+          <w14:ligatures w14:val="none"/>
+        </w:rPr>
+        <w:t>Returns the </w:t>
+      </w:r>
+      <w:r>
+        <w:rPr>
+          <w:rFonts w:eastAsia="Times New Roman" w:cstheme="minorHAnsi"/>
+          <w:b/>
+          <w:bCs/>
+          <w:color w:val="000000"/>
+          <w:kern w:val="0"/>
+          <w14:ligatures w14:val="none"/>
+        </w:rPr>
+        <w:t>Cartesian product</w:t>
+      </w:r>
+      <w:r>
+        <w:rPr>
+          <w:rFonts w:eastAsia="Times New Roman" w:cstheme="minorHAnsi"/>
+          <w:color w:val="000000"/>
+          <w:kern w:val="0"/>
+          <w14:ligatures w14:val="none"/>
+        </w:rPr>
+        <w:t> of both tables — meaning every row from the left table is combined with every row from the right table. There is no ON condition.​</w:t>
+      </w:r>
+    </w:p>
+    <w:p>
+      <w:pPr>
+        <w:shd w:val="clear" w:color="auto" w:fill="FFFFFF"/>
+        <w:spacing w:before="100" w:beforeAutospacing="1" w:after="100" w:afterAutospacing="1" w:line="240" w:lineRule="auto"/>
+        <w:rPr>
+          <w:rFonts w:eastAsia="Times New Roman" w:cstheme="minorHAnsi"/>
+          <w:color w:val="000000"/>
+          <w:kern w:val="0"/>
+          <w14:ligatures w14:val="none"/>
+        </w:rPr>
+      </w:pPr>
+      <w:r>
+        <w:rPr>
+          <w:rFonts w:eastAsia="Times New Roman" w:cstheme="minorHAnsi"/>
+          <w:color w:val="000000"/>
+          <w:kern w:val="0"/>
+          <w14:ligatures w14:val="none"/>
+        </w:rPr>
+        <w:t>If the left table has 4 rows and the right table has 3 rows, the result has 4 × 3 = </w:t>
+      </w:r>
+      <w:r>
+        <w:rPr>
+          <w:rFonts w:eastAsia="Times New Roman" w:cstheme="minorHAnsi"/>
+          <w:b/>
+          <w:bCs/>
+          <w:color w:val="000000"/>
+          <w:kern w:val="0"/>
+          <w14:ligatures w14:val="none"/>
+        </w:rPr>
+        <w:t>12 rows</w:t>
+      </w:r>
+      <w:r>
+        <w:rPr>
+          <w:rFonts w:eastAsia="Times New Roman" w:cstheme="minorHAnsi"/>
+          <w:color w:val="000000"/>
+          <w:kern w:val="0"/>
+          <w14:ligatures w14:val="none"/>
+        </w:rPr>
+        <w:t>.</w:t>
+      </w:r>
+    </w:p>
+    <w:p>
+      <w:pPr>
+        <w:shd w:val="clear" w:color="auto" w:fill="FFFFFF"/>
+        <w:spacing w:before="100" w:beforeAutospacing="1" w:after="100" w:afterAutospacing="1" w:line="240" w:lineRule="auto"/>
+        <w:rPr>
+          <w:rFonts w:eastAsia="Times New Roman" w:cstheme="minorHAnsi"/>
+          <w:color w:val="000000"/>
+          <w:kern w:val="0"/>
+          <w14:ligatures w14:val="none"/>
+        </w:rPr>
+      </w:pPr>
+      <w:r>
+        <w:rPr>
+          <w:rFonts w:eastAsia="Times New Roman" w:cstheme="minorHAnsi"/>
+          <w:color w:val="000000"/>
+          <w:kern w:val="0"/>
+          <w14:ligatures w14:val="none"/>
+        </w:rPr>
+        <w:t>No ON clause. No condition. Every combination is produced.</w:t>
+      </w:r>
+    </w:p>
+    <w:p>
+      <w:pPr>
+        <w:shd w:val="clear" w:color="auto" w:fill="FFFFFF"/>
+        <w:spacing w:before="100" w:beforeAutospacing="1" w:after="100" w:afterAutospacing="1" w:line="240" w:lineRule="auto"/>
+        <w:rPr>
+          <w:rFonts w:eastAsia="Times New Roman" w:cstheme="minorHAnsi"/>
+          <w:color w:val="000000"/>
+          <w:kern w:val="0"/>
+          <w14:ligatures w14:val="none"/>
+        </w:rPr>
+      </w:pPr>
+    </w:p>
+    <w:p>
+      <w:pPr>
+        <w:shd w:val="clear" w:color="auto" w:fill="FFFFFF"/>
+        <w:spacing w:before="100" w:beforeAutospacing="1" w:after="100" w:afterAutospacing="1" w:line="240" w:lineRule="auto"/>
+        <w:rPr>
+          <w:rFonts w:eastAsia="Times New Roman" w:cstheme="minorHAnsi"/>
+          <w:b/>
+          <w:bCs/>
+          <w:color w:val="000000"/>
+          <w:kern w:val="0"/>
+          <w14:ligatures w14:val="none"/>
+        </w:rPr>
+      </w:pPr>
+      <w:r>
+        <w:rPr>
+          <w:rFonts w:eastAsia="Times New Roman" w:cstheme="minorHAnsi"/>
+          <w:b/>
+          <w:bCs/>
+          <w:color w:val="000000"/>
+          <w:kern w:val="0"/>
+          <w14:ligatures w14:val="none"/>
+        </w:rPr>
+        <w:t>NATURAL JOIN</w:t>
+      </w:r>
+    </w:p>
+    <w:p>
+      <w:pPr>
+        <w:shd w:val="clear" w:color="auto" w:fill="FFFFFF"/>
+        <w:spacing w:before="100" w:beforeAutospacing="1" w:after="100" w:afterAutospacing="1" w:line="240" w:lineRule="auto"/>
+        <w:rPr>
+          <w:rFonts w:eastAsia="Times New Roman" w:cstheme="minorHAnsi"/>
+          <w:b/>
+          <w:bCs/>
+          <w:color w:val="000000"/>
+          <w:kern w:val="0"/>
+          <w14:ligatures w14:val="none"/>
+        </w:rPr>
+      </w:pPr>
+      <w:r>
+        <w:rPr>
+          <w:rFonts w:eastAsia="Times New Roman" w:cstheme="minorHAnsi"/>
+          <w:b/>
+          <w:bCs/>
+          <w:color w:val="000000"/>
+          <w:kern w:val="0"/>
+          <w14:ligatures w14:val="none"/>
+        </w:rPr>
+        <w:t>What It Does</w:t>
+      </w:r>
+    </w:p>
+    <w:p>
+      <w:pPr>
+        <w:shd w:val="clear" w:color="auto" w:fill="FFFFFF"/>
+        <w:spacing w:before="100" w:beforeAutospacing="1" w:after="100" w:afterAutospacing="1" w:line="240" w:lineRule="auto"/>
+        <w:rPr>
+          <w:rFonts w:eastAsia="Times New Roman" w:cstheme="minorHAnsi"/>
+          <w:color w:val="000000"/>
+          <w:kern w:val="0"/>
+          <w14:ligatures w14:val="none"/>
+        </w:rPr>
+      </w:pPr>
+      <w:r>
+        <w:rPr>
+          <w:rFonts w:eastAsia="Times New Roman" w:cstheme="minorHAnsi"/>
+          <w:color w:val="000000"/>
+          <w:kern w:val="0"/>
+          <w14:ligatures w14:val="none"/>
+        </w:rPr>
+        <w:t>Automatically joins two tables on </w:t>
+      </w:r>
+      <w:r>
+        <w:rPr>
+          <w:rFonts w:eastAsia="Times New Roman" w:cstheme="minorHAnsi"/>
+          <w:b/>
+          <w:bCs/>
+          <w:color w:val="000000"/>
+          <w:kern w:val="0"/>
+          <w14:ligatures w14:val="none"/>
+        </w:rPr>
+        <w:t>all columns that share the same name and data type</w:t>
+      </w:r>
+      <w:r>
+        <w:rPr>
+          <w:rFonts w:eastAsia="Times New Roman" w:cstheme="minorHAnsi"/>
+          <w:color w:val="000000"/>
+          <w:kern w:val="0"/>
+          <w14:ligatures w14:val="none"/>
+        </w:rPr>
+        <w:t> in both tables — without you specifying any ON condition. It also removes duplicate columns from the result (the shared column appears only once).</w:t>
+      </w:r>
+    </w:p>
+    <w:p>
+      <w:pPr>
+        <w:rPr>
+          <w:rFonts w:cstheme="minorHAnsi"/>
+        </w:rPr>
+      </w:pPr>
+    </w:p>
+    <w:p>
+      <w:pPr>
+        <w:rPr>
+          <w:rFonts w:cstheme="minorHAnsi"/>
+          <w:b/>
+          <w:bCs/>
+        </w:rPr>
+      </w:pPr>
+    </w:p>
+    <w:p>
+      <w:pPr>
+        <w:rPr>
+          <w:rFonts w:cstheme="minorHAnsi"/>
+          <w:b/>
+          <w:bCs/>
+        </w:rPr>
+      </w:pPr>
+    </w:p>
+    <w:p>
+      <w:pPr>
+        <w:rPr>
+          <w:rFonts w:cstheme="minorHAnsi"/>
+          <w:b/>
+          <w:bCs/>
+        </w:rPr>
+      </w:pPr>
+      <w:r>
+        <w:rPr>
+          <w:rFonts w:cstheme="minorHAnsi"/>
+          <w:b/>
+          <w:bCs/>
+        </w:rPr>
+        <w:t>Aggregation (Summaries)</w:t>
       </w:r>
     </w:p>
     <w:p>
@@ -10152,256 +11324,8 @@
         <w:rPr>
           <w:rFonts w:cstheme="minorHAnsi"/>
         </w:rPr>
-        <w:t>A JOIN clause is used to combine rows from two or more tables, based on a related column between them.</w:t>
-      </w:r>
-    </w:p>
-    <w:p>
-      <w:pPr>
-        <w:numPr>
-          <w:ilvl w:val="0"/>
-          <w:numId w:val="2"/>
-        </w:numPr>
-        <w:shd w:val="clear" w:color="auto" w:fill="FFFFFF"/>
-        <w:spacing w:before="100" w:beforeAutospacing="1" w:after="100" w:afterAutospacing="1" w:line="240" w:lineRule="auto"/>
-        <w:rPr>
-          <w:rFonts w:eastAsia="Times New Roman" w:cstheme="minorHAnsi"/>
-          <w:color w:val="000000"/>
-          <w:kern w:val="0"/>
-          <w14:ligatures w14:val="none"/>
-        </w:rPr>
-      </w:pPr>
-      <w:r>
-        <w:rPr>
-          <w:rFonts w:eastAsia="Times New Roman" w:cstheme="minorHAnsi"/>
-          <w:color w:val="DC143C"/>
-          <w:kern w:val="0"/>
-          <w:sz w:val="20"/>
-          <w:szCs w:val="20"/>
-          <w14:ligatures w14:val="none"/>
-        </w:rPr>
-        <w:t>INNER JOIN</w:t>
-      </w:r>
-      <w:r>
-        <w:rPr>
-          <w:rFonts w:eastAsia="Times New Roman" w:cstheme="minorHAnsi"/>
-          <w:color w:val="000000"/>
-          <w:kern w:val="0"/>
-          <w14:ligatures w14:val="none"/>
-        </w:rPr>
-        <w:t>: Returns records that have matching values in both tables</w:t>
-      </w:r>
-    </w:p>
-    <w:p>
-      <w:pPr>
-        <w:numPr>
-          <w:ilvl w:val="0"/>
-          <w:numId w:val="2"/>
-        </w:numPr>
-        <w:shd w:val="clear" w:color="auto" w:fill="FFFFFF"/>
-        <w:spacing w:before="100" w:beforeAutospacing="1" w:after="100" w:afterAutospacing="1" w:line="240" w:lineRule="auto"/>
-        <w:rPr>
-          <w:rFonts w:eastAsia="Times New Roman" w:cstheme="minorHAnsi"/>
-          <w:color w:val="000000"/>
-          <w:kern w:val="0"/>
-          <w14:ligatures w14:val="none"/>
-        </w:rPr>
-      </w:pPr>
-      <w:r>
-        <w:rPr>
-          <w:rFonts w:eastAsia="Times New Roman" w:cstheme="minorHAnsi"/>
-          <w:color w:val="DC143C"/>
-          <w:kern w:val="0"/>
-          <w:sz w:val="20"/>
-          <w:szCs w:val="20"/>
-          <w14:ligatures w14:val="none"/>
-        </w:rPr>
-        <w:t>LEFT JOIN</w:t>
-      </w:r>
-      <w:r>
-        <w:rPr>
-          <w:rFonts w:eastAsia="Times New Roman" w:cstheme="minorHAnsi"/>
-          <w:color w:val="000000"/>
-          <w:kern w:val="0"/>
-          <w14:ligatures w14:val="none"/>
-        </w:rPr>
-        <w:t>: Returns all records from the left table, and the matched records from the right table</w:t>
-      </w:r>
-    </w:p>
-    <w:p>
-      <w:pPr>
-        <w:numPr>
-          <w:ilvl w:val="1"/>
-          <w:numId w:val="2"/>
-        </w:numPr>
-        <w:shd w:val="clear" w:color="auto" w:fill="FFFFFF"/>
-        <w:spacing w:before="100" w:beforeAutospacing="1" w:after="100" w:afterAutospacing="1" w:line="240" w:lineRule="auto"/>
-        <w:rPr>
-          <w:rFonts w:eastAsia="Times New Roman" w:cstheme="minorHAnsi"/>
-          <w:color w:val="000000"/>
-          <w:kern w:val="0"/>
-          <w14:ligatures w14:val="none"/>
-        </w:rPr>
-      </w:pPr>
-      <w:r>
-        <w:rPr>
-          <w:rFonts w:eastAsia="Times New Roman" w:cstheme="minorHAnsi"/>
-          <w:b/>
-          <w:bCs/>
-          <w:color w:val="000000"/>
-          <w:kern w:val="0"/>
-          <w14:ligatures w14:val="none"/>
-        </w:rPr>
-        <w:t>LEFT JOIN keeps the FROM table completely</w:t>
-      </w:r>
-    </w:p>
-    <w:p>
-      <w:pPr>
-        <w:numPr>
-          <w:ilvl w:val="1"/>
-          <w:numId w:val="2"/>
-        </w:numPr>
-        <w:shd w:val="clear" w:color="auto" w:fill="FFFFFF"/>
-        <w:spacing w:before="100" w:beforeAutospacing="1" w:after="100" w:afterAutospacing="1" w:line="240" w:lineRule="auto"/>
-        <w:rPr>
-          <w:rFonts w:eastAsia="Times New Roman" w:cstheme="minorHAnsi"/>
-          <w:b/>
-          <w:bCs/>
-          <w:color w:val="000000"/>
-          <w:kern w:val="0"/>
-          <w14:ligatures w14:val="none"/>
-        </w:rPr>
-      </w:pPr>
-      <w:r>
-        <w:rPr>
-          <w:rFonts w:eastAsia="Times New Roman" w:cstheme="minorHAnsi"/>
-          <w:b/>
-          <w:bCs/>
-          <w:color w:val="000000"/>
-          <w:kern w:val="0"/>
-          <w14:ligatures w14:val="none"/>
-        </w:rPr>
-        <w:t>FROM [KEEP_ALL_TABLE] LEFT JOIN [OPTIONAL_TABLE] ON</w:t>
-      </w:r>
-    </w:p>
-    <w:p>
-      <w:pPr>
-        <w:numPr>
-          <w:ilvl w:val="0"/>
-          <w:numId w:val="2"/>
-        </w:numPr>
-        <w:shd w:val="clear" w:color="auto" w:fill="FFFFFF"/>
-        <w:spacing w:before="100" w:beforeAutospacing="1" w:after="100" w:afterAutospacing="1" w:line="240" w:lineRule="auto"/>
-        <w:rPr>
-          <w:rFonts w:eastAsia="Times New Roman" w:cstheme="minorHAnsi"/>
-          <w:color w:val="000000"/>
-          <w:kern w:val="0"/>
-          <w14:ligatures w14:val="none"/>
-        </w:rPr>
-      </w:pPr>
-      <w:r>
-        <w:rPr>
-          <w:rFonts w:eastAsia="Times New Roman" w:cstheme="minorHAnsi"/>
-          <w:color w:val="DC143C"/>
-          <w:kern w:val="0"/>
-          <w:sz w:val="20"/>
-          <w:szCs w:val="20"/>
-          <w14:ligatures w14:val="none"/>
-        </w:rPr>
-        <w:t>RIGHT JOIN</w:t>
-      </w:r>
-      <w:r>
-        <w:rPr>
-          <w:rFonts w:eastAsia="Times New Roman" w:cstheme="minorHAnsi"/>
-          <w:color w:val="000000"/>
-          <w:kern w:val="0"/>
-          <w14:ligatures w14:val="none"/>
-        </w:rPr>
-        <w:t>: Returns all records from the right table, and the matched records from the left table</w:t>
-      </w:r>
-    </w:p>
-    <w:p>
-      <w:pPr>
-        <w:numPr>
-          <w:ilvl w:val="0"/>
-          <w:numId w:val="2"/>
-        </w:numPr>
-        <w:shd w:val="clear" w:color="auto" w:fill="FFFFFF"/>
-        <w:spacing w:before="100" w:beforeAutospacing="1" w:after="100" w:afterAutospacing="1" w:line="240" w:lineRule="auto"/>
-        <w:rPr>
-          <w:rFonts w:eastAsia="Times New Roman" w:cstheme="minorHAnsi"/>
-          <w:color w:val="000000"/>
-          <w:kern w:val="0"/>
-          <w14:ligatures w14:val="none"/>
-        </w:rPr>
-      </w:pPr>
-      <w:r>
-        <w:rPr>
-          <w:rFonts w:eastAsia="Times New Roman" w:cstheme="minorHAnsi"/>
-          <w:color w:val="DC143C"/>
-          <w:kern w:val="0"/>
-          <w:sz w:val="20"/>
-          <w:szCs w:val="20"/>
-          <w14:ligatures w14:val="none"/>
-        </w:rPr>
-        <w:t>FULL JOIN</w:t>
-      </w:r>
-      <w:r>
-        <w:rPr>
-          <w:rFonts w:eastAsia="Times New Roman" w:cstheme="minorHAnsi"/>
-          <w:color w:val="000000"/>
-          <w:kern w:val="0"/>
-          <w14:ligatures w14:val="none"/>
-        </w:rPr>
-        <w:t>: Returns all records when there is a match in either left or right table</w:t>
-      </w:r>
-    </w:p>
-    <w:p>
-      <w:pPr>
-        <w:numPr>
-          <w:ilvl w:val="0"/>
-          <w:numId w:val="2"/>
-        </w:numPr>
-        <w:shd w:val="clear" w:color="auto" w:fill="FFFFFF"/>
-        <w:spacing w:before="100" w:beforeAutospacing="1" w:after="100" w:afterAutospacing="1" w:line="240" w:lineRule="auto"/>
-        <w:rPr>
-          <w:rFonts w:eastAsia="Times New Roman" w:cstheme="minorHAnsi"/>
-          <w:color w:val="000000"/>
-          <w:kern w:val="0"/>
-          <w14:ligatures w14:val="none"/>
-        </w:rPr>
-      </w:pPr>
-      <w:r>
-        <w:rPr>
-          <w:rFonts w:eastAsia="Times New Roman" w:cstheme="minorHAnsi"/>
-          <w:color w:val="DC143C"/>
-          <w:kern w:val="0"/>
-          <w:sz w:val="20"/>
-          <w:szCs w:val="20"/>
-          <w14:ligatures w14:val="none"/>
-        </w:rPr>
-        <w:t>CROSS JOIN</w:t>
-      </w:r>
-      <w:r>
-        <w:rPr>
-          <w:rFonts w:eastAsia="Times New Roman" w:cstheme="minorHAnsi"/>
-          <w:color w:val="000000"/>
-          <w:kern w:val="0"/>
-          <w14:ligatures w14:val="none"/>
-        </w:rPr>
-        <w:t>: Returns the Cartesian product of two or more tables (combines every row from the first table with every row from the second table)</w:t>
-      </w:r>
-    </w:p>
-    <w:p>
-      <w:pPr>
-        <w:shd w:val="clear" w:color="auto" w:fill="FFFFFF"/>
-        <w:spacing w:before="100" w:beforeAutospacing="1" w:after="100" w:afterAutospacing="1" w:line="240" w:lineRule="auto"/>
-        <w:rPr>
-          <w:rFonts w:eastAsia="Times New Roman" w:cstheme="minorHAnsi"/>
-          <w:color w:val="000000"/>
-          <w:kern w:val="0"/>
-          <w14:ligatures w14:val="none"/>
-        </w:rPr>
-      </w:pPr>
+        <w:t>An aggregate function takes many rows of a column and returns one summarized value</w:t>
+      </w:r>
     </w:p>
     <w:p>
       <w:pPr>
@@ -10414,27 +11338,19 @@
           <w:rFonts w:cstheme="minorHAnsi"/>
         </w:rPr>
       </w:pPr>
-    </w:p>
-    <w:p>
-      <w:pPr>
-        <w:pStyle w:val="ListParagraph"/>
-        <w:numPr>
-          <w:ilvl w:val="0"/>
-          <w:numId w:val="2"/>
-        </w:numPr>
-        <w:rPr>
-          <w:rFonts w:cstheme="minorHAnsi"/>
-          <w:b/>
-          <w:bCs/>
-        </w:rPr>
-      </w:pPr>
-      <w:r>
-        <w:rPr>
-          <w:rFonts w:cstheme="minorHAnsi"/>
-          <w:b/>
-          <w:bCs/>
-        </w:rPr>
-        <w:t>Aggregation (Summaries)</w:t>
+      <w:r>
+        <w:rPr>
+          <w:rFonts w:cstheme="minorHAnsi"/>
+          <w:b/>
+          <w:bCs/>
+        </w:rPr>
+        <w:t>Functions</w:t>
+      </w:r>
+      <w:r>
+        <w:rPr>
+          <w:rFonts w:cstheme="minorHAnsi"/>
+        </w:rPr>
+        <w:t>: COUNT, SUM, AVG, MIN, MAX</w:t>
       </w:r>
     </w:p>
     <w:p>
@@ -10452,7 +11368,7 @@
         <w:rPr>
           <w:rFonts w:cstheme="minorHAnsi"/>
         </w:rPr>
-        <w:t>An aggregate function takes many rows of a column and returns one summarized value</w:t>
+        <w:t>Usually used with GROUP BY and sometimes HAVING.</w:t>
       </w:r>
     </w:p>
     <w:p>
@@ -10469,16 +11385,14 @@
       <w:r>
         <w:rPr>
           <w:rFonts w:cstheme="minorHAnsi"/>
-          <w:b/>
-          <w:bCs/>
-        </w:rPr>
-        <w:t>Functions</w:t>
-      </w:r>
-      <w:r>
-        <w:rPr>
-          <w:rFonts w:cstheme="minorHAnsi"/>
-        </w:rPr>
-        <w:t>: COUNT, SUM, AVG, MIN, MAX</w:t>
+        </w:rPr>
+        <w:t>SUM, AVG, MIN, MAX ignore NULL values</w:t>
+      </w:r>
+      <w:r>
+        <w:rPr>
+          <w:rFonts w:cstheme="minorHAnsi"/>
+        </w:rPr>
+        <w:t>.</w:t>
       </w:r>
     </w:p>
     <w:p>
@@ -10496,48 +11410,6 @@
         <w:rPr>
           <w:rFonts w:cstheme="minorHAnsi"/>
         </w:rPr>
-        <w:t>Usually used with GROUP BY and sometimes HAVING.</w:t>
-      </w:r>
-    </w:p>
-    <w:p>
-      <w:pPr>
-        <w:pStyle w:val="ListParagraph"/>
-        <w:numPr>
-          <w:ilvl w:val="1"/>
-          <w:numId w:val="2"/>
-        </w:numPr>
-        <w:rPr>
-          <w:rFonts w:cstheme="minorHAnsi"/>
-        </w:rPr>
-      </w:pPr>
-      <w:r>
-        <w:rPr>
-          <w:rFonts w:cstheme="minorHAnsi"/>
-        </w:rPr>
-        <w:t>SUM, AVG, MIN, MAX ignore NULL values</w:t>
-      </w:r>
-      <w:r>
-        <w:rPr>
-          <w:rFonts w:cstheme="minorHAnsi"/>
-        </w:rPr>
-        <w:t>.</w:t>
-      </w:r>
-    </w:p>
-    <w:p>
-      <w:pPr>
-        <w:pStyle w:val="ListParagraph"/>
-        <w:numPr>
-          <w:ilvl w:val="1"/>
-          <w:numId w:val="2"/>
-        </w:numPr>
-        <w:rPr>
-          <w:rFonts w:cstheme="minorHAnsi"/>
-        </w:rPr>
-      </w:pPr>
-      <w:r>
-        <w:rPr>
-          <w:rFonts w:cstheme="minorHAnsi"/>
-        </w:rPr>
         <w:t>COUNT(*) counts all rows, including rows where some columns are NULL</w:t>
       </w:r>
     </w:p>
@@ -10555,6 +11427,7 @@
           <w:b/>
           <w:bCs/>
         </w:rPr>
+        <w:lastRenderedPageBreak/>
         <w:t>1. What is Conditional Aggregation?</w:t>
       </w:r>
     </w:p>
@@ -10622,7 +11495,6 @@
           <w:rFonts w:cstheme="minorHAnsi"/>
           <w:noProof/>
         </w:rPr>
-        <w:lastRenderedPageBreak/>
         <w:drawing>
           <wp:inline distT="0" distB="0" distL="0" distR="0" wp14:anchorId="6A432B80" wp14:editId="6D4D9E30">
             <wp:extent cx="5943600" cy="1735455"/>
@@ -10639,7 +11511,7 @@
                     <pic:cNvPicPr/>
                   </pic:nvPicPr>
                   <pic:blipFill>
-                    <a:blip r:embed="rId41"/>
+                    <a:blip r:embed="rId44"/>
                     <a:stretch>
                       <a:fillRect/>
                     </a:stretch>
@@ -10671,6 +11543,8 @@
       <w:pPr>
         <w:rPr>
           <w:rFonts w:cstheme="minorHAnsi"/>
+          <w:b/>
+          <w:bCs/>
         </w:rPr>
       </w:pPr>
       <w:r>
@@ -10694,7 +11568,7 @@
                     <pic:cNvPicPr/>
                   </pic:nvPicPr>
                   <pic:blipFill>
-                    <a:blip r:embed="rId42"/>
+                    <a:blip r:embed="rId45"/>
                     <a:stretch>
                       <a:fillRect/>
                     </a:stretch>
@@ -10739,61 +11613,6 @@
     </w:p>
     <w:p>
       <w:pPr>
-        <w:pStyle w:val="ListParagraph"/>
-        <w:ind w:left="1440"/>
-        <w:rPr>
-          <w:rFonts w:cstheme="minorHAnsi"/>
-          <w:b/>
-          <w:bCs/>
-        </w:rPr>
-      </w:pPr>
-    </w:p>
-    <w:p>
-      <w:pPr>
-        <w:pStyle w:val="ListParagraph"/>
-        <w:ind w:left="1440"/>
-        <w:rPr>
-          <w:rFonts w:cstheme="minorHAnsi"/>
-          <w:b/>
-          <w:bCs/>
-        </w:rPr>
-      </w:pPr>
-    </w:p>
-    <w:p>
-      <w:pPr>
-        <w:pStyle w:val="ListParagraph"/>
-        <w:ind w:left="1440"/>
-        <w:rPr>
-          <w:rFonts w:cstheme="minorHAnsi"/>
-          <w:b/>
-          <w:bCs/>
-        </w:rPr>
-      </w:pPr>
-    </w:p>
-    <w:p>
-      <w:pPr>
-        <w:pStyle w:val="ListParagraph"/>
-        <w:ind w:left="1440"/>
-        <w:rPr>
-          <w:rFonts w:cstheme="minorHAnsi"/>
-          <w:b/>
-          <w:bCs/>
-        </w:rPr>
-      </w:pPr>
-    </w:p>
-    <w:p>
-      <w:pPr>
-        <w:pStyle w:val="ListParagraph"/>
-        <w:ind w:left="1440"/>
-        <w:rPr>
-          <w:rFonts w:cstheme="minorHAnsi"/>
-          <w:b/>
-          <w:bCs/>
-        </w:rPr>
-      </w:pPr>
-    </w:p>
-    <w:p>
-      <w:pPr>
         <w:rPr>
           <w:rFonts w:cstheme="minorHAnsi"/>
           <w:b/>
@@ -10877,6 +11696,7 @@
           <w:rFonts w:cstheme="minorHAnsi"/>
           <w:noProof/>
         </w:rPr>
+        <w:lastRenderedPageBreak/>
         <w:drawing>
           <wp:inline distT="0" distB="0" distL="0" distR="0" wp14:anchorId="4F486056" wp14:editId="26A4ADA4">
             <wp:extent cx="5877745" cy="943107"/>
@@ -10893,7 +11713,7 @@
                     <pic:cNvPicPr/>
                   </pic:nvPicPr>
                   <pic:blipFill>
-                    <a:blip r:embed="rId43"/>
+                    <a:blip r:embed="rId46"/>
                     <a:stretch>
                       <a:fillRect/>
                     </a:stretch>
@@ -10935,7 +11755,6 @@
           <w:b/>
           <w:bCs/>
         </w:rPr>
-        <w:lastRenderedPageBreak/>
         <w:t>COUNT with CASE WHEN</w:t>
       </w:r>
     </w:p>
@@ -10993,7 +11812,7 @@
                     <pic:cNvPicPr/>
                   </pic:nvPicPr>
                   <pic:blipFill>
-                    <a:blip r:embed="rId44"/>
+                    <a:blip r:embed="rId47"/>
                     <a:stretch>
                       <a:fillRect/>
                     </a:stretch>
@@ -11137,7 +11956,7 @@
                     <pic:cNvPicPr/>
                   </pic:nvPicPr>
                   <pic:blipFill>
-                    <a:blip r:embed="rId45"/>
+                    <a:blip r:embed="rId48"/>
                     <a:stretch>
                       <a:fillRect/>
                     </a:stretch>
@@ -11250,7 +12069,7 @@
                     <pic:cNvPicPr/>
                   </pic:nvPicPr>
                   <pic:blipFill>
-                    <a:blip r:embed="rId46"/>
+                    <a:blip r:embed="rId49"/>
                     <a:stretch>
                       <a:fillRect/>
                     </a:stretch>
@@ -11327,6 +12146,7 @@
           <w:rFonts w:cstheme="minorHAnsi"/>
           <w:noProof/>
         </w:rPr>
+        <w:lastRenderedPageBreak/>
         <w:drawing>
           <wp:inline distT="0" distB="0" distL="0" distR="0" wp14:anchorId="35771249" wp14:editId="7A1B04F0">
             <wp:extent cx="5943600" cy="1259205"/>
@@ -11343,7 +12163,7 @@
                     <pic:cNvPicPr/>
                   </pic:nvPicPr>
                   <pic:blipFill>
-                    <a:blip r:embed="rId47"/>
+                    <a:blip r:embed="rId50"/>
                     <a:stretch>
                       <a:fillRect/>
                     </a:stretch>
@@ -11428,7 +12248,7 @@
                     <pic:cNvPicPr/>
                   </pic:nvPicPr>
                   <pic:blipFill>
-                    <a:blip r:embed="rId48"/>
+                    <a:blip r:embed="rId51"/>
                     <a:stretch>
                       <a:fillRect/>
                     </a:stretch>
@@ -11562,7 +12382,7 @@
                     <pic:cNvPicPr/>
                   </pic:nvPicPr>
                   <pic:blipFill>
-                    <a:blip r:embed="rId49"/>
+                    <a:blip r:embed="rId52"/>
                     <a:stretch>
                       <a:fillRect/>
                     </a:stretch>
@@ -11689,7 +12509,6 @@
           <w:rFonts w:cstheme="minorHAnsi"/>
           <w:noProof/>
         </w:rPr>
-        <w:lastRenderedPageBreak/>
         <w:drawing>
           <wp:inline distT="0" distB="0" distL="0" distR="0" wp14:anchorId="30480352" wp14:editId="55B41CBB">
             <wp:extent cx="4725059" cy="466790"/>
@@ -11706,7 +12525,7 @@
                     <pic:cNvPicPr/>
                   </pic:nvPicPr>
                   <pic:blipFill>
-                    <a:blip r:embed="rId50"/>
+                    <a:blip r:embed="rId53"/>
                     <a:stretch>
                       <a:fillRect/>
                     </a:stretch>
@@ -11811,7 +12630,7 @@
                     <pic:cNvPicPr/>
                   </pic:nvPicPr>
                   <pic:blipFill>
-                    <a:blip r:embed="rId51"/>
+                    <a:blip r:embed="rId54"/>
                     <a:stretch>
                       <a:fillRect/>
                     </a:stretch>
@@ -11888,7 +12707,7 @@
                     <pic:cNvPicPr/>
                   </pic:nvPicPr>
                   <pic:blipFill>
-                    <a:blip r:embed="rId52"/>
+                    <a:blip r:embed="rId55"/>
                     <a:stretch>
                       <a:fillRect/>
                     </a:stretch>
@@ -12018,6 +12837,7 @@
           <w:b/>
           <w:bCs/>
         </w:rPr>
+        <w:lastRenderedPageBreak/>
         <w:t>CTEs</w:t>
       </w:r>
       <w:r>
@@ -12120,7 +12940,6 @@
           <w:b/>
           <w:bCs/>
         </w:rPr>
-        <w:lastRenderedPageBreak/>
         <w:t>Partitioned Tables</w:t>
       </w:r>
     </w:p>
@@ -12328,7 +13147,7 @@
                     <pic:cNvPicPr/>
                   </pic:nvPicPr>
                   <pic:blipFill>
-                    <a:blip r:embed="rId53"/>
+                    <a:blip r:embed="rId56"/>
                     <a:stretch>
                       <a:fillRect/>
                     </a:stretch>
@@ -12394,6 +13213,7 @@
           <w:rFonts w:cstheme="minorHAnsi"/>
           <w:noProof/>
         </w:rPr>
+        <w:lastRenderedPageBreak/>
         <w:drawing>
           <wp:inline distT="0" distB="0" distL="0" distR="0" wp14:anchorId="48C1ADEB" wp14:editId="1CD75F70">
             <wp:extent cx="5943600" cy="1342390"/>
@@ -12410,7 +13230,7 @@
                     <pic:cNvPicPr/>
                   </pic:nvPicPr>
                   <pic:blipFill>
-                    <a:blip r:embed="rId54"/>
+                    <a:blip r:embed="rId57"/>
                     <a:stretch>
                       <a:fillRect/>
                     </a:stretch>
@@ -12458,7 +13278,6 @@
         <w:rPr>
           <w:rFonts w:cstheme="minorHAnsi"/>
         </w:rPr>
-        <w:lastRenderedPageBreak/>
         <w:t>If </w:t>
       </w:r>
       <w:r>
@@ -12517,7 +13336,7 @@
                     <pic:cNvPicPr/>
                   </pic:nvPicPr>
                   <pic:blipFill>
-                    <a:blip r:embed="rId55"/>
+                    <a:blip r:embed="rId58"/>
                     <a:stretch>
                       <a:fillRect/>
                     </a:stretch>
@@ -12586,7 +13405,7 @@
                     <pic:cNvPicPr/>
                   </pic:nvPicPr>
                   <pic:blipFill>
-                    <a:blip r:embed="rId56"/>
+                    <a:blip r:embed="rId59"/>
                     <a:stretch>
                       <a:fillRect/>
                     </a:stretch>
@@ -12821,6 +13640,7 @@
           <w:b/>
           <w:bCs/>
         </w:rPr>
+        <w:lastRenderedPageBreak/>
         <w:t>Real-world analogy:</w:t>
       </w:r>
       <w:r>
@@ -12901,7 +13721,6 @@
           <w:b/>
           <w:bCs/>
         </w:rPr>
-        <w:lastRenderedPageBreak/>
         <w:t>Real-world analogy:</w:t>
       </w:r>
       <w:r>
@@ -13146,7 +13965,7 @@
                     <pic:cNvPicPr/>
                   </pic:nvPicPr>
                   <pic:blipFill>
-                    <a:blip r:embed="rId57"/>
+                    <a:blip r:embed="rId60"/>
                     <a:stretch>
                       <a:fillRect/>
                     </a:stretch>
@@ -13295,7 +14114,6 @@
         <w:rPr>
           <w:rFonts w:cstheme="minorHAnsi"/>
         </w:rPr>
-        <w:lastRenderedPageBreak/>
         <w:t>NULL values inside the IN list are ignored (they never cause a match)</w:t>
       </w:r>
     </w:p>
@@ -13416,7 +14234,7 @@
                     <pic:cNvPicPr/>
                   </pic:nvPicPr>
                   <pic:blipFill>
-                    <a:blip r:embed="rId58"/>
+                    <a:blip r:embed="rId61"/>
                     <a:stretch>
                       <a:fillRect/>
                     </a:stretch>
@@ -13490,7 +14308,7 @@
                     <pic:cNvPicPr/>
                   </pic:nvPicPr>
                   <pic:blipFill>
-                    <a:blip r:embed="rId59"/>
+                    <a:blip r:embed="rId62"/>
                     <a:stretch>
                       <a:fillRect/>
                     </a:stretch>
@@ -13614,6 +14432,7 @@
           <w:rFonts w:cstheme="minorHAnsi"/>
           <w:noProof/>
         </w:rPr>
+        <w:lastRenderedPageBreak/>
         <w:drawing>
           <wp:inline distT="0" distB="0" distL="0" distR="0" wp14:anchorId="16C4D529" wp14:editId="183247D6">
             <wp:extent cx="5439534" cy="724001"/>
@@ -13630,7 +14449,7 @@
                     <pic:cNvPicPr/>
                   </pic:nvPicPr>
                   <pic:blipFill>
-                    <a:blip r:embed="rId60"/>
+                    <a:blip r:embed="rId63"/>
                     <a:stretch>
                       <a:fillRect/>
                     </a:stretch>
@@ -13677,7 +14496,6 @@
           <w:rFonts w:cstheme="minorHAnsi"/>
           <w:noProof/>
         </w:rPr>
-        <w:lastRenderedPageBreak/>
         <w:drawing>
           <wp:inline distT="0" distB="0" distL="0" distR="0" wp14:anchorId="4C824FD7" wp14:editId="652BF4E3">
             <wp:extent cx="5943600" cy="2044700"/>
@@ -13694,7 +14512,7 @@
                     <pic:cNvPicPr/>
                   </pic:nvPicPr>
                   <pic:blipFill>
-                    <a:blip r:embed="rId61"/>
+                    <a:blip r:embed="rId64"/>
                     <a:stretch>
                       <a:fillRect/>
                     </a:stretch>
@@ -13889,6 +14707,7 @@
           <w:rFonts w:cstheme="minorHAnsi"/>
           <w:noProof/>
         </w:rPr>
+        <w:lastRenderedPageBreak/>
         <w:drawing>
           <wp:inline distT="0" distB="0" distL="0" distR="0" wp14:anchorId="7301BF98" wp14:editId="5B8FA0E1">
             <wp:extent cx="5943600" cy="1452245"/>
@@ -13905,7 +14724,7 @@
                     <pic:cNvPicPr/>
                   </pic:nvPicPr>
                   <pic:blipFill>
-                    <a:blip r:embed="rId62"/>
+                    <a:blip r:embed="rId65"/>
                     <a:stretch>
                       <a:fillRect/>
                     </a:stretch>
@@ -13979,7 +14798,6 @@
           <w:b/>
           <w:bCs/>
         </w:rPr>
-        <w:lastRenderedPageBreak/>
         <w:t>What it is:</w:t>
       </w:r>
       <w:r>
@@ -14030,7 +14848,7 @@
                     <pic:cNvPicPr/>
                   </pic:nvPicPr>
                   <pic:blipFill>
-                    <a:blip r:embed="rId63"/>
+                    <a:blip r:embed="rId66"/>
                     <a:stretch>
                       <a:fillRect/>
                     </a:stretch>
@@ -14266,7 +15084,7 @@
                     <pic:cNvPicPr/>
                   </pic:nvPicPr>
                   <pic:blipFill>
-                    <a:blip r:embed="rId64"/>
+                    <a:blip r:embed="rId67"/>
                     <a:stretch>
                       <a:fillRect/>
                     </a:stretch>
@@ -14315,7 +15133,6 @@
           <w:b/>
           <w:bCs/>
         </w:rPr>
-        <w:lastRenderedPageBreak/>
         <w:t>6. Special Operators — LIKE and NOT LIKE</w:t>
       </w:r>
     </w:p>
@@ -14413,7 +15230,7 @@
                     <pic:cNvPicPr/>
                   </pic:nvPicPr>
                   <pic:blipFill>
-                    <a:blip r:embed="rId65"/>
+                    <a:blip r:embed="rId68"/>
                     <a:stretch>
                       <a:fillRect/>
                     </a:stretch>
@@ -14452,6 +15269,7 @@
           <w:rFonts w:cstheme="minorHAnsi"/>
           <w:noProof/>
         </w:rPr>
+        <w:lastRenderedPageBreak/>
         <w:drawing>
           <wp:inline distT="0" distB="0" distL="0" distR="0" wp14:anchorId="64CE719F" wp14:editId="61BF7807">
             <wp:extent cx="5943600" cy="3485515"/>
@@ -14468,7 +15286,7 @@
                     <pic:cNvPicPr/>
                   </pic:nvPicPr>
                   <pic:blipFill>
-                    <a:blip r:embed="rId66"/>
+                    <a:blip r:embed="rId69"/>
                     <a:stretch>
                       <a:fillRect/>
                     </a:stretch>
@@ -14500,7 +15318,6 @@
           <w:rFonts w:cstheme="minorHAnsi"/>
           <w:noProof/>
         </w:rPr>
-        <w:lastRenderedPageBreak/>
         <w:drawing>
           <wp:inline distT="0" distB="0" distL="0" distR="0" wp14:anchorId="07156EED" wp14:editId="00410176">
             <wp:extent cx="5943600" cy="2299335"/>
@@ -14517,7 +15334,7 @@
                     <pic:cNvPicPr/>
                   </pic:nvPicPr>
                   <pic:blipFill>
-                    <a:blip r:embed="rId67"/>
+                    <a:blip r:embed="rId70"/>
                     <a:stretch>
                       <a:fillRect/>
                     </a:stretch>
@@ -14678,6 +15495,7 @@
         <w:rPr>
           <w:rFonts w:cstheme="minorHAnsi"/>
         </w:rPr>
+        <w:lastRenderedPageBreak/>
         <w:t>LIKE '%text%' is slow on large tables because the database must scan every row — it cannot use indexes efficiently</w:t>
       </w:r>
     </w:p>
@@ -14745,7 +15563,7 @@
                     <pic:cNvPicPr/>
                   </pic:nvPicPr>
                   <pic:blipFill>
-                    <a:blip r:embed="rId68"/>
+                    <a:blip r:embed="rId71"/>
                     <a:stretch>
                       <a:fillRect/>
                     </a:stretch>
@@ -14803,7 +15621,6 @@
         <w:rPr>
           <w:rFonts w:cstheme="minorHAnsi"/>
         </w:rPr>
-        <w:lastRenderedPageBreak/>
         <w:t xml:space="preserve">Union (UNION) - </w:t>
       </w:r>
       <w:r>
@@ -15109,6 +15926,7 @@
           <w:b/>
           <w:bCs/>
         </w:rPr>
+        <w:lastRenderedPageBreak/>
         <w:t>Order By clause</w:t>
       </w:r>
     </w:p>
@@ -15429,7 +16247,7 @@
                     <pic:cNvPicPr/>
                   </pic:nvPicPr>
                   <pic:blipFill>
-                    <a:blip r:embed="rId69"/>
+                    <a:blip r:embed="rId72"/>
                     <a:stretch>
                       <a:fillRect/>
                     </a:stretch>
@@ -15722,7 +16540,7 @@
                     <pic:cNvPicPr/>
                   </pic:nvPicPr>
                   <pic:blipFill>
-                    <a:blip r:embed="rId70"/>
+                    <a:blip r:embed="rId73"/>
                     <a:stretch>
                       <a:fillRect/>
                     </a:stretch>
@@ -15928,7 +16746,7 @@
                     <pic:cNvPicPr/>
                   </pic:nvPicPr>
                   <pic:blipFill>
-                    <a:blip r:embed="rId71"/>
+                    <a:blip r:embed="rId74"/>
                     <a:stretch>
                       <a:fillRect/>
                     </a:stretch>
@@ -16052,7 +16870,7 @@
                     <pic:cNvPicPr/>
                   </pic:nvPicPr>
                   <pic:blipFill>
-                    <a:blip r:embed="rId72"/>
+                    <a:blip r:embed="rId75"/>
                     <a:stretch>
                       <a:fillRect/>
                     </a:stretch>
@@ -16188,7 +17006,7 @@
                     <pic:cNvPicPr/>
                   </pic:nvPicPr>
                   <pic:blipFill>
-                    <a:blip r:embed="rId73"/>
+                    <a:blip r:embed="rId76"/>
                     <a:stretch>
                       <a:fillRect/>
                     </a:stretch>
@@ -16314,7 +17132,7 @@
                     <pic:cNvPicPr/>
                   </pic:nvPicPr>
                   <pic:blipFill>
-                    <a:blip r:embed="rId74"/>
+                    <a:blip r:embed="rId77"/>
                     <a:stretch>
                       <a:fillRect/>
                     </a:stretch>
@@ -16415,7 +17233,7 @@
                     <pic:cNvPicPr/>
                   </pic:nvPicPr>
                   <pic:blipFill>
-                    <a:blip r:embed="rId75"/>
+                    <a:blip r:embed="rId78"/>
                     <a:stretch>
                       <a:fillRect/>
                     </a:stretch>
@@ -16552,7 +17370,7 @@
                     <pic:cNvPicPr/>
                   </pic:nvPicPr>
                   <pic:blipFill>
-                    <a:blip r:embed="rId76"/>
+                    <a:blip r:embed="rId79"/>
                     <a:stretch>
                       <a:fillRect/>
                     </a:stretch>
@@ -16620,7 +17438,7 @@
                     <pic:cNvPicPr/>
                   </pic:nvPicPr>
                   <pic:blipFill>
-                    <a:blip r:embed="rId77"/>
+                    <a:blip r:embed="rId80"/>
                     <a:stretch>
                       <a:fillRect/>
                     </a:stretch>
@@ -16668,7 +17486,7 @@
                     <pic:cNvPicPr/>
                   </pic:nvPicPr>
                   <pic:blipFill>
-                    <a:blip r:embed="rId78"/>
+                    <a:blip r:embed="rId81"/>
                     <a:stretch>
                       <a:fillRect/>
                     </a:stretch>
